--- a/01. JAVA/01. SOAP JAVA/01. UML/01. ERS/ERS_Conversion_SOAP_JAVA_GR07.docx
+++ b/01. JAVA/01. SOAP JAVA/01. UML/01. ERS/ERS_Conversion_SOAP_JAVA_GR07.docx
@@ -20,7 +20,6 @@
           <w:docGrid w:linePitch="360"/>
         </w:sectPr>
       </w:pPr>
-      <w:bookmarkStart w:id="0" w:name="_GoBack"/>
       <w:r>
         <w:rPr>
           <w:noProof/>
@@ -962,6 +961,7 @@
                                   <w:calendar w:val="gregorian"/>
                                 </w:date>
                               </w:sdtPr>
+                              <w:sdtEndPr/>
                               <w:sdtContent>
                                 <w:p>
                                   <w:pPr>
@@ -4410,7 +4410,7 @@
       <w:pPr>
         <w:pStyle w:val="Ttulo1"/>
       </w:pPr>
-      <w:bookmarkStart w:id="1" w:name="_Toc229416141"/>
+      <w:bookmarkStart w:id="0" w:name="_Toc229416141"/>
       <w:r>
         <w:lastRenderedPageBreak/>
         <w:t xml:space="preserve">ESPECIFICACIÓN DE </w:t>
@@ -4430,7 +4430,7 @@
       <w:r>
         <w:t>CONVERSIÓN LONGITUD, MASA Y TEMPERATURA</w:t>
       </w:r>
-      <w:bookmarkEnd w:id="1"/>
+      <w:bookmarkEnd w:id="0"/>
     </w:p>
     <w:sdt>
       <w:sdtPr>
@@ -4440,6 +4440,7 @@
           <w:docPartUnique/>
         </w:docPartObj>
       </w:sdtPr>
+      <w:sdtEndPr/>
       <w:sdtContent>
         <w:p>
           <w:r>
@@ -9710,8 +9711,8 @@
         <w:lastRenderedPageBreak/>
         <w:fldChar w:fldCharType="end"/>
       </w:r>
-      <w:bookmarkStart w:id="2" w:name="_bookmark0"/>
-      <w:bookmarkEnd w:id="2"/>
+      <w:bookmarkStart w:id="1" w:name="_bookmark0"/>
+      <w:bookmarkEnd w:id="1"/>
     </w:p>
     <w:p>
       <w:pPr>
@@ -9977,13 +9978,13 @@
           <w:numId w:val="1"/>
         </w:numPr>
       </w:pPr>
-      <w:bookmarkStart w:id="3" w:name="_bookmark1"/>
-      <w:bookmarkStart w:id="4" w:name="_Toc229416142"/>
+      <w:bookmarkStart w:id="2" w:name="_bookmark1"/>
+      <w:bookmarkStart w:id="3" w:name="_Toc229416142"/>
+      <w:bookmarkEnd w:id="2"/>
+      <w:r>
+        <w:t>Introducción</w:t>
+      </w:r>
       <w:bookmarkEnd w:id="3"/>
-      <w:r>
-        <w:t>Introducción</w:t>
-      </w:r>
-      <w:bookmarkEnd w:id="4"/>
     </w:p>
     <w:p>
       <w:r>
@@ -10021,15 +10022,7 @@
       </w:r>
       <w:proofErr w:type="spellEnd"/>
       <w:r>
-        <w:t xml:space="preserve"> EE 10 y </w:t>
-      </w:r>
-      <w:proofErr w:type="spellStart"/>
-      <w:r>
-        <w:t>MariaDB</w:t>
-      </w:r>
-      <w:proofErr w:type="spellEnd"/>
-      <w:r>
-        <w:t>, empleando servicios web SOAP para la comunicación entre el servidor y los distintos clientes desarrollados. La solución contará con clientes de consola, escritorio, web y móvil, todos conectados a un único servicio centralizado.</w:t>
+        <w:t xml:space="preserve"> EE 10, empleando servicios web SOAP para la comunicación entre el servidor y los distintos clientes desarrollados. La solución contará con clientes de consola, escritorio, web y móvil, todos conectados a un único servicio centralizado.</w:t>
       </w:r>
     </w:p>
     <w:p>
@@ -10057,13 +10050,13 @@
           <w:numId w:val="1"/>
         </w:numPr>
       </w:pPr>
-      <w:bookmarkStart w:id="5" w:name="_bookmark2"/>
-      <w:bookmarkStart w:id="6" w:name="_Toc229416143"/>
+      <w:bookmarkStart w:id="4" w:name="_bookmark2"/>
+      <w:bookmarkStart w:id="5" w:name="_Toc229416143"/>
+      <w:bookmarkEnd w:id="4"/>
+      <w:r>
+        <w:t>Propósito</w:t>
+      </w:r>
       <w:bookmarkEnd w:id="5"/>
-      <w:r>
-        <w:t>Propósito</w:t>
-      </w:r>
-      <w:bookmarkEnd w:id="6"/>
     </w:p>
     <w:p>
       <w:r>
@@ -10144,21 +10137,8 @@
     </w:p>
     <w:p>
       <w:r>
-        <w:t xml:space="preserve">Asimismo, el documento establece las validaciones necesarias para asegurar el correcto ingreso de datos, evitando campos vacíos y entradas no numéricas, además de definir el almacenamiento de conversiones realizadas en una base de datos </w:t>
-      </w:r>
-      <w:proofErr w:type="spellStart"/>
-      <w:r>
-        <w:t>MariaDB</w:t>
-      </w:r>
-      <w:proofErr w:type="spellEnd"/>
-      <w:r>
-        <w:t xml:space="preserve"> denominada </w:t>
-      </w:r>
-      <w:proofErr w:type="spellStart"/>
-      <w:r>
-        <w:t>ConversionDB</w:t>
-      </w:r>
-      <w:proofErr w:type="spellEnd"/>
+        <w:t>Asimismo, el documento establece las validaciones necesarias para asegurar el correcto ingreso de datos, evitando campos vacíos y entradas no numéricas</w:t>
+      </w:r>
       <w:r>
         <w:t>.</w:t>
       </w:r>
@@ -10246,13 +10226,13 @@
         </w:numPr>
         <w:spacing w:line="276" w:lineRule="auto"/>
       </w:pPr>
-      <w:bookmarkStart w:id="7" w:name="_bookmark3"/>
-      <w:bookmarkStart w:id="8" w:name="_Toc229416144"/>
+      <w:bookmarkStart w:id="6" w:name="_bookmark3"/>
+      <w:bookmarkStart w:id="7" w:name="_Toc229416144"/>
+      <w:bookmarkEnd w:id="6"/>
+      <w:r>
+        <w:t>Alcance</w:t>
+      </w:r>
       <w:bookmarkEnd w:id="7"/>
-      <w:r>
-        <w:t>Alcance</w:t>
-      </w:r>
-      <w:bookmarkEnd w:id="8"/>
     </w:p>
     <w:p>
       <w:pPr>
@@ -10387,33 +10367,27 @@
         <w:rPr>
           <w:szCs w:val="24"/>
         </w:rPr>
-        <w:t xml:space="preserve">El sistema contará con una capa lógica centralizada encargada de realizar las conversiones matemáticas entre unidades de longitud, masa y temperatura. Esta capa será implementada mediante servicios web SOAP desarrollados en Java, responsables </w:t>
+        <w:t xml:space="preserve">El sistema contará con una capa lógica centralizada encargada de realizar las conversiones matemáticas entre unidades de longitud, masa y temperatura. Esta capa será implementada mediante servicios web SOAP desarrollados en Java, responsables de ejecutar las fórmulas correspondientes y devolver resultados precisos a los </w:t>
       </w:r>
       <w:r>
         <w:rPr>
           <w:szCs w:val="24"/>
         </w:rPr>
+        <w:t>diferentes clientes conectados.</w:t>
+      </w:r>
+    </w:p>
+    <w:p>
+      <w:pPr>
+        <w:spacing w:line="276" w:lineRule="auto"/>
+        <w:rPr>
+          <w:szCs w:val="24"/>
+        </w:rPr>
+      </w:pPr>
+      <w:r>
+        <w:rPr>
+          <w:szCs w:val="24"/>
+        </w:rPr>
         <w:lastRenderedPageBreak/>
-        <w:t xml:space="preserve">de ejecutar las fórmulas correspondientes y devolver resultados precisos a los </w:t>
-      </w:r>
-      <w:r>
-        <w:rPr>
-          <w:szCs w:val="24"/>
-        </w:rPr>
-        <w:t>diferentes clientes conectados.</w:t>
-      </w:r>
-    </w:p>
-    <w:p>
-      <w:pPr>
-        <w:spacing w:line="276" w:lineRule="auto"/>
-        <w:rPr>
-          <w:szCs w:val="24"/>
-        </w:rPr>
-      </w:pPr>
-      <w:r>
-        <w:rPr>
-          <w:szCs w:val="24"/>
-        </w:rPr>
         <w:t>El módulo garantizará consistencia en las operaciones, centralizando todas las reglas de conversión y permitiendo reutilización de funcionalidades de</w:t>
       </w:r>
       <w:r>
@@ -10982,7 +10956,14 @@
         <w:rPr>
           <w:szCs w:val="24"/>
         </w:rPr>
-        <w:t>En caso de errores, el sistema mostrará mensajes de advertencia o validación adecuados para garantizar integridad y confiabilidad en el uso de la aplicación.</w:t>
+        <w:t xml:space="preserve">En caso de errores, el sistema mostrará mensajes de advertencia o validación adecuados </w:t>
+      </w:r>
+      <w:r>
+        <w:rPr>
+          <w:szCs w:val="24"/>
+        </w:rPr>
+        <w:lastRenderedPageBreak/>
+        <w:t>para garantizar integridad y confiabilidad en el uso de la aplicación.</w:t>
       </w:r>
     </w:p>
     <w:p/>
@@ -10994,57 +10975,57 @@
           <w:numId w:val="2"/>
         </w:numPr>
       </w:pPr>
-      <w:bookmarkStart w:id="9" w:name="_bookmark4"/>
-      <w:bookmarkStart w:id="10" w:name="_Toc229416145"/>
+      <w:bookmarkStart w:id="8" w:name="_bookmark4"/>
+      <w:bookmarkStart w:id="9" w:name="_Toc229416145"/>
+      <w:bookmarkEnd w:id="8"/>
+      <w:r>
+        <w:t>Definiciones, Acrónimos y Abreviaturas</w:t>
+      </w:r>
       <w:bookmarkEnd w:id="9"/>
-      <w:r>
-        <w:t>Definiciones, Acrónimos y Abreviaturas</w:t>
+    </w:p>
+    <w:p>
+      <w:pPr>
+        <w:pStyle w:val="Ttulo2"/>
+      </w:pPr>
+      <w:bookmarkStart w:id="10" w:name="_Toc229416146"/>
+      <w:r>
+        <w:t>4.1 Definiciones</w:t>
       </w:r>
       <w:bookmarkEnd w:id="10"/>
     </w:p>
     <w:p>
       <w:pPr>
-        <w:pStyle w:val="Ttulo2"/>
-      </w:pPr>
-      <w:bookmarkStart w:id="11" w:name="_Toc229416146"/>
-      <w:r>
-        <w:t>4.1 Definiciones</w:t>
+        <w:pStyle w:val="Descripcin"/>
+      </w:pPr>
+      <w:bookmarkStart w:id="11" w:name="_Toc221056207"/>
+      <w:r>
+        <w:t xml:space="preserve">Tabla </w:t>
+      </w:r>
+      <w:r>
+        <w:fldChar w:fldCharType="begin"/>
+      </w:r>
+      <w:r>
+        <w:instrText xml:space="preserve"> SEQ Tabla \* ARABIC </w:instrText>
+      </w:r>
+      <w:r>
+        <w:fldChar w:fldCharType="separate"/>
+      </w:r>
+      <w:r>
+        <w:rPr>
+          <w:noProof/>
+        </w:rPr>
+        <w:t>1</w:t>
+      </w:r>
+      <w:r>
+        <w:fldChar w:fldCharType="end"/>
+      </w:r>
+      <w:r>
+        <w:t xml:space="preserve">. </w:t>
+      </w:r>
+      <w:r>
+        <w:t>Definiciones</w:t>
       </w:r>
       <w:bookmarkEnd w:id="11"/>
-    </w:p>
-    <w:p>
-      <w:pPr>
-        <w:pStyle w:val="Descripcin"/>
-      </w:pPr>
-      <w:bookmarkStart w:id="12" w:name="_Toc221056207"/>
-      <w:r>
-        <w:t xml:space="preserve">Tabla </w:t>
-      </w:r>
-      <w:r>
-        <w:fldChar w:fldCharType="begin"/>
-      </w:r>
-      <w:r>
-        <w:instrText xml:space="preserve"> SEQ Tabla \* ARABIC </w:instrText>
-      </w:r>
-      <w:r>
-        <w:fldChar w:fldCharType="separate"/>
-      </w:r>
-      <w:r>
-        <w:rPr>
-          <w:noProof/>
-        </w:rPr>
-        <w:t>1</w:t>
-      </w:r>
-      <w:r>
-        <w:fldChar w:fldCharType="end"/>
-      </w:r>
-      <w:r>
-        <w:t xml:space="preserve">. </w:t>
-      </w:r>
-      <w:r>
-        <w:t>Definiciones</w:t>
-      </w:r>
-      <w:bookmarkEnd w:id="12"/>
     </w:p>
     <w:tbl>
       <w:tblPr>
@@ -12189,7 +12170,6 @@
                 <w:szCs w:val="24"/>
                 <w:lang w:val="es-EC" w:eastAsia="es-EC"/>
               </w:rPr>
-              <w:lastRenderedPageBreak/>
               <w:t>Metro</w:t>
             </w:r>
           </w:p>
@@ -12252,6 +12232,7 @@
                 <w:szCs w:val="24"/>
                 <w:lang w:val="es-EC" w:eastAsia="es-EC"/>
               </w:rPr>
+              <w:lastRenderedPageBreak/>
               <w:t>Centímetro</w:t>
             </w:r>
           </w:p>
@@ -13109,16 +13090,14 @@
                 <w:lang w:val="es-EC" w:eastAsia="es-EC"/>
               </w:rPr>
             </w:pPr>
-            <w:proofErr w:type="spellStart"/>
-            <w:r>
-              <w:rPr>
-                <w:rFonts w:eastAsia="Times New Roman" w:cs="Arial"/>
-                <w:szCs w:val="24"/>
-                <w:lang w:val="es-EC" w:eastAsia="es-EC"/>
-              </w:rPr>
-              <w:t>MariaDB</w:t>
-            </w:r>
-            <w:proofErr w:type="spellEnd"/>
+            <w:r>
+              <w:rPr>
+                <w:rFonts w:eastAsia="Times New Roman" w:cs="Arial"/>
+                <w:szCs w:val="24"/>
+                <w:lang w:val="es-EC" w:eastAsia="es-EC"/>
+              </w:rPr>
+              <w:t>Payara Server</w:t>
+            </w:r>
           </w:p>
         </w:tc>
         <w:tc>
@@ -13147,7 +13126,25 @@
                 <w:szCs w:val="24"/>
                 <w:lang w:val="es-EC" w:eastAsia="es-EC"/>
               </w:rPr>
-              <w:t>Sistema gestor de base de datos utilizado para almacenar conversiones realizadas por los usuarios.</w:t>
+              <w:t xml:space="preserve">Servidor de aplicaciones utilizado para desplegar y ejecutar los servicios SOAP desarrollados en </w:t>
+            </w:r>
+            <w:proofErr w:type="spellStart"/>
+            <w:r>
+              <w:rPr>
+                <w:rFonts w:eastAsia="Times New Roman" w:cs="Arial"/>
+                <w:szCs w:val="24"/>
+                <w:lang w:val="es-EC" w:eastAsia="es-EC"/>
+              </w:rPr>
+              <w:t>Jakarta</w:t>
+            </w:r>
+            <w:proofErr w:type="spellEnd"/>
+            <w:r>
+              <w:rPr>
+                <w:rFonts w:eastAsia="Times New Roman" w:cs="Arial"/>
+                <w:szCs w:val="24"/>
+                <w:lang w:val="es-EC" w:eastAsia="es-EC"/>
+              </w:rPr>
+              <w:t xml:space="preserve"> EE.</w:t>
             </w:r>
           </w:p>
         </w:tc>
@@ -13173,13 +13170,23 @@
                 <w:lang w:val="es-EC" w:eastAsia="es-EC"/>
               </w:rPr>
             </w:pPr>
-            <w:r>
-              <w:rPr>
-                <w:rFonts w:eastAsia="Times New Roman" w:cs="Arial"/>
-                <w:szCs w:val="24"/>
-                <w:lang w:val="es-EC" w:eastAsia="es-EC"/>
-              </w:rPr>
-              <w:t>Payara Server</w:t>
+            <w:proofErr w:type="spellStart"/>
+            <w:r>
+              <w:rPr>
+                <w:rFonts w:eastAsia="Times New Roman" w:cs="Arial"/>
+                <w:szCs w:val="24"/>
+                <w:lang w:val="es-EC" w:eastAsia="es-EC"/>
+              </w:rPr>
+              <w:t>Jakarta</w:t>
+            </w:r>
+            <w:proofErr w:type="spellEnd"/>
+            <w:r>
+              <w:rPr>
+                <w:rFonts w:eastAsia="Times New Roman" w:cs="Arial"/>
+                <w:szCs w:val="24"/>
+                <w:lang w:val="es-EC" w:eastAsia="es-EC"/>
+              </w:rPr>
+              <w:t xml:space="preserve"> EE</w:t>
             </w:r>
           </w:p>
         </w:tc>
@@ -13209,180 +13216,7 @@
                 <w:szCs w:val="24"/>
                 <w:lang w:val="es-EC" w:eastAsia="es-EC"/>
               </w:rPr>
-              <w:t xml:space="preserve">Servidor de aplicaciones utilizado para desplegar y ejecutar los servicios SOAP desarrollados en </w:t>
-            </w:r>
-            <w:proofErr w:type="spellStart"/>
-            <w:r>
-              <w:rPr>
-                <w:rFonts w:eastAsia="Times New Roman" w:cs="Arial"/>
-                <w:szCs w:val="24"/>
-                <w:lang w:val="es-EC" w:eastAsia="es-EC"/>
-              </w:rPr>
-              <w:t>Jakarta</w:t>
-            </w:r>
-            <w:proofErr w:type="spellEnd"/>
-            <w:r>
-              <w:rPr>
-                <w:rFonts w:eastAsia="Times New Roman" w:cs="Arial"/>
-                <w:szCs w:val="24"/>
-                <w:lang w:val="es-EC" w:eastAsia="es-EC"/>
-              </w:rPr>
-              <w:t xml:space="preserve"> EE.</w:t>
-            </w:r>
-          </w:p>
-        </w:tc>
-      </w:tr>
-      <w:tr>
-        <w:trPr>
-          <w:cnfStyle w:val="000000100000" w:firstRow="0" w:lastRow="0" w:firstColumn="0" w:lastColumn="0" w:oddVBand="0" w:evenVBand="0" w:oddHBand="1" w:evenHBand="0" w:firstRowFirstColumn="0" w:firstRowLastColumn="0" w:lastRowFirstColumn="0" w:lastRowLastColumn="0"/>
-        </w:trPr>
-        <w:tc>
-          <w:tcPr>
-            <w:cnfStyle w:val="001000000000" w:firstRow="0" w:lastRow="0" w:firstColumn="1" w:lastColumn="0" w:oddVBand="0" w:evenVBand="0" w:oddHBand="0" w:evenHBand="0" w:firstRowFirstColumn="0" w:firstRowLastColumn="0" w:lastRowFirstColumn="0" w:lastRowLastColumn="0"/>
-            <w:tcW w:w="0" w:type="auto"/>
-            <w:vAlign w:val="center"/>
-            <w:hideMark/>
-          </w:tcPr>
-          <w:p>
-            <w:pPr>
-              <w:widowControl/>
-              <w:autoSpaceDE/>
-              <w:autoSpaceDN/>
-              <w:spacing w:before="0" w:after="0" w:line="276" w:lineRule="auto"/>
-              <w:jc w:val="center"/>
-              <w:rPr>
-                <w:rFonts w:eastAsia="Times New Roman" w:cs="Arial"/>
-                <w:szCs w:val="24"/>
-                <w:lang w:val="es-EC" w:eastAsia="es-EC"/>
-              </w:rPr>
-            </w:pPr>
-            <w:proofErr w:type="spellStart"/>
-            <w:r>
-              <w:rPr>
-                <w:rFonts w:eastAsia="Times New Roman" w:cs="Arial"/>
-                <w:szCs w:val="24"/>
-                <w:lang w:val="es-EC" w:eastAsia="es-EC"/>
-              </w:rPr>
-              <w:t>Jakarta</w:t>
-            </w:r>
-            <w:proofErr w:type="spellEnd"/>
-            <w:r>
-              <w:rPr>
-                <w:rFonts w:eastAsia="Times New Roman" w:cs="Arial"/>
-                <w:szCs w:val="24"/>
-                <w:lang w:val="es-EC" w:eastAsia="es-EC"/>
-              </w:rPr>
-              <w:t xml:space="preserve"> EE</w:t>
-            </w:r>
-          </w:p>
-        </w:tc>
-        <w:tc>
-          <w:tcPr>
-            <w:tcW w:w="0" w:type="auto"/>
-            <w:vAlign w:val="center"/>
-            <w:hideMark/>
-          </w:tcPr>
-          <w:p>
-            <w:pPr>
-              <w:widowControl/>
-              <w:autoSpaceDE/>
-              <w:autoSpaceDN/>
-              <w:spacing w:before="0" w:after="0" w:line="276" w:lineRule="auto"/>
-              <w:jc w:val="center"/>
-              <w:cnfStyle w:val="000000100000" w:firstRow="0" w:lastRow="0" w:firstColumn="0" w:lastColumn="0" w:oddVBand="0" w:evenVBand="0" w:oddHBand="1" w:evenHBand="0" w:firstRowFirstColumn="0" w:firstRowLastColumn="0" w:lastRowFirstColumn="0" w:lastRowLastColumn="0"/>
-              <w:rPr>
-                <w:rFonts w:eastAsia="Times New Roman" w:cs="Arial"/>
-                <w:szCs w:val="24"/>
-                <w:lang w:val="es-EC" w:eastAsia="es-EC"/>
-              </w:rPr>
-            </w:pPr>
-            <w:r>
-              <w:rPr>
-                <w:rFonts w:eastAsia="Times New Roman" w:cs="Arial"/>
-                <w:szCs w:val="24"/>
-                <w:lang w:val="es-EC" w:eastAsia="es-EC"/>
-              </w:rPr>
               <w:t>Plataforma utilizada para desarrollar aplicaciones empresariales y servicios web SOAP en Java.</w:t>
-            </w:r>
-          </w:p>
-        </w:tc>
-      </w:tr>
-      <w:tr>
-        <w:tc>
-          <w:tcPr>
-            <w:cnfStyle w:val="001000000000" w:firstRow="0" w:lastRow="0" w:firstColumn="1" w:lastColumn="0" w:oddVBand="0" w:evenVBand="0" w:oddHBand="0" w:evenHBand="0" w:firstRowFirstColumn="0" w:firstRowLastColumn="0" w:lastRowFirstColumn="0" w:lastRowLastColumn="0"/>
-            <w:tcW w:w="0" w:type="auto"/>
-            <w:vAlign w:val="center"/>
-            <w:hideMark/>
-          </w:tcPr>
-          <w:p>
-            <w:pPr>
-              <w:widowControl/>
-              <w:autoSpaceDE/>
-              <w:autoSpaceDN/>
-              <w:spacing w:before="0" w:after="0" w:line="276" w:lineRule="auto"/>
-              <w:jc w:val="center"/>
-              <w:rPr>
-                <w:rFonts w:eastAsia="Times New Roman" w:cs="Arial"/>
-                <w:szCs w:val="24"/>
-                <w:lang w:val="es-EC" w:eastAsia="es-EC"/>
-              </w:rPr>
-            </w:pPr>
-            <w:r>
-              <w:rPr>
-                <w:rFonts w:eastAsia="Times New Roman" w:cs="Arial"/>
-                <w:szCs w:val="24"/>
-                <w:lang w:val="es-EC" w:eastAsia="es-EC"/>
-              </w:rPr>
-              <w:t>JDBC</w:t>
-            </w:r>
-          </w:p>
-        </w:tc>
-        <w:tc>
-          <w:tcPr>
-            <w:tcW w:w="0" w:type="auto"/>
-            <w:vAlign w:val="center"/>
-            <w:hideMark/>
-          </w:tcPr>
-          <w:p>
-            <w:pPr>
-              <w:widowControl/>
-              <w:autoSpaceDE/>
-              <w:autoSpaceDN/>
-              <w:spacing w:before="0" w:after="0" w:line="276" w:lineRule="auto"/>
-              <w:jc w:val="center"/>
-              <w:cnfStyle w:val="000000000000" w:firstRow="0" w:lastRow="0" w:firstColumn="0" w:lastColumn="0" w:oddVBand="0" w:evenVBand="0" w:oddHBand="0" w:evenHBand="0" w:firstRowFirstColumn="0" w:firstRowLastColumn="0" w:lastRowFirstColumn="0" w:lastRowLastColumn="0"/>
-              <w:rPr>
-                <w:rFonts w:eastAsia="Times New Roman" w:cs="Arial"/>
-                <w:szCs w:val="24"/>
-                <w:lang w:val="es-EC" w:eastAsia="es-EC"/>
-              </w:rPr>
-            </w:pPr>
-            <w:r>
-              <w:rPr>
-                <w:rFonts w:eastAsia="Times New Roman" w:cs="Arial"/>
-                <w:szCs w:val="24"/>
-                <w:lang w:val="es-EC" w:eastAsia="es-EC"/>
-              </w:rPr>
-              <w:t xml:space="preserve">Tecnología utilizada para conectar aplicaciones Java con bases de datos </w:t>
-            </w:r>
-            <w:proofErr w:type="spellStart"/>
-            <w:r>
-              <w:rPr>
-                <w:rFonts w:eastAsia="Times New Roman" w:cs="Arial"/>
-                <w:szCs w:val="24"/>
-                <w:lang w:val="es-EC" w:eastAsia="es-EC"/>
-              </w:rPr>
-              <w:t>MariaDB</w:t>
-            </w:r>
-            <w:proofErr w:type="spellEnd"/>
-            <w:r>
-              <w:rPr>
-                <w:rFonts w:eastAsia="Times New Roman" w:cs="Arial"/>
-                <w:szCs w:val="24"/>
-                <w:lang w:val="es-EC" w:eastAsia="es-EC"/>
-              </w:rPr>
-              <w:t>.</w:t>
             </w:r>
           </w:p>
         </w:tc>
@@ -13525,50 +13359,50 @@
       <w:pPr>
         <w:pStyle w:val="Ttulo2"/>
       </w:pPr>
-      <w:bookmarkStart w:id="13" w:name="_Toc61544630"/>
-      <w:bookmarkStart w:id="14" w:name="_Toc229416147"/>
+      <w:bookmarkStart w:id="12" w:name="_Toc61544630"/>
+      <w:bookmarkStart w:id="13" w:name="_Toc229416147"/>
       <w:r>
         <w:t xml:space="preserve">4.2 </w:t>
       </w:r>
       <w:r>
         <w:t>Acrónimos y abreviaturas</w:t>
       </w:r>
+      <w:bookmarkEnd w:id="12"/>
       <w:bookmarkEnd w:id="13"/>
+    </w:p>
+    <w:p>
+      <w:pPr>
+        <w:pStyle w:val="Descripcin"/>
+      </w:pPr>
+      <w:bookmarkStart w:id="14" w:name="_Toc221056208"/>
+      <w:r>
+        <w:t xml:space="preserve">Tabla </w:t>
+      </w:r>
+      <w:r>
+        <w:fldChar w:fldCharType="begin"/>
+      </w:r>
+      <w:r>
+        <w:instrText xml:space="preserve"> SEQ Tabla \* ARABIC </w:instrText>
+      </w:r>
+      <w:r>
+        <w:fldChar w:fldCharType="separate"/>
+      </w:r>
+      <w:r>
+        <w:rPr>
+          <w:noProof/>
+        </w:rPr>
+        <w:t>2</w:t>
+      </w:r>
+      <w:r>
+        <w:fldChar w:fldCharType="end"/>
+      </w:r>
+      <w:r>
+        <w:t xml:space="preserve">. </w:t>
+      </w:r>
+      <w:r>
+        <w:t>Acrónimo y abreviaturas</w:t>
+      </w:r>
       <w:bookmarkEnd w:id="14"/>
-    </w:p>
-    <w:p>
-      <w:pPr>
-        <w:pStyle w:val="Descripcin"/>
-      </w:pPr>
-      <w:bookmarkStart w:id="15" w:name="_Toc221056208"/>
-      <w:r>
-        <w:t xml:space="preserve">Tabla </w:t>
-      </w:r>
-      <w:r>
-        <w:fldChar w:fldCharType="begin"/>
-      </w:r>
-      <w:r>
-        <w:instrText xml:space="preserve"> SEQ Tabla \* ARABIC </w:instrText>
-      </w:r>
-      <w:r>
-        <w:fldChar w:fldCharType="separate"/>
-      </w:r>
-      <w:r>
-        <w:rPr>
-          <w:noProof/>
-        </w:rPr>
-        <w:t>2</w:t>
-      </w:r>
-      <w:r>
-        <w:fldChar w:fldCharType="end"/>
-      </w:r>
-      <w:r>
-        <w:t xml:space="preserve">. </w:t>
-      </w:r>
-      <w:r>
-        <w:t>Acrónimo y abreviaturas</w:t>
-      </w:r>
-      <w:bookmarkEnd w:id="15"/>
       <w:r>
         <w:t xml:space="preserve"> </w:t>
       </w:r>
@@ -13678,6 +13512,7 @@
                 <w:szCs w:val="24"/>
                 <w:lang w:val="es-EC" w:eastAsia="es-EC"/>
               </w:rPr>
+              <w:lastRenderedPageBreak/>
               <w:t>SOA</w:t>
             </w:r>
           </w:p>
@@ -14110,7 +13945,7 @@
                 <w:szCs w:val="24"/>
                 <w:lang w:val="es-EC" w:eastAsia="es-EC"/>
               </w:rPr>
-              <w:t>HTTP / HTTPS</w:t>
+              <w:t>SQL</w:t>
             </w:r>
           </w:p>
         </w:tc>
@@ -14140,7 +13975,7 @@
                 <w:szCs w:val="24"/>
                 <w:lang w:val="es-EC" w:eastAsia="es-EC"/>
               </w:rPr>
-              <w:t>Hypertext</w:t>
+              <w:t>Structured</w:t>
             </w:r>
             <w:proofErr w:type="spellEnd"/>
             <w:r>
@@ -14149,7 +13984,7 @@
                 <w:szCs w:val="24"/>
                 <w:lang w:val="es-EC" w:eastAsia="es-EC"/>
               </w:rPr>
-              <w:t xml:space="preserve"> Transfer </w:t>
+              <w:t xml:space="preserve"> </w:t>
             </w:r>
             <w:proofErr w:type="spellStart"/>
             <w:r>
@@ -14158,7 +13993,7 @@
                 <w:szCs w:val="24"/>
                 <w:lang w:val="es-EC" w:eastAsia="es-EC"/>
               </w:rPr>
-              <w:t>Protocol</w:t>
+              <w:t>Query</w:t>
             </w:r>
             <w:proofErr w:type="spellEnd"/>
             <w:r>
@@ -14167,7 +14002,7 @@
                 <w:szCs w:val="24"/>
                 <w:lang w:val="es-EC" w:eastAsia="es-EC"/>
               </w:rPr>
-              <w:t xml:space="preserve"> / </w:t>
+              <w:t xml:space="preserve"> </w:t>
             </w:r>
             <w:proofErr w:type="spellStart"/>
             <w:r>
@@ -14176,7 +14011,7 @@
                 <w:szCs w:val="24"/>
                 <w:lang w:val="es-EC" w:eastAsia="es-EC"/>
               </w:rPr>
-              <w:t>Secure</w:t>
+              <w:t>Language</w:t>
             </w:r>
             <w:proofErr w:type="spellEnd"/>
             <w:r>
@@ -14185,7 +14020,7 @@
                 <w:szCs w:val="24"/>
                 <w:lang w:val="es-EC" w:eastAsia="es-EC"/>
               </w:rPr>
-              <w:t xml:space="preserve"> (Protocolos utilizados para la comunicación web y servicios SOAP).</w:t>
+              <w:t xml:space="preserve"> (Lenguaje estructurado para consultas y gestión de bases de datos).</w:t>
             </w:r>
           </w:p>
         </w:tc>
@@ -14217,7 +14052,7 @@
                 <w:szCs w:val="24"/>
                 <w:lang w:val="es-EC" w:eastAsia="es-EC"/>
               </w:rPr>
-              <w:t>SQL</w:t>
+              <w:t>XML</w:t>
             </w:r>
           </w:p>
         </w:tc>
@@ -14241,15 +14076,17 @@
               </w:rPr>
             </w:pPr>
             <w:proofErr w:type="spellStart"/>
-            <w:r>
-              <w:rPr>
-                <w:rFonts w:eastAsia="Times New Roman" w:cs="Arial"/>
-                <w:szCs w:val="24"/>
-                <w:lang w:val="es-EC" w:eastAsia="es-EC"/>
-              </w:rPr>
-              <w:t>Structured</w:t>
+            <w:proofErr w:type="gramStart"/>
+            <w:r>
+              <w:rPr>
+                <w:rFonts w:eastAsia="Times New Roman" w:cs="Arial"/>
+                <w:szCs w:val="24"/>
+                <w:lang w:val="es-EC" w:eastAsia="es-EC"/>
+              </w:rPr>
+              <w:t>eXtensible</w:t>
             </w:r>
             <w:proofErr w:type="spellEnd"/>
+            <w:proofErr w:type="gramEnd"/>
             <w:r>
               <w:rPr>
                 <w:rFonts w:eastAsia="Times New Roman" w:cs="Arial"/>
@@ -14265,7 +14102,7 @@
                 <w:szCs w:val="24"/>
                 <w:lang w:val="es-EC" w:eastAsia="es-EC"/>
               </w:rPr>
-              <w:t>Query</w:t>
+              <w:t>Markup</w:t>
             </w:r>
             <w:proofErr w:type="spellEnd"/>
             <w:r>
@@ -14292,7 +14129,7 @@
                 <w:szCs w:val="24"/>
                 <w:lang w:val="es-EC" w:eastAsia="es-EC"/>
               </w:rPr>
-              <w:t xml:space="preserve"> (Lenguaje estructurado para consultas y gestión de bases de datos).</w:t>
+              <w:t xml:space="preserve"> (Lenguaje utilizado para estructurar mensajes SOAP).</w:t>
             </w:r>
           </w:p>
         </w:tc>
@@ -14327,7 +14164,7 @@
                 <w:szCs w:val="24"/>
                 <w:lang w:val="es-EC" w:eastAsia="es-EC"/>
               </w:rPr>
-              <w:t>JDBC</w:t>
+              <w:t>ERS / SRS</w:t>
             </w:r>
           </w:p>
         </w:tc>
@@ -14356,7 +14193,7 @@
                 <w:szCs w:val="24"/>
                 <w:lang w:val="es-EC" w:eastAsia="es-EC"/>
               </w:rPr>
-              <w:t xml:space="preserve">Java </w:t>
+              <w:t xml:space="preserve">Especificación de Requisitos de Software (Software </w:t>
             </w:r>
             <w:proofErr w:type="spellStart"/>
             <w:r>
@@ -14365,7 +14202,7 @@
                 <w:szCs w:val="24"/>
                 <w:lang w:val="es-EC" w:eastAsia="es-EC"/>
               </w:rPr>
-              <w:t>Database</w:t>
+              <w:t>Requirements</w:t>
             </w:r>
             <w:proofErr w:type="spellEnd"/>
             <w:r>
@@ -14383,25 +14220,7 @@
                 <w:szCs w:val="24"/>
                 <w:lang w:val="es-EC" w:eastAsia="es-EC"/>
               </w:rPr>
-              <w:t>Connectivity</w:t>
-            </w:r>
-            <w:proofErr w:type="spellEnd"/>
-            <w:r>
-              <w:rPr>
-                <w:rFonts w:eastAsia="Times New Roman" w:cs="Arial"/>
-                <w:szCs w:val="24"/>
-                <w:lang w:val="es-EC" w:eastAsia="es-EC"/>
-              </w:rPr>
-              <w:t xml:space="preserve"> (Tecnología utilizada para conectar Java con </w:t>
-            </w:r>
-            <w:proofErr w:type="spellStart"/>
-            <w:r>
-              <w:rPr>
-                <w:rFonts w:eastAsia="Times New Roman" w:cs="Arial"/>
-                <w:szCs w:val="24"/>
-                <w:lang w:val="es-EC" w:eastAsia="es-EC"/>
-              </w:rPr>
-              <w:t>MariaDB</w:t>
+              <w:t>Specification</w:t>
             </w:r>
             <w:proofErr w:type="spellEnd"/>
             <w:r>
@@ -14442,7 +14261,7 @@
                 <w:szCs w:val="24"/>
                 <w:lang w:val="es-EC" w:eastAsia="es-EC"/>
               </w:rPr>
-              <w:t>XML</w:t>
+              <w:t>API</w:t>
             </w:r>
           </w:p>
         </w:tc>
@@ -14466,17 +14285,15 @@
               </w:rPr>
             </w:pPr>
             <w:proofErr w:type="spellStart"/>
-            <w:proofErr w:type="gramStart"/>
-            <w:r>
-              <w:rPr>
-                <w:rFonts w:eastAsia="Times New Roman" w:cs="Arial"/>
-                <w:szCs w:val="24"/>
-                <w:lang w:val="es-EC" w:eastAsia="es-EC"/>
-              </w:rPr>
-              <w:t>eXtensible</w:t>
+            <w:r>
+              <w:rPr>
+                <w:rFonts w:eastAsia="Times New Roman" w:cs="Arial"/>
+                <w:szCs w:val="24"/>
+                <w:lang w:val="es-EC" w:eastAsia="es-EC"/>
+              </w:rPr>
+              <w:t>Application</w:t>
             </w:r>
             <w:proofErr w:type="spellEnd"/>
-            <w:proofErr w:type="gramEnd"/>
             <w:r>
               <w:rPr>
                 <w:rFonts w:eastAsia="Times New Roman" w:cs="Arial"/>
@@ -14492,7 +14309,7 @@
                 <w:szCs w:val="24"/>
                 <w:lang w:val="es-EC" w:eastAsia="es-EC"/>
               </w:rPr>
-              <w:t>Markup</w:t>
+              <w:t>Programming</w:t>
             </w:r>
             <w:proofErr w:type="spellEnd"/>
             <w:r>
@@ -14501,25 +14318,7 @@
                 <w:szCs w:val="24"/>
                 <w:lang w:val="es-EC" w:eastAsia="es-EC"/>
               </w:rPr>
-              <w:t xml:space="preserve"> </w:t>
-            </w:r>
-            <w:proofErr w:type="spellStart"/>
-            <w:r>
-              <w:rPr>
-                <w:rFonts w:eastAsia="Times New Roman" w:cs="Arial"/>
-                <w:szCs w:val="24"/>
-                <w:lang w:val="es-EC" w:eastAsia="es-EC"/>
-              </w:rPr>
-              <w:t>Language</w:t>
-            </w:r>
-            <w:proofErr w:type="spellEnd"/>
-            <w:r>
-              <w:rPr>
-                <w:rFonts w:eastAsia="Times New Roman" w:cs="Arial"/>
-                <w:szCs w:val="24"/>
-                <w:lang w:val="es-EC" w:eastAsia="es-EC"/>
-              </w:rPr>
-              <w:t xml:space="preserve"> (Lenguaje utilizado para estructurar mensajes SOAP).</w:t>
+              <w:t xml:space="preserve"> Interface (Interfaz que permite la comunicación entre sistemas o aplicaciones).</w:t>
             </w:r>
           </w:p>
         </w:tc>
@@ -14554,7 +14353,7 @@
                 <w:szCs w:val="24"/>
                 <w:lang w:val="es-EC" w:eastAsia="es-EC"/>
               </w:rPr>
-              <w:t>ERS / SRS</w:t>
+              <w:t>RF</w:t>
             </w:r>
           </w:p>
         </w:tc>
@@ -14583,43 +14382,7 @@
                 <w:szCs w:val="24"/>
                 <w:lang w:val="es-EC" w:eastAsia="es-EC"/>
               </w:rPr>
-              <w:t xml:space="preserve">Especificación de Requisitos de Software (Software </w:t>
-            </w:r>
-            <w:proofErr w:type="spellStart"/>
-            <w:r>
-              <w:rPr>
-                <w:rFonts w:eastAsia="Times New Roman" w:cs="Arial"/>
-                <w:szCs w:val="24"/>
-                <w:lang w:val="es-EC" w:eastAsia="es-EC"/>
-              </w:rPr>
-              <w:t>Requirements</w:t>
-            </w:r>
-            <w:proofErr w:type="spellEnd"/>
-            <w:r>
-              <w:rPr>
-                <w:rFonts w:eastAsia="Times New Roman" w:cs="Arial"/>
-                <w:szCs w:val="24"/>
-                <w:lang w:val="es-EC" w:eastAsia="es-EC"/>
-              </w:rPr>
-              <w:t xml:space="preserve"> </w:t>
-            </w:r>
-            <w:proofErr w:type="spellStart"/>
-            <w:r>
-              <w:rPr>
-                <w:rFonts w:eastAsia="Times New Roman" w:cs="Arial"/>
-                <w:szCs w:val="24"/>
-                <w:lang w:val="es-EC" w:eastAsia="es-EC"/>
-              </w:rPr>
-              <w:t>Specification</w:t>
-            </w:r>
-            <w:proofErr w:type="spellEnd"/>
-            <w:r>
-              <w:rPr>
-                <w:rFonts w:eastAsia="Times New Roman" w:cs="Arial"/>
-                <w:szCs w:val="24"/>
-                <w:lang w:val="es-EC" w:eastAsia="es-EC"/>
-              </w:rPr>
-              <w:t>).</w:t>
+              <w:t>Requisito Funcional.</w:t>
             </w:r>
           </w:p>
         </w:tc>
@@ -14651,7 +14414,7 @@
                 <w:szCs w:val="24"/>
                 <w:lang w:val="es-EC" w:eastAsia="es-EC"/>
               </w:rPr>
-              <w:t>API</w:t>
+              <w:t>RNF</w:t>
             </w:r>
           </w:p>
         </w:tc>
@@ -14674,41 +14437,13 @@
                 <w:lang w:val="es-EC" w:eastAsia="es-EC"/>
               </w:rPr>
             </w:pPr>
-            <w:proofErr w:type="spellStart"/>
-            <w:r>
-              <w:rPr>
-                <w:rFonts w:eastAsia="Times New Roman" w:cs="Arial"/>
-                <w:szCs w:val="24"/>
-                <w:lang w:val="es-EC" w:eastAsia="es-EC"/>
-              </w:rPr>
-              <w:t>Application</w:t>
-            </w:r>
-            <w:proofErr w:type="spellEnd"/>
-            <w:r>
-              <w:rPr>
-                <w:rFonts w:eastAsia="Times New Roman" w:cs="Arial"/>
-                <w:szCs w:val="24"/>
-                <w:lang w:val="es-EC" w:eastAsia="es-EC"/>
-              </w:rPr>
-              <w:t xml:space="preserve"> </w:t>
-            </w:r>
-            <w:proofErr w:type="spellStart"/>
-            <w:r>
-              <w:rPr>
-                <w:rFonts w:eastAsia="Times New Roman" w:cs="Arial"/>
-                <w:szCs w:val="24"/>
-                <w:lang w:val="es-EC" w:eastAsia="es-EC"/>
-              </w:rPr>
-              <w:t>Programming</w:t>
-            </w:r>
-            <w:proofErr w:type="spellEnd"/>
-            <w:r>
-              <w:rPr>
-                <w:rFonts w:eastAsia="Times New Roman" w:cs="Arial"/>
-                <w:szCs w:val="24"/>
-                <w:lang w:val="es-EC" w:eastAsia="es-EC"/>
-              </w:rPr>
-              <w:t xml:space="preserve"> Interface (Interfaz que permite la comunicación entre sistemas o aplicaciones).</w:t>
+            <w:r>
+              <w:rPr>
+                <w:rFonts w:eastAsia="Times New Roman" w:cs="Arial"/>
+                <w:szCs w:val="24"/>
+                <w:lang w:val="es-EC" w:eastAsia="es-EC"/>
+              </w:rPr>
+              <w:t>Requisito No Funcional.</w:t>
             </w:r>
           </w:p>
         </w:tc>
@@ -14743,7 +14478,7 @@
                 <w:szCs w:val="24"/>
                 <w:lang w:val="es-EC" w:eastAsia="es-EC"/>
               </w:rPr>
-              <w:t>RF</w:t>
+              <w:t>DB</w:t>
             </w:r>
           </w:p>
         </w:tc>
@@ -14766,13 +14501,23 @@
                 <w:lang w:val="es-EC" w:eastAsia="es-EC"/>
               </w:rPr>
             </w:pPr>
-            <w:r>
-              <w:rPr>
-                <w:rFonts w:eastAsia="Times New Roman" w:cs="Arial"/>
-                <w:szCs w:val="24"/>
-                <w:lang w:val="es-EC" w:eastAsia="es-EC"/>
-              </w:rPr>
-              <w:t>Requisito Funcional.</w:t>
+            <w:proofErr w:type="spellStart"/>
+            <w:r>
+              <w:rPr>
+                <w:rFonts w:eastAsia="Times New Roman" w:cs="Arial"/>
+                <w:szCs w:val="24"/>
+                <w:lang w:val="es-EC" w:eastAsia="es-EC"/>
+              </w:rPr>
+              <w:t>Database</w:t>
+            </w:r>
+            <w:proofErr w:type="spellEnd"/>
+            <w:r>
+              <w:rPr>
+                <w:rFonts w:eastAsia="Times New Roman" w:cs="Arial"/>
+                <w:szCs w:val="24"/>
+                <w:lang w:val="es-EC" w:eastAsia="es-EC"/>
+              </w:rPr>
+              <w:t xml:space="preserve"> (Base de Datos).</w:t>
             </w:r>
           </w:p>
         </w:tc>
@@ -14804,7 +14549,7 @@
                 <w:szCs w:val="24"/>
                 <w:lang w:val="es-EC" w:eastAsia="es-EC"/>
               </w:rPr>
-              <w:t>RNF</w:t>
+              <w:t>CRUD</w:t>
             </w:r>
           </w:p>
         </w:tc>
@@ -14827,13 +14572,77 @@
                 <w:lang w:val="es-EC" w:eastAsia="es-EC"/>
               </w:rPr>
             </w:pPr>
-            <w:r>
-              <w:rPr>
-                <w:rFonts w:eastAsia="Times New Roman" w:cs="Arial"/>
-                <w:szCs w:val="24"/>
-                <w:lang w:val="es-EC" w:eastAsia="es-EC"/>
-              </w:rPr>
-              <w:t>Requisito No Funcional.</w:t>
+            <w:proofErr w:type="spellStart"/>
+            <w:r>
+              <w:rPr>
+                <w:rFonts w:eastAsia="Times New Roman" w:cs="Arial"/>
+                <w:szCs w:val="24"/>
+                <w:lang w:val="es-EC" w:eastAsia="es-EC"/>
+              </w:rPr>
+              <w:t>Create</w:t>
+            </w:r>
+            <w:proofErr w:type="spellEnd"/>
+            <w:r>
+              <w:rPr>
+                <w:rFonts w:eastAsia="Times New Roman" w:cs="Arial"/>
+                <w:szCs w:val="24"/>
+                <w:lang w:val="es-EC" w:eastAsia="es-EC"/>
+              </w:rPr>
+              <w:t xml:space="preserve">, </w:t>
+            </w:r>
+            <w:proofErr w:type="spellStart"/>
+            <w:r>
+              <w:rPr>
+                <w:rFonts w:eastAsia="Times New Roman" w:cs="Arial"/>
+                <w:szCs w:val="24"/>
+                <w:lang w:val="es-EC" w:eastAsia="es-EC"/>
+              </w:rPr>
+              <w:t>Read</w:t>
+            </w:r>
+            <w:proofErr w:type="spellEnd"/>
+            <w:r>
+              <w:rPr>
+                <w:rFonts w:eastAsia="Times New Roman" w:cs="Arial"/>
+                <w:szCs w:val="24"/>
+                <w:lang w:val="es-EC" w:eastAsia="es-EC"/>
+              </w:rPr>
+              <w:t xml:space="preserve">, </w:t>
+            </w:r>
+            <w:proofErr w:type="spellStart"/>
+            <w:r>
+              <w:rPr>
+                <w:rFonts w:eastAsia="Times New Roman" w:cs="Arial"/>
+                <w:szCs w:val="24"/>
+                <w:lang w:val="es-EC" w:eastAsia="es-EC"/>
+              </w:rPr>
+              <w:t>Update</w:t>
+            </w:r>
+            <w:proofErr w:type="spellEnd"/>
+            <w:r>
+              <w:rPr>
+                <w:rFonts w:eastAsia="Times New Roman" w:cs="Arial"/>
+                <w:szCs w:val="24"/>
+                <w:lang w:val="es-EC" w:eastAsia="es-EC"/>
+              </w:rPr>
+              <w:t xml:space="preserve">, </w:t>
+            </w:r>
+            <w:proofErr w:type="spellStart"/>
+            <w:r>
+              <w:rPr>
+                <w:rFonts w:eastAsia="Times New Roman" w:cs="Arial"/>
+                <w:szCs w:val="24"/>
+                <w:lang w:val="es-EC" w:eastAsia="es-EC"/>
+              </w:rPr>
+              <w:t>Delete</w:t>
+            </w:r>
+            <w:proofErr w:type="spellEnd"/>
+            <w:r>
+              <w:rPr>
+                <w:rFonts w:eastAsia="Times New Roman" w:cs="Arial"/>
+                <w:szCs w:val="24"/>
+                <w:lang w:val="es-EC" w:eastAsia="es-EC"/>
+              </w:rPr>
+              <w:t xml:space="preserve"> (Operaciones básicas de gestión de datos).</w:t>
             </w:r>
           </w:p>
         </w:tc>
@@ -14868,7 +14677,7 @@
                 <w:szCs w:val="24"/>
                 <w:lang w:val="es-EC" w:eastAsia="es-EC"/>
               </w:rPr>
-              <w:t>DB</w:t>
+              <w:t>IDE</w:t>
             </w:r>
           </w:p>
         </w:tc>
@@ -14898,7 +14707,7 @@
                 <w:szCs w:val="24"/>
                 <w:lang w:val="es-EC" w:eastAsia="es-EC"/>
               </w:rPr>
-              <w:t>Database</w:t>
+              <w:t>Integrated</w:t>
             </w:r>
             <w:proofErr w:type="spellEnd"/>
             <w:r>
@@ -14907,7 +14716,79 @@
                 <w:szCs w:val="24"/>
                 <w:lang w:val="es-EC" w:eastAsia="es-EC"/>
               </w:rPr>
-              <w:t xml:space="preserve"> (Base de Datos).</w:t>
+              <w:t xml:space="preserve"> </w:t>
+            </w:r>
+            <w:proofErr w:type="spellStart"/>
+            <w:r>
+              <w:rPr>
+                <w:rFonts w:eastAsia="Times New Roman" w:cs="Arial"/>
+                <w:szCs w:val="24"/>
+                <w:lang w:val="es-EC" w:eastAsia="es-EC"/>
+              </w:rPr>
+              <w:t>Development</w:t>
+            </w:r>
+            <w:proofErr w:type="spellEnd"/>
+            <w:r>
+              <w:rPr>
+                <w:rFonts w:eastAsia="Times New Roman" w:cs="Arial"/>
+                <w:szCs w:val="24"/>
+                <w:lang w:val="es-EC" w:eastAsia="es-EC"/>
+              </w:rPr>
+              <w:t xml:space="preserve"> </w:t>
+            </w:r>
+            <w:proofErr w:type="spellStart"/>
+            <w:r>
+              <w:rPr>
+                <w:rFonts w:eastAsia="Times New Roman" w:cs="Arial"/>
+                <w:szCs w:val="24"/>
+                <w:lang w:val="es-EC" w:eastAsia="es-EC"/>
+              </w:rPr>
+              <w:t>Environment</w:t>
+            </w:r>
+            <w:proofErr w:type="spellEnd"/>
+            <w:r>
+              <w:rPr>
+                <w:rFonts w:eastAsia="Times New Roman" w:cs="Arial"/>
+                <w:szCs w:val="24"/>
+                <w:lang w:val="es-EC" w:eastAsia="es-EC"/>
+              </w:rPr>
+              <w:t xml:space="preserve"> (Entorno de Desarrollo Integrado como </w:t>
+            </w:r>
+            <w:proofErr w:type="spellStart"/>
+            <w:r>
+              <w:rPr>
+                <w:rFonts w:eastAsia="Times New Roman" w:cs="Arial"/>
+                <w:szCs w:val="24"/>
+                <w:lang w:val="es-EC" w:eastAsia="es-EC"/>
+              </w:rPr>
+              <w:t>NetBeans</w:t>
+            </w:r>
+            <w:proofErr w:type="spellEnd"/>
+            <w:r>
+              <w:rPr>
+                <w:rFonts w:eastAsia="Times New Roman" w:cs="Arial"/>
+                <w:szCs w:val="24"/>
+                <w:lang w:val="es-EC" w:eastAsia="es-EC"/>
+              </w:rPr>
+              <w:t xml:space="preserve"> o </w:t>
+            </w:r>
+            <w:proofErr w:type="spellStart"/>
+            <w:r>
+              <w:rPr>
+                <w:rFonts w:eastAsia="Times New Roman" w:cs="Arial"/>
+                <w:szCs w:val="24"/>
+                <w:lang w:val="es-EC" w:eastAsia="es-EC"/>
+              </w:rPr>
+              <w:t>Android</w:t>
+            </w:r>
+            <w:proofErr w:type="spellEnd"/>
+            <w:r>
+              <w:rPr>
+                <w:rFonts w:eastAsia="Times New Roman" w:cs="Arial"/>
+                <w:szCs w:val="24"/>
+                <w:lang w:val="es-EC" w:eastAsia="es-EC"/>
+              </w:rPr>
+              <w:t xml:space="preserve"> Studio).</w:t>
             </w:r>
           </w:p>
         </w:tc>
@@ -14939,7 +14820,7 @@
                 <w:szCs w:val="24"/>
                 <w:lang w:val="es-EC" w:eastAsia="es-EC"/>
               </w:rPr>
-              <w:t>CRUD</w:t>
+              <w:t>ECUD</w:t>
             </w:r>
           </w:p>
         </w:tc>
@@ -14962,77 +14843,13 @@
                 <w:lang w:val="es-EC" w:eastAsia="es-EC"/>
               </w:rPr>
             </w:pPr>
-            <w:proofErr w:type="spellStart"/>
-            <w:r>
-              <w:rPr>
-                <w:rFonts w:eastAsia="Times New Roman" w:cs="Arial"/>
-                <w:szCs w:val="24"/>
-                <w:lang w:val="es-EC" w:eastAsia="es-EC"/>
-              </w:rPr>
-              <w:t>Create</w:t>
-            </w:r>
-            <w:proofErr w:type="spellEnd"/>
-            <w:r>
-              <w:rPr>
-                <w:rFonts w:eastAsia="Times New Roman" w:cs="Arial"/>
-                <w:szCs w:val="24"/>
-                <w:lang w:val="es-EC" w:eastAsia="es-EC"/>
-              </w:rPr>
-              <w:t xml:space="preserve">, </w:t>
-            </w:r>
-            <w:proofErr w:type="spellStart"/>
-            <w:r>
-              <w:rPr>
-                <w:rFonts w:eastAsia="Times New Roman" w:cs="Arial"/>
-                <w:szCs w:val="24"/>
-                <w:lang w:val="es-EC" w:eastAsia="es-EC"/>
-              </w:rPr>
-              <w:t>Read</w:t>
-            </w:r>
-            <w:proofErr w:type="spellEnd"/>
-            <w:r>
-              <w:rPr>
-                <w:rFonts w:eastAsia="Times New Roman" w:cs="Arial"/>
-                <w:szCs w:val="24"/>
-                <w:lang w:val="es-EC" w:eastAsia="es-EC"/>
-              </w:rPr>
-              <w:t xml:space="preserve">, </w:t>
-            </w:r>
-            <w:proofErr w:type="spellStart"/>
-            <w:r>
-              <w:rPr>
-                <w:rFonts w:eastAsia="Times New Roman" w:cs="Arial"/>
-                <w:szCs w:val="24"/>
-                <w:lang w:val="es-EC" w:eastAsia="es-EC"/>
-              </w:rPr>
-              <w:t>Update</w:t>
-            </w:r>
-            <w:proofErr w:type="spellEnd"/>
-            <w:r>
-              <w:rPr>
-                <w:rFonts w:eastAsia="Times New Roman" w:cs="Arial"/>
-                <w:szCs w:val="24"/>
-                <w:lang w:val="es-EC" w:eastAsia="es-EC"/>
-              </w:rPr>
-              <w:t xml:space="preserve">, </w:t>
-            </w:r>
-            <w:proofErr w:type="spellStart"/>
-            <w:r>
-              <w:rPr>
-                <w:rFonts w:eastAsia="Times New Roman" w:cs="Arial"/>
-                <w:szCs w:val="24"/>
-                <w:lang w:val="es-EC" w:eastAsia="es-EC"/>
-              </w:rPr>
-              <w:t>Delete</w:t>
-            </w:r>
-            <w:proofErr w:type="spellEnd"/>
-            <w:r>
-              <w:rPr>
-                <w:rFonts w:eastAsia="Times New Roman" w:cs="Arial"/>
-                <w:szCs w:val="24"/>
-                <w:lang w:val="es-EC" w:eastAsia="es-EC"/>
-              </w:rPr>
-              <w:t xml:space="preserve"> (Operaciones básicas de gestión de datos).</w:t>
+            <w:r>
+              <w:rPr>
+                <w:rFonts w:eastAsia="Times New Roman" w:cs="Arial"/>
+                <w:szCs w:val="24"/>
+                <w:lang w:val="es-EC" w:eastAsia="es-EC"/>
+              </w:rPr>
+              <w:t>Especificación de Casos de Uso Detallado.</w:t>
             </w:r>
           </w:p>
         </w:tc>
@@ -15067,7 +14884,7 @@
                 <w:szCs w:val="24"/>
                 <w:lang w:val="es-EC" w:eastAsia="es-EC"/>
               </w:rPr>
-              <w:t>IDE</w:t>
+              <w:t>JSON</w:t>
             </w:r>
           </w:p>
         </w:tc>
@@ -15090,6 +14907,14 @@
                 <w:lang w:val="es-EC" w:eastAsia="es-EC"/>
               </w:rPr>
             </w:pPr>
+            <w:r>
+              <w:rPr>
+                <w:rFonts w:eastAsia="Times New Roman" w:cs="Arial"/>
+                <w:szCs w:val="24"/>
+                <w:lang w:val="es-EC" w:eastAsia="es-EC"/>
+              </w:rPr>
+              <w:t xml:space="preserve">JavaScript </w:t>
+            </w:r>
             <w:proofErr w:type="spellStart"/>
             <w:r>
               <w:rPr>
@@ -15097,7 +14922,7 @@
                 <w:szCs w:val="24"/>
                 <w:lang w:val="es-EC" w:eastAsia="es-EC"/>
               </w:rPr>
-              <w:t>Integrated</w:t>
+              <w:t>Object</w:t>
             </w:r>
             <w:proofErr w:type="spellEnd"/>
             <w:r>
@@ -15115,7 +14940,7 @@
                 <w:szCs w:val="24"/>
                 <w:lang w:val="es-EC" w:eastAsia="es-EC"/>
               </w:rPr>
-              <w:t>Development</w:t>
+              <w:t>Notation</w:t>
             </w:r>
             <w:proofErr w:type="spellEnd"/>
             <w:r>
@@ -15124,7 +14949,7 @@
                 <w:szCs w:val="24"/>
                 <w:lang w:val="es-EC" w:eastAsia="es-EC"/>
               </w:rPr>
-              <w:t xml:space="preserve"> </w:t>
+              <w:t xml:space="preserve"> (Formato ligero de intercambio de datos utilizado principalmente en </w:t>
             </w:r>
             <w:proofErr w:type="spellStart"/>
             <w:r>
@@ -15133,7 +14958,7 @@
                 <w:szCs w:val="24"/>
                 <w:lang w:val="es-EC" w:eastAsia="es-EC"/>
               </w:rPr>
-              <w:t>Environment</w:t>
+              <w:t>APIs</w:t>
             </w:r>
             <w:proofErr w:type="spellEnd"/>
             <w:r>
@@ -15142,43 +14967,7 @@
                 <w:szCs w:val="24"/>
                 <w:lang w:val="es-EC" w:eastAsia="es-EC"/>
               </w:rPr>
-              <w:t xml:space="preserve"> (Entorno de Desarrollo Integrado como </w:t>
-            </w:r>
-            <w:proofErr w:type="spellStart"/>
-            <w:r>
-              <w:rPr>
-                <w:rFonts w:eastAsia="Times New Roman" w:cs="Arial"/>
-                <w:szCs w:val="24"/>
-                <w:lang w:val="es-EC" w:eastAsia="es-EC"/>
-              </w:rPr>
-              <w:t>NetBeans</w:t>
-            </w:r>
-            <w:proofErr w:type="spellEnd"/>
-            <w:r>
-              <w:rPr>
-                <w:rFonts w:eastAsia="Times New Roman" w:cs="Arial"/>
-                <w:szCs w:val="24"/>
-                <w:lang w:val="es-EC" w:eastAsia="es-EC"/>
-              </w:rPr>
-              <w:t xml:space="preserve"> o </w:t>
-            </w:r>
-            <w:proofErr w:type="spellStart"/>
-            <w:r>
-              <w:rPr>
-                <w:rFonts w:eastAsia="Times New Roman" w:cs="Arial"/>
-                <w:szCs w:val="24"/>
-                <w:lang w:val="es-EC" w:eastAsia="es-EC"/>
-              </w:rPr>
-              <w:t>Android</w:t>
-            </w:r>
-            <w:proofErr w:type="spellEnd"/>
-            <w:r>
-              <w:rPr>
-                <w:rFonts w:eastAsia="Times New Roman" w:cs="Arial"/>
-                <w:szCs w:val="24"/>
-                <w:lang w:val="es-EC" w:eastAsia="es-EC"/>
-              </w:rPr>
-              <w:t xml:space="preserve"> Studio).</w:t>
+              <w:t xml:space="preserve"> REST).</w:t>
             </w:r>
           </w:p>
         </w:tc>
@@ -15210,7 +14999,7 @@
                 <w:szCs w:val="24"/>
                 <w:lang w:val="es-EC" w:eastAsia="es-EC"/>
               </w:rPr>
-              <w:t>ECUD</w:t>
+              <w:t>JVM</w:t>
             </w:r>
           </w:p>
         </w:tc>
@@ -15239,7 +15028,7 @@
                 <w:szCs w:val="24"/>
                 <w:lang w:val="es-EC" w:eastAsia="es-EC"/>
               </w:rPr>
-              <w:t>Especificación de Casos de Uso Detallado.</w:t>
+              <w:t>Java Virtual Machine (Máquina virtual encargada de ejecutar aplicaciones Java).</w:t>
             </w:r>
           </w:p>
         </w:tc>
@@ -15274,7 +15063,7 @@
                 <w:szCs w:val="24"/>
                 <w:lang w:val="es-EC" w:eastAsia="es-EC"/>
               </w:rPr>
-              <w:t>JSON</w:t>
+              <w:t>JDK</w:t>
             </w:r>
           </w:p>
         </w:tc>
@@ -15303,7 +15092,7 @@
                 <w:szCs w:val="24"/>
                 <w:lang w:val="es-EC" w:eastAsia="es-EC"/>
               </w:rPr>
-              <w:t xml:space="preserve">JavaScript </w:t>
+              <w:t xml:space="preserve">Java </w:t>
             </w:r>
             <w:proofErr w:type="spellStart"/>
             <w:r>
@@ -15312,7 +15101,7 @@
                 <w:szCs w:val="24"/>
                 <w:lang w:val="es-EC" w:eastAsia="es-EC"/>
               </w:rPr>
-              <w:t>Object</w:t>
+              <w:t>Development</w:t>
             </w:r>
             <w:proofErr w:type="spellEnd"/>
             <w:r>
@@ -15321,43 +15110,7 @@
                 <w:szCs w:val="24"/>
                 <w:lang w:val="es-EC" w:eastAsia="es-EC"/>
               </w:rPr>
-              <w:t xml:space="preserve"> </w:t>
-            </w:r>
-            <w:proofErr w:type="spellStart"/>
-            <w:r>
-              <w:rPr>
-                <w:rFonts w:eastAsia="Times New Roman" w:cs="Arial"/>
-                <w:szCs w:val="24"/>
-                <w:lang w:val="es-EC" w:eastAsia="es-EC"/>
-              </w:rPr>
-              <w:t>Notation</w:t>
-            </w:r>
-            <w:proofErr w:type="spellEnd"/>
-            <w:r>
-              <w:rPr>
-                <w:rFonts w:eastAsia="Times New Roman" w:cs="Arial"/>
-                <w:szCs w:val="24"/>
-                <w:lang w:val="es-EC" w:eastAsia="es-EC"/>
-              </w:rPr>
-              <w:t xml:space="preserve"> (Formato ligero de intercambio de datos utilizado principalmente en </w:t>
-            </w:r>
-            <w:proofErr w:type="spellStart"/>
-            <w:r>
-              <w:rPr>
-                <w:rFonts w:eastAsia="Times New Roman" w:cs="Arial"/>
-                <w:szCs w:val="24"/>
-                <w:lang w:val="es-EC" w:eastAsia="es-EC"/>
-              </w:rPr>
-              <w:t>APIs</w:t>
-            </w:r>
-            <w:proofErr w:type="spellEnd"/>
-            <w:r>
-              <w:rPr>
-                <w:rFonts w:eastAsia="Times New Roman" w:cs="Arial"/>
-                <w:szCs w:val="24"/>
-                <w:lang w:val="es-EC" w:eastAsia="es-EC"/>
-              </w:rPr>
-              <w:t xml:space="preserve"> REST).</w:t>
+              <w:t xml:space="preserve"> Kit (Kit de desarrollo utilizado para programar en Java).</w:t>
             </w:r>
           </w:p>
         </w:tc>
@@ -15389,7 +15142,7 @@
                 <w:szCs w:val="24"/>
                 <w:lang w:val="es-EC" w:eastAsia="es-EC"/>
               </w:rPr>
-              <w:t>JVM</w:t>
+              <w:t>JAX-WS</w:t>
             </w:r>
           </w:p>
         </w:tc>
@@ -15418,7 +15171,43 @@
                 <w:szCs w:val="24"/>
                 <w:lang w:val="es-EC" w:eastAsia="es-EC"/>
               </w:rPr>
-              <w:t>Java Virtual Machine (Máquina virtual encargada de ejecutar aplicaciones Java).</w:t>
+              <w:t xml:space="preserve">Java API </w:t>
+            </w:r>
+            <w:proofErr w:type="spellStart"/>
+            <w:r>
+              <w:rPr>
+                <w:rFonts w:eastAsia="Times New Roman" w:cs="Arial"/>
+                <w:szCs w:val="24"/>
+                <w:lang w:val="es-EC" w:eastAsia="es-EC"/>
+              </w:rPr>
+              <w:t>for</w:t>
+            </w:r>
+            <w:proofErr w:type="spellEnd"/>
+            <w:r>
+              <w:rPr>
+                <w:rFonts w:eastAsia="Times New Roman" w:cs="Arial"/>
+                <w:szCs w:val="24"/>
+                <w:lang w:val="es-EC" w:eastAsia="es-EC"/>
+              </w:rPr>
+              <w:t xml:space="preserve"> XML Web </w:t>
+            </w:r>
+            <w:proofErr w:type="spellStart"/>
+            <w:r>
+              <w:rPr>
+                <w:rFonts w:eastAsia="Times New Roman" w:cs="Arial"/>
+                <w:szCs w:val="24"/>
+                <w:lang w:val="es-EC" w:eastAsia="es-EC"/>
+              </w:rPr>
+              <w:t>Services</w:t>
+            </w:r>
+            <w:proofErr w:type="spellEnd"/>
+            <w:r>
+              <w:rPr>
+                <w:rFonts w:eastAsia="Times New Roman" w:cs="Arial"/>
+                <w:szCs w:val="24"/>
+                <w:lang w:val="es-EC" w:eastAsia="es-EC"/>
+              </w:rPr>
+              <w:t xml:space="preserve"> (Tecnología Java utilizada para desarrollar servicios SOAP).</w:t>
             </w:r>
           </w:p>
         </w:tc>
@@ -15447,14 +15236,16 @@
                 <w:lang w:val="es-EC" w:eastAsia="es-EC"/>
               </w:rPr>
             </w:pPr>
-            <w:r>
-              <w:rPr>
-                <w:rFonts w:eastAsia="Times New Roman" w:cs="Arial"/>
-                <w:szCs w:val="24"/>
-                <w:lang w:val="es-EC" w:eastAsia="es-EC"/>
-              </w:rPr>
-              <w:t>JDK</w:t>
-            </w:r>
+            <w:proofErr w:type="spellStart"/>
+            <w:r>
+              <w:rPr>
+                <w:rFonts w:eastAsia="Times New Roman" w:cs="Arial"/>
+                <w:szCs w:val="24"/>
+                <w:lang w:val="es-EC" w:eastAsia="es-EC"/>
+              </w:rPr>
+              <w:t>Maven</w:t>
+            </w:r>
+            <w:proofErr w:type="spellEnd"/>
           </w:p>
         </w:tc>
         <w:tc>
@@ -15482,25 +15273,7 @@
                 <w:szCs w:val="24"/>
                 <w:lang w:val="es-EC" w:eastAsia="es-EC"/>
               </w:rPr>
-              <w:t xml:space="preserve">Java </w:t>
-            </w:r>
-            <w:proofErr w:type="spellStart"/>
-            <w:r>
-              <w:rPr>
-                <w:rFonts w:eastAsia="Times New Roman" w:cs="Arial"/>
-                <w:szCs w:val="24"/>
-                <w:lang w:val="es-EC" w:eastAsia="es-EC"/>
-              </w:rPr>
-              <w:t>Development</w:t>
-            </w:r>
-            <w:proofErr w:type="spellEnd"/>
-            <w:r>
-              <w:rPr>
-                <w:rFonts w:eastAsia="Times New Roman" w:cs="Arial"/>
-                <w:szCs w:val="24"/>
-                <w:lang w:val="es-EC" w:eastAsia="es-EC"/>
-              </w:rPr>
-              <w:t xml:space="preserve"> Kit (Kit de desarrollo utilizado para programar en Java).</w:t>
+              <w:t>Herramienta de gestión y construcción de proyectos Java.</w:t>
             </w:r>
           </w:p>
         </w:tc>
@@ -15532,7 +15305,7 @@
                 <w:szCs w:val="24"/>
                 <w:lang w:val="es-EC" w:eastAsia="es-EC"/>
               </w:rPr>
-              <w:t>JAX-WS</w:t>
+              <w:t>WAR</w:t>
             </w:r>
           </w:p>
         </w:tc>
@@ -15561,7 +15334,7 @@
                 <w:szCs w:val="24"/>
                 <w:lang w:val="es-EC" w:eastAsia="es-EC"/>
               </w:rPr>
-              <w:t xml:space="preserve">Java API </w:t>
+              <w:t xml:space="preserve">Web </w:t>
             </w:r>
             <w:proofErr w:type="spellStart"/>
             <w:r>
@@ -15570,7 +15343,7 @@
                 <w:szCs w:val="24"/>
                 <w:lang w:val="es-EC" w:eastAsia="es-EC"/>
               </w:rPr>
-              <w:t>for</w:t>
+              <w:t>Application</w:t>
             </w:r>
             <w:proofErr w:type="spellEnd"/>
             <w:r>
@@ -15579,25 +15352,7 @@
                 <w:szCs w:val="24"/>
                 <w:lang w:val="es-EC" w:eastAsia="es-EC"/>
               </w:rPr>
-              <w:t xml:space="preserve"> XML Web </w:t>
-            </w:r>
-            <w:proofErr w:type="spellStart"/>
-            <w:r>
-              <w:rPr>
-                <w:rFonts w:eastAsia="Times New Roman" w:cs="Arial"/>
-                <w:szCs w:val="24"/>
-                <w:lang w:val="es-EC" w:eastAsia="es-EC"/>
-              </w:rPr>
-              <w:t>Services</w:t>
-            </w:r>
-            <w:proofErr w:type="spellEnd"/>
-            <w:r>
-              <w:rPr>
-                <w:rFonts w:eastAsia="Times New Roman" w:cs="Arial"/>
-                <w:szCs w:val="24"/>
-                <w:lang w:val="es-EC" w:eastAsia="es-EC"/>
-              </w:rPr>
-              <w:t xml:space="preserve"> (Tecnología Java utilizada para desarrollar servicios SOAP).</w:t>
+              <w:t xml:space="preserve"> Archive (Formato de empaquetado de aplicaciones web Java).</w:t>
             </w:r>
           </w:p>
         </w:tc>
@@ -15626,16 +15381,14 @@
                 <w:lang w:val="es-EC" w:eastAsia="es-EC"/>
               </w:rPr>
             </w:pPr>
-            <w:proofErr w:type="spellStart"/>
-            <w:r>
-              <w:rPr>
-                <w:rFonts w:eastAsia="Times New Roman" w:cs="Arial"/>
-                <w:szCs w:val="24"/>
-                <w:lang w:val="es-EC" w:eastAsia="es-EC"/>
-              </w:rPr>
-              <w:t>Maven</w:t>
-            </w:r>
-            <w:proofErr w:type="spellEnd"/>
+            <w:r>
+              <w:rPr>
+                <w:rFonts w:eastAsia="Times New Roman" w:cs="Arial"/>
+                <w:szCs w:val="24"/>
+                <w:lang w:val="es-EC" w:eastAsia="es-EC"/>
+              </w:rPr>
+              <w:t>QA</w:t>
+            </w:r>
           </w:p>
         </w:tc>
         <w:tc>
@@ -15657,13 +15410,41 @@
                 <w:lang w:val="es-EC" w:eastAsia="es-EC"/>
               </w:rPr>
             </w:pPr>
-            <w:r>
-              <w:rPr>
-                <w:rFonts w:eastAsia="Times New Roman" w:cs="Arial"/>
-                <w:szCs w:val="24"/>
-                <w:lang w:val="es-EC" w:eastAsia="es-EC"/>
-              </w:rPr>
-              <w:t>Herramienta de gestión y construcción de proyectos Java.</w:t>
+            <w:proofErr w:type="spellStart"/>
+            <w:r>
+              <w:rPr>
+                <w:rFonts w:eastAsia="Times New Roman" w:cs="Arial"/>
+                <w:szCs w:val="24"/>
+                <w:lang w:val="es-EC" w:eastAsia="es-EC"/>
+              </w:rPr>
+              <w:t>Quality</w:t>
+            </w:r>
+            <w:proofErr w:type="spellEnd"/>
+            <w:r>
+              <w:rPr>
+                <w:rFonts w:eastAsia="Times New Roman" w:cs="Arial"/>
+                <w:szCs w:val="24"/>
+                <w:lang w:val="es-EC" w:eastAsia="es-EC"/>
+              </w:rPr>
+              <w:t xml:space="preserve"> </w:t>
+            </w:r>
+            <w:proofErr w:type="spellStart"/>
+            <w:r>
+              <w:rPr>
+                <w:rFonts w:eastAsia="Times New Roman" w:cs="Arial"/>
+                <w:szCs w:val="24"/>
+                <w:lang w:val="es-EC" w:eastAsia="es-EC"/>
+              </w:rPr>
+              <w:t>Assurance</w:t>
+            </w:r>
+            <w:proofErr w:type="spellEnd"/>
+            <w:r>
+              <w:rPr>
+                <w:rFonts w:eastAsia="Times New Roman" w:cs="Arial"/>
+                <w:szCs w:val="24"/>
+                <w:lang w:val="es-EC" w:eastAsia="es-EC"/>
+              </w:rPr>
+              <w:t xml:space="preserve"> (Proceso de aseguramiento de calidad y pruebas del sistema).</w:t>
             </w:r>
           </w:p>
         </w:tc>
@@ -15695,7 +15476,7 @@
                 <w:szCs w:val="24"/>
                 <w:lang w:val="es-EC" w:eastAsia="es-EC"/>
               </w:rPr>
-              <w:t>WAR</w:t>
+              <w:t>UI</w:t>
             </w:r>
           </w:p>
         </w:tc>
@@ -15718,14 +15499,6 @@
                 <w:lang w:val="es-EC" w:eastAsia="es-EC"/>
               </w:rPr>
             </w:pPr>
-            <w:r>
-              <w:rPr>
-                <w:rFonts w:eastAsia="Times New Roman" w:cs="Arial"/>
-                <w:szCs w:val="24"/>
-                <w:lang w:val="es-EC" w:eastAsia="es-EC"/>
-              </w:rPr>
-              <w:t xml:space="preserve">Web </w:t>
-            </w:r>
             <w:proofErr w:type="spellStart"/>
             <w:r>
               <w:rPr>
@@ -15733,7 +15506,7 @@
                 <w:szCs w:val="24"/>
                 <w:lang w:val="es-EC" w:eastAsia="es-EC"/>
               </w:rPr>
-              <w:t>Application</w:t>
+              <w:t>User</w:t>
             </w:r>
             <w:proofErr w:type="spellEnd"/>
             <w:r>
@@ -15742,7 +15515,7 @@
                 <w:szCs w:val="24"/>
                 <w:lang w:val="es-EC" w:eastAsia="es-EC"/>
               </w:rPr>
-              <w:t xml:space="preserve"> Archive (Formato de empaquetado de aplicaciones web Java).</w:t>
+              <w:t xml:space="preserve"> Interface (Interfaz de Usuario).</w:t>
             </w:r>
           </w:p>
         </w:tc>
@@ -15777,8 +15550,7 @@
                 <w:szCs w:val="24"/>
                 <w:lang w:val="es-EC" w:eastAsia="es-EC"/>
               </w:rPr>
-              <w:lastRenderedPageBreak/>
-              <w:t>QA</w:t>
+              <w:t>UX</w:t>
             </w:r>
           </w:p>
         </w:tc>
@@ -15808,7 +15580,7 @@
                 <w:szCs w:val="24"/>
                 <w:lang w:val="es-EC" w:eastAsia="es-EC"/>
               </w:rPr>
-              <w:t>Quality</w:t>
+              <w:t>User</w:t>
             </w:r>
             <w:proofErr w:type="spellEnd"/>
             <w:r>
@@ -15826,7 +15598,7 @@
                 <w:szCs w:val="24"/>
                 <w:lang w:val="es-EC" w:eastAsia="es-EC"/>
               </w:rPr>
-              <w:t>Assurance</w:t>
+              <w:t>Experience</w:t>
             </w:r>
             <w:proofErr w:type="spellEnd"/>
             <w:r>
@@ -15835,7 +15607,7 @@
                 <w:szCs w:val="24"/>
                 <w:lang w:val="es-EC" w:eastAsia="es-EC"/>
               </w:rPr>
-              <w:t xml:space="preserve"> (Proceso de aseguramiento de calidad y pruebas del sistema).</w:t>
+              <w:t xml:space="preserve"> (Experiencia de Usuario).</w:t>
             </w:r>
           </w:p>
         </w:tc>
@@ -15861,14 +15633,16 @@
                 <w:lang w:val="es-EC" w:eastAsia="es-EC"/>
               </w:rPr>
             </w:pPr>
-            <w:r>
-              <w:rPr>
-                <w:rFonts w:eastAsia="Times New Roman" w:cs="Arial"/>
-                <w:szCs w:val="24"/>
-                <w:lang w:val="es-EC" w:eastAsia="es-EC"/>
-              </w:rPr>
-              <w:t>UI</w:t>
-            </w:r>
+            <w:proofErr w:type="spellStart"/>
+            <w:r>
+              <w:rPr>
+                <w:rFonts w:eastAsia="Times New Roman" w:cs="Arial"/>
+                <w:szCs w:val="24"/>
+                <w:lang w:val="es-EC" w:eastAsia="es-EC"/>
+              </w:rPr>
+              <w:t>localhost</w:t>
+            </w:r>
+            <w:proofErr w:type="spellEnd"/>
           </w:p>
         </w:tc>
         <w:tc>
@@ -15890,23 +15664,13 @@
                 <w:lang w:val="es-EC" w:eastAsia="es-EC"/>
               </w:rPr>
             </w:pPr>
-            <w:proofErr w:type="spellStart"/>
-            <w:r>
-              <w:rPr>
-                <w:rFonts w:eastAsia="Times New Roman" w:cs="Arial"/>
-                <w:szCs w:val="24"/>
-                <w:lang w:val="es-EC" w:eastAsia="es-EC"/>
-              </w:rPr>
-              <w:t>User</w:t>
-            </w:r>
-            <w:proofErr w:type="spellEnd"/>
-            <w:r>
-              <w:rPr>
-                <w:rFonts w:eastAsia="Times New Roman" w:cs="Arial"/>
-                <w:szCs w:val="24"/>
-                <w:lang w:val="es-EC" w:eastAsia="es-EC"/>
-              </w:rPr>
-              <w:t xml:space="preserve"> Interface (Interfaz de Usuario).</w:t>
+            <w:r>
+              <w:rPr>
+                <w:rFonts w:eastAsia="Times New Roman" w:cs="Arial"/>
+                <w:szCs w:val="24"/>
+                <w:lang w:val="es-EC" w:eastAsia="es-EC"/>
+              </w:rPr>
+              <w:t>Dirección utilizada para ejecutar aplicaciones y servicios en el equipo local.</w:t>
             </w:r>
           </w:p>
         </w:tc>
@@ -15941,7 +15705,7 @@
                 <w:szCs w:val="24"/>
                 <w:lang w:val="es-EC" w:eastAsia="es-EC"/>
               </w:rPr>
-              <w:t>UX</w:t>
+              <w:t>Payara</w:t>
             </w:r>
           </w:p>
         </w:tc>
@@ -15964,41 +15728,13 @@
                 <w:lang w:val="es-EC" w:eastAsia="es-EC"/>
               </w:rPr>
             </w:pPr>
-            <w:proofErr w:type="spellStart"/>
-            <w:r>
-              <w:rPr>
-                <w:rFonts w:eastAsia="Times New Roman" w:cs="Arial"/>
-                <w:szCs w:val="24"/>
-                <w:lang w:val="es-EC" w:eastAsia="es-EC"/>
-              </w:rPr>
-              <w:t>User</w:t>
-            </w:r>
-            <w:proofErr w:type="spellEnd"/>
-            <w:r>
-              <w:rPr>
-                <w:rFonts w:eastAsia="Times New Roman" w:cs="Arial"/>
-                <w:szCs w:val="24"/>
-                <w:lang w:val="es-EC" w:eastAsia="es-EC"/>
-              </w:rPr>
-              <w:t xml:space="preserve"> </w:t>
-            </w:r>
-            <w:proofErr w:type="spellStart"/>
-            <w:r>
-              <w:rPr>
-                <w:rFonts w:eastAsia="Times New Roman" w:cs="Arial"/>
-                <w:szCs w:val="24"/>
-                <w:lang w:val="es-EC" w:eastAsia="es-EC"/>
-              </w:rPr>
-              <w:t>Experience</w:t>
-            </w:r>
-            <w:proofErr w:type="spellEnd"/>
-            <w:r>
-              <w:rPr>
-                <w:rFonts w:eastAsia="Times New Roman" w:cs="Arial"/>
-                <w:szCs w:val="24"/>
-                <w:lang w:val="es-EC" w:eastAsia="es-EC"/>
-              </w:rPr>
-              <w:t xml:space="preserve"> (Experiencia de Usuario).</w:t>
+            <w:r>
+              <w:rPr>
+                <w:rFonts w:eastAsia="Times New Roman" w:cs="Arial"/>
+                <w:szCs w:val="24"/>
+                <w:lang w:val="es-EC" w:eastAsia="es-EC"/>
+              </w:rPr>
+              <w:t>Servidor de aplicaciones utilizado para desplegar servicios SOAP Java.</w:t>
             </w:r>
           </w:p>
         </w:tc>
@@ -16031,9 +15767,18 @@
                 <w:szCs w:val="24"/>
                 <w:lang w:val="es-EC" w:eastAsia="es-EC"/>
               </w:rPr>
-              <w:t>localhost</w:t>
+              <w:lastRenderedPageBreak/>
+              <w:t>Jakarta</w:t>
             </w:r>
             <w:proofErr w:type="spellEnd"/>
+            <w:r>
+              <w:rPr>
+                <w:rFonts w:eastAsia="Times New Roman" w:cs="Arial"/>
+                <w:szCs w:val="24"/>
+                <w:lang w:val="es-EC" w:eastAsia="es-EC"/>
+              </w:rPr>
+              <w:t xml:space="preserve"> EE</w:t>
+            </w:r>
           </w:p>
         </w:tc>
         <w:tc>
@@ -16049,207 +15794,6 @@
               <w:autoSpaceDN/>
               <w:spacing w:before="0" w:after="0" w:line="276" w:lineRule="auto"/>
               <w:cnfStyle w:val="000000000000" w:firstRow="0" w:lastRow="0" w:firstColumn="0" w:lastColumn="0" w:oddVBand="0" w:evenVBand="0" w:oddHBand="0" w:evenHBand="0" w:firstRowFirstColumn="0" w:firstRowLastColumn="0" w:lastRowFirstColumn="0" w:lastRowLastColumn="0"/>
-              <w:rPr>
-                <w:rFonts w:eastAsia="Times New Roman" w:cs="Arial"/>
-                <w:szCs w:val="24"/>
-                <w:lang w:val="es-EC" w:eastAsia="es-EC"/>
-              </w:rPr>
-            </w:pPr>
-            <w:r>
-              <w:rPr>
-                <w:rFonts w:eastAsia="Times New Roman" w:cs="Arial"/>
-                <w:szCs w:val="24"/>
-                <w:lang w:val="es-EC" w:eastAsia="es-EC"/>
-              </w:rPr>
-              <w:t>Dirección utilizada para ejecutar aplicaciones y servicios en el equipo local.</w:t>
-            </w:r>
-          </w:p>
-        </w:tc>
-      </w:tr>
-      <w:tr>
-        <w:trPr>
-          <w:cnfStyle w:val="000000100000" w:firstRow="0" w:lastRow="0" w:firstColumn="0" w:lastColumn="0" w:oddVBand="0" w:evenVBand="0" w:oddHBand="1" w:evenHBand="0" w:firstRowFirstColumn="0" w:firstRowLastColumn="0" w:lastRowFirstColumn="0" w:lastRowLastColumn="0"/>
-        </w:trPr>
-        <w:tc>
-          <w:tcPr>
-            <w:cnfStyle w:val="001000000000" w:firstRow="0" w:lastRow="0" w:firstColumn="1" w:lastColumn="0" w:oddVBand="0" w:evenVBand="0" w:oddHBand="0" w:evenHBand="0" w:firstRowFirstColumn="0" w:firstRowLastColumn="0" w:lastRowFirstColumn="0" w:lastRowLastColumn="0"/>
-            <w:tcW w:w="3114" w:type="dxa"/>
-            <w:vAlign w:val="center"/>
-            <w:hideMark/>
-          </w:tcPr>
-          <w:p>
-            <w:pPr>
-              <w:widowControl/>
-              <w:autoSpaceDE/>
-              <w:autoSpaceDN/>
-              <w:spacing w:before="0" w:after="0" w:line="276" w:lineRule="auto"/>
-              <w:jc w:val="center"/>
-              <w:rPr>
-                <w:rFonts w:eastAsia="Times New Roman" w:cs="Arial"/>
-                <w:szCs w:val="24"/>
-                <w:lang w:val="es-EC" w:eastAsia="es-EC"/>
-              </w:rPr>
-            </w:pPr>
-            <w:proofErr w:type="spellStart"/>
-            <w:r>
-              <w:rPr>
-                <w:rFonts w:eastAsia="Times New Roman" w:cs="Arial"/>
-                <w:szCs w:val="24"/>
-                <w:lang w:val="es-EC" w:eastAsia="es-EC"/>
-              </w:rPr>
-              <w:t>MariaDB</w:t>
-            </w:r>
-            <w:proofErr w:type="spellEnd"/>
-          </w:p>
-        </w:tc>
-        <w:tc>
-          <w:tcPr>
-            <w:tcW w:w="6306" w:type="dxa"/>
-            <w:vAlign w:val="center"/>
-            <w:hideMark/>
-          </w:tcPr>
-          <w:p>
-            <w:pPr>
-              <w:widowControl/>
-              <w:autoSpaceDE/>
-              <w:autoSpaceDN/>
-              <w:spacing w:before="0" w:after="0" w:line="276" w:lineRule="auto"/>
-              <w:cnfStyle w:val="000000100000" w:firstRow="0" w:lastRow="0" w:firstColumn="0" w:lastColumn="0" w:oddVBand="0" w:evenVBand="0" w:oddHBand="1" w:evenHBand="0" w:firstRowFirstColumn="0" w:firstRowLastColumn="0" w:lastRowFirstColumn="0" w:lastRowLastColumn="0"/>
-              <w:rPr>
-                <w:rFonts w:eastAsia="Times New Roman" w:cs="Arial"/>
-                <w:szCs w:val="24"/>
-                <w:lang w:val="es-EC" w:eastAsia="es-EC"/>
-              </w:rPr>
-            </w:pPr>
-            <w:r>
-              <w:rPr>
-                <w:rFonts w:eastAsia="Times New Roman" w:cs="Arial"/>
-                <w:szCs w:val="24"/>
-                <w:lang w:val="es-EC" w:eastAsia="es-EC"/>
-              </w:rPr>
-              <w:t>Sistema gestor de base de datos utilizado por el sistema.</w:t>
-            </w:r>
-          </w:p>
-        </w:tc>
-      </w:tr>
-      <w:tr>
-        <w:tc>
-          <w:tcPr>
-            <w:cnfStyle w:val="001000000000" w:firstRow="0" w:lastRow="0" w:firstColumn="1" w:lastColumn="0" w:oddVBand="0" w:evenVBand="0" w:oddHBand="0" w:evenHBand="0" w:firstRowFirstColumn="0" w:firstRowLastColumn="0" w:lastRowFirstColumn="0" w:lastRowLastColumn="0"/>
-            <w:tcW w:w="3114" w:type="dxa"/>
-            <w:vAlign w:val="center"/>
-            <w:hideMark/>
-          </w:tcPr>
-          <w:p>
-            <w:pPr>
-              <w:widowControl/>
-              <w:autoSpaceDE/>
-              <w:autoSpaceDN/>
-              <w:spacing w:before="0" w:after="0" w:line="276" w:lineRule="auto"/>
-              <w:jc w:val="center"/>
-              <w:rPr>
-                <w:rFonts w:eastAsia="Times New Roman" w:cs="Arial"/>
-                <w:szCs w:val="24"/>
-                <w:lang w:val="es-EC" w:eastAsia="es-EC"/>
-              </w:rPr>
-            </w:pPr>
-            <w:r>
-              <w:rPr>
-                <w:rFonts w:eastAsia="Times New Roman" w:cs="Arial"/>
-                <w:szCs w:val="24"/>
-                <w:lang w:val="es-EC" w:eastAsia="es-EC"/>
-              </w:rPr>
-              <w:t>Payara</w:t>
-            </w:r>
-          </w:p>
-        </w:tc>
-        <w:tc>
-          <w:tcPr>
-            <w:tcW w:w="6306" w:type="dxa"/>
-            <w:vAlign w:val="center"/>
-            <w:hideMark/>
-          </w:tcPr>
-          <w:p>
-            <w:pPr>
-              <w:widowControl/>
-              <w:autoSpaceDE/>
-              <w:autoSpaceDN/>
-              <w:spacing w:before="0" w:after="0" w:line="276" w:lineRule="auto"/>
-              <w:cnfStyle w:val="000000000000" w:firstRow="0" w:lastRow="0" w:firstColumn="0" w:lastColumn="0" w:oddVBand="0" w:evenVBand="0" w:oddHBand="0" w:evenHBand="0" w:firstRowFirstColumn="0" w:firstRowLastColumn="0" w:lastRowFirstColumn="0" w:lastRowLastColumn="0"/>
-              <w:rPr>
-                <w:rFonts w:eastAsia="Times New Roman" w:cs="Arial"/>
-                <w:szCs w:val="24"/>
-                <w:lang w:val="es-EC" w:eastAsia="es-EC"/>
-              </w:rPr>
-            </w:pPr>
-            <w:r>
-              <w:rPr>
-                <w:rFonts w:eastAsia="Times New Roman" w:cs="Arial"/>
-                <w:szCs w:val="24"/>
-                <w:lang w:val="es-EC" w:eastAsia="es-EC"/>
-              </w:rPr>
-              <w:t>Servidor de aplicaciones utilizado para desplegar servicios SOAP Java.</w:t>
-            </w:r>
-          </w:p>
-        </w:tc>
-      </w:tr>
-      <w:tr>
-        <w:trPr>
-          <w:cnfStyle w:val="000000100000" w:firstRow="0" w:lastRow="0" w:firstColumn="0" w:lastColumn="0" w:oddVBand="0" w:evenVBand="0" w:oddHBand="1" w:evenHBand="0" w:firstRowFirstColumn="0" w:firstRowLastColumn="0" w:lastRowFirstColumn="0" w:lastRowLastColumn="0"/>
-        </w:trPr>
-        <w:tc>
-          <w:tcPr>
-            <w:cnfStyle w:val="001000000000" w:firstRow="0" w:lastRow="0" w:firstColumn="1" w:lastColumn="0" w:oddVBand="0" w:evenVBand="0" w:oddHBand="0" w:evenHBand="0" w:firstRowFirstColumn="0" w:firstRowLastColumn="0" w:lastRowFirstColumn="0" w:lastRowLastColumn="0"/>
-            <w:tcW w:w="3114" w:type="dxa"/>
-            <w:vAlign w:val="center"/>
-            <w:hideMark/>
-          </w:tcPr>
-          <w:p>
-            <w:pPr>
-              <w:widowControl/>
-              <w:autoSpaceDE/>
-              <w:autoSpaceDN/>
-              <w:spacing w:before="0" w:after="0" w:line="276" w:lineRule="auto"/>
-              <w:jc w:val="center"/>
-              <w:rPr>
-                <w:rFonts w:eastAsia="Times New Roman" w:cs="Arial"/>
-                <w:szCs w:val="24"/>
-                <w:lang w:val="es-EC" w:eastAsia="es-EC"/>
-              </w:rPr>
-            </w:pPr>
-            <w:proofErr w:type="spellStart"/>
-            <w:r>
-              <w:rPr>
-                <w:rFonts w:eastAsia="Times New Roman" w:cs="Arial"/>
-                <w:szCs w:val="24"/>
-                <w:lang w:val="es-EC" w:eastAsia="es-EC"/>
-              </w:rPr>
-              <w:t>Jakarta</w:t>
-            </w:r>
-            <w:proofErr w:type="spellEnd"/>
-            <w:r>
-              <w:rPr>
-                <w:rFonts w:eastAsia="Times New Roman" w:cs="Arial"/>
-                <w:szCs w:val="24"/>
-                <w:lang w:val="es-EC" w:eastAsia="es-EC"/>
-              </w:rPr>
-              <w:t xml:space="preserve"> EE</w:t>
-            </w:r>
-          </w:p>
-        </w:tc>
-        <w:tc>
-          <w:tcPr>
-            <w:tcW w:w="6306" w:type="dxa"/>
-            <w:vAlign w:val="center"/>
-            <w:hideMark/>
-          </w:tcPr>
-          <w:p>
-            <w:pPr>
-              <w:widowControl/>
-              <w:autoSpaceDE/>
-              <w:autoSpaceDN/>
-              <w:spacing w:before="0" w:after="0" w:line="276" w:lineRule="auto"/>
-              <w:cnfStyle w:val="000000100000" w:firstRow="0" w:lastRow="0" w:firstColumn="0" w:lastColumn="0" w:oddVBand="0" w:evenVBand="0" w:oddHBand="1" w:evenHBand="0" w:firstRowFirstColumn="0" w:firstRowLastColumn="0" w:lastRowFirstColumn="0" w:lastRowLastColumn="0"/>
               <w:rPr>
                 <w:rFonts w:eastAsia="Times New Roman" w:cs="Arial"/>
                 <w:szCs w:val="24"/>
@@ -16283,45 +15827,45 @@
           <w:numId w:val="2"/>
         </w:numPr>
       </w:pPr>
-      <w:bookmarkStart w:id="16" w:name="_Toc229416148"/>
+      <w:bookmarkStart w:id="15" w:name="_Toc229416148"/>
       <w:r>
         <w:t>Referencias</w:t>
       </w:r>
+      <w:bookmarkEnd w:id="15"/>
+    </w:p>
+    <w:p>
+      <w:pPr>
+        <w:pStyle w:val="Descripcin"/>
+      </w:pPr>
+      <w:bookmarkStart w:id="16" w:name="_Toc221056209"/>
+      <w:r>
+        <w:t xml:space="preserve">Tabla </w:t>
+      </w:r>
+      <w:r>
+        <w:fldChar w:fldCharType="begin"/>
+      </w:r>
+      <w:r>
+        <w:instrText xml:space="preserve"> SEQ Tabla \* ARABIC </w:instrText>
+      </w:r>
+      <w:r>
+        <w:fldChar w:fldCharType="separate"/>
+      </w:r>
+      <w:r>
+        <w:rPr>
+          <w:noProof/>
+        </w:rPr>
+        <w:t>3</w:t>
+      </w:r>
+      <w:r>
+        <w:fldChar w:fldCharType="end"/>
+      </w:r>
+      <w:r>
+        <w:t xml:space="preserve">. </w:t>
+      </w:r>
+      <w:r>
+        <w:t>Referencias</w:t>
+      </w:r>
       <w:bookmarkEnd w:id="16"/>
-    </w:p>
-    <w:p>
-      <w:pPr>
-        <w:pStyle w:val="Descripcin"/>
-      </w:pPr>
-      <w:bookmarkStart w:id="17" w:name="_Toc221056209"/>
-      <w:r>
-        <w:t xml:space="preserve">Tabla </w:t>
-      </w:r>
-      <w:r>
-        <w:fldChar w:fldCharType="begin"/>
-      </w:r>
-      <w:r>
-        <w:instrText xml:space="preserve"> SEQ Tabla \* ARABIC </w:instrText>
-      </w:r>
-      <w:r>
-        <w:fldChar w:fldCharType="separate"/>
-      </w:r>
-      <w:r>
-        <w:rPr>
-          <w:noProof/>
-        </w:rPr>
-        <w:t>3</w:t>
-      </w:r>
-      <w:r>
-        <w:fldChar w:fldCharType="end"/>
-      </w:r>
-      <w:r>
-        <w:t xml:space="preserve">. </w:t>
-      </w:r>
-      <w:r>
-        <w:t>Referencias</w:t>
-      </w:r>
-      <w:bookmarkEnd w:id="17"/>
     </w:p>
     <w:tbl>
       <w:tblPr>
@@ -16331,10 +15875,10 @@
       </w:tblPr>
       <w:tblGrid>
         <w:gridCol w:w="1377"/>
-        <w:gridCol w:w="2196"/>
-        <w:gridCol w:w="3383"/>
+        <w:gridCol w:w="2184"/>
+        <w:gridCol w:w="3433"/>
         <w:gridCol w:w="884"/>
-        <w:gridCol w:w="1580"/>
+        <w:gridCol w:w="1542"/>
       </w:tblGrid>
       <w:tr>
         <w:trPr>
@@ -17234,7 +16778,7 @@
                 <w:rFonts w:cs="Arial"/>
                 <w:szCs w:val="24"/>
               </w:rPr>
-              <w:t>6</w:t>
+              <w:t>7</w:t>
             </w:r>
           </w:p>
         </w:tc>
@@ -17257,7 +16801,7 @@
                 <w:rFonts w:cs="Arial"/>
                 <w:szCs w:val="24"/>
               </w:rPr>
-              <w:t xml:space="preserve">Documentación </w:t>
+              <w:t xml:space="preserve">W3C SOAP </w:t>
             </w:r>
             <w:proofErr w:type="spellStart"/>
             <w:r>
@@ -17265,7 +16809,7 @@
                 <w:rFonts w:cs="Arial"/>
                 <w:szCs w:val="24"/>
               </w:rPr>
-              <w:t>MariaDB</w:t>
+              <w:t>Specification</w:t>
             </w:r>
             <w:proofErr w:type="spellEnd"/>
           </w:p>
@@ -17282,46 +16826,16 @@
               <w:rPr>
                 <w:rFonts w:cs="Arial"/>
                 <w:szCs w:val="24"/>
+                <w:lang w:val="en-US"/>
               </w:rPr>
             </w:pPr>
             <w:r>
               <w:rPr>
                 <w:rFonts w:cs="Arial"/>
                 <w:szCs w:val="24"/>
-              </w:rPr>
-              <w:t xml:space="preserve">JDBC </w:t>
-            </w:r>
-            <w:proofErr w:type="spellStart"/>
-            <w:r>
-              <w:rPr>
-                <w:rFonts w:cs="Arial"/>
-                <w:szCs w:val="24"/>
-              </w:rPr>
-              <w:t>Connector</w:t>
-            </w:r>
-            <w:proofErr w:type="spellEnd"/>
-            <w:r>
-              <w:rPr>
-                <w:rFonts w:cs="Arial"/>
-                <w:szCs w:val="24"/>
-              </w:rPr>
-              <w:t xml:space="preserve"> / Configuración y conexión con </w:t>
-            </w:r>
-            <w:proofErr w:type="spellStart"/>
-            <w:r>
-              <w:rPr>
-                <w:rFonts w:cs="Arial"/>
-                <w:szCs w:val="24"/>
-              </w:rPr>
-              <w:t>MariaDB</w:t>
-            </w:r>
-            <w:proofErr w:type="spellEnd"/>
-            <w:r>
-              <w:rPr>
-                <w:rFonts w:cs="Arial"/>
-                <w:szCs w:val="24"/>
-              </w:rPr>
-              <w:t>.</w:t>
+                <w:lang w:val="en-US"/>
+              </w:rPr>
+              <w:t>Simple Object Access Protocol (SOAP) Version 1.2.</w:t>
             </w:r>
           </w:p>
         </w:tc>
@@ -17344,7 +16858,7 @@
                 <w:rFonts w:cs="Arial"/>
                 <w:szCs w:val="24"/>
               </w:rPr>
-              <w:t>2024</w:t>
+              <w:t>2007</w:t>
             </w:r>
           </w:p>
         </w:tc>
@@ -17362,31 +16876,13 @@
                 <w:szCs w:val="24"/>
               </w:rPr>
             </w:pPr>
-            <w:proofErr w:type="spellStart"/>
             <w:r>
               <w:rPr>
                 <w:rFonts w:cs="Arial"/>
                 <w:szCs w:val="24"/>
               </w:rPr>
-              <w:t>MariaDB</w:t>
-            </w:r>
-            <w:proofErr w:type="spellEnd"/>
-            <w:r>
-              <w:rPr>
-                <w:rFonts w:cs="Arial"/>
-                <w:szCs w:val="24"/>
-              </w:rPr>
-              <w:t xml:space="preserve"> </w:t>
-            </w:r>
-            <w:proofErr w:type="spellStart"/>
-            <w:r>
-              <w:rPr>
-                <w:rFonts w:cs="Arial"/>
-                <w:szCs w:val="24"/>
-              </w:rPr>
-              <w:t>Corporation</w:t>
-            </w:r>
-            <w:proofErr w:type="spellEnd"/>
+              <w:t>W3C</w:t>
+            </w:r>
           </w:p>
         </w:tc>
       </w:tr>
@@ -17414,7 +16910,7 @@
                 <w:rFonts w:cs="Arial"/>
                 <w:szCs w:val="24"/>
               </w:rPr>
-              <w:t>7</w:t>
+              <w:t>8</w:t>
             </w:r>
           </w:p>
         </w:tc>
@@ -17432,12 +16928,21 @@
                 <w:szCs w:val="24"/>
               </w:rPr>
             </w:pPr>
+            <w:proofErr w:type="spellStart"/>
             <w:r>
               <w:rPr>
                 <w:rFonts w:cs="Arial"/>
                 <w:szCs w:val="24"/>
               </w:rPr>
-              <w:t xml:space="preserve">W3C SOAP </w:t>
+              <w:t>Jakarta</w:t>
+            </w:r>
+            <w:proofErr w:type="spellEnd"/>
+            <w:r>
+              <w:rPr>
+                <w:rFonts w:cs="Arial"/>
+                <w:szCs w:val="24"/>
+              </w:rPr>
+              <w:t xml:space="preserve"> EE </w:t>
             </w:r>
             <w:proofErr w:type="spellStart"/>
             <w:r>
@@ -17445,7 +16950,7 @@
                 <w:rFonts w:cs="Arial"/>
                 <w:szCs w:val="24"/>
               </w:rPr>
-              <w:t>Specification</w:t>
+              <w:t>Documentation</w:t>
             </w:r>
             <w:proofErr w:type="spellEnd"/>
           </w:p>
@@ -17462,16 +16967,30 @@
               <w:rPr>
                 <w:rFonts w:cs="Arial"/>
                 <w:szCs w:val="24"/>
-                <w:lang w:val="en-US"/>
               </w:rPr>
             </w:pPr>
             <w:r>
               <w:rPr>
                 <w:rFonts w:cs="Arial"/>
                 <w:szCs w:val="24"/>
-                <w:lang w:val="en-US"/>
-              </w:rPr>
-              <w:t>Simple Object Access Protocol (SOAP) Version 1.2.</w:t>
+              </w:rPr>
+              <w:t xml:space="preserve">Documentación oficial para desarrollo de servicios web con </w:t>
+            </w:r>
+            <w:proofErr w:type="spellStart"/>
+            <w:r>
+              <w:rPr>
+                <w:rFonts w:cs="Arial"/>
+                <w:szCs w:val="24"/>
+              </w:rPr>
+              <w:t>Jakarta</w:t>
+            </w:r>
+            <w:proofErr w:type="spellEnd"/>
+            <w:r>
+              <w:rPr>
+                <w:rFonts w:cs="Arial"/>
+                <w:szCs w:val="24"/>
+              </w:rPr>
+              <w:t xml:space="preserve"> EE 10.</w:t>
             </w:r>
           </w:p>
         </w:tc>
@@ -17494,7 +17013,7 @@
                 <w:rFonts w:cs="Arial"/>
                 <w:szCs w:val="24"/>
               </w:rPr>
-              <w:t>2007</w:t>
+              <w:t>2024</w:t>
             </w:r>
           </w:p>
         </w:tc>
@@ -17517,8 +17036,17 @@
                 <w:rFonts w:cs="Arial"/>
                 <w:szCs w:val="24"/>
               </w:rPr>
-              <w:t>W3C</w:t>
-            </w:r>
+              <w:t xml:space="preserve">Eclipse </w:t>
+            </w:r>
+            <w:proofErr w:type="spellStart"/>
+            <w:r>
+              <w:rPr>
+                <w:rFonts w:cs="Arial"/>
+                <w:szCs w:val="24"/>
+              </w:rPr>
+              <w:t>Foundation</w:t>
+            </w:r>
+            <w:proofErr w:type="spellEnd"/>
           </w:p>
         </w:tc>
       </w:tr>
@@ -17543,8 +17071,7 @@
                 <w:rFonts w:cs="Arial"/>
                 <w:szCs w:val="24"/>
               </w:rPr>
-              <w:lastRenderedPageBreak/>
-              <w:t>8</w:t>
+              <w:t>9</w:t>
             </w:r>
           </w:p>
         </w:tc>
@@ -17562,21 +17089,12 @@
                 <w:szCs w:val="24"/>
               </w:rPr>
             </w:pPr>
-            <w:proofErr w:type="spellStart"/>
             <w:r>
               <w:rPr>
                 <w:rFonts w:cs="Arial"/>
                 <w:szCs w:val="24"/>
               </w:rPr>
-              <w:t>Jakarta</w:t>
-            </w:r>
-            <w:proofErr w:type="spellEnd"/>
-            <w:r>
-              <w:rPr>
-                <w:rFonts w:cs="Arial"/>
-                <w:szCs w:val="24"/>
-              </w:rPr>
-              <w:t xml:space="preserve"> EE </w:t>
+              <w:t xml:space="preserve">Payara Server </w:t>
             </w:r>
             <w:proofErr w:type="spellStart"/>
             <w:r>
@@ -17608,23 +17126,7 @@
                 <w:rFonts w:cs="Arial"/>
                 <w:szCs w:val="24"/>
               </w:rPr>
-              <w:t xml:space="preserve">Documentación oficial para desarrollo de servicios web con </w:t>
-            </w:r>
-            <w:proofErr w:type="spellStart"/>
-            <w:r>
-              <w:rPr>
-                <w:rFonts w:cs="Arial"/>
-                <w:szCs w:val="24"/>
-              </w:rPr>
-              <w:t>Jakarta</w:t>
-            </w:r>
-            <w:proofErr w:type="spellEnd"/>
-            <w:r>
-              <w:rPr>
-                <w:rFonts w:cs="Arial"/>
-                <w:szCs w:val="24"/>
-              </w:rPr>
-              <w:t xml:space="preserve"> EE 10.</w:t>
+              <w:t>Configuración y despliegue de aplicaciones SOAP en Payara Server 7.</w:t>
             </w:r>
           </w:p>
         </w:tc>
@@ -17670,7 +17172,7 @@
                 <w:rFonts w:cs="Arial"/>
                 <w:szCs w:val="24"/>
               </w:rPr>
-              <w:t xml:space="preserve">Eclipse </w:t>
+              <w:t xml:space="preserve">Payara </w:t>
             </w:r>
             <w:proofErr w:type="spellStart"/>
             <w:r>
@@ -17708,7 +17210,7 @@
                 <w:rFonts w:cs="Arial"/>
                 <w:szCs w:val="24"/>
               </w:rPr>
-              <w:t>9</w:t>
+              <w:t>11</w:t>
             </w:r>
           </w:p>
         </w:tc>
@@ -17731,7 +17233,7 @@
                 <w:rFonts w:cs="Arial"/>
                 <w:szCs w:val="24"/>
               </w:rPr>
-              <w:t xml:space="preserve">Payara Server </w:t>
+              <w:t xml:space="preserve">Oracle Java </w:t>
             </w:r>
             <w:proofErr w:type="spellStart"/>
             <w:r>
@@ -17763,7 +17265,7 @@
                 <w:rFonts w:cs="Arial"/>
                 <w:szCs w:val="24"/>
               </w:rPr>
-              <w:t>Configuración y despliegue de aplicaciones SOAP en Payara Server 7.</w:t>
+              <w:t>Documentación oficial de Java 21 y JAX-WS.</w:t>
             </w:r>
           </w:p>
         </w:tc>
@@ -17809,510 +17311,8 @@
                 <w:rFonts w:cs="Arial"/>
                 <w:szCs w:val="24"/>
               </w:rPr>
-              <w:t xml:space="preserve">Payara </w:t>
-            </w:r>
-            <w:proofErr w:type="spellStart"/>
-            <w:r>
-              <w:rPr>
-                <w:rFonts w:cs="Arial"/>
-                <w:szCs w:val="24"/>
-              </w:rPr>
-              <w:t>Foundation</w:t>
-            </w:r>
-            <w:proofErr w:type="spellEnd"/>
-          </w:p>
-        </w:tc>
-      </w:tr>
-      <w:tr>
-        <w:tc>
-          <w:tcPr>
-            <w:cnfStyle w:val="001000000000" w:firstRow="0" w:lastRow="0" w:firstColumn="1" w:lastColumn="0" w:oddVBand="0" w:evenVBand="0" w:oddHBand="0" w:evenHBand="0" w:firstRowFirstColumn="0" w:firstRowLastColumn="0" w:lastRowFirstColumn="0" w:lastRowLastColumn="0"/>
-            <w:tcW w:w="0" w:type="auto"/>
-            <w:hideMark/>
-          </w:tcPr>
-          <w:p>
-            <w:pPr>
-              <w:spacing w:line="276" w:lineRule="auto"/>
-              <w:jc w:val="center"/>
-              <w:rPr>
-                <w:rFonts w:cs="Arial"/>
-                <w:szCs w:val="24"/>
-              </w:rPr>
-            </w:pPr>
-            <w:r>
-              <w:rPr>
-                <w:rFonts w:cs="Arial"/>
-                <w:szCs w:val="24"/>
-              </w:rPr>
-              <w:t>10</w:t>
-            </w:r>
-          </w:p>
-        </w:tc>
-        <w:tc>
-          <w:tcPr>
-            <w:tcW w:w="0" w:type="auto"/>
-            <w:hideMark/>
-          </w:tcPr>
-          <w:p>
-            <w:pPr>
-              <w:spacing w:line="276" w:lineRule="auto"/>
-              <w:cnfStyle w:val="000000000000" w:firstRow="0" w:lastRow="0" w:firstColumn="0" w:lastColumn="0" w:oddVBand="0" w:evenVBand="0" w:oddHBand="0" w:evenHBand="0" w:firstRowFirstColumn="0" w:firstRowLastColumn="0" w:lastRowFirstColumn="0" w:lastRowLastColumn="0"/>
-              <w:rPr>
-                <w:rFonts w:cs="Arial"/>
-                <w:szCs w:val="24"/>
-              </w:rPr>
-            </w:pPr>
-            <w:proofErr w:type="spellStart"/>
-            <w:r>
-              <w:rPr>
-                <w:rFonts w:cs="Arial"/>
-                <w:szCs w:val="24"/>
-              </w:rPr>
-              <w:t>Android</w:t>
-            </w:r>
-            <w:proofErr w:type="spellEnd"/>
-            <w:r>
-              <w:rPr>
-                <w:rFonts w:cs="Arial"/>
-                <w:szCs w:val="24"/>
-              </w:rPr>
-              <w:t xml:space="preserve"> </w:t>
-            </w:r>
-            <w:proofErr w:type="spellStart"/>
-            <w:r>
-              <w:rPr>
-                <w:rFonts w:cs="Arial"/>
-                <w:szCs w:val="24"/>
-              </w:rPr>
-              <w:t>Developers</w:t>
-            </w:r>
-            <w:proofErr w:type="spellEnd"/>
-            <w:r>
-              <w:rPr>
-                <w:rFonts w:cs="Arial"/>
-                <w:szCs w:val="24"/>
-              </w:rPr>
-              <w:t xml:space="preserve"> </w:t>
-            </w:r>
-            <w:proofErr w:type="spellStart"/>
-            <w:r>
-              <w:rPr>
-                <w:rFonts w:cs="Arial"/>
-                <w:szCs w:val="24"/>
-              </w:rPr>
-              <w:t>Documentation</w:t>
-            </w:r>
-            <w:proofErr w:type="spellEnd"/>
-          </w:p>
-        </w:tc>
-        <w:tc>
-          <w:tcPr>
-            <w:tcW w:w="0" w:type="auto"/>
-            <w:hideMark/>
-          </w:tcPr>
-          <w:p>
-            <w:pPr>
-              <w:spacing w:line="276" w:lineRule="auto"/>
-              <w:cnfStyle w:val="000000000000" w:firstRow="0" w:lastRow="0" w:firstColumn="0" w:lastColumn="0" w:oddVBand="0" w:evenVBand="0" w:oddHBand="0" w:evenHBand="0" w:firstRowFirstColumn="0" w:firstRowLastColumn="0" w:lastRowFirstColumn="0" w:lastRowLastColumn="0"/>
-              <w:rPr>
-                <w:rFonts w:cs="Arial"/>
-                <w:szCs w:val="24"/>
-              </w:rPr>
-            </w:pPr>
-            <w:r>
-              <w:rPr>
-                <w:rFonts w:cs="Arial"/>
-                <w:szCs w:val="24"/>
-              </w:rPr>
-              <w:t xml:space="preserve">Consumo de servicios web y conexiones HTTP en </w:t>
-            </w:r>
-            <w:proofErr w:type="spellStart"/>
-            <w:r>
-              <w:rPr>
-                <w:rFonts w:cs="Arial"/>
-                <w:szCs w:val="24"/>
-              </w:rPr>
-              <w:t>Android</w:t>
-            </w:r>
-            <w:proofErr w:type="spellEnd"/>
-            <w:r>
-              <w:rPr>
-                <w:rFonts w:cs="Arial"/>
-                <w:szCs w:val="24"/>
-              </w:rPr>
-              <w:t xml:space="preserve"> Studio.</w:t>
-            </w:r>
-          </w:p>
-        </w:tc>
-        <w:tc>
-          <w:tcPr>
-            <w:tcW w:w="0" w:type="auto"/>
-            <w:hideMark/>
-          </w:tcPr>
-          <w:p>
-            <w:pPr>
-              <w:spacing w:line="276" w:lineRule="auto"/>
-              <w:cnfStyle w:val="000000000000" w:firstRow="0" w:lastRow="0" w:firstColumn="0" w:lastColumn="0" w:oddVBand="0" w:evenVBand="0" w:oddHBand="0" w:evenHBand="0" w:firstRowFirstColumn="0" w:firstRowLastColumn="0" w:lastRowFirstColumn="0" w:lastRowLastColumn="0"/>
-              <w:rPr>
-                <w:rFonts w:cs="Arial"/>
-                <w:szCs w:val="24"/>
-              </w:rPr>
-            </w:pPr>
-            <w:r>
-              <w:rPr>
-                <w:rFonts w:cs="Arial"/>
-                <w:szCs w:val="24"/>
-              </w:rPr>
-              <w:t>2024</w:t>
-            </w:r>
-          </w:p>
-        </w:tc>
-        <w:tc>
-          <w:tcPr>
-            <w:tcW w:w="0" w:type="auto"/>
-            <w:hideMark/>
-          </w:tcPr>
-          <w:p>
-            <w:pPr>
-              <w:spacing w:line="276" w:lineRule="auto"/>
-              <w:cnfStyle w:val="000000000000" w:firstRow="0" w:lastRow="0" w:firstColumn="0" w:lastColumn="0" w:oddVBand="0" w:evenVBand="0" w:oddHBand="0" w:evenHBand="0" w:firstRowFirstColumn="0" w:firstRowLastColumn="0" w:lastRowFirstColumn="0" w:lastRowLastColumn="0"/>
-              <w:rPr>
-                <w:rFonts w:cs="Arial"/>
-                <w:szCs w:val="24"/>
-              </w:rPr>
-            </w:pPr>
-            <w:r>
-              <w:rPr>
-                <w:rFonts w:cs="Arial"/>
-                <w:szCs w:val="24"/>
-              </w:rPr>
-              <w:t xml:space="preserve">Google </w:t>
-            </w:r>
-            <w:proofErr w:type="spellStart"/>
-            <w:r>
-              <w:rPr>
-                <w:rFonts w:cs="Arial"/>
-                <w:szCs w:val="24"/>
-              </w:rPr>
-              <w:t>Developers</w:t>
-            </w:r>
-            <w:proofErr w:type="spellEnd"/>
-          </w:p>
-        </w:tc>
-      </w:tr>
-      <w:tr>
-        <w:trPr>
-          <w:cnfStyle w:val="000000100000" w:firstRow="0" w:lastRow="0" w:firstColumn="0" w:lastColumn="0" w:oddVBand="0" w:evenVBand="0" w:oddHBand="1" w:evenHBand="0" w:firstRowFirstColumn="0" w:firstRowLastColumn="0" w:lastRowFirstColumn="0" w:lastRowLastColumn="0"/>
-        </w:trPr>
-        <w:tc>
-          <w:tcPr>
-            <w:cnfStyle w:val="001000000000" w:firstRow="0" w:lastRow="0" w:firstColumn="1" w:lastColumn="0" w:oddVBand="0" w:evenVBand="0" w:oddHBand="0" w:evenHBand="0" w:firstRowFirstColumn="0" w:firstRowLastColumn="0" w:lastRowFirstColumn="0" w:lastRowLastColumn="0"/>
-            <w:tcW w:w="0" w:type="auto"/>
-            <w:hideMark/>
-          </w:tcPr>
-          <w:p>
-            <w:pPr>
-              <w:spacing w:line="276" w:lineRule="auto"/>
-              <w:jc w:val="center"/>
-              <w:rPr>
-                <w:rFonts w:cs="Arial"/>
-                <w:szCs w:val="24"/>
-              </w:rPr>
-            </w:pPr>
-            <w:r>
-              <w:rPr>
-                <w:rFonts w:cs="Arial"/>
-                <w:szCs w:val="24"/>
-              </w:rPr>
-              <w:t>11</w:t>
-            </w:r>
-          </w:p>
-        </w:tc>
-        <w:tc>
-          <w:tcPr>
-            <w:tcW w:w="0" w:type="auto"/>
-            <w:hideMark/>
-          </w:tcPr>
-          <w:p>
-            <w:pPr>
-              <w:spacing w:line="276" w:lineRule="auto"/>
-              <w:cnfStyle w:val="000000100000" w:firstRow="0" w:lastRow="0" w:firstColumn="0" w:lastColumn="0" w:oddVBand="0" w:evenVBand="0" w:oddHBand="1" w:evenHBand="0" w:firstRowFirstColumn="0" w:firstRowLastColumn="0" w:lastRowFirstColumn="0" w:lastRowLastColumn="0"/>
-              <w:rPr>
-                <w:rFonts w:cs="Arial"/>
-                <w:szCs w:val="24"/>
-              </w:rPr>
-            </w:pPr>
-            <w:r>
-              <w:rPr>
-                <w:rFonts w:cs="Arial"/>
-                <w:szCs w:val="24"/>
-              </w:rPr>
-              <w:t xml:space="preserve">Oracle Java </w:t>
-            </w:r>
-            <w:proofErr w:type="spellStart"/>
-            <w:r>
-              <w:rPr>
-                <w:rFonts w:cs="Arial"/>
-                <w:szCs w:val="24"/>
-              </w:rPr>
-              <w:t>Documentation</w:t>
-            </w:r>
-            <w:proofErr w:type="spellEnd"/>
-          </w:p>
-        </w:tc>
-        <w:tc>
-          <w:tcPr>
-            <w:tcW w:w="0" w:type="auto"/>
-            <w:hideMark/>
-          </w:tcPr>
-          <w:p>
-            <w:pPr>
-              <w:spacing w:line="276" w:lineRule="auto"/>
-              <w:cnfStyle w:val="000000100000" w:firstRow="0" w:lastRow="0" w:firstColumn="0" w:lastColumn="0" w:oddVBand="0" w:evenVBand="0" w:oddHBand="1" w:evenHBand="0" w:firstRowFirstColumn="0" w:firstRowLastColumn="0" w:lastRowFirstColumn="0" w:lastRowLastColumn="0"/>
-              <w:rPr>
-                <w:rFonts w:cs="Arial"/>
-                <w:szCs w:val="24"/>
-              </w:rPr>
-            </w:pPr>
-            <w:r>
-              <w:rPr>
-                <w:rFonts w:cs="Arial"/>
-                <w:szCs w:val="24"/>
-              </w:rPr>
-              <w:t>Documentación oficial de Java 21 y JAX-WS.</w:t>
-            </w:r>
-          </w:p>
-        </w:tc>
-        <w:tc>
-          <w:tcPr>
-            <w:tcW w:w="0" w:type="auto"/>
-            <w:hideMark/>
-          </w:tcPr>
-          <w:p>
-            <w:pPr>
-              <w:spacing w:line="276" w:lineRule="auto"/>
-              <w:cnfStyle w:val="000000100000" w:firstRow="0" w:lastRow="0" w:firstColumn="0" w:lastColumn="0" w:oddVBand="0" w:evenVBand="0" w:oddHBand="1" w:evenHBand="0" w:firstRowFirstColumn="0" w:firstRowLastColumn="0" w:lastRowFirstColumn="0" w:lastRowLastColumn="0"/>
-              <w:rPr>
-                <w:rFonts w:cs="Arial"/>
-                <w:szCs w:val="24"/>
-              </w:rPr>
-            </w:pPr>
-            <w:r>
-              <w:rPr>
-                <w:rFonts w:cs="Arial"/>
-                <w:szCs w:val="24"/>
-              </w:rPr>
-              <w:t>2024</w:t>
-            </w:r>
-          </w:p>
-        </w:tc>
-        <w:tc>
-          <w:tcPr>
-            <w:tcW w:w="0" w:type="auto"/>
-            <w:hideMark/>
-          </w:tcPr>
-          <w:p>
-            <w:pPr>
-              <w:spacing w:line="276" w:lineRule="auto"/>
-              <w:cnfStyle w:val="000000100000" w:firstRow="0" w:lastRow="0" w:firstColumn="0" w:lastColumn="0" w:oddVBand="0" w:evenVBand="0" w:oddHBand="1" w:evenHBand="0" w:firstRowFirstColumn="0" w:firstRowLastColumn="0" w:lastRowFirstColumn="0" w:lastRowLastColumn="0"/>
-              <w:rPr>
-                <w:rFonts w:cs="Arial"/>
-                <w:szCs w:val="24"/>
-              </w:rPr>
-            </w:pPr>
-            <w:r>
-              <w:rPr>
-                <w:rFonts w:cs="Arial"/>
-                <w:szCs w:val="24"/>
-              </w:rPr>
               <w:t>Oracle</w:t>
             </w:r>
-          </w:p>
-        </w:tc>
-      </w:tr>
-      <w:tr>
-        <w:tc>
-          <w:tcPr>
-            <w:cnfStyle w:val="001000000000" w:firstRow="0" w:lastRow="0" w:firstColumn="1" w:lastColumn="0" w:oddVBand="0" w:evenVBand="0" w:oddHBand="0" w:evenHBand="0" w:firstRowFirstColumn="0" w:firstRowLastColumn="0" w:lastRowFirstColumn="0" w:lastRowLastColumn="0"/>
-            <w:tcW w:w="0" w:type="auto"/>
-            <w:hideMark/>
-          </w:tcPr>
-          <w:p>
-            <w:pPr>
-              <w:spacing w:line="276" w:lineRule="auto"/>
-              <w:jc w:val="center"/>
-              <w:rPr>
-                <w:rFonts w:cs="Arial"/>
-                <w:szCs w:val="24"/>
-              </w:rPr>
-            </w:pPr>
-            <w:r>
-              <w:rPr>
-                <w:rFonts w:cs="Arial"/>
-                <w:szCs w:val="24"/>
-              </w:rPr>
-              <w:t>12</w:t>
-            </w:r>
-          </w:p>
-        </w:tc>
-        <w:tc>
-          <w:tcPr>
-            <w:tcW w:w="0" w:type="auto"/>
-            <w:hideMark/>
-          </w:tcPr>
-          <w:p>
-            <w:pPr>
-              <w:spacing w:line="276" w:lineRule="auto"/>
-              <w:cnfStyle w:val="000000000000" w:firstRow="0" w:lastRow="0" w:firstColumn="0" w:lastColumn="0" w:oddVBand="0" w:evenVBand="0" w:oddHBand="0" w:evenHBand="0" w:firstRowFirstColumn="0" w:firstRowLastColumn="0" w:lastRowFirstColumn="0" w:lastRowLastColumn="0"/>
-              <w:rPr>
-                <w:rFonts w:cs="Arial"/>
-                <w:szCs w:val="24"/>
-              </w:rPr>
-            </w:pPr>
-            <w:proofErr w:type="spellStart"/>
-            <w:r>
-              <w:rPr>
-                <w:rFonts w:cs="Arial"/>
-                <w:szCs w:val="24"/>
-              </w:rPr>
-              <w:t>HeidiSQL</w:t>
-            </w:r>
-            <w:proofErr w:type="spellEnd"/>
-            <w:r>
-              <w:rPr>
-                <w:rFonts w:cs="Arial"/>
-                <w:szCs w:val="24"/>
-              </w:rPr>
-              <w:t xml:space="preserve"> </w:t>
-            </w:r>
-            <w:proofErr w:type="spellStart"/>
-            <w:r>
-              <w:rPr>
-                <w:rFonts w:cs="Arial"/>
-                <w:szCs w:val="24"/>
-              </w:rPr>
-              <w:t>Documentation</w:t>
-            </w:r>
-            <w:proofErr w:type="spellEnd"/>
-          </w:p>
-        </w:tc>
-        <w:tc>
-          <w:tcPr>
-            <w:tcW w:w="0" w:type="auto"/>
-            <w:hideMark/>
-          </w:tcPr>
-          <w:p>
-            <w:pPr>
-              <w:spacing w:line="276" w:lineRule="auto"/>
-              <w:cnfStyle w:val="000000000000" w:firstRow="0" w:lastRow="0" w:firstColumn="0" w:lastColumn="0" w:oddVBand="0" w:evenVBand="0" w:oddHBand="0" w:evenHBand="0" w:firstRowFirstColumn="0" w:firstRowLastColumn="0" w:lastRowFirstColumn="0" w:lastRowLastColumn="0"/>
-              <w:rPr>
-                <w:rFonts w:cs="Arial"/>
-                <w:szCs w:val="24"/>
-              </w:rPr>
-            </w:pPr>
-            <w:r>
-              <w:rPr>
-                <w:rFonts w:cs="Arial"/>
-                <w:szCs w:val="24"/>
-              </w:rPr>
-              <w:t xml:space="preserve">Herramienta de administración y consultas para </w:t>
-            </w:r>
-            <w:proofErr w:type="spellStart"/>
-            <w:r>
-              <w:rPr>
-                <w:rFonts w:cs="Arial"/>
-                <w:szCs w:val="24"/>
-              </w:rPr>
-              <w:t>MariaDB</w:t>
-            </w:r>
-            <w:proofErr w:type="spellEnd"/>
-            <w:r>
-              <w:rPr>
-                <w:rFonts w:cs="Arial"/>
-                <w:szCs w:val="24"/>
-              </w:rPr>
-              <w:t xml:space="preserve"> y </w:t>
-            </w:r>
-            <w:proofErr w:type="spellStart"/>
-            <w:r>
-              <w:rPr>
-                <w:rFonts w:cs="Arial"/>
-                <w:szCs w:val="24"/>
-              </w:rPr>
-              <w:t>MySQL</w:t>
-            </w:r>
-            <w:proofErr w:type="spellEnd"/>
-            <w:r>
-              <w:rPr>
-                <w:rFonts w:cs="Arial"/>
-                <w:szCs w:val="24"/>
-              </w:rPr>
-              <w:t>.</w:t>
-            </w:r>
-          </w:p>
-        </w:tc>
-        <w:tc>
-          <w:tcPr>
-            <w:tcW w:w="0" w:type="auto"/>
-            <w:hideMark/>
-          </w:tcPr>
-          <w:p>
-            <w:pPr>
-              <w:spacing w:line="276" w:lineRule="auto"/>
-              <w:cnfStyle w:val="000000000000" w:firstRow="0" w:lastRow="0" w:firstColumn="0" w:lastColumn="0" w:oddVBand="0" w:evenVBand="0" w:oddHBand="0" w:evenHBand="0" w:firstRowFirstColumn="0" w:firstRowLastColumn="0" w:lastRowFirstColumn="0" w:lastRowLastColumn="0"/>
-              <w:rPr>
-                <w:rFonts w:cs="Arial"/>
-                <w:szCs w:val="24"/>
-              </w:rPr>
-            </w:pPr>
-            <w:r>
-              <w:rPr>
-                <w:rFonts w:cs="Arial"/>
-                <w:szCs w:val="24"/>
-              </w:rPr>
-              <w:t>2023</w:t>
-            </w:r>
-          </w:p>
-        </w:tc>
-        <w:tc>
-          <w:tcPr>
-            <w:tcW w:w="0" w:type="auto"/>
-            <w:hideMark/>
-          </w:tcPr>
-          <w:p>
-            <w:pPr>
-              <w:spacing w:line="276" w:lineRule="auto"/>
-              <w:cnfStyle w:val="000000000000" w:firstRow="0" w:lastRow="0" w:firstColumn="0" w:lastColumn="0" w:oddVBand="0" w:evenVBand="0" w:oddHBand="0" w:evenHBand="0" w:firstRowFirstColumn="0" w:firstRowLastColumn="0" w:lastRowFirstColumn="0" w:lastRowLastColumn="0"/>
-              <w:rPr>
-                <w:rFonts w:cs="Arial"/>
-                <w:szCs w:val="24"/>
-              </w:rPr>
-            </w:pPr>
-            <w:proofErr w:type="spellStart"/>
-            <w:r>
-              <w:rPr>
-                <w:rFonts w:cs="Arial"/>
-                <w:szCs w:val="24"/>
-              </w:rPr>
-              <w:t>HeidiSQL</w:t>
-            </w:r>
-            <w:proofErr w:type="spellEnd"/>
-            <w:r>
-              <w:rPr>
-                <w:rFonts w:cs="Arial"/>
-                <w:szCs w:val="24"/>
-              </w:rPr>
-              <w:t xml:space="preserve"> </w:t>
-            </w:r>
-            <w:proofErr w:type="spellStart"/>
-            <w:r>
-              <w:rPr>
-                <w:rFonts w:cs="Arial"/>
-                <w:szCs w:val="24"/>
-              </w:rPr>
-              <w:t>Team</w:t>
-            </w:r>
-            <w:proofErr w:type="spellEnd"/>
           </w:p>
         </w:tc>
       </w:tr>
@@ -18332,19 +17332,20 @@
           <w:numId w:val="2"/>
         </w:numPr>
       </w:pPr>
-      <w:bookmarkStart w:id="18" w:name="_bookmark6"/>
-      <w:bookmarkStart w:id="19" w:name="_Toc229416149"/>
+      <w:bookmarkStart w:id="17" w:name="_bookmark6"/>
+      <w:bookmarkStart w:id="18" w:name="_Toc229416149"/>
+      <w:bookmarkEnd w:id="17"/>
+      <w:r>
+        <w:t>Visión General del Documento</w:t>
+      </w:r>
       <w:bookmarkEnd w:id="18"/>
-      <w:r>
-        <w:t>Visión General del Documento</w:t>
-      </w:r>
-      <w:bookmarkEnd w:id="19"/>
     </w:p>
     <w:p>
       <w:pPr>
         <w:ind w:left="720"/>
       </w:pPr>
       <w:r>
+        <w:lastRenderedPageBreak/>
         <w:t>Este documento proporciona una descripción completa y detallada del sistema de conversión de unidades de longitud, masa y temperatura desarrollado bajo una arquitectura cliente-servidor utilizando servicios web SOAP en Java. El sistema está orientado a la automatización de cálculos y a la estandarización de resultados, ofreciendo una solución eficiente, precisa y centralizada para realizar conversiones entre diferentes unidades de medida.</w:t>
       </w:r>
     </w:p>
@@ -18426,11 +17427,7 @@
         <w:ind w:left="720"/>
       </w:pPr>
       <w:r>
-        <w:t xml:space="preserve">Explica la arquitectura cliente-servidor implementada mediante SOAP Java, los tipos de usuarios involucrados y el entorno de operación del sistema. En esta sección se describe el modelo de funcionamiento general de la aplicación, incluyendo la interacción entre los diferentes clientes y el servidor SOAP </w:t>
-      </w:r>
-      <w:r>
-        <w:lastRenderedPageBreak/>
-        <w:t>encargado de procesar las conversiones.</w:t>
+        <w:t>Explica la arquitectura cliente-servidor implementada mediante SOAP Java, los tipos de usuarios involucrados y el entorno de operación del sistema. En esta sección se describe el modelo de funcionamiento general de la aplicación, incluyendo la interacción entre los diferentes clientes y el servidor SOAP encargado de procesar las conversiones.</w:t>
       </w:r>
     </w:p>
     <w:p>
@@ -18533,9 +17530,12 @@
       </w:pPr>
       <w:proofErr w:type="spellStart"/>
       <w:r>
-        <w:t>MariaDB</w:t>
+        <w:t>Android</w:t>
       </w:r>
       <w:proofErr w:type="spellEnd"/>
+      <w:r>
+        <w:t xml:space="preserve"> Studio</w:t>
+      </w:r>
     </w:p>
     <w:p>
       <w:pPr>
@@ -18545,13 +17545,8 @@
           <w:numId w:val="15"/>
         </w:numPr>
       </w:pPr>
-      <w:proofErr w:type="spellStart"/>
-      <w:r>
-        <w:t>Android</w:t>
-      </w:r>
-      <w:proofErr w:type="spellEnd"/>
-      <w:r>
-        <w:t xml:space="preserve"> Studio</w:t>
+      <w:r>
+        <w:t>JDBC</w:t>
       </w:r>
     </w:p>
     <w:p>
@@ -18563,18 +17558,6 @@
         </w:numPr>
       </w:pPr>
       <w:r>
-        <w:t>JDBC</w:t>
-      </w:r>
-    </w:p>
-    <w:p>
-      <w:pPr>
-        <w:pStyle w:val="Prrafodelista"/>
-        <w:numPr>
-          <w:ilvl w:val="0"/>
-          <w:numId w:val="15"/>
-        </w:numPr>
-      </w:pPr>
-      <w:r>
         <w:t>Servicios SOAP</w:t>
       </w:r>
     </w:p>
@@ -18643,6 +17626,7 @@
         </w:numPr>
       </w:pPr>
       <w:r>
+        <w:lastRenderedPageBreak/>
         <w:t>El procesamiento de conversiones</w:t>
       </w:r>
     </w:p>
@@ -18667,13 +17651,8 @@
         </w:numPr>
       </w:pPr>
       <w:r>
-        <w:t xml:space="preserve">El almacenamiento de datos en </w:t>
-      </w:r>
-      <w:proofErr w:type="spellStart"/>
-      <w:r>
-        <w:t>MariaDB</w:t>
-      </w:r>
-      <w:proofErr w:type="spellEnd"/>
+        <w:t>Las respuestas generadas por el sistema</w:t>
+      </w:r>
     </w:p>
     <w:p>
       <w:pPr>
@@ -18684,18 +17663,6 @@
         </w:numPr>
       </w:pPr>
       <w:r>
-        <w:t>Las respuestas generadas por el sistema</w:t>
-      </w:r>
-    </w:p>
-    <w:p>
-      <w:pPr>
-        <w:pStyle w:val="Prrafodelista"/>
-        <w:numPr>
-          <w:ilvl w:val="0"/>
-          <w:numId w:val="16"/>
-        </w:numPr>
-      </w:pPr>
-      <w:r>
         <w:t>El manejo de errores y validaciones</w:t>
       </w:r>
     </w:p>
@@ -18821,11 +17788,7 @@
         <w:ind w:left="720"/>
       </w:pPr>
       <w:r>
-        <w:t xml:space="preserve">Describe los mecanismos utilizados para validar entradas del usuario y garantizar el correcto funcionamiento del sistema. También incluye pruebas de conversión, </w:t>
-      </w:r>
-      <w:r>
-        <w:lastRenderedPageBreak/>
-        <w:t>validación de respuestas SOAP y verificación de almacenamiento de datos en la base de datos.</w:t>
+        <w:t>Describe los mecanismos utilizados para validar entradas del usuario y garantizar el correcto funcionamiento del sistema. También incluye pruebas de conversión, validación de respuestas SOAP y verificación de almacenamiento de datos en la base de datos.</w:t>
       </w:r>
     </w:p>
     <w:p/>
@@ -18846,134 +17809,126 @@
           <w:numId w:val="2"/>
         </w:numPr>
       </w:pPr>
-      <w:bookmarkStart w:id="20" w:name="_bookmark7"/>
-      <w:bookmarkStart w:id="21" w:name="_Toc229416150"/>
+      <w:bookmarkStart w:id="19" w:name="_bookmark7"/>
+      <w:bookmarkStart w:id="20" w:name="_Toc229416150"/>
+      <w:bookmarkEnd w:id="19"/>
+      <w:r>
+        <w:t>Descripción General</w:t>
+      </w:r>
       <w:bookmarkEnd w:id="20"/>
-      <w:r>
-        <w:t>Descripción General</w:t>
+    </w:p>
+    <w:p>
+      <w:pPr>
+        <w:ind w:left="360"/>
+      </w:pPr>
+      <w:r>
+        <w:t xml:space="preserve">El sistema de conversión de unidades es una solución integral desarrollada bajo el paradigma de Arquitectura Orientada a Servicios (SOA), diseñada para centralizar y automatizar el proceso de conversión de unidades de longitud, masa y temperatura mediante servicios web SOAP. Su núcleo está conformado por un servidor centralizado implementado en Java, encargado de exponer la lógica de conversión a través de Web </w:t>
+      </w:r>
+      <w:proofErr w:type="spellStart"/>
+      <w:r>
+        <w:t>Services</w:t>
+      </w:r>
+      <w:proofErr w:type="spellEnd"/>
+      <w:r>
+        <w:t xml:space="preserve"> SOAP, permitiendo que múltiples clientes consuman las mismas funcionalidades desde diferentes plataformas.</w:t>
+      </w:r>
+    </w:p>
+    <w:p>
+      <w:pPr>
+        <w:ind w:left="360"/>
+      </w:pPr>
+      <w:r>
+        <w:t>Esta arquitectura desacopla la lógica de procesamiento de las interfaces de usuario, facilitando que clientes de consola, escritorio, web y móvil puedan interactuar con el sistema utilizando un único servicio centralizado. La solución actúa como un gestor inteligente de peticiones, procesando solicitudes de conversión en tiempo real y garantizando precisión, consistencia y rapidez en los resultados obtenidos.</w:t>
+      </w:r>
+    </w:p>
+    <w:p>
+      <w:pPr>
+        <w:ind w:left="360"/>
+      </w:pPr>
+      <w:r>
+        <w:t>El sistema incorpora mecanismos de validación y control de datos que permiten verificar entradas numéricas y evitar</w:t>
+      </w:r>
+      <w:r>
+        <w:t xml:space="preserve"> operaciones inválidas. Además</w:t>
+      </w:r>
+      <w:r>
+        <w:t xml:space="preserve">, </w:t>
+      </w:r>
+      <w:r>
+        <w:t xml:space="preserve">permite </w:t>
+      </w:r>
+      <w:r>
+        <w:lastRenderedPageBreak/>
+        <w:t>mantener historial de operaciones y control de procesos ejecutados desde los distintos clientes.</w:t>
+      </w:r>
+    </w:p>
+    <w:p>
+      <w:pPr>
+        <w:ind w:left="360"/>
+      </w:pPr>
+      <w:r>
+        <w:t xml:space="preserve">La arquitectura cliente-servidor implementada asegura reutilización de servicios, facilidad de mantenimiento y compatibilidad multiplataforma. El sistema opera sobre tecnologías como Java 21, </w:t>
+      </w:r>
+      <w:proofErr w:type="spellStart"/>
+      <w:r>
+        <w:t>NetBeans</w:t>
+      </w:r>
+      <w:proofErr w:type="spellEnd"/>
+      <w:r>
+        <w:t xml:space="preserve">, </w:t>
+      </w:r>
+      <w:proofErr w:type="spellStart"/>
+      <w:r>
+        <w:t>Maven</w:t>
+      </w:r>
+      <w:proofErr w:type="spellEnd"/>
+      <w:r>
+        <w:t xml:space="preserve">, Payara Server 7, </w:t>
+      </w:r>
+      <w:proofErr w:type="spellStart"/>
+      <w:r>
+        <w:t>Jakarta</w:t>
+      </w:r>
+      <w:proofErr w:type="spellEnd"/>
+      <w:r>
+        <w:t xml:space="preserve"> EE 10</w:t>
+      </w:r>
+      <w:r>
+        <w:t>.</w:t>
+      </w:r>
+    </w:p>
+    <w:p>
+      <w:pPr>
+        <w:ind w:left="360"/>
+      </w:pPr>
+      <w:r>
+        <w:t xml:space="preserve">El entorno de ejecución local mediante </w:t>
+      </w:r>
+      <w:proofErr w:type="spellStart"/>
+      <w:r>
+        <w:t>localhost</w:t>
+      </w:r>
+      <w:proofErr w:type="spellEnd"/>
+      <w:r>
+        <w:t xml:space="preserve"> permite garantizar disponibilidad inmediata, bajo tiempo de respuesta y funcionamiento estable para las operaciones de conversión realizadas por los usuarios</w:t>
+      </w:r>
+      <w:r>
+        <w:t>.</w:t>
+      </w:r>
+    </w:p>
+    <w:p/>
+    <w:p>
+      <w:pPr>
+        <w:pStyle w:val="Ttulo2"/>
+      </w:pPr>
+      <w:bookmarkStart w:id="21" w:name="_Toc229416151"/>
+      <w:r>
+        <w:t xml:space="preserve">7.1 </w:t>
+      </w:r>
+      <w:r>
+        <w:t>Perspectiva del Producto</w:t>
       </w:r>
       <w:bookmarkEnd w:id="21"/>
-    </w:p>
-    <w:p>
-      <w:pPr>
-        <w:ind w:left="360"/>
-      </w:pPr>
-      <w:r>
-        <w:t xml:space="preserve">El sistema de conversión de unidades es una solución integral desarrollada bajo el paradigma de Arquitectura Orientada a Servicios (SOA), diseñada para centralizar y automatizar el proceso de conversión de unidades de longitud, masa y temperatura mediante servicios web SOAP. Su núcleo está conformado por un servidor centralizado implementado en Java, encargado de exponer la lógica de conversión a través de Web </w:t>
-      </w:r>
-      <w:proofErr w:type="spellStart"/>
-      <w:r>
-        <w:t>Services</w:t>
-      </w:r>
-      <w:proofErr w:type="spellEnd"/>
-      <w:r>
-        <w:t xml:space="preserve"> SOAP, permitiendo que múltiples clientes consuman las mismas funcionalidades desde diferentes plataformas.</w:t>
-      </w:r>
-    </w:p>
-    <w:p>
-      <w:pPr>
-        <w:ind w:left="360"/>
-      </w:pPr>
-      <w:r>
-        <w:t>Esta arquitectura desacopla la lógica de procesamiento de las interfaces de usuario, facilitando que clientes de consola, escritorio, web y móvil puedan interactuar con el sistema utilizando un único servicio centralizado. La solución actúa como un gestor inteligente de peticiones, procesando solicitudes de conversión en tiempo real y garantizando precisión, consistencia y rapidez en los resultados obtenidos.</w:t>
-      </w:r>
-    </w:p>
-    <w:p>
-      <w:pPr>
-        <w:ind w:left="360"/>
-      </w:pPr>
-      <w:r>
-        <w:t xml:space="preserve">El sistema incorpora mecanismos de validación y control de datos que permiten verificar entradas numéricas y evitar operaciones inválidas. Además, integra un módulo de persistencia encargado de registrar las conversiones realizadas en una base de datos </w:t>
-      </w:r>
-      <w:proofErr w:type="spellStart"/>
-      <w:r>
-        <w:t>MariaDB</w:t>
-      </w:r>
-      <w:proofErr w:type="spellEnd"/>
-      <w:r>
-        <w:t xml:space="preserve"> denominada </w:t>
-      </w:r>
-      <w:proofErr w:type="spellStart"/>
-      <w:r>
-        <w:t>ConversionDB</w:t>
-      </w:r>
-      <w:proofErr w:type="spellEnd"/>
-      <w:r>
-        <w:t>, permitiendo mantener historial de operaciones y control de procesos ejecutados desde los distintos clientes.</w:t>
-      </w:r>
-    </w:p>
-    <w:p>
-      <w:pPr>
-        <w:ind w:left="360"/>
-      </w:pPr>
-      <w:r>
-        <w:t xml:space="preserve">La arquitectura cliente-servidor implementada asegura reutilización de servicios, facilidad de mantenimiento y compatibilidad multiplataforma. El sistema opera sobre tecnologías como Java 21, </w:t>
-      </w:r>
-      <w:proofErr w:type="spellStart"/>
-      <w:r>
-        <w:t>NetBeans</w:t>
-      </w:r>
-      <w:proofErr w:type="spellEnd"/>
-      <w:r>
-        <w:t xml:space="preserve">, </w:t>
-      </w:r>
-      <w:proofErr w:type="spellStart"/>
-      <w:r>
-        <w:t>Maven</w:t>
-      </w:r>
-      <w:proofErr w:type="spellEnd"/>
-      <w:r>
-        <w:t xml:space="preserve">, Payara Server 7, </w:t>
-      </w:r>
-      <w:proofErr w:type="spellStart"/>
-      <w:r>
-        <w:t>Jakarta</w:t>
-      </w:r>
-      <w:proofErr w:type="spellEnd"/>
-      <w:r>
-        <w:t xml:space="preserve"> EE 10 y </w:t>
-      </w:r>
-      <w:proofErr w:type="spellStart"/>
-      <w:r>
-        <w:t>MariaDB</w:t>
-      </w:r>
-      <w:proofErr w:type="spellEnd"/>
-      <w:r>
-        <w:t>, utilizando comunicación basada en XML SOAP mediante HTTP.</w:t>
-      </w:r>
-    </w:p>
-    <w:p>
-      <w:pPr>
-        <w:ind w:left="360"/>
-      </w:pPr>
-      <w:r>
-        <w:t xml:space="preserve">El entorno de ejecución local mediante </w:t>
-      </w:r>
-      <w:proofErr w:type="spellStart"/>
-      <w:r>
-        <w:t>localhost</w:t>
-      </w:r>
-      <w:proofErr w:type="spellEnd"/>
-      <w:r>
-        <w:t xml:space="preserve"> permite garantizar disponibilidad inmediata, bajo tiempo de respuesta y funcionamiento estable para las operaciones de conversión realizadas por los usuarios</w:t>
-      </w:r>
-      <w:r>
-        <w:t>.</w:t>
-      </w:r>
-    </w:p>
-    <w:p/>
-    <w:p>
-      <w:pPr>
-        <w:pStyle w:val="Ttulo2"/>
-      </w:pPr>
-      <w:bookmarkStart w:id="22" w:name="_Toc229416151"/>
-      <w:r>
-        <w:t xml:space="preserve">7.1 </w:t>
-      </w:r>
-      <w:r>
-        <w:t>Perspectiva del Producto</w:t>
-      </w:r>
-      <w:bookmarkEnd w:id="22"/>
     </w:p>
     <w:p>
       <w:pPr>
@@ -18996,19 +17951,13 @@
         </w:numPr>
       </w:pPr>
       <w:r>
-        <w:t xml:space="preserve">El sistema opera mediante un entorno distribuido donde el servidor de aplicaciones Java procesa solicitudes SOAP XML, ejecuta las conversiones de longitud, masa y temperatura, valida los datos ingresados y gestiona el almacenamiento de resultados en la base de datos </w:t>
-      </w:r>
-      <w:proofErr w:type="spellStart"/>
-      <w:r>
-        <w:t>MariaDB</w:t>
-      </w:r>
-      <w:proofErr w:type="spellEnd"/>
-      <w:r>
-        <w:t xml:space="preserve">. Esta arquitectura garantiza consistencia </w:t>
-      </w:r>
-      <w:r>
-        <w:lastRenderedPageBreak/>
-        <w:t>en las conversiones, reutilización de servicios y facilidad de mantenimiento.</w:t>
+        <w:t>El sistema opera mediante un entorno distribuido donde el servidor de aplicaciones Java procesa solicitudes SOAP XML, ejecuta las conversiones de longitud, masa y temperatur</w:t>
+      </w:r>
+      <w:r>
+        <w:t>a</w:t>
+      </w:r>
+      <w:r>
+        <w:t>. Esta arquitectura garantiza consistencia en las conversiones, reutilización de servicios y facilidad de mantenimiento.</w:t>
       </w:r>
     </w:p>
     <w:p>
@@ -19087,21 +18036,7 @@
         <w:rPr>
           <w:b/>
         </w:rPr>
-        <w:t>Servidor de Datos (</w:t>
-      </w:r>
-      <w:proofErr w:type="spellStart"/>
-      <w:r>
-        <w:rPr>
-          <w:b/>
-        </w:rPr>
-        <w:t>MariaDB</w:t>
-      </w:r>
-      <w:proofErr w:type="spellEnd"/>
-      <w:r>
-        <w:rPr>
-          <w:b/>
-        </w:rPr>
-        <w:t>):</w:t>
+        <w:t>Cliente Escritorio (Desktop):</w:t>
       </w:r>
     </w:p>
     <w:p>
@@ -19110,15 +18045,7 @@
         <w:ind w:left="720" w:firstLine="0"/>
       </w:pPr>
       <w:r>
-        <w:t xml:space="preserve">Nodo de persistencia encargado de almacenar el historial de conversiones realizadas dentro de la base de datos </w:t>
-      </w:r>
-      <w:proofErr w:type="spellStart"/>
-      <w:r>
-        <w:t>ConversionDB</w:t>
-      </w:r>
-      <w:proofErr w:type="spellEnd"/>
-      <w:r>
-        <w:t>, permitiendo registrar operaciones ejecutadas desde los diferentes clientes.</w:t>
+        <w:t>Aplicación Java Swing utilizada para realizar conversiones mediante una interfaz gráfica intuitiva, consumiendo servicios SOAP en tiempo real.</w:t>
       </w:r>
     </w:p>
     <w:p>
@@ -19136,7 +18063,7 @@
         <w:rPr>
           <w:b/>
         </w:rPr>
-        <w:t>Cliente Escritorio (Desktop):</w:t>
+        <w:t>Cliente Web / Móvil:</w:t>
       </w:r>
     </w:p>
     <w:p>
@@ -19145,7 +18072,15 @@
         <w:ind w:left="720" w:firstLine="0"/>
       </w:pPr>
       <w:r>
-        <w:t>Aplicación Java Swing utilizada para realizar conversiones mediante una interfaz gráfica intuitiva, consumiendo servicios SOAP en tiempo real.</w:t>
+        <w:t xml:space="preserve">Clientes externos desarrollados para navegador web y dispositivos </w:t>
+      </w:r>
+      <w:proofErr w:type="spellStart"/>
+      <w:r>
+        <w:t>Android</w:t>
+      </w:r>
+      <w:proofErr w:type="spellEnd"/>
+      <w:r>
+        <w:t>, permitiendo realizar conversiones desde distintas plataformas mediante consumo de servicios SOAP y visualización inmediata de resultados.</w:t>
       </w:r>
     </w:p>
     <w:p>
@@ -19163,7 +18098,7 @@
         <w:rPr>
           <w:b/>
         </w:rPr>
-        <w:t>Cliente Web / Móvil:</w:t>
+        <w:t>Cliente Consola:</w:t>
       </w:r>
     </w:p>
     <w:p>
@@ -19172,33 +18107,7 @@
         <w:ind w:left="720" w:firstLine="0"/>
       </w:pPr>
       <w:r>
-        <w:t xml:space="preserve">Clientes externos desarrollados para navegador web y dispositivos </w:t>
-      </w:r>
-      <w:proofErr w:type="spellStart"/>
-      <w:r>
-        <w:t>Android</w:t>
-      </w:r>
-      <w:proofErr w:type="spellEnd"/>
-      <w:r>
-        <w:t>, permitiendo realizar conversiones desde distintas plataformas mediante consumo de servicios SOAP y visualización inmediata de resultados.</w:t>
-      </w:r>
-    </w:p>
-    <w:p>
-      <w:pPr>
-        <w:pStyle w:val="Prrafodelista"/>
-        <w:numPr>
-          <w:ilvl w:val="0"/>
-          <w:numId w:val="3"/>
-        </w:numPr>
-        <w:rPr>
-          <w:b/>
-        </w:rPr>
-      </w:pPr>
-      <w:r>
-        <w:rPr>
-          <w:b/>
-        </w:rPr>
-        <w:t>Cliente Consola:</w:t>
+        <w:t>Aplicación Java basada en terminal utilizada para pruebas, administración y monitoreo básico del funcionamiento de los servicios SOAP y conexiones activas.</w:t>
       </w:r>
     </w:p>
     <w:p>
@@ -19207,15 +18116,6 @@
         <w:ind w:left="720" w:firstLine="0"/>
       </w:pPr>
       <w:r>
-        <w:t>Aplicación Java basada en terminal utilizada para pruebas, administración y monitoreo básico del funcionamiento de los servicios SOAP y conexiones activas.</w:t>
-      </w:r>
-    </w:p>
-    <w:p>
-      <w:pPr>
-        <w:pStyle w:val="Prrafodelista"/>
-        <w:ind w:left="720" w:firstLine="0"/>
-      </w:pPr>
-      <w:r>
         <w:t>La arquitectura implementada permite que todos los clientes compartan una única lógica de negocio centralizada, garantizando precisión en resultados, interoperabilidad entre plataformas y facilidad de escalabilidad futura del sistema</w:t>
       </w:r>
       <w:proofErr w:type="gramStart"/>
@@ -19236,19 +18136,19 @@
       <w:pPr>
         <w:pStyle w:val="Ttulo2"/>
       </w:pPr>
-      <w:bookmarkStart w:id="23" w:name="_bookmark9"/>
-      <w:bookmarkStart w:id="24" w:name="_Toc229416152"/>
+      <w:bookmarkStart w:id="22" w:name="_bookmark9"/>
+      <w:bookmarkStart w:id="23" w:name="_Toc229416152"/>
+      <w:bookmarkEnd w:id="22"/>
+      <w:r>
+        <w:t xml:space="preserve">7.2 </w:t>
+      </w:r>
+      <w:r>
+        <w:t>Funciones del Producto</w:t>
+      </w:r>
+      <w:r>
+        <w:t xml:space="preserve"> (software)</w:t>
+      </w:r>
       <w:bookmarkEnd w:id="23"/>
-      <w:r>
-        <w:t xml:space="preserve">7.2 </w:t>
-      </w:r>
-      <w:r>
-        <w:t>Funciones del Producto</w:t>
-      </w:r>
-      <w:r>
-        <w:t xml:space="preserve"> (software)</w:t>
-      </w:r>
-      <w:bookmarkEnd w:id="24"/>
     </w:p>
     <w:p>
       <w:pPr>
@@ -19262,6 +18162,7 @@
           <w:rFonts w:eastAsia="Arial" w:cs="Arial"/>
           <w:szCs w:val="24"/>
         </w:rPr>
+        <w:lastRenderedPageBreak/>
         <w:t>La funcionalidad del sistema gira en torno a la automatización precisa y eficiente de conversiones de unidades de longitud, masa y temperatura, estructurándose en diferentes capacidades operativas que definen el compo</w:t>
       </w:r>
       <w:r>
@@ -19344,113 +18245,89 @@
           <w:rFonts w:eastAsia="Arial" w:cs="Arial"/>
           <w:szCs w:val="24"/>
         </w:rPr>
-        <w:t xml:space="preserve">En tercer lugar, el software incorpora un módulo de Conversión de Masa. Esta funcionalidad permite transformar valores entre unidades como gramos, kilogramos, </w:t>
+        <w:t>En tercer lugar, el software incorpora un módulo de Conversión de Masa. Esta funcionalidad permite transformar valores entre unidades como gramos, kilogramos, libras y onzas. El sistema ejecuta cálculos automáticos mediante servicios SOAP centralizados, garantizando precisión decimal y consistencia en todas las conversiones realizadas</w:t>
       </w:r>
       <w:r>
         <w:rPr>
           <w:rFonts w:eastAsia="Arial" w:cs="Arial"/>
           <w:szCs w:val="24"/>
         </w:rPr>
-        <w:lastRenderedPageBreak/>
-        <w:t>libras y onzas. El sistema ejecuta cálculos automáticos mediante servicios SOAP centralizados, garantizando precisión decimal y consistencia en todas las conversiones realizadas</w:t>
-      </w:r>
-      <w:r>
+        <w:t xml:space="preserve"> desde los diferentes clientes.</w:t>
+      </w:r>
+    </w:p>
+    <w:p>
+      <w:pPr>
         <w:rPr>
           <w:rFonts w:eastAsia="Arial" w:cs="Arial"/>
           <w:szCs w:val="24"/>
         </w:rPr>
-        <w:t xml:space="preserve"> desde los diferentes clientes.</w:t>
-      </w:r>
-    </w:p>
-    <w:p>
-      <w:pPr>
+      </w:pPr>
+      <w:r>
         <w:rPr>
           <w:rFonts w:eastAsia="Arial" w:cs="Arial"/>
           <w:szCs w:val="24"/>
         </w:rPr>
-      </w:pPr>
+        <w:t xml:space="preserve">En cuarto lugar, el sistema integra una funcionalidad de Conversión de Temperatura. Esta capacidad permite convertir valores entre Celsius, Fahrenheit y Kelvin, aplicando automáticamente las fórmulas matemáticas correspondientes para cada escala de temperatura. Los resultados son procesados en </w:t>
+      </w:r>
+      <w:proofErr w:type="gramStart"/>
       <w:r>
         <w:rPr>
           <w:rFonts w:eastAsia="Arial" w:cs="Arial"/>
           <w:szCs w:val="24"/>
         </w:rPr>
-        <w:t xml:space="preserve">En cuarto lugar, el sistema integra una funcionalidad de Conversión de Temperatura. Esta capacidad permite convertir valores entre Celsius, Fahrenheit y Kelvin, aplicando automáticamente las fórmulas matemáticas correspondientes para cada escala de temperatura. Los resultados son procesados en </w:t>
-      </w:r>
-      <w:proofErr w:type="gramStart"/>
+        <w:t>tiempo real y mostrados</w:t>
+      </w:r>
+      <w:proofErr w:type="gramEnd"/>
       <w:r>
         <w:rPr>
           <w:rFonts w:eastAsia="Arial" w:cs="Arial"/>
           <w:szCs w:val="24"/>
         </w:rPr>
-        <w:t>tiempo real y mostrados</w:t>
-      </w:r>
-      <w:proofErr w:type="gramEnd"/>
+        <w:t xml:space="preserve"> inmediatamente en las inter</w:t>
+      </w:r>
       <w:r>
         <w:rPr>
           <w:rFonts w:eastAsia="Arial" w:cs="Arial"/>
           <w:szCs w:val="24"/>
         </w:rPr>
-        <w:t xml:space="preserve"> inmediatamente en las inter</w:t>
-      </w:r>
-      <w:r>
+        <w:t>faces de usuario.</w:t>
+      </w:r>
+    </w:p>
+    <w:p>
+      <w:pPr>
         <w:rPr>
           <w:rFonts w:eastAsia="Arial" w:cs="Arial"/>
           <w:szCs w:val="24"/>
         </w:rPr>
-        <w:t>faces de usuario.</w:t>
-      </w:r>
-    </w:p>
-    <w:p>
-      <w:pPr>
+      </w:pPr>
+      <w:r>
         <w:rPr>
           <w:rFonts w:eastAsia="Arial" w:cs="Arial"/>
           <w:szCs w:val="24"/>
         </w:rPr>
-      </w:pPr>
+        <w:t>Además, el sistema incorpora un módulo de Validación y Control de Datos. Esta funcionalidad verifica que los datos ingresados por el usuario sean válidos, evitando campos vacíos, caracteres no numéricos y operaciones inválidas. En caso de errores, el sistema muestra mensajes de advertencia claros para garantizar un</w:t>
+      </w:r>
       <w:r>
         <w:rPr>
           <w:rFonts w:eastAsia="Arial" w:cs="Arial"/>
           <w:szCs w:val="24"/>
         </w:rPr>
-        <w:t>Además, el sistema incorpora un módulo de Validación y Control de Datos. Esta funcionalidad verifica que los datos ingresados por el usuario sean válidos, evitando campos vacíos, caracteres no numéricos y operaciones inválidas. En caso de errores, el sistema muestra mensajes de advertencia claros para garantizar un</w:t>
-      </w:r>
-      <w:r>
+        <w:t xml:space="preserve"> uso correcto de la aplicación.</w:t>
+      </w:r>
+    </w:p>
+    <w:p>
+      <w:pPr>
         <w:rPr>
           <w:rFonts w:eastAsia="Arial" w:cs="Arial"/>
           <w:szCs w:val="24"/>
         </w:rPr>
-        <w:t xml:space="preserve"> uso correcto de la aplicación.</w:t>
-      </w:r>
-    </w:p>
-    <w:p>
-      <w:pPr>
+      </w:pPr>
+      <w:r>
         <w:rPr>
           <w:rFonts w:eastAsia="Arial" w:cs="Arial"/>
           <w:szCs w:val="24"/>
         </w:rPr>
-      </w:pPr>
-      <w:r>
-        <w:rPr>
-          <w:rFonts w:eastAsia="Arial" w:cs="Arial"/>
-          <w:szCs w:val="24"/>
-        </w:rPr>
-        <w:t xml:space="preserve">Otra capacidad importante es el Registro de Conversiones, donde el sistema almacena automáticamente en </w:t>
-      </w:r>
-      <w:proofErr w:type="spellStart"/>
-      <w:r>
-        <w:rPr>
-          <w:rFonts w:eastAsia="Arial" w:cs="Arial"/>
-          <w:szCs w:val="24"/>
-        </w:rPr>
-        <w:t>MariaDB</w:t>
-      </w:r>
-      <w:proofErr w:type="spellEnd"/>
-      <w:r>
-        <w:rPr>
-          <w:rFonts w:eastAsia="Arial" w:cs="Arial"/>
-          <w:szCs w:val="24"/>
-        </w:rPr>
-        <w:t xml:space="preserve"> el historial de operaciones realizadas. Cada conversión guarda información como tipo de operación, valor ingresado y resultado obtenido, permitiendo mantener control y trazabilidad básica</w:t>
+        <w:t>Cada conversión guarda información como tipo de operación, valor ingresado y resultado obtenido, permitiendo mantener control y trazabilidad básica</w:t>
       </w:r>
       <w:r>
         <w:rPr>
@@ -19576,7 +18453,7 @@
       <w:pPr>
         <w:pStyle w:val="Descripcin"/>
       </w:pPr>
-      <w:bookmarkStart w:id="25" w:name="_Toc221056206"/>
+      <w:bookmarkStart w:id="24" w:name="_Toc221056206"/>
       <w:r>
         <w:t xml:space="preserve">Ilustración </w:t>
       </w:r>
@@ -19601,9 +18478,9 @@
       <w:r>
         <w:t>. Diagrama de casos de uso del sistema</w:t>
       </w:r>
-      <w:bookmarkEnd w:id="25"/>
-    </w:p>
-    <w:bookmarkStart w:id="26" w:name="_Toc229416153"/>
+      <w:bookmarkEnd w:id="24"/>
+    </w:p>
+    <w:bookmarkStart w:id="25" w:name="_Toc229416153"/>
     <w:p>
       <w:pPr>
         <w:pStyle w:val="Ttulo2"/>
@@ -19679,7 +18556,7 @@
               </wp:anchor>
             </w:drawing>
           </mc:Choice>
-          <mc:Fallback xmlns:w16se="http://schemas.microsoft.com/office/word/2015/wordml/symex" xmlns:w16sdtdh="http://schemas.microsoft.com/office/word/2020/wordml/sdtdatahash" xmlns:w16="http://schemas.microsoft.com/office/word/2018/wordml" xmlns:w16cid="http://schemas.microsoft.com/office/word/2016/wordml/cid" xmlns:w16cex="http://schemas.microsoft.com/office/word/2018/wordml/cex" xmlns:am3d="http://schemas.microsoft.com/office/drawing/2017/model3d" xmlns:aink="http://schemas.microsoft.com/office/drawing/2016/ink" xmlns:cx8="http://schemas.microsoft.com/office/drawing/2016/5/14/chartex" xmlns:cx7="http://schemas.microsoft.com/office/drawing/2016/5/13/chartex" xmlns:cx6="http://schemas.microsoft.com/office/drawing/2016/5/12/chartex" xmlns:cx5="http://schemas.microsoft.com/office/drawing/2016/5/11/chartex" xmlns:cx4="http://schemas.microsoft.com/office/drawing/2016/5/10/chartex" xmlns:cx3="http://schemas.microsoft.com/office/drawing/2016/5/9/chartex" xmlns:cx2="http://schemas.microsoft.com/office/drawing/2015/10/21/chartex" xmlns:cx1="http://schemas.microsoft.com/office/drawing/2015/9/8/chartex" xmlns:cx="http://schemas.microsoft.com/office/drawing/2014/chartex">
+          <mc:Fallback xmlns:cx="http://schemas.microsoft.com/office/drawing/2014/chartex" xmlns:cx1="http://schemas.microsoft.com/office/drawing/2015/9/8/chartex" xmlns:cx2="http://schemas.microsoft.com/office/drawing/2015/10/21/chartex" xmlns:cx3="http://schemas.microsoft.com/office/drawing/2016/5/9/chartex" xmlns:cx4="http://schemas.microsoft.com/office/drawing/2016/5/10/chartex" xmlns:cx5="http://schemas.microsoft.com/office/drawing/2016/5/11/chartex" xmlns:cx6="http://schemas.microsoft.com/office/drawing/2016/5/12/chartex" xmlns:cx7="http://schemas.microsoft.com/office/drawing/2016/5/13/chartex" xmlns:cx8="http://schemas.microsoft.com/office/drawing/2016/5/14/chartex" xmlns:aink="http://schemas.microsoft.com/office/drawing/2016/ink" xmlns:am3d="http://schemas.microsoft.com/office/drawing/2017/model3d" xmlns:w16cex="http://schemas.microsoft.com/office/word/2018/wordml/cex" xmlns:w16cid="http://schemas.microsoft.com/office/word/2016/wordml/cid" xmlns:w16="http://schemas.microsoft.com/office/word/2018/wordml" xmlns:w16sdtdh="http://schemas.microsoft.com/office/word/2020/wordml/sdtdatahash" xmlns:w16se="http://schemas.microsoft.com/office/word/2015/wordml/symex">
             <w:pict>
               <v:rect w14:anchorId="1D370474" id="Rectangle 1979" o:spid="_x0000_s1026" style="position:absolute;margin-left:113.45pt;margin-top:12.85pt;width:3.85pt;height:1.4pt;z-index:-251663872;visibility:visible;mso-wrap-style:square;mso-width-percent:0;mso-height-percent:0;mso-wrap-distance-left:9pt;mso-wrap-distance-top:0;mso-wrap-distance-right:9pt;mso-wrap-distance-bottom:0;mso-position-horizontal:absolute;mso-position-horizontal-relative:page;mso-position-vertical:absolute;mso-position-vertical-relative:text;mso-width-percent:0;mso-height-percent:0;mso-width-relative:page;mso-height-relative:page;v-text-anchor:top" o:gfxdata="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" fillcolor="black" stroked="f">
                 <w10:wrap anchorx="page"/>
@@ -19688,8 +18565,8 @@
           </mc:Fallback>
         </mc:AlternateContent>
       </w:r>
-      <w:bookmarkStart w:id="27" w:name="_bookmark10"/>
-      <w:bookmarkEnd w:id="27"/>
+      <w:bookmarkStart w:id="26" w:name="_bookmark10"/>
+      <w:bookmarkEnd w:id="26"/>
       <w:r>
         <w:t>7.</w:t>
       </w:r>
@@ -19702,7 +18579,7 @@
       <w:r>
         <w:t>Condiciones del Entorno</w:t>
       </w:r>
-      <w:bookmarkEnd w:id="26"/>
+      <w:bookmarkEnd w:id="25"/>
     </w:p>
     <w:p>
       <w:r>
@@ -19719,7 +18596,13 @@
     </w:p>
     <w:p>
       <w:r>
-        <w:t>El sistema requiere un entorno de ejecución estable que permita procesar conversiones de longitud, masa y temperatura de forma inmediata y precisa. La lógica de negocio estará centralizada en un servidor Payara Server 7, mientras que los clientes consumirán los servicios SOAP mediante solicitudes XML HTTP.</w:t>
+        <w:t>El sistema requiere un entorno de ejecución estable que permita procesar conversiones de longitud, masa y temperatura de forma inmediata y precisa. La lógica de negocio estará centralizada e</w:t>
+      </w:r>
+      <w:r>
+        <w:t>n un servidor Payara Server 7</w:t>
+      </w:r>
+      <w:r>
+        <w:t>.</w:t>
       </w:r>
     </w:p>
     <w:p>
@@ -19727,7 +18610,6 @@
         <w:t>El entorno tecnológico requerido para el funcionamiento del sistema incluye:</w:t>
       </w:r>
     </w:p>
-    <w:p/>
     <w:p>
       <w:pPr>
         <w:pStyle w:val="Prrafodelista"/>
@@ -19800,7 +18682,6 @@
         <w:rPr>
           <w:lang w:val="en-US"/>
         </w:rPr>
-        <w:lastRenderedPageBreak/>
         <w:t>Payara</w:t>
       </w:r>
       <w:proofErr w:type="spellEnd"/>
@@ -19838,9 +18719,13 @@
       </w:pPr>
       <w:proofErr w:type="spellStart"/>
       <w:r>
-        <w:t>MariaDB</w:t>
+        <w:lastRenderedPageBreak/>
+        <w:t>Android</w:t>
       </w:r>
       <w:proofErr w:type="spellEnd"/>
+      <w:r>
+        <w:t xml:space="preserve"> Studio</w:t>
+      </w:r>
     </w:p>
     <w:p>
       <w:pPr>
@@ -19852,61 +18737,9 @@
       </w:pPr>
       <w:proofErr w:type="spellStart"/>
       <w:r>
-        <w:t>HeidiSQL</w:t>
+        <w:t>Postman</w:t>
       </w:r>
       <w:proofErr w:type="spellEnd"/>
-    </w:p>
-    <w:p>
-      <w:pPr>
-        <w:pStyle w:val="Prrafodelista"/>
-        <w:numPr>
-          <w:ilvl w:val="0"/>
-          <w:numId w:val="18"/>
-        </w:numPr>
-      </w:pPr>
-      <w:proofErr w:type="spellStart"/>
-      <w:r>
-        <w:t>Android</w:t>
-      </w:r>
-      <w:proofErr w:type="spellEnd"/>
-      <w:r>
-        <w:t xml:space="preserve"> Studio</w:t>
-      </w:r>
-    </w:p>
-    <w:p>
-      <w:pPr>
-        <w:pStyle w:val="Prrafodelista"/>
-        <w:numPr>
-          <w:ilvl w:val="0"/>
-          <w:numId w:val="18"/>
-        </w:numPr>
-      </w:pPr>
-      <w:proofErr w:type="spellStart"/>
-      <w:r>
-        <w:t>Postman</w:t>
-      </w:r>
-      <w:proofErr w:type="spellEnd"/>
-    </w:p>
-    <w:p>
-      <w:r>
-        <w:t xml:space="preserve">La base de datos utilizada será </w:t>
-      </w:r>
-      <w:proofErr w:type="spellStart"/>
-      <w:r>
-        <w:t>MariaDB</w:t>
-      </w:r>
-      <w:proofErr w:type="spellEnd"/>
-      <w:r>
-        <w:t xml:space="preserve"> ejecutándose localmente con la base de datos </w:t>
-      </w:r>
-      <w:proofErr w:type="spellStart"/>
-      <w:r>
-        <w:t>ConversionDB</w:t>
-      </w:r>
-      <w:proofErr w:type="spellEnd"/>
-      <w:r>
-        <w:t>, permitiendo almacenar el historial de conversiones realizadas por los usuarios.</w:t>
-      </w:r>
     </w:p>
     <w:p>
       <w:r>
@@ -19946,18 +18779,6 @@
         </w:numPr>
       </w:pPr>
       <w:r>
-        <w:t>HTTP</w:t>
-      </w:r>
-    </w:p>
-    <w:p>
-      <w:pPr>
-        <w:pStyle w:val="Prrafodelista"/>
-        <w:numPr>
-          <w:ilvl w:val="0"/>
-          <w:numId w:val="19"/>
-        </w:numPr>
-      </w:pPr>
-      <w:r>
         <w:t>JDBC</w:t>
       </w:r>
     </w:p>
@@ -20149,22 +18970,22 @@
       <w:pPr>
         <w:pStyle w:val="Ttulo2"/>
       </w:pPr>
-      <w:bookmarkStart w:id="28" w:name="_bookmark11"/>
-      <w:bookmarkStart w:id="29" w:name="_Toc229416154"/>
+      <w:bookmarkStart w:id="27" w:name="_bookmark11"/>
+      <w:bookmarkStart w:id="28" w:name="_Toc229416154"/>
+      <w:bookmarkEnd w:id="27"/>
+      <w:r>
+        <w:t>7.</w:t>
+      </w:r>
+      <w:r>
+        <w:t>4</w:t>
+      </w:r>
+      <w:r>
+        <w:t xml:space="preserve"> </w:t>
+      </w:r>
+      <w:r>
+        <w:t>Características de los Usuarios</w:t>
+      </w:r>
       <w:bookmarkEnd w:id="28"/>
-      <w:r>
-        <w:t>7.</w:t>
-      </w:r>
-      <w:r>
-        <w:t>4</w:t>
-      </w:r>
-      <w:r>
-        <w:t xml:space="preserve"> </w:t>
-      </w:r>
-      <w:r>
-        <w:t>Características de los Usuarios</w:t>
-      </w:r>
-      <w:bookmarkEnd w:id="29"/>
     </w:p>
     <w:p>
       <w:pPr>
@@ -20185,9 +19006,12 @@
           <w:sz w:val="24"/>
           <w:szCs w:val="22"/>
         </w:rPr>
-        <w:t xml:space="preserve">Los usuarios del sistema de conversión de unidades de longitud, masa y temperatura están conformados principalmente por estudiantes, docentes, personal técnico y usuarios en general que requieren realizar conversiones rápidas, precisas y confiables entre </w:t>
-      </w:r>
-      <w:r>
+        <w:t>Los usuarios del sistema de conversión de unidades de longitud, masa y temperatura están conformados principalmente por estudiantes, docentes, personal técnico y usuarios en general que requieren realizar conversiones rápidas, precisas y confiables entre diferentes unidades de medida.</w:t>
+      </w:r>
+    </w:p>
+    <w:p>
+      <w:pPr>
+        <w:pStyle w:val="Descripcin"/>
         <w:rPr>
           <w:i w:val="0"/>
           <w:iCs w:val="0"/>
@@ -20195,13 +19019,8 @@
           <w:sz w:val="24"/>
           <w:szCs w:val="22"/>
         </w:rPr>
-        <w:lastRenderedPageBreak/>
-        <w:t>diferentes unidades de medida.</w:t>
-      </w:r>
-    </w:p>
-    <w:p>
-      <w:pPr>
-        <w:pStyle w:val="Descripcin"/>
+      </w:pPr>
+      <w:r>
         <w:rPr>
           <w:i w:val="0"/>
           <w:iCs w:val="0"/>
@@ -20209,8 +19028,12 @@
           <w:sz w:val="24"/>
           <w:szCs w:val="22"/>
         </w:rPr>
-      </w:pPr>
-      <w:r>
+        <w:t>El sistema está diseñado para ser intuitivo, sencillo y fácil de utilizar, por lo que el nivel de conocimiento informático requerido es básico. Los usuarios únicamente deberán interactuar con interfaces gráficas simples o menús básicos dentro de los diferentes clientes implementados (consola, escritorio, web y móvil).</w:t>
+      </w:r>
+    </w:p>
+    <w:p>
+      <w:pPr>
+        <w:pStyle w:val="Descripcin"/>
         <w:rPr>
           <w:i w:val="0"/>
           <w:iCs w:val="0"/>
@@ -20218,12 +19041,8 @@
           <w:sz w:val="24"/>
           <w:szCs w:val="22"/>
         </w:rPr>
-        <w:t>El sistema está diseñado para ser intuitivo, sencillo y fácil de utilizar, por lo que el nivel de conocimiento informático requerido es básico. Los usuarios únicamente deberán interactuar con interfaces gráficas simples o menús básicos dentro de los diferentes clientes implementados (consola, escritorio, web y móvil).</w:t>
-      </w:r>
-    </w:p>
-    <w:p>
-      <w:pPr>
-        <w:pStyle w:val="Descripcin"/>
+      </w:pPr>
+      <w:r>
         <w:rPr>
           <w:i w:val="0"/>
           <w:iCs w:val="0"/>
@@ -20231,7 +19050,8 @@
           <w:sz w:val="24"/>
           <w:szCs w:val="22"/>
         </w:rPr>
-      </w:pPr>
+        <w:t>Los u</w:t>
+      </w:r>
       <w:r>
         <w:rPr>
           <w:i w:val="0"/>
@@ -20240,9 +19060,16 @@
           <w:sz w:val="24"/>
           <w:szCs w:val="22"/>
         </w:rPr>
-        <w:t>Los u</w:t>
-      </w:r>
-      <w:r>
+        <w:t>suarios deberán ser capaces de:</w:t>
+      </w:r>
+    </w:p>
+    <w:p>
+      <w:pPr>
+        <w:pStyle w:val="Descripcin"/>
+        <w:numPr>
+          <w:ilvl w:val="0"/>
+          <w:numId w:val="22"/>
+        </w:numPr>
         <w:rPr>
           <w:i w:val="0"/>
           <w:iCs w:val="0"/>
@@ -20250,7 +19077,16 @@
           <w:sz w:val="24"/>
           <w:szCs w:val="22"/>
         </w:rPr>
-        <w:t>suarios deberán ser capaces de:</w:t>
+      </w:pPr>
+      <w:r>
+        <w:rPr>
+          <w:i w:val="0"/>
+          <w:iCs w:val="0"/>
+          <w:color w:val="auto"/>
+          <w:sz w:val="24"/>
+          <w:szCs w:val="22"/>
+        </w:rPr>
+        <w:t>Ingresar valores numéricos</w:t>
       </w:r>
     </w:p>
     <w:p>
@@ -20276,7 +19112,7 @@
           <w:sz w:val="24"/>
           <w:szCs w:val="22"/>
         </w:rPr>
-        <w:t>Ingresar valores numéricos</w:t>
+        <w:t>Seleccionar unidades de origen y destino</w:t>
       </w:r>
     </w:p>
     <w:p>
@@ -20302,7 +19138,8 @@
           <w:sz w:val="24"/>
           <w:szCs w:val="22"/>
         </w:rPr>
-        <w:t>Seleccionar unidades de origen y destino</w:t>
+        <w:lastRenderedPageBreak/>
+        <w:t>Elegir el tipo de conversión</w:t>
       </w:r>
     </w:p>
     <w:p>
@@ -20328,7 +19165,7 @@
           <w:sz w:val="24"/>
           <w:szCs w:val="22"/>
         </w:rPr>
-        <w:t>Elegir el tipo de conversión</w:t>
+        <w:t>Interpretar resultados mostrados en pantalla</w:t>
       </w:r>
     </w:p>
     <w:p>
@@ -20354,16 +19191,12 @@
           <w:sz w:val="24"/>
           <w:szCs w:val="22"/>
         </w:rPr>
-        <w:t>Interpretar resultados mostrados en pantalla</w:t>
+        <w:t>Utilizar funcionalidades básicas del sistema</w:t>
       </w:r>
     </w:p>
     <w:p>
       <w:pPr>
         <w:pStyle w:val="Descripcin"/>
-        <w:numPr>
-          <w:ilvl w:val="0"/>
-          <w:numId w:val="22"/>
-        </w:numPr>
         <w:rPr>
           <w:i w:val="0"/>
           <w:iCs w:val="0"/>
@@ -20380,12 +19213,9 @@
           <w:sz w:val="24"/>
           <w:szCs w:val="22"/>
         </w:rPr>
-        <w:t>Utilizar funcionalidades básicas del sistema</w:t>
-      </w:r>
-    </w:p>
-    <w:p>
-      <w:pPr>
-        <w:pStyle w:val="Descripcin"/>
+        <w:t>No se requiere experiencia previa en programación, bases de datos ni conocimientos avanzados de matemáticas, debido a que el sistema automatiza completamente las operaciones de conversión mediant</w:t>
+      </w:r>
+      <w:r>
         <w:rPr>
           <w:i w:val="0"/>
           <w:iCs w:val="0"/>
@@ -20393,8 +19223,12 @@
           <w:sz w:val="24"/>
           <w:szCs w:val="22"/>
         </w:rPr>
-      </w:pPr>
-      <w:r>
+        <w:t>e servicios SOAP centralizados.</w:t>
+      </w:r>
+    </w:p>
+    <w:p>
+      <w:pPr>
+        <w:pStyle w:val="Descripcin"/>
         <w:rPr>
           <w:i w:val="0"/>
           <w:iCs w:val="0"/>
@@ -20402,8 +19236,7 @@
           <w:sz w:val="24"/>
           <w:szCs w:val="22"/>
         </w:rPr>
-        <w:t>No se requiere experiencia previa en programación, bases de datos ni conocimientos avanzados de matemáticas, debido a que el sistema automatiza completamente las operaciones de conversión mediant</w:t>
-      </w:r>
+      </w:pPr>
       <w:r>
         <w:rPr>
           <w:i w:val="0"/>
@@ -20412,12 +19245,9 @@
           <w:sz w:val="24"/>
           <w:szCs w:val="22"/>
         </w:rPr>
-        <w:t>e servicios SOAP centralizados.</w:t>
-      </w:r>
-    </w:p>
-    <w:p>
-      <w:pPr>
-        <w:pStyle w:val="Descripcin"/>
+        <w:t xml:space="preserve">El sistema está orientado tanto a fines educativos como prácticos, permitiendo que cualquier usuario </w:t>
+      </w:r>
+      <w:r>
         <w:rPr>
           <w:i w:val="0"/>
           <w:iCs w:val="0"/>
@@ -20425,8 +19255,16 @@
           <w:sz w:val="24"/>
           <w:szCs w:val="22"/>
         </w:rPr>
-      </w:pPr>
-      <w:r>
+        <w:t>pueda realizar conversiones de:</w:t>
+      </w:r>
+    </w:p>
+    <w:p>
+      <w:pPr>
+        <w:pStyle w:val="Descripcin"/>
+        <w:numPr>
+          <w:ilvl w:val="0"/>
+          <w:numId w:val="23"/>
+        </w:numPr>
         <w:rPr>
           <w:i w:val="0"/>
           <w:iCs w:val="0"/>
@@ -20434,8 +19272,7 @@
           <w:sz w:val="24"/>
           <w:szCs w:val="22"/>
         </w:rPr>
-        <w:t xml:space="preserve">El sistema está orientado tanto a fines educativos como prácticos, permitiendo que cualquier usuario </w:t>
-      </w:r>
+      </w:pPr>
       <w:r>
         <w:rPr>
           <w:i w:val="0"/>
@@ -20444,7 +19281,7 @@
           <w:sz w:val="24"/>
           <w:szCs w:val="22"/>
         </w:rPr>
-        <w:t>pueda realizar conversiones de:</w:t>
+        <w:t>Longitud</w:t>
       </w:r>
     </w:p>
     <w:p>
@@ -20470,7 +19307,7 @@
           <w:sz w:val="24"/>
           <w:szCs w:val="22"/>
         </w:rPr>
-        <w:t>Longitud</w:t>
+        <w:t>Masa</w:t>
       </w:r>
     </w:p>
     <w:p>
@@ -20496,16 +19333,12 @@
           <w:sz w:val="24"/>
           <w:szCs w:val="22"/>
         </w:rPr>
-        <w:t>Masa</w:t>
+        <w:t>Temperatura</w:t>
       </w:r>
     </w:p>
     <w:p>
       <w:pPr>
         <w:pStyle w:val="Descripcin"/>
-        <w:numPr>
-          <w:ilvl w:val="0"/>
-          <w:numId w:val="23"/>
-        </w:numPr>
         <w:rPr>
           <w:i w:val="0"/>
           <w:iCs w:val="0"/>
@@ -20514,6 +19347,7 @@
           <w:szCs w:val="22"/>
         </w:rPr>
       </w:pPr>
+      <w:proofErr w:type="gramStart"/>
       <w:r>
         <w:rPr>
           <w:i w:val="0"/>
@@ -20522,12 +19356,10 @@
           <w:sz w:val="24"/>
           <w:szCs w:val="22"/>
         </w:rPr>
-        <w:t>Temperatura</w:t>
-      </w:r>
-    </w:p>
-    <w:p>
-      <w:pPr>
-        <w:pStyle w:val="Descripcin"/>
+        <w:t>de</w:t>
+      </w:r>
+      <w:proofErr w:type="gramEnd"/>
+      <w:r>
         <w:rPr>
           <w:i w:val="0"/>
           <w:iCs w:val="0"/>
@@ -20535,8 +19367,8 @@
           <w:sz w:val="24"/>
           <w:szCs w:val="22"/>
         </w:rPr>
-      </w:pPr>
-      <w:proofErr w:type="gramStart"/>
+        <w:t xml:space="preserve"> forma rápida y eficien</w:t>
+      </w:r>
       <w:r>
         <w:rPr>
           <w:i w:val="0"/>
@@ -20545,10 +19377,12 @@
           <w:sz w:val="24"/>
           <w:szCs w:val="22"/>
         </w:rPr>
-        <w:t>de</w:t>
-      </w:r>
-      <w:proofErr w:type="gramEnd"/>
-      <w:r>
+        <w:t>te desde distintas plataformas.</w:t>
+      </w:r>
+    </w:p>
+    <w:p>
+      <w:pPr>
+        <w:pStyle w:val="Descripcin"/>
         <w:rPr>
           <w:i w:val="0"/>
           <w:iCs w:val="0"/>
@@ -20556,8 +19390,7 @@
           <w:sz w:val="24"/>
           <w:szCs w:val="22"/>
         </w:rPr>
-        <w:t xml:space="preserve"> forma rápida y eficien</w:t>
-      </w:r>
+      </w:pPr>
       <w:r>
         <w:rPr>
           <w:i w:val="0"/>
@@ -20566,12 +19399,9 @@
           <w:sz w:val="24"/>
           <w:szCs w:val="22"/>
         </w:rPr>
-        <w:t>te desde distintas plataformas.</w:t>
-      </w:r>
-    </w:p>
-    <w:p>
-      <w:pPr>
-        <w:pStyle w:val="Descripcin"/>
+        <w:t>Asimismo, el sistema contempla diferentes perfiles d</w:t>
+      </w:r>
+      <w:r>
         <w:rPr>
           <w:i w:val="0"/>
           <w:iCs w:val="0"/>
@@ -20579,8 +19409,16 @@
           <w:sz w:val="24"/>
           <w:szCs w:val="22"/>
         </w:rPr>
-      </w:pPr>
-      <w:r>
+        <w:t>e uso según el tipo de cliente:</w:t>
+      </w:r>
+    </w:p>
+    <w:p>
+      <w:pPr>
+        <w:pStyle w:val="Descripcin"/>
+        <w:numPr>
+          <w:ilvl w:val="0"/>
+          <w:numId w:val="24"/>
+        </w:numPr>
         <w:rPr>
           <w:i w:val="0"/>
           <w:iCs w:val="0"/>
@@ -20588,8 +19426,7 @@
           <w:sz w:val="24"/>
           <w:szCs w:val="22"/>
         </w:rPr>
-        <w:t>Asimismo, el sistema contempla diferentes perfiles d</w:t>
-      </w:r>
+      </w:pPr>
       <w:r>
         <w:rPr>
           <w:i w:val="0"/>
@@ -20598,7 +19435,7 @@
           <w:sz w:val="24"/>
           <w:szCs w:val="22"/>
         </w:rPr>
-        <w:t>e uso según el tipo de cliente:</w:t>
+        <w:t>Usuarios generales utilizando clientes web y móvil</w:t>
       </w:r>
     </w:p>
     <w:p>
@@ -20624,7 +19461,7 @@
           <w:sz w:val="24"/>
           <w:szCs w:val="22"/>
         </w:rPr>
-        <w:t>Usuarios generales utilizando clientes web y móvil</w:t>
+        <w:t>Usuarios académicos utilizando cliente escritorio</w:t>
       </w:r>
     </w:p>
     <w:p>
@@ -20650,16 +19487,14 @@
           <w:sz w:val="24"/>
           <w:szCs w:val="22"/>
         </w:rPr>
-        <w:t>Usuarios académicos utilizando cliente escritorio</w:t>
+        <w:t>Usuarios técnicos utilizando cliente consola para pruebas y monitoreo básico</w:t>
       </w:r>
     </w:p>
     <w:p>
       <w:pPr>
         <w:pStyle w:val="Descripcin"/>
-        <w:numPr>
-          <w:ilvl w:val="0"/>
-          <w:numId w:val="24"/>
-        </w:numPr>
+      </w:pPr>
+      <w:r>
         <w:rPr>
           <w:i w:val="0"/>
           <w:iCs w:val="0"/>
@@ -20667,7 +19502,9 @@
           <w:sz w:val="24"/>
           <w:szCs w:val="22"/>
         </w:rPr>
-      </w:pPr>
+        <w:t>Finalmente, se espera que los usuarios puedan interpretar correctamente las unidades de medida y los resultados obtenidos sin dificultad, gracias a las validaciones implementadas y a la presentación clara de la información dentro del sistema</w:t>
+      </w:r>
+      <w:proofErr w:type="gramStart"/>
       <w:r>
         <w:rPr>
           <w:i w:val="0"/>
@@ -20676,13 +19513,8 @@
           <w:sz w:val="24"/>
           <w:szCs w:val="22"/>
         </w:rPr>
-        <w:t>Usuarios técnicos utilizando cliente consola para pruebas y monitoreo básico</w:t>
-      </w:r>
-    </w:p>
-    <w:p>
-      <w:pPr>
-        <w:pStyle w:val="Descripcin"/>
-      </w:pPr>
+        <w:t>.</w:t>
+      </w:r>
       <w:r>
         <w:rPr>
           <w:i w:val="0"/>
@@ -20691,27 +19523,6 @@
           <w:sz w:val="24"/>
           <w:szCs w:val="22"/>
         </w:rPr>
-        <w:t>Finalmente, se espera que los usuarios puedan interpretar correctamente las unidades de medida y los resultados obtenidos sin dificultad, gracias a las validaciones implementadas y a la presentación clara de la información dentro del sistema</w:t>
-      </w:r>
-      <w:proofErr w:type="gramStart"/>
-      <w:r>
-        <w:rPr>
-          <w:i w:val="0"/>
-          <w:iCs w:val="0"/>
-          <w:color w:val="auto"/>
-          <w:sz w:val="24"/>
-          <w:szCs w:val="22"/>
-        </w:rPr>
-        <w:t>.</w:t>
-      </w:r>
-      <w:r>
-        <w:rPr>
-          <w:i w:val="0"/>
-          <w:iCs w:val="0"/>
-          <w:color w:val="auto"/>
-          <w:sz w:val="24"/>
-          <w:szCs w:val="22"/>
-        </w:rPr>
         <w:t>.</w:t>
       </w:r>
       <w:proofErr w:type="gramEnd"/>
@@ -20721,7 +19532,7 @@
         <w:pStyle w:val="Descripcin"/>
         <w:keepNext/>
       </w:pPr>
-      <w:bookmarkStart w:id="30" w:name="_Toc221056210"/>
+      <w:bookmarkStart w:id="29" w:name="_Toc221056210"/>
       <w:r>
         <w:t xml:space="preserve">Tabla </w:t>
       </w:r>
@@ -20746,7 +19557,7 @@
       <w:r>
         <w:t xml:space="preserve">. </w:t>
       </w:r>
-      <w:bookmarkEnd w:id="30"/>
+      <w:bookmarkEnd w:id="29"/>
       <w:r>
         <w:t>Usuario Estudiante</w:t>
       </w:r>
@@ -21036,7 +19847,6 @@
                 <w:szCs w:val="24"/>
                 <w:lang w:val="es-EC" w:eastAsia="es-EC"/>
               </w:rPr>
-              <w:lastRenderedPageBreak/>
               <w:t>Actividades</w:t>
             </w:r>
           </w:p>
@@ -21084,7 +19894,7 @@
         <w:pStyle w:val="Descripcin"/>
         <w:keepNext/>
       </w:pPr>
-      <w:bookmarkStart w:id="31" w:name="_Toc221056211"/>
+      <w:bookmarkStart w:id="30" w:name="_Toc221056211"/>
       <w:r>
         <w:t xml:space="preserve">Tabla </w:t>
       </w:r>
@@ -21109,7 +19919,7 @@
       <w:r>
         <w:t xml:space="preserve">. Usuario </w:t>
       </w:r>
-      <w:bookmarkEnd w:id="31"/>
+      <w:bookmarkEnd w:id="30"/>
       <w:r>
         <w:t>Docente</w:t>
       </w:r>
@@ -21399,6 +20209,7 @@
                 <w:szCs w:val="24"/>
                 <w:lang w:val="es-EC" w:eastAsia="es-EC"/>
               </w:rPr>
+              <w:lastRenderedPageBreak/>
               <w:t>Actividades</w:t>
             </w:r>
           </w:p>
@@ -21446,7 +20257,7 @@
         <w:pStyle w:val="Descripcin"/>
         <w:keepNext/>
       </w:pPr>
-      <w:bookmarkStart w:id="32" w:name="_Toc221056212"/>
+      <w:bookmarkStart w:id="31" w:name="_Toc221056212"/>
       <w:r>
         <w:t xml:space="preserve">Tabla </w:t>
       </w:r>
@@ -21471,7 +20282,7 @@
       <w:r>
         <w:t xml:space="preserve">. </w:t>
       </w:r>
-      <w:bookmarkEnd w:id="32"/>
+      <w:bookmarkEnd w:id="31"/>
       <w:r>
         <w:t>Usuario General</w:t>
       </w:r>
@@ -21807,7 +20618,7 @@
       <w:pPr>
         <w:pStyle w:val="Descripcin"/>
       </w:pPr>
-      <w:bookmarkStart w:id="33" w:name="_Toc221056213"/>
+      <w:bookmarkStart w:id="32" w:name="_Toc221056213"/>
       <w:r>
         <w:t xml:space="preserve">Tabla </w:t>
       </w:r>
@@ -21832,7 +20643,7 @@
       <w:r>
         <w:t xml:space="preserve">. </w:t>
       </w:r>
-      <w:bookmarkEnd w:id="33"/>
+      <w:bookmarkEnd w:id="32"/>
       <w:r>
         <w:t>Usuario Administrador del Sistema</w:t>
       </w:r>
@@ -21870,8 +20681,8 @@
                 <w:lang w:val="es-EC" w:eastAsia="es-EC"/>
               </w:rPr>
             </w:pPr>
-            <w:bookmarkStart w:id="34" w:name="_bookmark12"/>
-            <w:bookmarkEnd w:id="34"/>
+            <w:bookmarkStart w:id="33" w:name="_bookmark12"/>
+            <w:bookmarkEnd w:id="33"/>
             <w:r>
               <w:rPr>
                 <w:rFonts w:eastAsia="Times New Roman" w:cs="Arial"/>
@@ -22093,18 +20904,16 @@
                 <w:szCs w:val="24"/>
                 <w:lang w:val="es-EC" w:eastAsia="es-EC"/>
               </w:rPr>
-              <w:t xml:space="preserve">Conocimientos en programación Java, SOAP, </w:t>
-            </w:r>
-            <w:proofErr w:type="spellStart"/>
-            <w:r>
-              <w:rPr>
-                <w:rFonts w:eastAsia="Times New Roman" w:cs="Arial"/>
-                <w:szCs w:val="24"/>
-                <w:lang w:val="es-EC" w:eastAsia="es-EC"/>
-              </w:rPr>
-              <w:t>MariaDB</w:t>
-            </w:r>
-            <w:proofErr w:type="spellEnd"/>
+              <w:t>Conocimien</w:t>
+            </w:r>
+            <w:r>
+              <w:rPr>
+                <w:rFonts w:eastAsia="Times New Roman" w:cs="Arial"/>
+                <w:szCs w:val="24"/>
+                <w:lang w:val="es-EC" w:eastAsia="es-EC"/>
+              </w:rPr>
+              <w:t>tos en programación Java, SOAP</w:t>
+            </w:r>
             <w:r>
               <w:rPr>
                 <w:rFonts w:eastAsia="Times New Roman" w:cs="Arial"/>
@@ -22200,60 +21009,61 @@
       <w:pPr>
         <w:pStyle w:val="Ttulo2"/>
       </w:pPr>
-      <w:bookmarkStart w:id="35" w:name="_Toc229416155"/>
+      <w:bookmarkStart w:id="34" w:name="_Toc229416155"/>
       <w:r>
         <w:t xml:space="preserve">7.5 </w:t>
       </w:r>
       <w:r>
         <w:t>Interfaces Externas</w:t>
       </w:r>
+      <w:bookmarkEnd w:id="34"/>
+    </w:p>
+    <w:p>
+      <w:r>
+        <w:t>El sistema de conversión de unidades de longitud, masa y temperatura interactúa con el entorno externo principalmente mediante las interfaces de usuario implementadas en los diferentes clientes del sistema, incluyendo consola, escritorio, web y móvil. Estas interfaces permiten al usuario ingresar valores numéricos, seleccionar las unidades de origen y destino y visualizar los resultados de conversión en tiempo real. La interfaz actúa como el principal medio de comunicación entre el usuario y la lógica de procesamiento implementada en el servidor SOAP, garantizando una interacción clara, sencilla e intuitiva.</w:t>
+      </w:r>
+    </w:p>
+    <w:p/>
+    <w:p>
+      <w:r>
+        <w:t>El sistema define mecanismos específicos para el ingreso y validación de datos, asegurando que únicamente se procesen valores válidos dentro de las operaciones de conversión. Asimismo, la lógica interna del sistema recibe las solicitudes enviadas desde los clientes, procesa las fórmulas matemáticas correspondientes para conversiones de longitud, masa y temperatura, y devuelve resultados precisos mediante</w:t>
+      </w:r>
+      <w:r>
+        <w:t xml:space="preserve"> comunicación SOAP basada en XML</w:t>
+      </w:r>
+      <w:r>
+        <w:t>.</w:t>
+      </w:r>
+    </w:p>
+    <w:p>
+      <w:r>
+        <w:t xml:space="preserve">Adicionalmente, el sistema interactúa con bibliotecas matemáticas y componentes propios del entorno Java, permitiendo ejecutar cálculos optimizados y precisos para garantizar exactitud en cada conversión realizada. </w:t>
+      </w:r>
+    </w:p>
+    <w:p>
+      <w:r>
+        <w:t xml:space="preserve">Finalmente, la interfaz de salida del sistema presenta los resultados de manera clara, organizada y legible, facilitando la interpretación inmediata de la información obtenida y </w:t>
+      </w:r>
+      <w:r>
+        <w:lastRenderedPageBreak/>
+        <w:t>garantizando una experiencia de usuario eficiente dentro de todas las plataformas soportadas por la aplicación.</w:t>
+      </w:r>
+    </w:p>
+    <w:p/>
+    <w:p>
+      <w:pPr>
+        <w:pStyle w:val="Ttulo2"/>
+      </w:pPr>
+      <w:bookmarkStart w:id="35" w:name="_bookmark13"/>
+      <w:bookmarkStart w:id="36" w:name="_Toc229416156"/>
       <w:bookmarkEnd w:id="35"/>
-    </w:p>
-    <w:p>
-      <w:r>
-        <w:t>El sistema de conversión de unidades de longitud, masa y temperatura interactúa con el entorno externo principalmente mediante las interfaces de usuario implementadas en los diferentes clientes del sistema, incluyendo consola, escritorio, web y móvil. Estas interfaces permiten al usuario ingresar valores numéricos, seleccionar las unidades de origen y destino y visualizar los resultados de conversión en tiempo real. La interfaz actúa como el principal medio de comunicación entre el usuario y la lógica de procesamiento implementada en el servidor SOAP, garantizando una interacción clara, sencilla e intuitiva.</w:t>
-      </w:r>
-    </w:p>
-    <w:p/>
-    <w:p>
-      <w:r>
-        <w:lastRenderedPageBreak/>
-        <w:t>El sistema define mecanismos específicos para el ingreso y validación de datos, asegurando que únicamente se procesen valores válidos dentro de las operaciones de conversión. Asimismo, la lógica interna del sistema recibe las solicitudes enviadas desde los clientes, procesa las fórmulas matemáticas correspondientes para conversiones de longitud, masa y temperatura, y devuelve resultados precisos mediante comunicación SOAP basada en XML y HTTP.</w:t>
-      </w:r>
-    </w:p>
-    <w:p>
-      <w:r>
-        <w:t xml:space="preserve">Adicionalmente, el sistema interactúa con bibliotecas matemáticas y componentes propios del entorno Java, permitiendo ejecutar cálculos optimizados y precisos para garantizar exactitud en cada conversión realizada. También mantiene comunicación con la base de datos </w:t>
-      </w:r>
-      <w:proofErr w:type="spellStart"/>
-      <w:r>
-        <w:t>MariaDB</w:t>
-      </w:r>
-      <w:proofErr w:type="spellEnd"/>
-      <w:r>
-        <w:t xml:space="preserve"> mediante JDBC para almacenar el historial de conversiones ejecutadas por los usuarios.</w:t>
-      </w:r>
-    </w:p>
-    <w:p>
-      <w:r>
-        <w:t>Finalmente, la interfaz de salida del sistema presenta los resultados de manera clara, organizada y legible, facilitando la interpretación inmediata de la información obtenida y garantizando una experiencia de usuario eficiente dentro de todas las plataformas soportadas por la aplicación.</w:t>
-      </w:r>
-    </w:p>
-    <w:p/>
-    <w:p>
-      <w:pPr>
-        <w:pStyle w:val="Ttulo2"/>
-      </w:pPr>
-      <w:bookmarkStart w:id="36" w:name="_bookmark13"/>
-      <w:bookmarkStart w:id="37" w:name="_Toc229416156"/>
+      <w:r>
+        <w:t xml:space="preserve">7.6 </w:t>
+      </w:r>
+      <w:r>
+        <w:t>Restricciones</w:t>
+      </w:r>
       <w:bookmarkEnd w:id="36"/>
-      <w:r>
-        <w:t xml:space="preserve">7.6 </w:t>
-      </w:r>
-      <w:r>
-        <w:t>Restricciones</w:t>
-      </w:r>
-      <w:bookmarkEnd w:id="37"/>
     </w:p>
     <w:p>
       <w:pPr>
@@ -22415,18 +21225,16 @@
           <w:szCs w:val="24"/>
           <w:lang w:val="es-EC" w:eastAsia="es-EC"/>
         </w:rPr>
-        <w:t xml:space="preserve">, Payara Server, </w:t>
-      </w:r>
-      <w:proofErr w:type="spellStart"/>
+        <w:t xml:space="preserve">, </w:t>
+      </w:r>
       <w:r>
         <w:rPr>
           <w:rFonts w:eastAsia="Times New Roman" w:cs="Arial"/>
           <w:szCs w:val="24"/>
           <w:lang w:val="es-EC" w:eastAsia="es-EC"/>
         </w:rPr>
-        <w:t>MariaDB</w:t>
-      </w:r>
-      <w:proofErr w:type="spellEnd"/>
+        <w:t>Payara Server</w:t>
+      </w:r>
       <w:r>
         <w:rPr>
           <w:rFonts w:eastAsia="Times New Roman" w:cs="Arial"/>
@@ -22802,150 +21610,134 @@
           <w:szCs w:val="24"/>
           <w:lang w:val="es-EC" w:eastAsia="es-EC"/>
         </w:rPr>
-        <w:lastRenderedPageBreak/>
         <w:t>JDBC</w:t>
       </w:r>
     </w:p>
     <w:p>
       <w:pPr>
         <w:pStyle w:val="Prrafodelista"/>
-        <w:numPr>
-          <w:ilvl w:val="0"/>
-          <w:numId w:val="26"/>
-        </w:numPr>
+        <w:ind w:left="359" w:firstLine="0"/>
         <w:rPr>
           <w:rFonts w:eastAsia="Times New Roman" w:cs="Arial"/>
           <w:szCs w:val="24"/>
           <w:lang w:val="es-EC" w:eastAsia="es-EC"/>
         </w:rPr>
       </w:pPr>
-      <w:proofErr w:type="spellStart"/>
       <w:r>
         <w:rPr>
           <w:rFonts w:eastAsia="Times New Roman" w:cs="Arial"/>
           <w:szCs w:val="24"/>
           <w:lang w:val="es-EC" w:eastAsia="es-EC"/>
         </w:rPr>
-        <w:t>MariaDB</w:t>
-      </w:r>
-      <w:proofErr w:type="spellEnd"/>
-    </w:p>
-    <w:p>
-      <w:pPr>
-        <w:pStyle w:val="Prrafodelista"/>
-        <w:ind w:left="359" w:firstLine="0"/>
+        <w:t xml:space="preserve">No se permitirá el uso de </w:t>
+      </w:r>
+      <w:proofErr w:type="spellStart"/>
+      <w:r>
         <w:rPr>
           <w:rFonts w:eastAsia="Times New Roman" w:cs="Arial"/>
           <w:szCs w:val="24"/>
           <w:lang w:val="es-EC" w:eastAsia="es-EC"/>
         </w:rPr>
-      </w:pPr>
+        <w:t>frameworks</w:t>
+      </w:r>
+      <w:proofErr w:type="spellEnd"/>
       <w:r>
         <w:rPr>
           <w:rFonts w:eastAsia="Times New Roman" w:cs="Arial"/>
           <w:szCs w:val="24"/>
           <w:lang w:val="es-EC" w:eastAsia="es-EC"/>
         </w:rPr>
-        <w:t xml:space="preserve">No se permitirá el uso de </w:t>
-      </w:r>
-      <w:proofErr w:type="spellStart"/>
+        <w:t xml:space="preserve"> o tecnologías que alteren la arquitectura cliente-serv</w:t>
+      </w:r>
       <w:r>
         <w:rPr>
           <w:rFonts w:eastAsia="Times New Roman" w:cs="Arial"/>
           <w:szCs w:val="24"/>
           <w:lang w:val="es-EC" w:eastAsia="es-EC"/>
         </w:rPr>
-        <w:t>frameworks</w:t>
-      </w:r>
-      <w:proofErr w:type="spellEnd"/>
-      <w:r>
+        <w:t>idor definida para el proyecto.</w:t>
+      </w:r>
+    </w:p>
+    <w:p>
+      <w:pPr>
+        <w:pStyle w:val="Prrafodelista"/>
+        <w:ind w:left="359" w:firstLine="0"/>
         <w:rPr>
           <w:rFonts w:eastAsia="Times New Roman" w:cs="Arial"/>
           <w:szCs w:val="24"/>
           <w:lang w:val="es-EC" w:eastAsia="es-EC"/>
         </w:rPr>
-        <w:t xml:space="preserve"> o tecnologías que alteren la arquitectura cliente-serv</w:t>
-      </w:r>
+      </w:pPr>
       <w:r>
         <w:rPr>
           <w:rFonts w:eastAsia="Times New Roman" w:cs="Arial"/>
           <w:szCs w:val="24"/>
           <w:lang w:val="es-EC" w:eastAsia="es-EC"/>
         </w:rPr>
-        <w:t>idor definida para el proyecto.</w:t>
-      </w:r>
-    </w:p>
-    <w:p>
-      <w:pPr>
-        <w:pStyle w:val="Prrafodelista"/>
-        <w:ind w:left="359" w:firstLine="0"/>
+        <w:t xml:space="preserve">Asimismo, las conversiones implementadas deberán basarse estrictamente en fórmulas matemáticas estándar internacionalmente aceptadas para longitud, masa y temperatura, evitando modificaciones arbitrarias que afecten </w:t>
+      </w:r>
+      <w:r>
         <w:rPr>
           <w:rFonts w:eastAsia="Times New Roman" w:cs="Arial"/>
           <w:szCs w:val="24"/>
           <w:lang w:val="es-EC" w:eastAsia="es-EC"/>
         </w:rPr>
-      </w:pPr>
-      <w:r>
+        <w:t>la precisión de los resultados.</w:t>
+      </w:r>
+    </w:p>
+    <w:p>
+      <w:pPr>
+        <w:pStyle w:val="Prrafodelista"/>
+        <w:ind w:left="359" w:firstLine="0"/>
         <w:rPr>
           <w:rFonts w:eastAsia="Times New Roman" w:cs="Arial"/>
           <w:szCs w:val="24"/>
           <w:lang w:val="es-EC" w:eastAsia="es-EC"/>
         </w:rPr>
-        <w:t xml:space="preserve">Asimismo, las conversiones implementadas deberán basarse estrictamente en fórmulas matemáticas estándar internacionalmente aceptadas para longitud, masa y temperatura, evitando modificaciones arbitrarias que afecten </w:t>
-      </w:r>
+      </w:pPr>
       <w:r>
         <w:rPr>
           <w:rFonts w:eastAsia="Times New Roman" w:cs="Arial"/>
           <w:szCs w:val="24"/>
           <w:lang w:val="es-EC" w:eastAsia="es-EC"/>
         </w:rPr>
-        <w:t>la precisión de los resultados.</w:t>
-      </w:r>
-    </w:p>
-    <w:p>
-      <w:pPr>
-        <w:pStyle w:val="Prrafodelista"/>
-        <w:ind w:left="359" w:firstLine="0"/>
+        <w:t>El sistema deberá manejar precisión decimal adecuada en todas las operaciones matemáticas, evitando errores de redondeo significativos que puedan generar inc</w:t>
+      </w:r>
+      <w:r>
         <w:rPr>
           <w:rFonts w:eastAsia="Times New Roman" w:cs="Arial"/>
           <w:szCs w:val="24"/>
           <w:lang w:val="es-EC" w:eastAsia="es-EC"/>
         </w:rPr>
-      </w:pPr>
-      <w:r>
+        <w:t>onsistencias entre plataformas.</w:t>
+      </w:r>
+    </w:p>
+    <w:p>
+      <w:pPr>
+        <w:pStyle w:val="Prrafodelista"/>
+        <w:ind w:left="359" w:firstLine="0"/>
         <w:rPr>
           <w:rFonts w:eastAsia="Times New Roman" w:cs="Arial"/>
           <w:szCs w:val="24"/>
           <w:lang w:val="es-EC" w:eastAsia="es-EC"/>
         </w:rPr>
-        <w:t>El sistema deberá manejar precisión decimal adecuada en todas las operaciones matemáticas, evitando errores de redondeo significativos que puedan generar inc</w:t>
-      </w:r>
+      </w:pPr>
       <w:r>
         <w:rPr>
           <w:rFonts w:eastAsia="Times New Roman" w:cs="Arial"/>
           <w:szCs w:val="24"/>
           <w:lang w:val="es-EC" w:eastAsia="es-EC"/>
         </w:rPr>
-        <w:t>onsistencias entre plataformas.</w:t>
-      </w:r>
-    </w:p>
-    <w:p>
-      <w:pPr>
-        <w:pStyle w:val="Prrafodelista"/>
-        <w:ind w:left="359" w:firstLine="0"/>
+        <w:t xml:space="preserve">La interfaz de usuario deberá mantenerse simple, intuitiva y fácil de utilizar en todos </w:t>
+      </w:r>
+      <w:r>
         <w:rPr>
           <w:rFonts w:eastAsia="Times New Roman" w:cs="Arial"/>
           <w:szCs w:val="24"/>
           <w:lang w:val="es-EC" w:eastAsia="es-EC"/>
         </w:rPr>
-      </w:pPr>
-      <w:r>
-        <w:rPr>
-          <w:rFonts w:eastAsia="Times New Roman" w:cs="Arial"/>
-          <w:szCs w:val="24"/>
-          <w:lang w:val="es-EC" w:eastAsia="es-EC"/>
-        </w:rPr>
-        <w:t xml:space="preserve">La interfaz de usuario deberá mantenerse simple, intuitiva y fácil de utilizar en todos los clientes implementados, permitiendo realizar conversiones mediante pocos pasos y sin complejidad técnica para el </w:t>
+        <w:lastRenderedPageBreak/>
+        <w:t xml:space="preserve">los clientes implementados, permitiendo realizar conversiones mediante pocos pasos y sin complejidad técnica para el </w:t>
       </w:r>
       <w:r>
         <w:rPr>
@@ -23077,16 +21869,16 @@
       <w:pPr>
         <w:pStyle w:val="Ttulo2"/>
       </w:pPr>
-      <w:bookmarkStart w:id="38" w:name="_bookmark14"/>
-      <w:bookmarkStart w:id="39" w:name="_Toc229416157"/>
+      <w:bookmarkStart w:id="37" w:name="_bookmark14"/>
+      <w:bookmarkStart w:id="38" w:name="_Toc229416157"/>
+      <w:bookmarkEnd w:id="37"/>
+      <w:r>
+        <w:t xml:space="preserve">7.7 </w:t>
+      </w:r>
+      <w:r>
+        <w:t>Suposiciones y Dependencias</w:t>
+      </w:r>
       <w:bookmarkEnd w:id="38"/>
-      <w:r>
-        <w:t xml:space="preserve">7.7 </w:t>
-      </w:r>
-      <w:r>
-        <w:t>Suposiciones y Dependencias</w:t>
-      </w:r>
-      <w:bookmarkEnd w:id="39"/>
     </w:p>
     <w:p>
       <w:r>
@@ -23122,7 +21914,10 @@
       </w:r>
       <w:proofErr w:type="spellEnd"/>
       <w:r>
-        <w:t xml:space="preserve">, Payara Server 7, </w:t>
+        <w:t xml:space="preserve">, </w:t>
+      </w:r>
+      <w:r>
+        <w:t xml:space="preserve">Payara Server 7, </w:t>
       </w:r>
       <w:proofErr w:type="spellStart"/>
       <w:r>
@@ -23130,40 +21925,31 @@
       </w:r>
       <w:proofErr w:type="spellEnd"/>
       <w:r>
-        <w:t xml:space="preserve"> EE 10, </w:t>
+        <w:t xml:space="preserve"> EE 10</w:t>
+      </w:r>
+      <w:r>
+        <w:t xml:space="preserve">, JDBC y </w:t>
       </w:r>
       <w:proofErr w:type="spellStart"/>
       <w:r>
-        <w:t>MariaDB</w:t>
+        <w:t>Android</w:t>
       </w:r>
       <w:proofErr w:type="spellEnd"/>
       <w:r>
-        <w:t xml:space="preserve">, JDBC y </w:t>
-      </w:r>
-      <w:proofErr w:type="spellStart"/>
-      <w:r>
-        <w:t>Android</w:t>
-      </w:r>
-      <w:proofErr w:type="spellEnd"/>
-      <w:r>
-        <w:t xml:space="preserve"> Studio. </w:t>
-      </w:r>
-      <w:r>
-        <w:lastRenderedPageBreak/>
-        <w:t>Cualquier cambio o actualización significativa en estas tecnologías podría requerir ajustes en la configuración, compatibilidad o implementación del sistema.</w:t>
-      </w:r>
-    </w:p>
-    <w:p>
-      <w:r>
-        <w:t xml:space="preserve">Adicionalmente, se asume que el servidor SOAP y la base de datos </w:t>
-      </w:r>
-      <w:proofErr w:type="spellStart"/>
-      <w:r>
-        <w:t>MariaDB</w:t>
-      </w:r>
-      <w:proofErr w:type="spellEnd"/>
-      <w:r>
-        <w:t xml:space="preserve"> permanecerán disponibles durante la ejecución del sistema, ya que los diferentes clientes dependen de estos componentes para procesar conversiones y registrar operaciones realizadas. En el caso del cliente </w:t>
+        <w:t xml:space="preserve"> Studio. Cualquier cambio o actualización significativa en estas tecnologías podría requerir ajustes en la configuración, compatibilidad o implementación del sistema.</w:t>
+      </w:r>
+    </w:p>
+    <w:p>
+      <w:r>
+        <w:t xml:space="preserve">Adicionalmente, se asume que el servidor SOAP </w:t>
+      </w:r>
+      <w:proofErr w:type="gramStart"/>
+      <w:r>
+        <w:t>permanecerán</w:t>
+      </w:r>
+      <w:proofErr w:type="gramEnd"/>
+      <w:r>
+        <w:t xml:space="preserve"> disponibles durante la ejecución del sistema, ya que los diferentes clientes dependen de estos componentes para procesar conversiones y registrar operaciones realizadas. En el caso del cliente </w:t>
       </w:r>
       <w:proofErr w:type="spellStart"/>
       <w:r>
@@ -23196,147 +21982,147 @@
           <w:numId w:val="2"/>
         </w:numPr>
       </w:pPr>
-      <w:bookmarkStart w:id="40" w:name="_Toc229416158"/>
-      <w:r>
+      <w:bookmarkStart w:id="39" w:name="_Toc229416158"/>
+      <w:r>
+        <w:lastRenderedPageBreak/>
         <w:t>Especificación de Requerimientos</w:t>
       </w:r>
+      <w:bookmarkEnd w:id="39"/>
+    </w:p>
+    <w:p>
+      <w:pPr>
+        <w:pStyle w:val="Ttulo2"/>
+      </w:pPr>
+      <w:bookmarkStart w:id="40" w:name="_bookmark16"/>
+      <w:bookmarkStart w:id="41" w:name="_Toc229416159"/>
       <w:bookmarkEnd w:id="40"/>
-    </w:p>
-    <w:p>
-      <w:pPr>
-        <w:pStyle w:val="Ttulo2"/>
-      </w:pPr>
-      <w:bookmarkStart w:id="41" w:name="_bookmark16"/>
-      <w:bookmarkStart w:id="42" w:name="_Toc229416159"/>
+      <w:r>
+        <w:t xml:space="preserve">8.1 </w:t>
+      </w:r>
+      <w:r>
+        <w:t>Requisitos comunes de las interfaces</w:t>
+      </w:r>
       <w:bookmarkEnd w:id="41"/>
-      <w:r>
-        <w:t xml:space="preserve">8.1 </w:t>
-      </w:r>
-      <w:r>
-        <w:t>Requisitos comunes de las interfaces</w:t>
+    </w:p>
+    <w:p>
+      <w:pPr>
+        <w:pStyle w:val="Ttulo3"/>
+      </w:pPr>
+      <w:bookmarkStart w:id="42" w:name="_Toc229416160"/>
+      <w:r>
+        <w:t xml:space="preserve">8.1.1 </w:t>
+      </w:r>
+      <w:r>
+        <w:t>Interfaces de usuario</w:t>
       </w:r>
       <w:bookmarkEnd w:id="42"/>
     </w:p>
     <w:p>
+      <w:r>
+        <w:t xml:space="preserve">El sistema de conversión de unidades de longitud, masa y temperatura presenta una arquitectura cliente-servidor basada en servicios web SOAP, permitiendo que múltiples interfaces cliente compartan la misma lógica centralizada de conversión. El sistema contará con interfaces para consola, escritorio, web y móvil </w:t>
+      </w:r>
+      <w:proofErr w:type="spellStart"/>
+      <w:r>
+        <w:t>Android</w:t>
+      </w:r>
+      <w:proofErr w:type="spellEnd"/>
+      <w:r>
+        <w:t>, garantizando una experiencia consistente y uniforme en cualquier plataforma utilizada.</w:t>
+      </w:r>
+    </w:p>
+    <w:p/>
+    <w:p>
+      <w:r>
+        <w:t>La interfaz web deberá ser limpia, responsiva y fácil de utilizar, permitiendo al usuario seleccionar el tipo de conversión, ingresar valores numéricos, elegir unidades de origen y destino y visualizar resultados en tiempo real mediante el consumo de servicios SOAP. El cliente de escritorio desarrollado en Java Swing priorizará rapidez y eficiencia en la interacción, permitiendo realizar conversiones ágiles mediante formularios simples y accesibles.</w:t>
+      </w:r>
+    </w:p>
+    <w:p/>
+    <w:p>
+      <w:r>
+        <w:t xml:space="preserve">Por su parte, la interfaz móvil desarrollada en </w:t>
+      </w:r>
+      <w:proofErr w:type="spellStart"/>
+      <w:r>
+        <w:t>Android</w:t>
+      </w:r>
+      <w:proofErr w:type="spellEnd"/>
+      <w:r>
+        <w:t xml:space="preserve"> Studio deberá estar optimizada para pantallas táctiles, facilitando la navegación y selección de unidades mediante componentes visuales intuitivos y adaptados a dispositivos móviles. Asimismo, el cliente consola proporcionará una interacción básica mediante menús y entradas por teclado para pruebas y validaciones rápidas del sistema.</w:t>
+      </w:r>
+    </w:p>
+    <w:p/>
+    <w:p>
+      <w:r>
+        <w:t>Todas las interfaces compartirán la misma lógica de negocio centralizada en el servidor SOAP implementado en Java con Payara Server, garantizando que los resultados de conversión sean idénticos independientemente del cliente utilizado. Cuando el usuario realice una operación, el sistema deberá procesar la solicitud mediante SOAP XML y devolver el resultado de forma inmediata y consistente.</w:t>
+      </w:r>
+    </w:p>
+    <w:p/>
+    <w:p>
+      <w:r>
+        <w:t>Además, las interfaces deberán mantener un diseño claro y uniforme donde los campos de entrada, botones, listas desplegables y resultados sean fácilmente identificables por el usuario. El sistema evitará complejidad innecesaria y permitirá realizar conversiones en pocos pasos mediante una interacción simple, rápida e intuitiva.</w:t>
+      </w:r>
+    </w:p>
+    <w:p/>
+    <w:p>
+      <w:r>
+        <w:t xml:space="preserve">Finalmente, todas las interfaces deberán garantizar accesibilidad, claridad visual y facilidad de uso, asegurando una experiencia homogénea y eficiente para cualquier usuario que utilice el sistema desde escritorio, navegador web, consola o dispositivo móvil </w:t>
+      </w:r>
+      <w:proofErr w:type="spellStart"/>
+      <w:r>
+        <w:t>Android</w:t>
+      </w:r>
+      <w:proofErr w:type="spellEnd"/>
+      <w:r>
+        <w:t>.</w:t>
+      </w:r>
+    </w:p>
+    <w:p/>
+    <w:p>
       <w:pPr>
         <w:pStyle w:val="Ttulo3"/>
       </w:pPr>
-      <w:bookmarkStart w:id="43" w:name="_Toc229416160"/>
-      <w:r>
-        <w:t xml:space="preserve">8.1.1 </w:t>
-      </w:r>
-      <w:r>
-        <w:t>Interfaces de usuario</w:t>
+      <w:bookmarkStart w:id="43" w:name="_Toc229416161"/>
+      <w:r>
+        <w:t xml:space="preserve">8.1.2 </w:t>
+      </w:r>
+      <w:r>
+        <w:t>Interfaces de hardware</w:t>
       </w:r>
       <w:bookmarkEnd w:id="43"/>
     </w:p>
     <w:p>
-      <w:r>
-        <w:t xml:space="preserve">El sistema de conversión de unidades de longitud, masa y temperatura presenta una arquitectura cliente-servidor basada en servicios web SOAP, permitiendo que múltiples interfaces cliente compartan la misma lógica centralizada de conversión. El sistema contará con interfaces para consola, escritorio, web y móvil </w:t>
-      </w:r>
-      <w:proofErr w:type="spellStart"/>
-      <w:r>
-        <w:t>Android</w:t>
-      </w:r>
-      <w:proofErr w:type="spellEnd"/>
-      <w:r>
-        <w:t>, garantizando una experiencia consistente y uniforme en cualquier plataforma utilizada.</w:t>
-      </w:r>
-    </w:p>
-    <w:p/>
-    <w:p>
-      <w:r>
-        <w:t>La interfaz web deberá ser limpia, responsiva y fácil de utilizar, permitiendo al usuario seleccionar el tipo de conversión, ingresar valores numéricos, elegir unidades de origen y destino y visualizar resultados en tiempo real mediante el consumo de servicios SOAP. El cliente de escritorio desarrollado en Java Swing priorizará rapidez y eficiencia en la interacción, permitiendo realizar conversiones ágiles mediante formularios simples y accesibles.</w:t>
-      </w:r>
-    </w:p>
-    <w:p/>
-    <w:p>
-      <w:r>
-        <w:t xml:space="preserve">Por su parte, la interfaz móvil desarrollada en </w:t>
-      </w:r>
-      <w:proofErr w:type="spellStart"/>
-      <w:r>
-        <w:t>Android</w:t>
-      </w:r>
-      <w:proofErr w:type="spellEnd"/>
-      <w:r>
-        <w:t xml:space="preserve"> Studio deberá estar optimizada para pantallas táctiles, facilitando la navegación y selección de unidades mediante componentes visuales intuitivos y adaptados a dispositivos móviles. Asimismo, el cliente consola proporcionará una interacción básica mediante menús y entradas por teclado para pruebas y validaciones rápidas del sistema.</w:t>
-      </w:r>
-    </w:p>
-    <w:p/>
-    <w:p>
-      <w:r>
-        <w:t>Todas las interfaces compartirán la misma lógica de negocio centralizada en el servidor SOAP implementado en Java con Payara Server, garantizando que los resultados de conversión sean idénticos independientemente del cliente utilizado. Cuando el usuario realice una operación, el sistema deberá procesar la solicitud mediante SOAP XML y devolver el resultado de forma inmediata y consistente.</w:t>
-      </w:r>
-    </w:p>
-    <w:p/>
-    <w:p>
-      <w:r>
-        <w:t>Además, las interfaces deberán mantener un diseño claro y uniforme donde los campos de entrada, botones, listas desplegables y resultados sean fácilmente identificables por el usuario. El sistema evitará complejidad innecesaria y permitirá realizar conversiones en pocos pasos mediante una interacción simple, rápida e intuitiva.</w:t>
-      </w:r>
-    </w:p>
-    <w:p/>
-    <w:p>
-      <w:r>
-        <w:lastRenderedPageBreak/>
-        <w:t xml:space="preserve">Finalmente, todas las interfaces deberán garantizar accesibilidad, claridad visual y facilidad de uso, asegurando una experiencia homogénea y eficiente para cualquier usuario que utilice el sistema desde escritorio, navegador web, consola o dispositivo móvil </w:t>
-      </w:r>
-      <w:proofErr w:type="spellStart"/>
-      <w:r>
-        <w:t>Android</w:t>
-      </w:r>
-      <w:proofErr w:type="spellEnd"/>
-      <w:r>
-        <w:t>.</w:t>
-      </w:r>
-    </w:p>
-    <w:p/>
-    <w:p>
-      <w:pPr>
-        <w:pStyle w:val="Ttulo3"/>
-      </w:pPr>
-      <w:bookmarkStart w:id="44" w:name="_Toc229416161"/>
-      <w:r>
-        <w:t xml:space="preserve">8.1.2 </w:t>
-      </w:r>
-      <w:r>
-        <w:t>Interfaces de hardware</w:t>
+      <w:pPr>
+        <w:pStyle w:val="Descripcin"/>
+      </w:pPr>
+      <w:bookmarkStart w:id="44" w:name="_Toc221056214"/>
+      <w:r>
+        <w:t xml:space="preserve">Tabla </w:t>
+      </w:r>
+      <w:r>
+        <w:fldChar w:fldCharType="begin"/>
+      </w:r>
+      <w:r>
+        <w:instrText xml:space="preserve"> SEQ Tabla \* ARABIC </w:instrText>
+      </w:r>
+      <w:r>
+        <w:fldChar w:fldCharType="separate"/>
+      </w:r>
+      <w:r>
+        <w:rPr>
+          <w:noProof/>
+        </w:rPr>
+        <w:t>8</w:t>
+      </w:r>
+      <w:r>
+        <w:fldChar w:fldCharType="end"/>
+      </w:r>
+      <w:r>
+        <w:t xml:space="preserve">. </w:t>
+      </w:r>
+      <w:r>
+        <w:t>Requisitos de interfaces de hardware</w:t>
       </w:r>
       <w:bookmarkEnd w:id="44"/>
-    </w:p>
-    <w:p>
-      <w:pPr>
-        <w:pStyle w:val="Descripcin"/>
-      </w:pPr>
-      <w:bookmarkStart w:id="45" w:name="_Toc221056214"/>
-      <w:r>
-        <w:t xml:space="preserve">Tabla </w:t>
-      </w:r>
-      <w:r>
-        <w:fldChar w:fldCharType="begin"/>
-      </w:r>
-      <w:r>
-        <w:instrText xml:space="preserve"> SEQ Tabla \* ARABIC </w:instrText>
-      </w:r>
-      <w:r>
-        <w:fldChar w:fldCharType="separate"/>
-      </w:r>
-      <w:r>
-        <w:rPr>
-          <w:noProof/>
-        </w:rPr>
-        <w:t>8</w:t>
-      </w:r>
-      <w:r>
-        <w:fldChar w:fldCharType="end"/>
-      </w:r>
-      <w:r>
-        <w:t xml:space="preserve">. </w:t>
-      </w:r>
-      <w:r>
-        <w:t>Requisitos de interfaces de hardware</w:t>
-      </w:r>
-      <w:bookmarkEnd w:id="45"/>
     </w:p>
     <w:tbl>
       <w:tblPr>
@@ -23589,7 +22375,16 @@
                 <w:szCs w:val="24"/>
                 <w:lang w:val="es-EC" w:eastAsia="es-EC"/>
               </w:rPr>
-              <w:t>Nodo central de procesamiento del sistema SOAP</w:t>
+              <w:t xml:space="preserve">Nodo central de procesamiento </w:t>
+            </w:r>
+            <w:r>
+              <w:rPr>
+                <w:rFonts w:ascii="Times New Roman" w:eastAsia="Times New Roman" w:hAnsi="Times New Roman" w:cs="Times New Roman"/>
+                <w:szCs w:val="24"/>
+                <w:lang w:val="es-EC" w:eastAsia="es-EC"/>
+              </w:rPr>
+              <w:lastRenderedPageBreak/>
+              <w:t>del sistema SOAP</w:t>
             </w:r>
           </w:p>
         </w:tc>
@@ -23618,6 +22413,7 @@
                 <w:szCs w:val="24"/>
                 <w:lang w:val="es-EC" w:eastAsia="es-EC"/>
               </w:rPr>
+              <w:lastRenderedPageBreak/>
               <w:t>Virtual (Cloud) o Físico (Dell/HP)</w:t>
             </w:r>
           </w:p>
@@ -23694,7 +22490,16 @@
                 <w:szCs w:val="24"/>
                 <w:lang w:val="es-EC" w:eastAsia="es-EC"/>
               </w:rPr>
-              <w:t>Ejecuta Payara Server, procesa solicitudes SOAP y centraliza la lógica de conversión de longitud, masa y temperatura para todos los clientes conectados.</w:t>
+              <w:t xml:space="preserve">Ejecuta Payara Server, procesa solicitudes SOAP y centraliza la </w:t>
+            </w:r>
+            <w:r>
+              <w:rPr>
+                <w:rFonts w:ascii="Times New Roman" w:eastAsia="Times New Roman" w:hAnsi="Times New Roman" w:cs="Times New Roman"/>
+                <w:szCs w:val="24"/>
+                <w:lang w:val="es-EC" w:eastAsia="es-EC"/>
+              </w:rPr>
+              <w:lastRenderedPageBreak/>
+              <w:t>lógica de conversión de longitud, masa y temperatura para todos los clientes conectados.</w:t>
             </w:r>
           </w:p>
         </w:tc>
@@ -23723,6 +22528,7 @@
                 <w:szCs w:val="24"/>
                 <w:lang w:val="es-EC" w:eastAsia="es-EC"/>
               </w:rPr>
+              <w:lastRenderedPageBreak/>
               <w:t>$0</w:t>
             </w:r>
           </w:p>
@@ -23754,6 +22560,7 @@
                 <w:szCs w:val="24"/>
                 <w:lang w:val="es-EC" w:eastAsia="es-EC"/>
               </w:rPr>
+              <w:lastRenderedPageBreak/>
               <w:t>Portátil / PC de Desarrollo</w:t>
             </w:r>
           </w:p>
@@ -24660,7 +23467,15 @@
                 <w:szCs w:val="24"/>
                 <w:lang w:val="es-EC" w:eastAsia="es-EC"/>
               </w:rPr>
-              <w:t xml:space="preserve">Ejecuta herramientas como </w:t>
+              <w:t>Ejecuta herramienta</w:t>
+            </w:r>
+            <w:r>
+              <w:rPr>
+                <w:rFonts w:ascii="Times New Roman" w:eastAsia="Times New Roman" w:hAnsi="Times New Roman" w:cs="Times New Roman"/>
+                <w:szCs w:val="24"/>
+                <w:lang w:val="es-EC" w:eastAsia="es-EC"/>
+              </w:rPr>
+              <w:t xml:space="preserve">s como </w:t>
             </w:r>
             <w:proofErr w:type="spellStart"/>
             <w:r>
@@ -24678,25 +23493,15 @@
                 <w:szCs w:val="24"/>
                 <w:lang w:val="es-EC" w:eastAsia="es-EC"/>
               </w:rPr>
-              <w:t xml:space="preserve">, Payara Server, </w:t>
-            </w:r>
-            <w:proofErr w:type="spellStart"/>
+              <w:t xml:space="preserve">, Payara Server </w:t>
+            </w:r>
             <w:r>
               <w:rPr>
                 <w:rFonts w:ascii="Times New Roman" w:eastAsia="Times New Roman" w:hAnsi="Times New Roman" w:cs="Times New Roman"/>
                 <w:szCs w:val="24"/>
                 <w:lang w:val="es-EC" w:eastAsia="es-EC"/>
               </w:rPr>
-              <w:t>MariaDB</w:t>
-            </w:r>
-            <w:proofErr w:type="spellEnd"/>
-            <w:r>
-              <w:rPr>
-                <w:rFonts w:ascii="Times New Roman" w:eastAsia="Times New Roman" w:hAnsi="Times New Roman" w:cs="Times New Roman"/>
-                <w:szCs w:val="24"/>
-                <w:lang w:val="es-EC" w:eastAsia="es-EC"/>
-              </w:rPr>
-              <w:t xml:space="preserve"> y </w:t>
+              <w:t xml:space="preserve">y </w:t>
             </w:r>
             <w:proofErr w:type="spellStart"/>
             <w:r>
@@ -24777,7 +23582,6 @@
                 <w:szCs w:val="24"/>
                 <w:lang w:val="es-EC" w:eastAsia="es-EC"/>
               </w:rPr>
-              <w:lastRenderedPageBreak/>
               <w:t>Dispositivo Móvil</w:t>
             </w:r>
           </w:p>
@@ -25134,25 +23938,7 @@
                 <w:szCs w:val="24"/>
                 <w:lang w:val="es-EC" w:eastAsia="es-EC"/>
               </w:rPr>
-              <w:t xml:space="preserve">Almacena registros e historial de conversiones mediante </w:t>
-            </w:r>
-            <w:proofErr w:type="spellStart"/>
-            <w:r>
-              <w:rPr>
-                <w:rFonts w:ascii="Times New Roman" w:eastAsia="Times New Roman" w:hAnsi="Times New Roman" w:cs="Times New Roman"/>
-                <w:szCs w:val="24"/>
-                <w:lang w:val="es-EC" w:eastAsia="es-EC"/>
-              </w:rPr>
-              <w:t>MariaDB</w:t>
-            </w:r>
-            <w:proofErr w:type="spellEnd"/>
-            <w:r>
-              <w:rPr>
-                <w:rFonts w:ascii="Times New Roman" w:eastAsia="Times New Roman" w:hAnsi="Times New Roman" w:cs="Times New Roman"/>
-                <w:szCs w:val="24"/>
-                <w:lang w:val="es-EC" w:eastAsia="es-EC"/>
-              </w:rPr>
-              <w:t xml:space="preserve"> y JDBC.</w:t>
+              <w:t>Almacena registros e historial de conversiones mediante JDBC.</w:t>
             </w:r>
           </w:p>
         </w:tc>
@@ -25193,48 +23979,48 @@
       <w:pPr>
         <w:pStyle w:val="Ttulo3"/>
       </w:pPr>
-      <w:bookmarkStart w:id="46" w:name="_Toc229416162"/>
+      <w:bookmarkStart w:id="45" w:name="_Toc229416162"/>
       <w:r>
         <w:t xml:space="preserve">8.1.3 </w:t>
       </w:r>
       <w:r>
         <w:t>Interfaces de software</w:t>
       </w:r>
+      <w:bookmarkEnd w:id="45"/>
+    </w:p>
+    <w:p>
+      <w:pPr>
+        <w:pStyle w:val="Descripcin"/>
+      </w:pPr>
+      <w:bookmarkStart w:id="46" w:name="_Toc221056215"/>
+      <w:r>
+        <w:t xml:space="preserve">Tabla </w:t>
+      </w:r>
+      <w:r>
+        <w:fldChar w:fldCharType="begin"/>
+      </w:r>
+      <w:r>
+        <w:instrText xml:space="preserve"> SEQ Tabla \* ARABIC </w:instrText>
+      </w:r>
+      <w:r>
+        <w:fldChar w:fldCharType="separate"/>
+      </w:r>
+      <w:r>
+        <w:rPr>
+          <w:noProof/>
+        </w:rPr>
+        <w:t>9</w:t>
+      </w:r>
+      <w:r>
+        <w:fldChar w:fldCharType="end"/>
+      </w:r>
+      <w:r>
+        <w:t>.</w:t>
+      </w:r>
+      <w:r>
+        <w:t>Interfaces de software</w:t>
+      </w:r>
       <w:bookmarkEnd w:id="46"/>
-    </w:p>
-    <w:p>
-      <w:pPr>
-        <w:pStyle w:val="Descripcin"/>
-      </w:pPr>
-      <w:bookmarkStart w:id="47" w:name="_Toc221056215"/>
-      <w:r>
-        <w:t xml:space="preserve">Tabla </w:t>
-      </w:r>
-      <w:r>
-        <w:fldChar w:fldCharType="begin"/>
-      </w:r>
-      <w:r>
-        <w:instrText xml:space="preserve"> SEQ Tabla \* ARABIC </w:instrText>
-      </w:r>
-      <w:r>
-        <w:fldChar w:fldCharType="separate"/>
-      </w:r>
-      <w:r>
-        <w:rPr>
-          <w:noProof/>
-        </w:rPr>
-        <w:t>9</w:t>
-      </w:r>
-      <w:r>
-        <w:fldChar w:fldCharType="end"/>
-      </w:r>
-      <w:r>
-        <w:t>.</w:t>
-      </w:r>
-      <w:r>
-        <w:t>Interfaces de software</w:t>
-      </w:r>
-      <w:bookmarkEnd w:id="47"/>
     </w:p>
     <w:tbl>
       <w:tblPr>
@@ -25276,6 +24062,7 @@
                 <w:szCs w:val="24"/>
                 <w:lang w:val="es-EC" w:eastAsia="es-EC"/>
               </w:rPr>
+              <w:lastRenderedPageBreak/>
               <w:t>Detalles</w:t>
             </w:r>
           </w:p>
@@ -25764,7 +24551,7 @@
                 <w:szCs w:val="24"/>
                 <w:lang w:val="es-EC" w:eastAsia="es-EC"/>
               </w:rPr>
-              <w:t>Base de Datos</w:t>
+              <w:t>Lenguaje de Programación</w:t>
             </w:r>
           </w:p>
         </w:tc>
@@ -25793,7 +24580,7 @@
                 <w:szCs w:val="24"/>
                 <w:lang w:val="es-EC" w:eastAsia="es-EC"/>
               </w:rPr>
-              <w:t xml:space="preserve">Nombre: </w:t>
+              <w:t xml:space="preserve">Nombre: Java JDK / </w:t>
             </w:r>
             <w:proofErr w:type="spellStart"/>
             <w:r>
@@ -25802,7 +24589,7 @@
                 <w:szCs w:val="24"/>
                 <w:lang w:val="es-EC" w:eastAsia="es-EC"/>
               </w:rPr>
-              <w:t>MariaDB</w:t>
+              <w:t>Dart</w:t>
             </w:r>
             <w:proofErr w:type="spellEnd"/>
             <w:r>
@@ -25811,7 +24598,61 @@
                 <w:szCs w:val="24"/>
                 <w:lang w:val="es-EC" w:eastAsia="es-EC"/>
               </w:rPr>
-              <w:t xml:space="preserve"> Server N.º Especificación: SQL:2016 N.º Versión: 10.x Fuente: mariadb.org Distribución: GPL v2 Precio: Gratuito</w:t>
+              <w:t xml:space="preserve"> (opcional) N.º Especificación: Java SE 21 / </w:t>
+            </w:r>
+            <w:proofErr w:type="spellStart"/>
+            <w:r>
+              <w:rPr>
+                <w:rFonts w:ascii="Times New Roman" w:eastAsia="Times New Roman" w:hAnsi="Times New Roman" w:cs="Times New Roman"/>
+                <w:szCs w:val="24"/>
+                <w:lang w:val="es-EC" w:eastAsia="es-EC"/>
+              </w:rPr>
+              <w:t>Dart</w:t>
+            </w:r>
+            <w:proofErr w:type="spellEnd"/>
+            <w:r>
+              <w:rPr>
+                <w:rFonts w:ascii="Times New Roman" w:eastAsia="Times New Roman" w:hAnsi="Times New Roman" w:cs="Times New Roman"/>
+                <w:szCs w:val="24"/>
+                <w:lang w:val="es-EC" w:eastAsia="es-EC"/>
+              </w:rPr>
+              <w:t xml:space="preserve"> SDK N.º Versión: 21+ Fuente: oracle.com / </w:t>
+            </w:r>
+            <w:proofErr w:type="spellStart"/>
+            <w:r>
+              <w:rPr>
+                <w:rFonts w:ascii="Times New Roman" w:eastAsia="Times New Roman" w:hAnsi="Times New Roman" w:cs="Times New Roman"/>
+                <w:szCs w:val="24"/>
+                <w:lang w:val="es-EC" w:eastAsia="es-EC"/>
+              </w:rPr>
+              <w:t>dart.dev</w:t>
+            </w:r>
+            <w:proofErr w:type="spellEnd"/>
+            <w:r>
+              <w:rPr>
+                <w:rFonts w:ascii="Times New Roman" w:eastAsia="Times New Roman" w:hAnsi="Times New Roman" w:cs="Times New Roman"/>
+                <w:szCs w:val="24"/>
+                <w:lang w:val="es-EC" w:eastAsia="es-EC"/>
+              </w:rPr>
+              <w:t xml:space="preserve"> Distribución: Open </w:t>
+            </w:r>
+            <w:proofErr w:type="spellStart"/>
+            <w:r>
+              <w:rPr>
+                <w:rFonts w:ascii="Times New Roman" w:eastAsia="Times New Roman" w:hAnsi="Times New Roman" w:cs="Times New Roman"/>
+                <w:szCs w:val="24"/>
+                <w:lang w:val="es-EC" w:eastAsia="es-EC"/>
+              </w:rPr>
+              <w:t>Source</w:t>
+            </w:r>
+            <w:proofErr w:type="spellEnd"/>
+            <w:r>
+              <w:rPr>
+                <w:rFonts w:ascii="Times New Roman" w:eastAsia="Times New Roman" w:hAnsi="Times New Roman" w:cs="Times New Roman"/>
+                <w:szCs w:val="24"/>
+                <w:lang w:val="es-EC" w:eastAsia="es-EC"/>
+              </w:rPr>
+              <w:t xml:space="preserve"> / Oracle</w:t>
             </w:r>
           </w:p>
         </w:tc>
@@ -25840,7 +24681,7 @@
                 <w:szCs w:val="24"/>
                 <w:lang w:val="es-EC" w:eastAsia="es-EC"/>
               </w:rPr>
-              <w:t>Sistema gestor de base de datos utilizado para almacenar historial y registros de conversiones.</w:t>
+              <w:t>Lenguajes utilizados para desarrollar el servidor SOAP y los clientes del sistema.</w:t>
             </w:r>
           </w:p>
         </w:tc>
@@ -25874,7 +24715,7 @@
                 <w:szCs w:val="24"/>
                 <w:lang w:val="es-EC" w:eastAsia="es-EC"/>
               </w:rPr>
-              <w:t>Lenguaje de Programación</w:t>
+              <w:t>Entorno de Desarrollo (IDE)</w:t>
             </w:r>
           </w:p>
         </w:tc>
@@ -25903,7 +24744,7 @@
                 <w:szCs w:val="24"/>
                 <w:lang w:val="es-EC" w:eastAsia="es-EC"/>
               </w:rPr>
-              <w:t xml:space="preserve">Nombre: Java JDK / </w:t>
+              <w:t xml:space="preserve">Nombre: Apache </w:t>
             </w:r>
             <w:proofErr w:type="spellStart"/>
             <w:r>
@@ -25912,7 +24753,7 @@
                 <w:szCs w:val="24"/>
                 <w:lang w:val="es-EC" w:eastAsia="es-EC"/>
               </w:rPr>
-              <w:t>Dart</w:t>
+              <w:t>NetBeans</w:t>
             </w:r>
             <w:proofErr w:type="spellEnd"/>
             <w:r>
@@ -25921,7 +24762,7 @@
                 <w:szCs w:val="24"/>
                 <w:lang w:val="es-EC" w:eastAsia="es-EC"/>
               </w:rPr>
-              <w:t xml:space="preserve"> (opcional) N.º Especificación: Java SE 21 / </w:t>
+              <w:t xml:space="preserve"> N.º Especificación: IDE </w:t>
             </w:r>
             <w:proofErr w:type="spellStart"/>
             <w:r>
@@ -25930,7 +24771,7 @@
                 <w:szCs w:val="24"/>
                 <w:lang w:val="es-EC" w:eastAsia="es-EC"/>
               </w:rPr>
-              <w:t>Dart</w:t>
+              <w:t>Platform</w:t>
             </w:r>
             <w:proofErr w:type="spellEnd"/>
             <w:r>
@@ -25939,43 +24780,7 @@
                 <w:szCs w:val="24"/>
                 <w:lang w:val="es-EC" w:eastAsia="es-EC"/>
               </w:rPr>
-              <w:t xml:space="preserve"> SDK N.º Versión: 21+ Fuente: oracle.com / </w:t>
-            </w:r>
-            <w:proofErr w:type="spellStart"/>
-            <w:r>
-              <w:rPr>
-                <w:rFonts w:ascii="Times New Roman" w:eastAsia="Times New Roman" w:hAnsi="Times New Roman" w:cs="Times New Roman"/>
-                <w:szCs w:val="24"/>
-                <w:lang w:val="es-EC" w:eastAsia="es-EC"/>
-              </w:rPr>
-              <w:t>dart.dev</w:t>
-            </w:r>
-            <w:proofErr w:type="spellEnd"/>
-            <w:r>
-              <w:rPr>
-                <w:rFonts w:ascii="Times New Roman" w:eastAsia="Times New Roman" w:hAnsi="Times New Roman" w:cs="Times New Roman"/>
-                <w:szCs w:val="24"/>
-                <w:lang w:val="es-EC" w:eastAsia="es-EC"/>
-              </w:rPr>
-              <w:t xml:space="preserve"> Distribución: Open </w:t>
-            </w:r>
-            <w:proofErr w:type="spellStart"/>
-            <w:r>
-              <w:rPr>
-                <w:rFonts w:ascii="Times New Roman" w:eastAsia="Times New Roman" w:hAnsi="Times New Roman" w:cs="Times New Roman"/>
-                <w:szCs w:val="24"/>
-                <w:lang w:val="es-EC" w:eastAsia="es-EC"/>
-              </w:rPr>
-              <w:t>Source</w:t>
-            </w:r>
-            <w:proofErr w:type="spellEnd"/>
-            <w:r>
-              <w:rPr>
-                <w:rFonts w:ascii="Times New Roman" w:eastAsia="Times New Roman" w:hAnsi="Times New Roman" w:cs="Times New Roman"/>
-                <w:szCs w:val="24"/>
-                <w:lang w:val="es-EC" w:eastAsia="es-EC"/>
-              </w:rPr>
-              <w:t xml:space="preserve"> / Oracle</w:t>
+              <w:t xml:space="preserve"> N.º Versión: 12+ Fuente: netbeans.apache.org Distribución: Apache 2.0 Precio: Gratuito</w:t>
             </w:r>
           </w:p>
         </w:tc>
@@ -26004,7 +24809,7 @@
                 <w:szCs w:val="24"/>
                 <w:lang w:val="es-EC" w:eastAsia="es-EC"/>
               </w:rPr>
-              <w:t>Lenguajes utilizados para desarrollar el servidor SOAP y los clientes del sistema.</w:t>
+              <w:t>Entorno de desarrollo utilizado para programar aplicaciones Java y servicios SOAP.</w:t>
             </w:r>
           </w:p>
         </w:tc>
@@ -26035,7 +24840,7 @@
                 <w:szCs w:val="24"/>
                 <w:lang w:val="es-EC" w:eastAsia="es-EC"/>
               </w:rPr>
-              <w:t>Entorno de Desarrollo (IDE)</w:t>
+              <w:t>Framework / Librerías</w:t>
             </w:r>
           </w:p>
         </w:tc>
@@ -26064,7 +24869,7 @@
                 <w:szCs w:val="24"/>
                 <w:lang w:val="es-EC" w:eastAsia="es-EC"/>
               </w:rPr>
-              <w:t xml:space="preserve">Nombre: Apache </w:t>
+              <w:t xml:space="preserve">Nombre: JAX-WS / </w:t>
             </w:r>
             <w:proofErr w:type="spellStart"/>
             <w:r>
@@ -26073,7 +24878,7 @@
                 <w:szCs w:val="24"/>
                 <w:lang w:val="es-EC" w:eastAsia="es-EC"/>
               </w:rPr>
-              <w:t>NetBeans</w:t>
+              <w:t>Jakarta</w:t>
             </w:r>
             <w:proofErr w:type="spellEnd"/>
             <w:r>
@@ -26082,25 +24887,7 @@
                 <w:szCs w:val="24"/>
                 <w:lang w:val="es-EC" w:eastAsia="es-EC"/>
               </w:rPr>
-              <w:t xml:space="preserve"> N.º Especificación: IDE </w:t>
-            </w:r>
-            <w:proofErr w:type="spellStart"/>
-            <w:r>
-              <w:rPr>
-                <w:rFonts w:ascii="Times New Roman" w:eastAsia="Times New Roman" w:hAnsi="Times New Roman" w:cs="Times New Roman"/>
-                <w:szCs w:val="24"/>
-                <w:lang w:val="es-EC" w:eastAsia="es-EC"/>
-              </w:rPr>
-              <w:t>Platform</w:t>
-            </w:r>
-            <w:proofErr w:type="spellEnd"/>
-            <w:r>
-              <w:rPr>
-                <w:rFonts w:ascii="Times New Roman" w:eastAsia="Times New Roman" w:hAnsi="Times New Roman" w:cs="Times New Roman"/>
-                <w:szCs w:val="24"/>
-                <w:lang w:val="es-EC" w:eastAsia="es-EC"/>
-              </w:rPr>
-              <w:t xml:space="preserve"> N.º Versión: 12+ Fuente: netbeans.apache.org Distribución: Apache 2.0 Precio: Gratuito</w:t>
+              <w:t xml:space="preserve"> EE 10 / JDBC N.º Especificación: API estándar N.º Versión: 2.3+ Fuente: javaee.github.io Distribución: CDDL/GPL</w:t>
             </w:r>
           </w:p>
         </w:tc>
@@ -26123,13 +24910,39 @@
                 <w:lang w:val="es-EC" w:eastAsia="es-EC"/>
               </w:rPr>
             </w:pPr>
+            <w:proofErr w:type="spellStart"/>
             <w:r>
               <w:rPr>
                 <w:rFonts w:ascii="Times New Roman" w:eastAsia="Times New Roman" w:hAnsi="Times New Roman" w:cs="Times New Roman"/>
                 <w:szCs w:val="24"/>
                 <w:lang w:val="es-EC" w:eastAsia="es-EC"/>
               </w:rPr>
-              <w:t>Entorno de desarrollo utilizado para programar aplicaciones Java y servicios SOAP.</w:t>
+              <w:t>APIs</w:t>
+            </w:r>
+            <w:proofErr w:type="spellEnd"/>
+            <w:r>
+              <w:rPr>
+                <w:rFonts w:ascii="Times New Roman" w:eastAsia="Times New Roman" w:hAnsi="Times New Roman" w:cs="Times New Roman"/>
+                <w:szCs w:val="24"/>
+                <w:lang w:val="es-EC" w:eastAsia="es-EC"/>
+              </w:rPr>
+              <w:t xml:space="preserve"> utilizadas para </w:t>
+            </w:r>
+            <w:r>
+              <w:rPr>
+                <w:rFonts w:ascii="Times New Roman" w:eastAsia="Times New Roman" w:hAnsi="Times New Roman" w:cs="Times New Roman"/>
+                <w:szCs w:val="24"/>
+                <w:lang w:val="es-EC" w:eastAsia="es-EC"/>
+              </w:rPr>
+              <w:t xml:space="preserve">implementar servicios web SOAP </w:t>
+            </w:r>
+            <w:r>
+              <w:rPr>
+                <w:rFonts w:ascii="Times New Roman" w:eastAsia="Times New Roman" w:hAnsi="Times New Roman" w:cs="Times New Roman"/>
+                <w:szCs w:val="24"/>
+                <w:lang w:val="es-EC" w:eastAsia="es-EC"/>
+              </w:rPr>
+              <w:t>y lógica cliente-servidor.</w:t>
             </w:r>
           </w:p>
         </w:tc>
@@ -26163,7 +24976,7 @@
                 <w:szCs w:val="24"/>
                 <w:lang w:val="es-EC" w:eastAsia="es-EC"/>
               </w:rPr>
-              <w:t>Framework / Librerías</w:t>
+              <w:t>Herramienta de Modelado</w:t>
             </w:r>
           </w:p>
         </w:tc>
@@ -26192,7 +25005,7 @@
                 <w:szCs w:val="24"/>
                 <w:lang w:val="es-EC" w:eastAsia="es-EC"/>
               </w:rPr>
-              <w:t xml:space="preserve">Nombre: JAX-WS / </w:t>
+              <w:t xml:space="preserve">Nombre: </w:t>
             </w:r>
             <w:proofErr w:type="spellStart"/>
             <w:r>
@@ -26201,7 +25014,7 @@
                 <w:szCs w:val="24"/>
                 <w:lang w:val="es-EC" w:eastAsia="es-EC"/>
               </w:rPr>
-              <w:t>Jakarta</w:t>
+              <w:t>Power</w:t>
             </w:r>
             <w:proofErr w:type="spellEnd"/>
             <w:r>
@@ -26210,7 +25023,25 @@
                 <w:szCs w:val="24"/>
                 <w:lang w:val="es-EC" w:eastAsia="es-EC"/>
               </w:rPr>
-              <w:t xml:space="preserve"> EE 10 / JDBC N.º Especificación: API estándar N.º Versión: 2.3+ Fuente: javaee.github.io Distribución: CDDL/GPL</w:t>
+              <w:t xml:space="preserve"> </w:t>
+            </w:r>
+            <w:proofErr w:type="spellStart"/>
+            <w:r>
+              <w:rPr>
+                <w:rFonts w:ascii="Times New Roman" w:eastAsia="Times New Roman" w:hAnsi="Times New Roman" w:cs="Times New Roman"/>
+                <w:szCs w:val="24"/>
+                <w:lang w:val="es-EC" w:eastAsia="es-EC"/>
+              </w:rPr>
+              <w:t>Designer</w:t>
+            </w:r>
+            <w:proofErr w:type="spellEnd"/>
+            <w:r>
+              <w:rPr>
+                <w:rFonts w:ascii="Times New Roman" w:eastAsia="Times New Roman" w:hAnsi="Times New Roman" w:cs="Times New Roman"/>
+                <w:szCs w:val="24"/>
+                <w:lang w:val="es-EC" w:eastAsia="es-EC"/>
+              </w:rPr>
+              <w:t xml:space="preserve"> Desarrollador: SAP Versión: 16.5 Distribución: Comercial Precio: $99.98</w:t>
             </w:r>
           </w:p>
         </w:tc>
@@ -26233,159 +25064,6 @@
                 <w:lang w:val="es-EC" w:eastAsia="es-EC"/>
               </w:rPr>
             </w:pPr>
-            <w:proofErr w:type="spellStart"/>
-            <w:r>
-              <w:rPr>
-                <w:rFonts w:ascii="Times New Roman" w:eastAsia="Times New Roman" w:hAnsi="Times New Roman" w:cs="Times New Roman"/>
-                <w:szCs w:val="24"/>
-                <w:lang w:val="es-EC" w:eastAsia="es-EC"/>
-              </w:rPr>
-              <w:t>APIs</w:t>
-            </w:r>
-            <w:proofErr w:type="spellEnd"/>
-            <w:r>
-              <w:rPr>
-                <w:rFonts w:ascii="Times New Roman" w:eastAsia="Times New Roman" w:hAnsi="Times New Roman" w:cs="Times New Roman"/>
-                <w:szCs w:val="24"/>
-                <w:lang w:val="es-EC" w:eastAsia="es-EC"/>
-              </w:rPr>
-              <w:t xml:space="preserve"> utilizadas para implementar servicios web SOAP, conexión </w:t>
-            </w:r>
-            <w:proofErr w:type="spellStart"/>
-            <w:r>
-              <w:rPr>
-                <w:rFonts w:ascii="Times New Roman" w:eastAsia="Times New Roman" w:hAnsi="Times New Roman" w:cs="Times New Roman"/>
-                <w:szCs w:val="24"/>
-                <w:lang w:val="es-EC" w:eastAsia="es-EC"/>
-              </w:rPr>
-              <w:t>MariaDB</w:t>
-            </w:r>
-            <w:proofErr w:type="spellEnd"/>
-            <w:r>
-              <w:rPr>
-                <w:rFonts w:ascii="Times New Roman" w:eastAsia="Times New Roman" w:hAnsi="Times New Roman" w:cs="Times New Roman"/>
-                <w:szCs w:val="24"/>
-                <w:lang w:val="es-EC" w:eastAsia="es-EC"/>
-              </w:rPr>
-              <w:t xml:space="preserve"> y lógica cliente-servidor.</w:t>
-            </w:r>
-          </w:p>
-        </w:tc>
-      </w:tr>
-      <w:tr>
-        <w:tc>
-          <w:tcPr>
-            <w:cnfStyle w:val="001000000000" w:firstRow="0" w:lastRow="0" w:firstColumn="1" w:lastColumn="0" w:oddVBand="0" w:evenVBand="0" w:oddHBand="0" w:evenHBand="0" w:firstRowFirstColumn="0" w:firstRowLastColumn="0" w:lastRowFirstColumn="0" w:lastRowLastColumn="0"/>
-            <w:tcW w:w="0" w:type="auto"/>
-            <w:hideMark/>
-          </w:tcPr>
-          <w:p>
-            <w:pPr>
-              <w:widowControl/>
-              <w:autoSpaceDE/>
-              <w:autoSpaceDN/>
-              <w:spacing w:before="0" w:after="0"/>
-              <w:jc w:val="left"/>
-              <w:rPr>
-                <w:rFonts w:ascii="Times New Roman" w:eastAsia="Times New Roman" w:hAnsi="Times New Roman" w:cs="Times New Roman"/>
-                <w:szCs w:val="24"/>
-                <w:lang w:val="es-EC" w:eastAsia="es-EC"/>
-              </w:rPr>
-            </w:pPr>
-            <w:r>
-              <w:rPr>
-                <w:rFonts w:ascii="Times New Roman" w:eastAsia="Times New Roman" w:hAnsi="Times New Roman" w:cs="Times New Roman"/>
-                <w:szCs w:val="24"/>
-                <w:lang w:val="es-EC" w:eastAsia="es-EC"/>
-              </w:rPr>
-              <w:t>Herramienta de Modelado</w:t>
-            </w:r>
-          </w:p>
-        </w:tc>
-        <w:tc>
-          <w:tcPr>
-            <w:tcW w:w="0" w:type="auto"/>
-            <w:hideMark/>
-          </w:tcPr>
-          <w:p>
-            <w:pPr>
-              <w:widowControl/>
-              <w:autoSpaceDE/>
-              <w:autoSpaceDN/>
-              <w:spacing w:before="0" w:after="0"/>
-              <w:jc w:val="left"/>
-              <w:cnfStyle w:val="000000000000" w:firstRow="0" w:lastRow="0" w:firstColumn="0" w:lastColumn="0" w:oddVBand="0" w:evenVBand="0" w:oddHBand="0" w:evenHBand="0" w:firstRowFirstColumn="0" w:firstRowLastColumn="0" w:lastRowFirstColumn="0" w:lastRowLastColumn="0"/>
-              <w:rPr>
-                <w:rFonts w:ascii="Times New Roman" w:eastAsia="Times New Roman" w:hAnsi="Times New Roman" w:cs="Times New Roman"/>
-                <w:szCs w:val="24"/>
-                <w:lang w:val="es-EC" w:eastAsia="es-EC"/>
-              </w:rPr>
-            </w:pPr>
-            <w:r>
-              <w:rPr>
-                <w:rFonts w:ascii="Times New Roman" w:eastAsia="Times New Roman" w:hAnsi="Times New Roman" w:cs="Times New Roman"/>
-                <w:szCs w:val="24"/>
-                <w:lang w:val="es-EC" w:eastAsia="es-EC"/>
-              </w:rPr>
-              <w:t xml:space="preserve">Nombre: </w:t>
-            </w:r>
-            <w:proofErr w:type="spellStart"/>
-            <w:r>
-              <w:rPr>
-                <w:rFonts w:ascii="Times New Roman" w:eastAsia="Times New Roman" w:hAnsi="Times New Roman" w:cs="Times New Roman"/>
-                <w:szCs w:val="24"/>
-                <w:lang w:val="es-EC" w:eastAsia="es-EC"/>
-              </w:rPr>
-              <w:t>Power</w:t>
-            </w:r>
-            <w:proofErr w:type="spellEnd"/>
-            <w:r>
-              <w:rPr>
-                <w:rFonts w:ascii="Times New Roman" w:eastAsia="Times New Roman" w:hAnsi="Times New Roman" w:cs="Times New Roman"/>
-                <w:szCs w:val="24"/>
-                <w:lang w:val="es-EC" w:eastAsia="es-EC"/>
-              </w:rPr>
-              <w:t xml:space="preserve"> </w:t>
-            </w:r>
-            <w:proofErr w:type="spellStart"/>
-            <w:r>
-              <w:rPr>
-                <w:rFonts w:ascii="Times New Roman" w:eastAsia="Times New Roman" w:hAnsi="Times New Roman" w:cs="Times New Roman"/>
-                <w:szCs w:val="24"/>
-                <w:lang w:val="es-EC" w:eastAsia="es-EC"/>
-              </w:rPr>
-              <w:t>Designer</w:t>
-            </w:r>
-            <w:proofErr w:type="spellEnd"/>
-            <w:r>
-              <w:rPr>
-                <w:rFonts w:ascii="Times New Roman" w:eastAsia="Times New Roman" w:hAnsi="Times New Roman" w:cs="Times New Roman"/>
-                <w:szCs w:val="24"/>
-                <w:lang w:val="es-EC" w:eastAsia="es-EC"/>
-              </w:rPr>
-              <w:t xml:space="preserve"> Desarrollador: SAP Versión: 16.5 Distribución: Comercial Precio: $99.98</w:t>
-            </w:r>
-          </w:p>
-        </w:tc>
-        <w:tc>
-          <w:tcPr>
-            <w:tcW w:w="0" w:type="auto"/>
-            <w:hideMark/>
-          </w:tcPr>
-          <w:p>
-            <w:pPr>
-              <w:widowControl/>
-              <w:autoSpaceDE/>
-              <w:autoSpaceDN/>
-              <w:spacing w:before="0" w:after="0"/>
-              <w:jc w:val="left"/>
-              <w:cnfStyle w:val="000000000000" w:firstRow="0" w:lastRow="0" w:firstColumn="0" w:lastColumn="0" w:oddVBand="0" w:evenVBand="0" w:oddHBand="0" w:evenHBand="0" w:firstRowFirstColumn="0" w:firstRowLastColumn="0" w:lastRowFirstColumn="0" w:lastRowLastColumn="0"/>
-              <w:rPr>
-                <w:rFonts w:ascii="Times New Roman" w:eastAsia="Times New Roman" w:hAnsi="Times New Roman" w:cs="Times New Roman"/>
-                <w:szCs w:val="24"/>
-                <w:lang w:val="es-EC" w:eastAsia="es-EC"/>
-              </w:rPr>
-            </w:pPr>
             <w:r>
               <w:rPr>
                 <w:rFonts w:ascii="Times New Roman" w:eastAsia="Times New Roman" w:hAnsi="Times New Roman" w:cs="Times New Roman"/>
@@ -26419,7 +25097,7 @@
           <w:i/>
           <w:szCs w:val="24"/>
         </w:rPr>
-        <w:t>El sistema de conversión de unidades de longitud, masa y temperatura utiliza principalmente el protocolo HTTP sobre TCP/IP para el intercambio de información entre los diferentes clientes y el servidor SOAP encargado de procesar las conversiones. Las solicitudes realizadas desde los clientes de consola, escritorio, web y móvil son enviadas mediante mensajes SOAP en formato XML hacia el servidor implementado en Payara Server, el cual procesa las operaciones y devuelve l</w:t>
+        <w:t>El sistema de conversión de unidades de longitud, masa y temperatura utiliza principalmente TCP/IP para el intercambio de información entre los diferentes clientes y el servidor SOAP encargado de procesar las conversiones. Las solicitudes realizadas desde los clientes de consola, escritorio, web y móvil son enviadas mediante mensajes SOAP en formato XML hacia el servidor implementado en Payara Server, el cual procesa las operaciones y devuelve l</w:t>
       </w:r>
       <w:r>
         <w:rPr>
@@ -26530,7 +25208,7 @@
           <w:i/>
           <w:szCs w:val="24"/>
         </w:rPr>
-        <w:t>Durante la transmisión de datos, el sistema recibe información ingresada desde las interfaces cliente, procesa las operaciones matemáticas mediante la lógica centralizada del servidor y devuelve resultados precisos en tiempo real. La respuesta enviada al usuario incluye el valor convertido, la unidad final seleccionada y una representación decimal adecuada para facilitar la lectura e interpretación de los resul</w:t>
+        <w:t xml:space="preserve">Durante la transmisión de datos, el sistema recibe información ingresada desde las interfaces cliente, procesa las operaciones matemáticas mediante la lógica centralizada del servidor y devuelve resultados precisos en tiempo real. La respuesta enviada al </w:t>
       </w:r>
       <w:r>
         <w:rPr>
@@ -26538,23 +25216,32 @@
           <w:i/>
           <w:szCs w:val="24"/>
         </w:rPr>
-        <w:t>tados.</w:t>
-      </w:r>
-    </w:p>
-    <w:p>
-      <w:pPr>
+        <w:lastRenderedPageBreak/>
+        <w:t>usuario incluye el valor convertido, la unidad final seleccionada y una representación decimal adecuada para facilitar la lectura e interpretación de los resul</w:t>
+      </w:r>
+      <w:r>
         <w:rPr>
           <w:rFonts w:eastAsia="Caladea" w:cs="Caladea"/>
           <w:i/>
           <w:szCs w:val="24"/>
         </w:rPr>
-      </w:pPr>
-      <w:r>
+        <w:t>tados.</w:t>
+      </w:r>
+    </w:p>
+    <w:p>
+      <w:pPr>
         <w:rPr>
           <w:rFonts w:eastAsia="Caladea" w:cs="Caladea"/>
           <w:i/>
           <w:szCs w:val="24"/>
         </w:rPr>
+      </w:pPr>
+      <w:r>
+        <w:rPr>
+          <w:rFonts w:eastAsia="Caladea" w:cs="Caladea"/>
+          <w:i/>
+          <w:szCs w:val="24"/>
+        </w:rPr>
         <w:t>Finalmente, el sistema utiliza una arquitectura orientada a servicios basada en SOAP y JAX-WS, permitiendo que múltiples plataformas consuman la misma lógica de conversión de manera centralizada, garantizando consistencia funcional y precisión en todas las conversiones realizadas desde los distintos clientes implementados.</w:t>
       </w:r>
     </w:p>
@@ -26563,24 +25250,24 @@
       <w:pPr>
         <w:pStyle w:val="Ttulo2"/>
       </w:pPr>
-      <w:bookmarkStart w:id="48" w:name="_Toc229416163"/>
+      <w:bookmarkStart w:id="47" w:name="_Toc229416163"/>
       <w:r>
         <w:t xml:space="preserve">8.2 </w:t>
       </w:r>
       <w:r>
         <w:t>Requisitos Funcionales</w:t>
       </w:r>
+      <w:bookmarkEnd w:id="47"/>
+    </w:p>
+    <w:p>
+      <w:pPr>
+        <w:pStyle w:val="Ttulo3"/>
+      </w:pPr>
+      <w:bookmarkStart w:id="48" w:name="_Toc229416164"/>
+      <w:r>
+        <w:t>8.2.1. Objetivo General</w:t>
+      </w:r>
       <w:bookmarkEnd w:id="48"/>
-    </w:p>
-    <w:p>
-      <w:pPr>
-        <w:pStyle w:val="Ttulo3"/>
-      </w:pPr>
-      <w:bookmarkStart w:id="49" w:name="_Toc229416164"/>
-      <w:r>
-        <w:t>8.2.1. Objetivo General</w:t>
-      </w:r>
-      <w:bookmarkEnd w:id="49"/>
     </w:p>
     <w:p>
       <w:r>
@@ -26613,7 +25300,7 @@
         <w:pStyle w:val="Descripcin"/>
         <w:keepNext/>
       </w:pPr>
-      <w:bookmarkStart w:id="50" w:name="_Toc221056216"/>
+      <w:bookmarkStart w:id="49" w:name="_Toc221056216"/>
       <w:r>
         <w:t xml:space="preserve">Tabla </w:t>
       </w:r>
@@ -26638,7 +25325,7 @@
       <w:r>
         <w:t xml:space="preserve">. </w:t>
       </w:r>
-      <w:bookmarkEnd w:id="50"/>
+      <w:bookmarkEnd w:id="49"/>
       <w:r>
         <w:t>Conversión de Longitud</w:t>
       </w:r>
@@ -26834,16 +25521,7 @@
                 <w:szCs w:val="24"/>
                 <w:lang w:val="es-EC" w:eastAsia="es-EC"/>
               </w:rPr>
-              <w:t xml:space="preserve">Permitir la conversión entre unidades de longitud como metros, kilómetros, centímetros, milímetros, pulgadas, pies y millas. El sistema debe recibir un valor numérico, una unidad de origen y una unidad de </w:t>
-            </w:r>
-            <w:r>
-              <w:rPr>
-                <w:rFonts w:eastAsia="Times New Roman" w:cs="Arial"/>
-                <w:szCs w:val="24"/>
-                <w:lang w:val="es-EC" w:eastAsia="es-EC"/>
-              </w:rPr>
-              <w:lastRenderedPageBreak/>
-              <w:t>destino, procesando automáticamente el cálculo mediante el servidor SOAP.</w:t>
+              <w:t>Permitir la conversión entre unidades de longitud como metros, kilómetros, centímetros, milímetros, pulgadas, pies y millas. El sistema debe recibir un valor numérico, una unidad de origen y una unidad de destino, procesando automáticamente el cálculo mediante el servidor SOAP.</w:t>
             </w:r>
           </w:p>
         </w:tc>
@@ -26877,7 +25555,6 @@
                 <w:szCs w:val="24"/>
                 <w:lang w:val="es-EC" w:eastAsia="es-EC"/>
               </w:rPr>
-              <w:lastRenderedPageBreak/>
               <w:t>Importancia</w:t>
             </w:r>
           </w:p>
@@ -26979,7 +25656,7 @@
         <w:pStyle w:val="Descripcin"/>
         <w:keepNext/>
       </w:pPr>
-      <w:bookmarkStart w:id="51" w:name="_Toc221056217"/>
+      <w:bookmarkStart w:id="50" w:name="_Toc221056217"/>
       <w:r>
         <w:t xml:space="preserve">Tabla </w:t>
       </w:r>
@@ -27004,7 +25681,7 @@
       <w:r>
         <w:t xml:space="preserve">. </w:t>
       </w:r>
-      <w:bookmarkEnd w:id="51"/>
+      <w:bookmarkEnd w:id="50"/>
       <w:r>
         <w:t>Conversión de Masa</w:t>
       </w:r>
@@ -27345,11 +26022,12 @@
           <w:rFonts w:cs="Arial"/>
         </w:rPr>
       </w:pPr>
-      <w:bookmarkStart w:id="52" w:name="_Toc221056218"/>
+      <w:bookmarkStart w:id="51" w:name="_Toc221056218"/>
       <w:r>
         <w:rPr>
           <w:rFonts w:cs="Arial"/>
         </w:rPr>
+        <w:lastRenderedPageBreak/>
         <w:t xml:space="preserve">Tabla </w:t>
       </w:r>
       <w:r>
@@ -27389,7 +26067,7 @@
         </w:rPr>
         <w:t xml:space="preserve">. </w:t>
       </w:r>
-      <w:bookmarkEnd w:id="52"/>
+      <w:bookmarkEnd w:id="51"/>
       <w:r>
         <w:rPr>
           <w:rFonts w:cs="Arial"/>
@@ -27734,7 +26412,7 @@
           <w:rFonts w:cs="Arial"/>
         </w:rPr>
       </w:pPr>
-      <w:bookmarkStart w:id="53" w:name="_Toc221056219"/>
+      <w:bookmarkStart w:id="52" w:name="_Toc221056219"/>
       <w:r>
         <w:rPr>
           <w:rFonts w:cs="Arial"/>
@@ -27778,7 +26456,7 @@
         </w:rPr>
         <w:t xml:space="preserve">. </w:t>
       </w:r>
-      <w:bookmarkEnd w:id="53"/>
+      <w:bookmarkEnd w:id="52"/>
       <w:r>
         <w:rPr>
           <w:rFonts w:cs="Arial"/>
@@ -27977,25 +26655,23 @@
                 <w:szCs w:val="24"/>
                 <w:lang w:val="es-EC" w:eastAsia="es-EC"/>
               </w:rPr>
-              <w:t xml:space="preserve">Garantizar que cada conversión realizada desde los diferentes clientes quede almacenada en la base de datos </w:t>
-            </w:r>
-            <w:proofErr w:type="spellStart"/>
+              <w:t>Garantizar que cada conversión realizada des</w:t>
+            </w:r>
             <w:r>
               <w:rPr>
                 <w:rFonts w:ascii="Times New Roman" w:eastAsia="Times New Roman" w:hAnsi="Times New Roman" w:cs="Times New Roman"/>
                 <w:szCs w:val="24"/>
                 <w:lang w:val="es-EC" w:eastAsia="es-EC"/>
               </w:rPr>
-              <w:t>MariaDB</w:t>
-            </w:r>
-            <w:proofErr w:type="spellEnd"/>
+              <w:t xml:space="preserve">de los diferentes clientes, </w:t>
+            </w:r>
             <w:r>
               <w:rPr>
                 <w:rFonts w:ascii="Times New Roman" w:eastAsia="Times New Roman" w:hAnsi="Times New Roman" w:cs="Times New Roman"/>
                 <w:szCs w:val="24"/>
                 <w:lang w:val="es-EC" w:eastAsia="es-EC"/>
               </w:rPr>
-              <w:t>, registrando valor original, unidad origen, unidad destino, tipo de conversión y resultado obtenido.</w:t>
+              <w:t>registrando valor original, unidad origen, unidad destino, tipo de conversión y resultado obtenido.</w:t>
             </w:r>
           </w:p>
         </w:tc>
@@ -28138,14 +26814,14 @@
           <w:rFonts w:cs="Arial"/>
         </w:rPr>
       </w:pPr>
-      <w:bookmarkStart w:id="54" w:name="_Toc229416165"/>
+      <w:bookmarkStart w:id="53" w:name="_Toc229416165"/>
       <w:r>
         <w:rPr>
           <w:rFonts w:cs="Arial"/>
         </w:rPr>
         <w:t>8.2.3. Actores</w:t>
       </w:r>
-      <w:bookmarkEnd w:id="54"/>
+      <w:bookmarkEnd w:id="53"/>
     </w:p>
     <w:p>
       <w:pPr>
@@ -28163,7 +26839,7 @@
           <w:rFonts w:cs="Arial"/>
         </w:rPr>
       </w:pPr>
-      <w:bookmarkStart w:id="55" w:name="_Toc221056220"/>
+      <w:bookmarkStart w:id="54" w:name="_Toc221056220"/>
       <w:r>
         <w:rPr>
           <w:rFonts w:cs="Arial"/>
@@ -28207,7 +26883,7 @@
         </w:rPr>
         <w:t xml:space="preserve">. </w:t>
       </w:r>
-      <w:bookmarkEnd w:id="55"/>
+      <w:bookmarkEnd w:id="54"/>
       <w:r>
         <w:rPr>
           <w:rFonts w:cs="Arial"/>
@@ -28406,16 +27082,7 @@
                 <w:szCs w:val="24"/>
                 <w:lang w:val="es-EC" w:eastAsia="es-EC"/>
               </w:rPr>
-              <w:t xml:space="preserve">Usuario principal del sistema encargado de realizar conversiones de unidades de longitud, masa y temperatura. Ingresa valores numéricos, </w:t>
-            </w:r>
-            <w:r>
-              <w:rPr>
-                <w:rFonts w:eastAsia="Times New Roman" w:cs="Arial"/>
-                <w:szCs w:val="24"/>
-                <w:lang w:val="es-EC" w:eastAsia="es-EC"/>
-              </w:rPr>
-              <w:lastRenderedPageBreak/>
-              <w:t>selecciona unidades de origen y destino y obtiene resultados automáticos mediante los clientes del sistema.</w:t>
+              <w:t>Usuario principal del sistema encargado de realizar conversiones de unidades de longitud, masa y temperatura. Ingresa valores numéricos, selecciona unidades de origen y destino y obtiene resultados automáticos mediante los clientes del sistema.</w:t>
             </w:r>
           </w:p>
         </w:tc>
@@ -28449,7 +27116,6 @@
                 <w:szCs w:val="24"/>
                 <w:lang w:val="es-EC" w:eastAsia="es-EC"/>
               </w:rPr>
-              <w:lastRenderedPageBreak/>
               <w:t>Comentarios</w:t>
             </w:r>
           </w:p>
@@ -28504,7 +27170,7 @@
           <w:rFonts w:cs="Arial"/>
         </w:rPr>
       </w:pPr>
-      <w:bookmarkStart w:id="56" w:name="_Toc221056221"/>
+      <w:bookmarkStart w:id="55" w:name="_Toc221056221"/>
       <w:r>
         <w:rPr>
           <w:rFonts w:cs="Arial"/>
@@ -28548,7 +27214,7 @@
         </w:rPr>
         <w:t xml:space="preserve">. </w:t>
       </w:r>
-      <w:bookmarkEnd w:id="56"/>
+      <w:bookmarkEnd w:id="55"/>
       <w:r>
         <w:rPr>
           <w:rFonts w:cs="Arial"/>
@@ -28832,8 +27498,9 @@
         <w:pStyle w:val="Descripcin"/>
         <w:keepNext/>
       </w:pPr>
-      <w:bookmarkStart w:id="57" w:name="_Toc221056222"/>
-      <w:r>
+      <w:bookmarkStart w:id="56" w:name="_Toc221056222"/>
+      <w:r>
+        <w:lastRenderedPageBreak/>
         <w:t xml:space="preserve">Tabla </w:t>
       </w:r>
       <w:r>
@@ -28857,7 +27524,7 @@
       <w:r>
         <w:t xml:space="preserve">. </w:t>
       </w:r>
-      <w:bookmarkEnd w:id="57"/>
+      <w:bookmarkEnd w:id="56"/>
       <w:r>
         <w:t>Actor Administrador del Sistema</w:t>
       </w:r>
@@ -29053,25 +27720,23 @@
                 <w:szCs w:val="24"/>
                 <w:lang w:val="es-EC" w:eastAsia="es-EC"/>
               </w:rPr>
-              <w:t xml:space="preserve">Usuario técnico encargado de la configuración, supervisión y mantenimiento del servidor SOAP, base de datos </w:t>
-            </w:r>
-            <w:proofErr w:type="spellStart"/>
-            <w:r>
-              <w:rPr>
-                <w:rFonts w:eastAsia="Times New Roman" w:cs="Arial"/>
-                <w:szCs w:val="24"/>
-                <w:lang w:val="es-EC" w:eastAsia="es-EC"/>
-              </w:rPr>
-              <w:t>MariaDB</w:t>
-            </w:r>
-            <w:proofErr w:type="spellEnd"/>
-            <w:r>
-              <w:rPr>
-                <w:rFonts w:eastAsia="Times New Roman" w:cs="Arial"/>
-                <w:szCs w:val="24"/>
-                <w:lang w:val="es-EC" w:eastAsia="es-EC"/>
-              </w:rPr>
-              <w:t xml:space="preserve"> y clientes implementados dentro del sistema de conversión.</w:t>
+              <w:t>Usuario técnico encargado de la configuración, supervisión y m</w:t>
+            </w:r>
+            <w:r>
+              <w:rPr>
+                <w:rFonts w:eastAsia="Times New Roman" w:cs="Arial"/>
+                <w:szCs w:val="24"/>
+                <w:lang w:val="es-EC" w:eastAsia="es-EC"/>
+              </w:rPr>
+              <w:t xml:space="preserve">antenimiento del servidor SOAP </w:t>
+            </w:r>
+            <w:r>
+              <w:rPr>
+                <w:rFonts w:eastAsia="Times New Roman" w:cs="Arial"/>
+                <w:szCs w:val="24"/>
+                <w:lang w:val="es-EC" w:eastAsia="es-EC"/>
+              </w:rPr>
+              <w:t>y clientes implementados dentro del sistema de conversión.</w:t>
             </w:r>
           </w:p>
         </w:tc>
@@ -29156,7 +27821,7 @@
         <w:pStyle w:val="Descripcin"/>
         <w:keepNext/>
       </w:pPr>
-      <w:bookmarkStart w:id="58" w:name="_Toc221056223"/>
+      <w:bookmarkStart w:id="57" w:name="_Toc221056223"/>
       <w:r>
         <w:t xml:space="preserve">Tabla </w:t>
       </w:r>
@@ -29181,7 +27846,7 @@
       <w:r>
         <w:t xml:space="preserve">. </w:t>
       </w:r>
-      <w:bookmarkEnd w:id="58"/>
+      <w:bookmarkEnd w:id="57"/>
       <w:r>
         <w:t>Actor Usuario General</w:t>
       </w:r>
@@ -29451,11 +28116,11 @@
       <w:pPr>
         <w:pStyle w:val="Ttulo3"/>
       </w:pPr>
-      <w:bookmarkStart w:id="59" w:name="_Toc229416166"/>
+      <w:bookmarkStart w:id="58" w:name="_Toc229416166"/>
       <w:r>
         <w:t>8.2.4. Lista de requisitos funcionales</w:t>
       </w:r>
-      <w:bookmarkEnd w:id="59"/>
+      <w:bookmarkEnd w:id="58"/>
     </w:p>
     <w:p>
       <w:pPr>
@@ -29496,7 +28161,7 @@
       <w:pPr>
         <w:pStyle w:val="Descripcin"/>
       </w:pPr>
-      <w:bookmarkStart w:id="60" w:name="_Toc221056224"/>
+      <w:bookmarkStart w:id="59" w:name="_Toc221056224"/>
       <w:r>
         <w:t xml:space="preserve">Tabla </w:t>
       </w:r>
@@ -29524,7 +28189,7 @@
       <w:r>
         <w:t>Lista de requisitos funcionales</w:t>
       </w:r>
-      <w:bookmarkEnd w:id="60"/>
+      <w:bookmarkEnd w:id="59"/>
     </w:p>
     <w:tbl>
       <w:tblPr>
@@ -29534,9 +28199,9 @@
       </w:tblPr>
       <w:tblGrid>
         <w:gridCol w:w="1043"/>
-        <w:gridCol w:w="4470"/>
-        <w:gridCol w:w="1885"/>
-        <w:gridCol w:w="2022"/>
+        <w:gridCol w:w="4538"/>
+        <w:gridCol w:w="1808"/>
+        <w:gridCol w:w="2031"/>
       </w:tblGrid>
       <w:tr>
         <w:trPr>
@@ -29806,7 +28471,6 @@
                 <w:szCs w:val="24"/>
                 <w:lang w:val="es-EC" w:eastAsia="es-EC"/>
               </w:rPr>
-              <w:lastRenderedPageBreak/>
               <w:t>RF-02</w:t>
             </w:r>
           </w:p>
@@ -30303,6 +28967,7 @@
                 <w:szCs w:val="24"/>
                 <w:lang w:val="es-EC" w:eastAsia="es-EC"/>
               </w:rPr>
+              <w:lastRenderedPageBreak/>
               <w:t>RF-06</w:t>
             </w:r>
           </w:p>
@@ -30692,25 +29357,7 @@
                 <w:szCs w:val="24"/>
                 <w:lang w:val="es-EC" w:eastAsia="es-EC"/>
               </w:rPr>
-              <w:t xml:space="preserve">El sistema debe registrar las conversiones realizadas en la base de datos </w:t>
-            </w:r>
-            <w:proofErr w:type="spellStart"/>
-            <w:r>
-              <w:rPr>
-                <w:rFonts w:eastAsia="Times New Roman" w:cs="Arial"/>
-                <w:szCs w:val="24"/>
-                <w:lang w:val="es-EC" w:eastAsia="es-EC"/>
-              </w:rPr>
-              <w:t>MariaDB</w:t>
-            </w:r>
-            <w:proofErr w:type="spellEnd"/>
-            <w:r>
-              <w:rPr>
-                <w:rFonts w:eastAsia="Times New Roman" w:cs="Arial"/>
-                <w:szCs w:val="24"/>
-                <w:lang w:val="es-EC" w:eastAsia="es-EC"/>
-              </w:rPr>
-              <w:t xml:space="preserve"> almacenando historial de operaciones ejecutadas.</w:t>
+              <w:t>El sistema debe permitir autenticación básica mediante usuario y contraseña para controlar el acceso a los clientes del sistema.</w:t>
             </w:r>
           </w:p>
         </w:tc>
@@ -30739,7 +29386,7 @@
                 <w:szCs w:val="24"/>
                 <w:lang w:val="es-EC" w:eastAsia="es-EC"/>
               </w:rPr>
-              <w:t>Registro de Conversiones</w:t>
+              <w:t>Inicio de Sesión</w:t>
             </w:r>
           </w:p>
         </w:tc>
@@ -30768,124 +29415,6 @@
                 <w:szCs w:val="24"/>
                 <w:lang w:val="es-EC" w:eastAsia="es-EC"/>
               </w:rPr>
-              <w:t>Administrador</w:t>
-            </w:r>
-          </w:p>
-        </w:tc>
-      </w:tr>
-      <w:tr>
-        <w:tc>
-          <w:tcPr>
-            <w:cnfStyle w:val="001000000000" w:firstRow="0" w:lastRow="0" w:firstColumn="1" w:lastColumn="0" w:oddVBand="0" w:evenVBand="0" w:oddHBand="0" w:evenHBand="0" w:firstRowFirstColumn="0" w:firstRowLastColumn="0" w:lastRowFirstColumn="0" w:lastRowLastColumn="0"/>
-            <w:tcW w:w="0" w:type="auto"/>
-            <w:hideMark/>
-          </w:tcPr>
-          <w:p>
-            <w:pPr>
-              <w:widowControl/>
-              <w:autoSpaceDE/>
-              <w:autoSpaceDN/>
-              <w:spacing w:before="0" w:after="0"/>
-              <w:jc w:val="left"/>
-              <w:rPr>
-                <w:rFonts w:eastAsia="Times New Roman" w:cs="Arial"/>
-                <w:szCs w:val="24"/>
-                <w:lang w:val="es-EC" w:eastAsia="es-EC"/>
-              </w:rPr>
-            </w:pPr>
-            <w:r>
-              <w:rPr>
-                <w:rFonts w:eastAsia="Times New Roman" w:cs="Arial"/>
-                <w:szCs w:val="24"/>
-                <w:lang w:val="es-EC" w:eastAsia="es-EC"/>
-              </w:rPr>
-              <w:t>RF-10</w:t>
-            </w:r>
-          </w:p>
-        </w:tc>
-        <w:tc>
-          <w:tcPr>
-            <w:tcW w:w="0" w:type="auto"/>
-            <w:hideMark/>
-          </w:tcPr>
-          <w:p>
-            <w:pPr>
-              <w:widowControl/>
-              <w:autoSpaceDE/>
-              <w:autoSpaceDN/>
-              <w:spacing w:before="0" w:after="0"/>
-              <w:jc w:val="left"/>
-              <w:cnfStyle w:val="000000000000" w:firstRow="0" w:lastRow="0" w:firstColumn="0" w:lastColumn="0" w:oddVBand="0" w:evenVBand="0" w:oddHBand="0" w:evenHBand="0" w:firstRowFirstColumn="0" w:firstRowLastColumn="0" w:lastRowFirstColumn="0" w:lastRowLastColumn="0"/>
-              <w:rPr>
-                <w:rFonts w:eastAsia="Times New Roman" w:cs="Arial"/>
-                <w:szCs w:val="24"/>
-                <w:lang w:val="es-EC" w:eastAsia="es-EC"/>
-              </w:rPr>
-            </w:pPr>
-            <w:r>
-              <w:rPr>
-                <w:rFonts w:eastAsia="Times New Roman" w:cs="Arial"/>
-                <w:szCs w:val="24"/>
-                <w:lang w:val="es-EC" w:eastAsia="es-EC"/>
-              </w:rPr>
-              <w:t>El sistema debe permitir autenticación básica mediante usuario y contraseña para controlar el acceso a los clientes del sistema.</w:t>
-            </w:r>
-          </w:p>
-        </w:tc>
-        <w:tc>
-          <w:tcPr>
-            <w:tcW w:w="0" w:type="auto"/>
-            <w:hideMark/>
-          </w:tcPr>
-          <w:p>
-            <w:pPr>
-              <w:widowControl/>
-              <w:autoSpaceDE/>
-              <w:autoSpaceDN/>
-              <w:spacing w:before="0" w:after="0"/>
-              <w:jc w:val="left"/>
-              <w:cnfStyle w:val="000000000000" w:firstRow="0" w:lastRow="0" w:firstColumn="0" w:lastColumn="0" w:oddVBand="0" w:evenVBand="0" w:oddHBand="0" w:evenHBand="0" w:firstRowFirstColumn="0" w:firstRowLastColumn="0" w:lastRowFirstColumn="0" w:lastRowLastColumn="0"/>
-              <w:rPr>
-                <w:rFonts w:eastAsia="Times New Roman" w:cs="Arial"/>
-                <w:szCs w:val="24"/>
-                <w:lang w:val="es-EC" w:eastAsia="es-EC"/>
-              </w:rPr>
-            </w:pPr>
-            <w:r>
-              <w:rPr>
-                <w:rFonts w:eastAsia="Times New Roman" w:cs="Arial"/>
-                <w:szCs w:val="24"/>
-                <w:lang w:val="es-EC" w:eastAsia="es-EC"/>
-              </w:rPr>
-              <w:t>Inicio de Sesión</w:t>
-            </w:r>
-          </w:p>
-        </w:tc>
-        <w:tc>
-          <w:tcPr>
-            <w:tcW w:w="0" w:type="auto"/>
-            <w:hideMark/>
-          </w:tcPr>
-          <w:p>
-            <w:pPr>
-              <w:widowControl/>
-              <w:autoSpaceDE/>
-              <w:autoSpaceDN/>
-              <w:spacing w:before="0" w:after="0"/>
-              <w:jc w:val="left"/>
-              <w:cnfStyle w:val="000000000000" w:firstRow="0" w:lastRow="0" w:firstColumn="0" w:lastColumn="0" w:oddVBand="0" w:evenVBand="0" w:oddHBand="0" w:evenHBand="0" w:firstRowFirstColumn="0" w:firstRowLastColumn="0" w:lastRowFirstColumn="0" w:lastRowLastColumn="0"/>
-              <w:rPr>
-                <w:rFonts w:eastAsia="Times New Roman" w:cs="Arial"/>
-                <w:szCs w:val="24"/>
-                <w:lang w:val="es-EC" w:eastAsia="es-EC"/>
-              </w:rPr>
-            </w:pPr>
-            <w:r>
-              <w:rPr>
-                <w:rFonts w:eastAsia="Times New Roman" w:cs="Arial"/>
-                <w:szCs w:val="24"/>
-                <w:lang w:val="es-EC" w:eastAsia="es-EC"/>
-              </w:rPr>
               <w:t>Estudiante / Docente / Administrador</w:t>
             </w:r>
           </w:p>
@@ -30897,11 +29426,11 @@
       <w:pPr>
         <w:pStyle w:val="Ttulo3"/>
       </w:pPr>
-      <w:bookmarkStart w:id="61" w:name="_Toc229416167"/>
+      <w:bookmarkStart w:id="60" w:name="_Toc229416167"/>
       <w:r>
         <w:t>8.2.5 Requisitos Funcionales</w:t>
       </w:r>
-      <w:bookmarkEnd w:id="61"/>
+      <w:bookmarkEnd w:id="60"/>
     </w:p>
     <w:p>
       <w:r>
@@ -30919,7 +29448,7 @@
         <w:pStyle w:val="Descripcin"/>
         <w:keepNext/>
       </w:pPr>
-      <w:bookmarkStart w:id="62" w:name="_Toc221056225"/>
+      <w:bookmarkStart w:id="61" w:name="_Toc221056225"/>
       <w:r>
         <w:t xml:space="preserve">Tabla </w:t>
       </w:r>
@@ -30944,7 +29473,7 @@
       <w:r>
         <w:t xml:space="preserve">. </w:t>
       </w:r>
-      <w:bookmarkEnd w:id="62"/>
+      <w:bookmarkEnd w:id="61"/>
       <w:r>
         <w:t>Gestionar Conversión de Longitud</w:t>
       </w:r>
@@ -31003,7 +29532,7 @@
                 <w:lang w:val="es-EC" w:eastAsia="es-EC"/>
               </w:rPr>
             </w:pPr>
-            <w:bookmarkStart w:id="63" w:name="_Toc221056226"/>
+            <w:bookmarkStart w:id="62" w:name="_Toc221056226"/>
             <w:r>
               <w:rPr>
                 <w:rFonts w:eastAsia="Times New Roman" w:cs="Arial"/>
@@ -31102,16 +29631,7 @@
                 <w:szCs w:val="24"/>
                 <w:lang w:val="es-EC" w:eastAsia="es-EC"/>
               </w:rPr>
-              <w:t xml:space="preserve">El sistema debe permitir recibir un valor numérico y realizar conversiones entre unidades de longitud como metros, kilómetros, centímetros, milímetros, pulgadas, pies y millas mediante el servicio </w:t>
-            </w:r>
-            <w:r>
-              <w:rPr>
-                <w:rFonts w:eastAsia="Times New Roman" w:cs="Arial"/>
-                <w:szCs w:val="24"/>
-                <w:lang w:val="es-EC" w:eastAsia="es-EC"/>
-              </w:rPr>
-              <w:lastRenderedPageBreak/>
-              <w:t>SOAP centralizado. El usuario selecciona la unidad de origen y destino para obtener el resultado inmediato.</w:t>
+              <w:t>El sistema debe permitir recibir un valor numérico y realizar conversiones entre unidades de longitud como metros, kilómetros, centímetros, milímetros, pulgadas, pies y millas mediante el servicio SOAP centralizado. El usuario selecciona la unidad de origen y destino para obtener el resultado inmediato.</w:t>
             </w:r>
           </w:p>
         </w:tc>
@@ -31142,7 +29662,6 @@
                 <w:szCs w:val="24"/>
                 <w:lang w:val="es-EC" w:eastAsia="es-EC"/>
               </w:rPr>
-              <w:lastRenderedPageBreak/>
               <w:t>Objetivo</w:t>
             </w:r>
           </w:p>
@@ -31453,7 +29972,7 @@
       <w:r>
         <w:t xml:space="preserve">. </w:t>
       </w:r>
-      <w:bookmarkEnd w:id="63"/>
+      <w:bookmarkEnd w:id="62"/>
       <w:r>
         <w:t>Obtener Conversión de Masa</w:t>
       </w:r>
@@ -31889,6 +30408,7 @@
                 <w:szCs w:val="24"/>
                 <w:lang w:val="es-EC" w:eastAsia="es-EC"/>
               </w:rPr>
+              <w:lastRenderedPageBreak/>
               <w:t>Comentarios</w:t>
             </w:r>
           </w:p>
@@ -32840,7 +31360,6 @@
                 <w:szCs w:val="24"/>
                 <w:lang w:val="es-EC" w:eastAsia="es-EC"/>
               </w:rPr>
-              <w:lastRenderedPageBreak/>
               <w:t>Comentarios</w:t>
             </w:r>
           </w:p>
@@ -33358,7 +31877,7 @@
       <w:pPr>
         <w:pStyle w:val="Ttulo2"/>
       </w:pPr>
-      <w:bookmarkStart w:id="64" w:name="_Toc229416168"/>
+      <w:bookmarkStart w:id="63" w:name="_Toc229416168"/>
       <w:r>
         <w:t xml:space="preserve">8.3 </w:t>
       </w:r>
@@ -33371,25 +31890,26 @@
       <w:r>
         <w:t>Funcionales</w:t>
       </w:r>
+      <w:bookmarkEnd w:id="63"/>
+    </w:p>
+    <w:p>
+      <w:pPr>
+        <w:pStyle w:val="Ttulo3"/>
+      </w:pPr>
+      <w:bookmarkStart w:id="64" w:name="_Toc58077507"/>
+      <w:bookmarkStart w:id="65" w:name="_Toc229416169"/>
+      <w:r>
+        <w:t xml:space="preserve">8.3.1 </w:t>
+      </w:r>
+      <w:r>
+        <w:t>Objetivo General</w:t>
+      </w:r>
       <w:bookmarkEnd w:id="64"/>
-    </w:p>
-    <w:p>
-      <w:pPr>
-        <w:pStyle w:val="Ttulo3"/>
-      </w:pPr>
-      <w:bookmarkStart w:id="65" w:name="_Toc58077507"/>
-      <w:bookmarkStart w:id="66" w:name="_Toc229416169"/>
-      <w:r>
-        <w:t xml:space="preserve">8.3.1 </w:t>
-      </w:r>
-      <w:r>
-        <w:t>Objetivo General</w:t>
-      </w:r>
       <w:bookmarkEnd w:id="65"/>
-      <w:bookmarkEnd w:id="66"/>
-    </w:p>
-    <w:p>
-      <w:r>
+    </w:p>
+    <w:p>
+      <w:r>
+        <w:lastRenderedPageBreak/>
         <w:t xml:space="preserve">Para el sistema de conversión de unidades de longitud, masa y temperatura se han identificado los siguientes requisitos no funcionales, con el objetivo de garantizar un sistema rápido, preciso, accesible y con una experiencia de usuario eficiente en todas las </w:t>
       </w:r>
       <w:r>
@@ -34003,7 +32523,6 @@
         <w:keepNext/>
       </w:pPr>
       <w:r>
-        <w:lastRenderedPageBreak/>
         <w:t>Tabla 26. Requerimiento no funcional – Usabilidad</w:t>
       </w:r>
     </w:p>
@@ -34585,6 +33104,7 @@
         <w:rPr>
           <w:b/>
         </w:rPr>
+        <w:lastRenderedPageBreak/>
         <w:t>RNF-005 | Plataforma</w:t>
       </w:r>
     </w:p>
@@ -35486,24 +34006,15 @@
         <w:ind w:left="720"/>
       </w:pPr>
       <w:r>
-        <w:t xml:space="preserve">En caso de habilitar persistencia de datos mediante </w:t>
-      </w:r>
-      <w:proofErr w:type="spellStart"/>
-      <w:r>
-        <w:t>MariaDB</w:t>
-      </w:r>
-      <w:proofErr w:type="spellEnd"/>
-      <w:r>
-        <w:t>, el sistema podrá almacenar y consultar historial de conversiones realizadas por los usuarios, permitiendo visualizar operaciones ejecutadas previamente.</w:t>
+        <w:t>Finalmente, el sistema deberá mantener consistencia en los resultados mostrados entre todos los clientes conectados al servicio SOAP, garantizando precisión y uniformidad en las conversiones realizadas.</w:t>
       </w:r>
     </w:p>
     <w:p>
       <w:pPr>
         <w:ind w:left="720"/>
       </w:pPr>
-      <w:r>
-        <w:t>Finalmente, el sistema deberá mantener consistencia en los resultados mostrados entre todos los clientes conectados al servicio SOAP, garantizando precisión y uniformidad en las conversiones realizadas.</w:t>
-      </w:r>
+      <w:bookmarkStart w:id="66" w:name="_GoBack"/>
+      <w:bookmarkEnd w:id="66"/>
     </w:p>
     <w:p/>
     <w:p>
@@ -35512,6 +34023,7 @@
       </w:pPr>
       <w:bookmarkStart w:id="67" w:name="_Toc229416170"/>
       <w:r>
+        <w:lastRenderedPageBreak/>
         <w:t xml:space="preserve">8.4 </w:t>
       </w:r>
       <w:r>
@@ -35615,7 +34127,6 @@
         </w:numPr>
       </w:pPr>
       <w:r>
-        <w:lastRenderedPageBreak/>
         <w:t>La paleta de colores utilizada debe ser neutra, uniforme y enfocada en mejorar la legibilidad de los datos y resultados mostrados. Finalmente, la arquitectura general del sistema debe mantener separación entre la lógica de negocio y la capa de presentación, asegurando reutilización del servicio SOAP desde los diferentes clientes implementados.</w:t>
       </w:r>
     </w:p>
@@ -35701,7 +34212,11 @@
         </w:numPr>
       </w:pPr>
       <w:r>
-        <w:t>El sistema debe poder ejecutarse correctamente en equipos de gama media sin requerir hardware costoso o especializado. Asimismo, el rendimiento general debe mantenerse estable incluso en dispositivos con recursos limitados, garantizando tiempos rápidos de conversión y procesamiento.</w:t>
+        <w:t xml:space="preserve">El sistema debe poder ejecutarse correctamente en equipos de gama media sin requerir hardware costoso o especializado. Asimismo, el rendimiento general debe </w:t>
+      </w:r>
+      <w:r>
+        <w:lastRenderedPageBreak/>
+        <w:t>mantenerse estable incluso en dispositivos con recursos limitados, garantizando tiempos rápidos de conversión y procesamiento.</w:t>
       </w:r>
     </w:p>
     <w:p>
@@ -36049,7 +34564,6 @@
         <w:pStyle w:val="Ttulo3"/>
       </w:pPr>
       <w:r>
-        <w:lastRenderedPageBreak/>
         <w:t>9.1.2. Interfaces de Hardware</w:t>
       </w:r>
       <w:bookmarkEnd w:id="83"/>
@@ -36180,6 +34694,7 @@
           <w:rStyle w:val="Textoennegrita"/>
           <w:rFonts w:ascii="Arial" w:hAnsi="Arial" w:cs="Arial"/>
         </w:rPr>
+        <w:lastRenderedPageBreak/>
         <w:t>Dispositivo móvil (</w:t>
       </w:r>
       <w:proofErr w:type="spellStart"/>
@@ -36395,7 +34910,7 @@
     </w:p>
     <w:p>
       <w:r>
-        <w:t xml:space="preserve">El sistema de conversión de unidades de longitud, masa y temperatura utilizará principalmente el protocolo HTTP/HTTPS para la comunicación entre el cliente y el sistema. En arquitecturas distribuidas, se podrán utilizar servicios web o </w:t>
+        <w:t xml:space="preserve">En arquitecturas distribuidas, se podrán utilizar servicios web o </w:t>
       </w:r>
       <w:proofErr w:type="spellStart"/>
       <w:r>
@@ -36441,7 +34956,11 @@
     </w:p>
     <w:p>
       <w:r>
-        <w:t>En caso de integración con base de datos, se empleará un mecanismo de acceso eficiente como JDBC o equivalente, optimizado para manejar múltiples consultas simultáneas.</w:t>
+        <w:t xml:space="preserve">En caso de integración con base de datos, se empleará un mecanismo de acceso eficiente como JDBC o equivalente, optimizado para manejar múltiples consultas </w:t>
+      </w:r>
+      <w:r>
+        <w:lastRenderedPageBreak/>
+        <w:t>simultáneas.</w:t>
       </w:r>
     </w:p>
     <w:p>
@@ -36511,7 +35030,6 @@
       </w:pPr>
       <w:bookmarkStart w:id="92" w:name="_Toc58077521"/>
       <w:r>
-        <w:lastRenderedPageBreak/>
         <w:t>CONCLUSIONES</w:t>
       </w:r>
       <w:bookmarkEnd w:id="92"/>
@@ -37009,6 +35527,7 @@
           <w:color w:val="5F497A" w:themeColor="accent4" w:themeShade="BF"/>
           <w:lang w:val="en-US"/>
         </w:rPr>
+        <w:lastRenderedPageBreak/>
         <w:t xml:space="preserve">Oracle / Goetz, B. (2023). </w:t>
       </w:r>
       <w:r>
@@ -37105,83 +35624,6 @@
         </w:r>
       </w:hyperlink>
     </w:p>
-    <w:p>
-      <w:pPr>
-        <w:pStyle w:val="NormalWeb"/>
-        <w:numPr>
-          <w:ilvl w:val="0"/>
-          <w:numId w:val="8"/>
-        </w:numPr>
-        <w:jc w:val="both"/>
-        <w:rPr>
-          <w:rFonts w:ascii="Arial" w:hAnsi="Arial" w:cs="Arial"/>
-          <w:color w:val="5F497A" w:themeColor="accent4" w:themeShade="BF"/>
-        </w:rPr>
-      </w:pPr>
-      <w:r>
-        <w:rPr>
-          <w:rFonts w:ascii="Arial" w:hAnsi="Arial" w:cs="Arial"/>
-          <w:color w:val="5F497A" w:themeColor="accent4" w:themeShade="BF"/>
-          <w:lang w:val="en-US"/>
-        </w:rPr>
-        <w:t xml:space="preserve">Google Cloud. (2024). </w:t>
-      </w:r>
-      <w:r>
-        <w:rPr>
-          <w:rStyle w:val="nfasis"/>
-          <w:rFonts w:ascii="Arial" w:hAnsi="Arial" w:cs="Arial"/>
-          <w:color w:val="5F497A" w:themeColor="accent4" w:themeShade="BF"/>
-          <w:lang w:val="en-US"/>
-        </w:rPr>
-        <w:t>Cloud SQL Documentation (MySQL/</w:t>
-      </w:r>
-      <w:proofErr w:type="spellStart"/>
-      <w:r>
-        <w:rPr>
-          <w:rStyle w:val="nfasis"/>
-          <w:rFonts w:ascii="Arial" w:hAnsi="Arial" w:cs="Arial"/>
-          <w:color w:val="5F497A" w:themeColor="accent4" w:themeShade="BF"/>
-          <w:lang w:val="en-US"/>
-        </w:rPr>
-        <w:t>MariaDB</w:t>
-      </w:r>
-      <w:proofErr w:type="spellEnd"/>
-      <w:r>
-        <w:rPr>
-          <w:rStyle w:val="nfasis"/>
-          <w:rFonts w:ascii="Arial" w:hAnsi="Arial" w:cs="Arial"/>
-          <w:color w:val="5F497A" w:themeColor="accent4" w:themeShade="BF"/>
-          <w:lang w:val="en-US"/>
-        </w:rPr>
-        <w:t>)</w:t>
-      </w:r>
-      <w:r>
-        <w:rPr>
-          <w:rFonts w:ascii="Arial" w:hAnsi="Arial" w:cs="Arial"/>
-          <w:color w:val="5F497A" w:themeColor="accent4" w:themeShade="BF"/>
-          <w:lang w:val="en-US"/>
-        </w:rPr>
-        <w:t xml:space="preserve">. </w:t>
-      </w:r>
-      <w:r>
-        <w:rPr>
-          <w:rFonts w:ascii="Arial" w:hAnsi="Arial" w:cs="Arial"/>
-          <w:color w:val="5F497A" w:themeColor="accent4" w:themeShade="BF"/>
-        </w:rPr>
-        <w:t xml:space="preserve">Recuperado de: </w:t>
-      </w:r>
-      <w:hyperlink r:id="rId19" w:tgtFrame="_new" w:history="1">
-        <w:r>
-          <w:rPr>
-            <w:rStyle w:val="Hipervnculo"/>
-            <w:rFonts w:ascii="Arial" w:hAnsi="Arial" w:cs="Arial"/>
-            <w:color w:val="5F497A" w:themeColor="accent4" w:themeShade="BF"/>
-          </w:rPr>
-          <w:t>https://cloud.google.com/sql/docs</w:t>
-        </w:r>
-      </w:hyperlink>
-    </w:p>
-    <w:bookmarkEnd w:id="0"/>
     <w:p>
       <w:pPr>
         <w:ind w:left="720" w:hanging="720"/>
@@ -37241,6 +35683,7 @@
         <w:docPartUnique/>
       </w:docPartObj>
     </w:sdtPr>
+    <w:sdtEndPr/>
     <w:sdtContent>
       <w:p>
         <w:pPr>
@@ -43461,7 +41904,7 @@
 </file>
 
 <file path=customXml/itemProps1.xml><?xml version="1.0" encoding="utf-8"?>
-<ds:datastoreItem xmlns:ds="http://schemas.openxmlformats.org/officeDocument/2006/customXml" ds:itemID="{FB786289-3809-4C6A-867C-3987612DACA6}">
+<ds:datastoreItem xmlns:ds="http://schemas.openxmlformats.org/officeDocument/2006/customXml" ds:itemID="{73EE91B7-1700-4502-B215-FED651E6E498}">
   <ds:schemaRefs>
     <ds:schemaRef ds:uri="http://schemas.openxmlformats.org/officeDocument/2006/bibliography"/>
   </ds:schemaRefs>

--- a/01. JAVA/01. SOAP JAVA/01. UML/01. ERS/ERS_Conversion_SOAP_JAVA_GR07.docx
+++ b/01. JAVA/01. SOAP JAVA/01. UML/01. ERS/ERS_Conversion_SOAP_JAVA_GR07.docx
@@ -18556,7 +18556,7 @@
               </wp:anchor>
             </w:drawing>
           </mc:Choice>
-          <mc:Fallback xmlns:cx="http://schemas.microsoft.com/office/drawing/2014/chartex" xmlns:cx1="http://schemas.microsoft.com/office/drawing/2015/9/8/chartex" xmlns:cx2="http://schemas.microsoft.com/office/drawing/2015/10/21/chartex" xmlns:cx3="http://schemas.microsoft.com/office/drawing/2016/5/9/chartex" xmlns:cx4="http://schemas.microsoft.com/office/drawing/2016/5/10/chartex" xmlns:cx5="http://schemas.microsoft.com/office/drawing/2016/5/11/chartex" xmlns:cx6="http://schemas.microsoft.com/office/drawing/2016/5/12/chartex" xmlns:cx7="http://schemas.microsoft.com/office/drawing/2016/5/13/chartex" xmlns:cx8="http://schemas.microsoft.com/office/drawing/2016/5/14/chartex" xmlns:aink="http://schemas.microsoft.com/office/drawing/2016/ink" xmlns:am3d="http://schemas.microsoft.com/office/drawing/2017/model3d" xmlns:w16cex="http://schemas.microsoft.com/office/word/2018/wordml/cex" xmlns:w16cid="http://schemas.microsoft.com/office/word/2016/wordml/cid" xmlns:w16="http://schemas.microsoft.com/office/word/2018/wordml" xmlns:w16sdtdh="http://schemas.microsoft.com/office/word/2020/wordml/sdtdatahash" xmlns:w16se="http://schemas.microsoft.com/office/word/2015/wordml/symex">
+          <mc:Fallback xmlns:w16se="http://schemas.microsoft.com/office/word/2015/wordml/symex" xmlns:w16sdtdh="http://schemas.microsoft.com/office/word/2020/wordml/sdtdatahash" xmlns:w16="http://schemas.microsoft.com/office/word/2018/wordml" xmlns:w16cid="http://schemas.microsoft.com/office/word/2016/wordml/cid" xmlns:w16cex="http://schemas.microsoft.com/office/word/2018/wordml/cex" xmlns:am3d="http://schemas.microsoft.com/office/drawing/2017/model3d" xmlns:aink="http://schemas.microsoft.com/office/drawing/2016/ink" xmlns:cx8="http://schemas.microsoft.com/office/drawing/2016/5/14/chartex" xmlns:cx7="http://schemas.microsoft.com/office/drawing/2016/5/13/chartex" xmlns:cx6="http://schemas.microsoft.com/office/drawing/2016/5/12/chartex" xmlns:cx5="http://schemas.microsoft.com/office/drawing/2016/5/11/chartex" xmlns:cx4="http://schemas.microsoft.com/office/drawing/2016/5/10/chartex" xmlns:cx3="http://schemas.microsoft.com/office/drawing/2016/5/9/chartex" xmlns:cx2="http://schemas.microsoft.com/office/drawing/2015/10/21/chartex" xmlns:cx1="http://schemas.microsoft.com/office/drawing/2015/9/8/chartex" xmlns:cx="http://schemas.microsoft.com/office/drawing/2014/chartex">
             <w:pict>
               <v:rect w14:anchorId="1D370474" id="Rectangle 1979" o:spid="_x0000_s1026" style="position:absolute;margin-left:113.45pt;margin-top:12.85pt;width:3.85pt;height:1.4pt;z-index:-251663872;visibility:visible;mso-wrap-style:square;mso-width-percent:0;mso-height-percent:0;mso-wrap-distance-left:9pt;mso-wrap-distance-top:0;mso-wrap-distance-right:9pt;mso-wrap-distance-bottom:0;mso-position-horizontal:absolute;mso-position-horizontal-relative:page;mso-position-vertical:absolute;mso-position-vertical-relative:text;mso-width-percent:0;mso-height-percent:0;mso-width-relative:page;mso-height-relative:page;v-text-anchor:top" o:gfxdata="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" fillcolor="black" stroked="f">
                 <w10:wrap anchorx="page"/>
@@ -26826,69 +26826,36 @@
     <w:p>
       <w:pPr>
         <w:pStyle w:val="Descripcin"/>
-        <w:rPr>
-          <w:rFonts w:cs="Arial"/>
-        </w:rPr>
-      </w:pPr>
-    </w:p>
-    <w:p>
-      <w:pPr>
-        <w:pStyle w:val="Descripcin"/>
         <w:keepNext/>
-        <w:rPr>
-          <w:rFonts w:cs="Arial"/>
-        </w:rPr>
-      </w:pPr>
-      <w:bookmarkStart w:id="54" w:name="_Toc221056220"/>
-      <w:r>
-        <w:rPr>
-          <w:rFonts w:cs="Arial"/>
-        </w:rPr>
+      </w:pPr>
+      <w:bookmarkStart w:id="54" w:name="_Toc221056223"/>
+      <w:r>
         <w:t xml:space="preserve">Tabla </w:t>
       </w:r>
       <w:r>
-        <w:rPr>
-          <w:rFonts w:cs="Arial"/>
-        </w:rPr>
         <w:fldChar w:fldCharType="begin"/>
       </w:r>
       <w:r>
-        <w:rPr>
-          <w:rFonts w:cs="Arial"/>
-        </w:rPr>
         <w:instrText xml:space="preserve"> SEQ Tabla \* ARABIC </w:instrText>
       </w:r>
       <w:r>
-        <w:rPr>
-          <w:rFonts w:cs="Arial"/>
-        </w:rPr>
         <w:fldChar w:fldCharType="separate"/>
       </w:r>
       <w:r>
         <w:rPr>
-          <w:rFonts w:cs="Arial"/>
           <w:noProof/>
         </w:rPr>
-        <w:t>14</w:t>
-      </w:r>
-      <w:r>
-        <w:rPr>
-          <w:rFonts w:cs="Arial"/>
-        </w:rPr>
+        <w:t>17</w:t>
+      </w:r>
+      <w:r>
         <w:fldChar w:fldCharType="end"/>
       </w:r>
       <w:r>
-        <w:rPr>
-          <w:rFonts w:cs="Arial"/>
-        </w:rPr>
         <w:t xml:space="preserve">. </w:t>
       </w:r>
       <w:bookmarkEnd w:id="54"/>
       <w:r>
-        <w:rPr>
-          <w:rFonts w:cs="Arial"/>
-        </w:rPr>
-        <w:t>Estudiante</w:t>
+        <w:t>Actor Usuario General</w:t>
       </w:r>
     </w:p>
     <w:tbl>
@@ -26959,7 +26926,7 @@
                 <w:szCs w:val="24"/>
                 <w:lang w:val="es-EC" w:eastAsia="es-EC"/>
               </w:rPr>
-              <w:t>ACT-001</w:t>
+              <w:t>ACT-004</w:t>
             </w:r>
           </w:p>
         </w:tc>
@@ -27022,7 +26989,7 @@
                 <w:szCs w:val="24"/>
                 <w:lang w:val="es-EC" w:eastAsia="es-EC"/>
               </w:rPr>
-              <w:t>Estudiante</w:t>
+              <w:t>Usuario General</w:t>
             </w:r>
           </w:p>
         </w:tc>
@@ -27082,7 +27049,7 @@
                 <w:szCs w:val="24"/>
                 <w:lang w:val="es-EC" w:eastAsia="es-EC"/>
               </w:rPr>
-              <w:t>Usuario principal del sistema encargado de realizar conversiones de unidades de longitud, masa y temperatura. Ingresa valores numéricos, selecciona unidades de origen y destino y obtiene resultados automáticos mediante los clientes del sistema.</w:t>
+              <w:t>Usuario sin conocimientos técnicos avanzados que utiliza el sistema para realizar conversiones rápidas de unidades en actividades cotidianas o necesidades personales.</w:t>
             </w:r>
           </w:p>
         </w:tc>
@@ -27145,81 +27112,1400 @@
                 <w:szCs w:val="24"/>
                 <w:lang w:val="es-EC" w:eastAsia="es-EC"/>
               </w:rPr>
-              <w:t>Es el actor principal que interactúa directamente con la herramienta con fines académicos, educativos y prácticos.</w:t>
+              <w:t>Interactúa mediante interfaces simples e intuitivas sin requerir capacitación especializada ni conocimientos técnicos.</w:t>
             </w:r>
           </w:p>
         </w:tc>
       </w:tr>
     </w:tbl>
+    <w:p/>
+    <w:p>
+      <w:pPr>
+        <w:pStyle w:val="Ttulo3"/>
+      </w:pPr>
+      <w:bookmarkStart w:id="55" w:name="_Toc229416166"/>
+      <w:r>
+        <w:t>8.2.4. Lista de requisitos funcionales</w:t>
+      </w:r>
+      <w:bookmarkEnd w:id="55"/>
+    </w:p>
     <w:p>
       <w:pPr>
         <w:pStyle w:val="Descripcin"/>
-        <w:rPr>
-          <w:rFonts w:eastAsia="Droid Sans Fallback" w:cs="Arial"/>
+      </w:pPr>
+      <w:r>
+        <w:rPr>
+          <w:i w:val="0"/>
+          <w:iCs w:val="0"/>
           <w:color w:val="auto"/>
-          <w:szCs w:val="24"/>
-          <w:lang w:val="es-EC" w:eastAsia="zh-CN"/>
-        </w:rPr>
-      </w:pPr>
+          <w:sz w:val="24"/>
+          <w:szCs w:val="22"/>
+        </w:rPr>
+        <w:t xml:space="preserve">A continuación, se presenta la lista de requisitos funcionales del sistema de conversión de unidades </w:t>
+      </w:r>
+      <w:r>
+        <w:rPr>
+          <w:i w:val="0"/>
+          <w:iCs w:val="0"/>
+          <w:color w:val="auto"/>
+          <w:sz w:val="24"/>
+          <w:szCs w:val="22"/>
+        </w:rPr>
+        <w:t>de longitud, masa y temperatura</w:t>
+      </w:r>
+      <w:r>
+        <w:rPr>
+          <w:i w:val="0"/>
+          <w:iCs w:val="0"/>
+          <w:color w:val="auto"/>
+          <w:sz w:val="24"/>
+          <w:szCs w:val="22"/>
+        </w:rPr>
+        <w:t>.</w:t>
+      </w:r>
+    </w:p>
+    <w:p>
+      <w:pPr>
+        <w:pStyle w:val="Descripcin"/>
+      </w:pPr>
+      <w:bookmarkStart w:id="56" w:name="_Toc221056224"/>
+      <w:r>
+        <w:t xml:space="preserve">Tabla </w:t>
+      </w:r>
+      <w:r>
+        <w:fldChar w:fldCharType="begin"/>
+      </w:r>
+      <w:r>
+        <w:instrText xml:space="preserve"> SEQ Tabla \* ARABIC </w:instrText>
+      </w:r>
+      <w:r>
+        <w:fldChar w:fldCharType="separate"/>
+      </w:r>
+      <w:r>
+        <w:rPr>
+          <w:noProof/>
+        </w:rPr>
+        <w:t>18</w:t>
+      </w:r>
+      <w:r>
+        <w:fldChar w:fldCharType="end"/>
+      </w:r>
+      <w:r>
+        <w:t xml:space="preserve">. </w:t>
+      </w:r>
+      <w:r>
+        <w:t>Lista de requisitos funcionales</w:t>
+      </w:r>
+      <w:bookmarkEnd w:id="56"/>
+    </w:p>
+    <w:tbl>
+      <w:tblPr>
+        <w:tblStyle w:val="Tabladecuadrcula5oscura-nfasis4"/>
+        <w:tblW w:w="0" w:type="auto"/>
+        <w:tblLook w:val="04A0" w:firstRow="1" w:lastRow="0" w:firstColumn="1" w:lastColumn="0" w:noHBand="0" w:noVBand="1"/>
+      </w:tblPr>
+      <w:tblGrid>
+        <w:gridCol w:w="1043"/>
+        <w:gridCol w:w="5290"/>
+        <w:gridCol w:w="1873"/>
+        <w:gridCol w:w="1214"/>
+      </w:tblGrid>
+      <w:tr>
+        <w:trPr>
+          <w:cnfStyle w:val="100000000000" w:firstRow="1" w:lastRow="0" w:firstColumn="0" w:lastColumn="0" w:oddVBand="0" w:evenVBand="0" w:oddHBand="0" w:evenHBand="0" w:firstRowFirstColumn="0" w:firstRowLastColumn="0" w:lastRowFirstColumn="0" w:lastRowLastColumn="0"/>
+        </w:trPr>
+        <w:tc>
+          <w:tcPr>
+            <w:cnfStyle w:val="001000000000" w:firstRow="0" w:lastRow="0" w:firstColumn="1" w:lastColumn="0" w:oddVBand="0" w:evenVBand="0" w:oddHBand="0" w:evenHBand="0" w:firstRowFirstColumn="0" w:firstRowLastColumn="0" w:lastRowFirstColumn="0" w:lastRowLastColumn="0"/>
+            <w:tcW w:w="0" w:type="auto"/>
+            <w:hideMark/>
+          </w:tcPr>
+          <w:p>
+            <w:pPr>
+              <w:widowControl/>
+              <w:autoSpaceDE/>
+              <w:autoSpaceDN/>
+              <w:spacing w:before="0" w:after="0"/>
+              <w:jc w:val="center"/>
+              <w:rPr>
+                <w:rFonts w:eastAsia="Times New Roman" w:cs="Arial"/>
+                <w:szCs w:val="24"/>
+                <w:lang w:val="es-EC" w:eastAsia="es-EC"/>
+              </w:rPr>
+            </w:pPr>
+            <w:r>
+              <w:rPr>
+                <w:rFonts w:eastAsia="Times New Roman" w:cs="Arial"/>
+                <w:szCs w:val="24"/>
+                <w:lang w:val="es-EC" w:eastAsia="es-EC"/>
+              </w:rPr>
+              <w:t>Código</w:t>
+            </w:r>
+          </w:p>
+        </w:tc>
+        <w:tc>
+          <w:tcPr>
+            <w:tcW w:w="0" w:type="auto"/>
+            <w:hideMark/>
+          </w:tcPr>
+          <w:p>
+            <w:pPr>
+              <w:widowControl/>
+              <w:autoSpaceDE/>
+              <w:autoSpaceDN/>
+              <w:spacing w:before="0" w:after="0"/>
+              <w:jc w:val="center"/>
+              <w:cnfStyle w:val="100000000000" w:firstRow="1" w:lastRow="0" w:firstColumn="0" w:lastColumn="0" w:oddVBand="0" w:evenVBand="0" w:oddHBand="0" w:evenHBand="0" w:firstRowFirstColumn="0" w:firstRowLastColumn="0" w:lastRowFirstColumn="0" w:lastRowLastColumn="0"/>
+              <w:rPr>
+                <w:rFonts w:eastAsia="Times New Roman" w:cs="Arial"/>
+                <w:szCs w:val="24"/>
+                <w:lang w:val="es-EC" w:eastAsia="es-EC"/>
+              </w:rPr>
+            </w:pPr>
+            <w:r>
+              <w:rPr>
+                <w:rFonts w:eastAsia="Times New Roman" w:cs="Arial"/>
+                <w:szCs w:val="24"/>
+                <w:lang w:val="es-EC" w:eastAsia="es-EC"/>
+              </w:rPr>
+              <w:t>Requerimiento</w:t>
+            </w:r>
+          </w:p>
+        </w:tc>
+        <w:tc>
+          <w:tcPr>
+            <w:tcW w:w="0" w:type="auto"/>
+            <w:hideMark/>
+          </w:tcPr>
+          <w:p>
+            <w:pPr>
+              <w:widowControl/>
+              <w:autoSpaceDE/>
+              <w:autoSpaceDN/>
+              <w:spacing w:before="0" w:after="0"/>
+              <w:jc w:val="center"/>
+              <w:cnfStyle w:val="100000000000" w:firstRow="1" w:lastRow="0" w:firstColumn="0" w:lastColumn="0" w:oddVBand="0" w:evenVBand="0" w:oddHBand="0" w:evenHBand="0" w:firstRowFirstColumn="0" w:firstRowLastColumn="0" w:lastRowFirstColumn="0" w:lastRowLastColumn="0"/>
+              <w:rPr>
+                <w:rFonts w:eastAsia="Times New Roman" w:cs="Arial"/>
+                <w:szCs w:val="24"/>
+                <w:lang w:val="es-EC" w:eastAsia="es-EC"/>
+              </w:rPr>
+            </w:pPr>
+            <w:r>
+              <w:rPr>
+                <w:rFonts w:eastAsia="Times New Roman" w:cs="Arial"/>
+                <w:szCs w:val="24"/>
+                <w:lang w:val="es-EC" w:eastAsia="es-EC"/>
+              </w:rPr>
+              <w:t>Caso de Uso</w:t>
+            </w:r>
+          </w:p>
+        </w:tc>
+        <w:tc>
+          <w:tcPr>
+            <w:tcW w:w="0" w:type="auto"/>
+            <w:hideMark/>
+          </w:tcPr>
+          <w:p>
+            <w:pPr>
+              <w:widowControl/>
+              <w:autoSpaceDE/>
+              <w:autoSpaceDN/>
+              <w:spacing w:before="0" w:after="0"/>
+              <w:jc w:val="center"/>
+              <w:cnfStyle w:val="100000000000" w:firstRow="1" w:lastRow="0" w:firstColumn="0" w:lastColumn="0" w:oddVBand="0" w:evenVBand="0" w:oddHBand="0" w:evenHBand="0" w:firstRowFirstColumn="0" w:firstRowLastColumn="0" w:lastRowFirstColumn="0" w:lastRowLastColumn="0"/>
+              <w:rPr>
+                <w:rFonts w:eastAsia="Times New Roman" w:cs="Arial"/>
+                <w:szCs w:val="24"/>
+                <w:lang w:val="es-EC" w:eastAsia="es-EC"/>
+              </w:rPr>
+            </w:pPr>
+            <w:r>
+              <w:rPr>
+                <w:rFonts w:eastAsia="Times New Roman" w:cs="Arial"/>
+                <w:szCs w:val="24"/>
+                <w:lang w:val="es-EC" w:eastAsia="es-EC"/>
+              </w:rPr>
+              <w:t>Actor</w:t>
+            </w:r>
+          </w:p>
+        </w:tc>
+      </w:tr>
+      <w:tr>
+        <w:trPr>
+          <w:cnfStyle w:val="000000100000" w:firstRow="0" w:lastRow="0" w:firstColumn="0" w:lastColumn="0" w:oddVBand="0" w:evenVBand="0" w:oddHBand="1" w:evenHBand="0" w:firstRowFirstColumn="0" w:firstRowLastColumn="0" w:lastRowFirstColumn="0" w:lastRowLastColumn="0"/>
+        </w:trPr>
+        <w:tc>
+          <w:tcPr>
+            <w:cnfStyle w:val="001000000000" w:firstRow="0" w:lastRow="0" w:firstColumn="1" w:lastColumn="0" w:oddVBand="0" w:evenVBand="0" w:oddHBand="0" w:evenHBand="0" w:firstRowFirstColumn="0" w:firstRowLastColumn="0" w:lastRowFirstColumn="0" w:lastRowLastColumn="0"/>
+            <w:tcW w:w="0" w:type="auto"/>
+            <w:hideMark/>
+          </w:tcPr>
+          <w:p>
+            <w:pPr>
+              <w:widowControl/>
+              <w:autoSpaceDE/>
+              <w:autoSpaceDN/>
+              <w:spacing w:before="0" w:after="0"/>
+              <w:jc w:val="left"/>
+              <w:rPr>
+                <w:rFonts w:eastAsia="Times New Roman" w:cs="Arial"/>
+                <w:szCs w:val="24"/>
+                <w:lang w:val="es-EC" w:eastAsia="es-EC"/>
+              </w:rPr>
+            </w:pPr>
+            <w:r>
+              <w:rPr>
+                <w:rFonts w:eastAsia="Times New Roman" w:cs="Arial"/>
+                <w:szCs w:val="24"/>
+                <w:lang w:val="es-EC" w:eastAsia="es-EC"/>
+              </w:rPr>
+              <w:t>RF-01</w:t>
+            </w:r>
+          </w:p>
+        </w:tc>
+        <w:tc>
+          <w:tcPr>
+            <w:tcW w:w="0" w:type="auto"/>
+            <w:hideMark/>
+          </w:tcPr>
+          <w:p>
+            <w:pPr>
+              <w:widowControl/>
+              <w:autoSpaceDE/>
+              <w:autoSpaceDN/>
+              <w:spacing w:before="0" w:after="0"/>
+              <w:jc w:val="left"/>
+              <w:cnfStyle w:val="000000100000" w:firstRow="0" w:lastRow="0" w:firstColumn="0" w:lastColumn="0" w:oddVBand="0" w:evenVBand="0" w:oddHBand="1" w:evenHBand="0" w:firstRowFirstColumn="0" w:firstRowLastColumn="0" w:lastRowFirstColumn="0" w:lastRowLastColumn="0"/>
+              <w:rPr>
+                <w:rFonts w:eastAsia="Times New Roman" w:cs="Arial"/>
+                <w:szCs w:val="24"/>
+                <w:lang w:val="es-EC" w:eastAsia="es-EC"/>
+              </w:rPr>
+            </w:pPr>
+            <w:r>
+              <w:rPr>
+                <w:rFonts w:eastAsia="Times New Roman" w:cs="Arial"/>
+                <w:szCs w:val="24"/>
+                <w:lang w:val="es-EC" w:eastAsia="es-EC"/>
+              </w:rPr>
+              <w:t>El sistema debe permitir la conversión de unidades de longitud entre metros, kilómetros, centímetros, milímetros, pulgadas, pies y millas a partir de un valor ingresado por el usuario mediante el servidor SOAP.</w:t>
+            </w:r>
+          </w:p>
+        </w:tc>
+        <w:tc>
+          <w:tcPr>
+            <w:tcW w:w="0" w:type="auto"/>
+            <w:hideMark/>
+          </w:tcPr>
+          <w:p>
+            <w:pPr>
+              <w:widowControl/>
+              <w:autoSpaceDE/>
+              <w:autoSpaceDN/>
+              <w:spacing w:before="0" w:after="0"/>
+              <w:jc w:val="left"/>
+              <w:cnfStyle w:val="000000100000" w:firstRow="0" w:lastRow="0" w:firstColumn="0" w:lastColumn="0" w:oddVBand="0" w:evenVBand="0" w:oddHBand="1" w:evenHBand="0" w:firstRowFirstColumn="0" w:firstRowLastColumn="0" w:lastRowFirstColumn="0" w:lastRowLastColumn="0"/>
+              <w:rPr>
+                <w:rFonts w:eastAsia="Times New Roman" w:cs="Arial"/>
+                <w:szCs w:val="24"/>
+                <w:lang w:val="es-EC" w:eastAsia="es-EC"/>
+              </w:rPr>
+            </w:pPr>
+            <w:r>
+              <w:rPr>
+                <w:rFonts w:eastAsia="Times New Roman" w:cs="Arial"/>
+                <w:szCs w:val="24"/>
+                <w:lang w:val="es-EC" w:eastAsia="es-EC"/>
+              </w:rPr>
+              <w:t>Conversión de Longitud</w:t>
+            </w:r>
+          </w:p>
+        </w:tc>
+        <w:tc>
+          <w:tcPr>
+            <w:tcW w:w="0" w:type="auto"/>
+            <w:hideMark/>
+          </w:tcPr>
+          <w:p>
+            <w:pPr>
+              <w:widowControl/>
+              <w:autoSpaceDE/>
+              <w:autoSpaceDN/>
+              <w:spacing w:before="0" w:after="0"/>
+              <w:jc w:val="left"/>
+              <w:cnfStyle w:val="000000100000" w:firstRow="0" w:lastRow="0" w:firstColumn="0" w:lastColumn="0" w:oddVBand="0" w:evenVBand="0" w:oddHBand="1" w:evenHBand="0" w:firstRowFirstColumn="0" w:firstRowLastColumn="0" w:lastRowFirstColumn="0" w:lastRowLastColumn="0"/>
+              <w:rPr>
+                <w:rFonts w:eastAsia="Times New Roman" w:cs="Arial"/>
+                <w:szCs w:val="24"/>
+                <w:lang w:val="es-EC" w:eastAsia="es-EC"/>
+              </w:rPr>
+            </w:pPr>
+            <w:r>
+              <w:rPr>
+                <w:rFonts w:eastAsia="Times New Roman" w:cs="Arial"/>
+                <w:szCs w:val="24"/>
+                <w:lang w:val="es-EC" w:eastAsia="es-EC"/>
+              </w:rPr>
+              <w:t>Usuario General</w:t>
+            </w:r>
+          </w:p>
+        </w:tc>
+      </w:tr>
+      <w:tr>
+        <w:tc>
+          <w:tcPr>
+            <w:cnfStyle w:val="001000000000" w:firstRow="0" w:lastRow="0" w:firstColumn="1" w:lastColumn="0" w:oddVBand="0" w:evenVBand="0" w:oddHBand="0" w:evenHBand="0" w:firstRowFirstColumn="0" w:firstRowLastColumn="0" w:lastRowFirstColumn="0" w:lastRowLastColumn="0"/>
+            <w:tcW w:w="0" w:type="auto"/>
+            <w:hideMark/>
+          </w:tcPr>
+          <w:p>
+            <w:pPr>
+              <w:widowControl/>
+              <w:autoSpaceDE/>
+              <w:autoSpaceDN/>
+              <w:spacing w:before="0" w:after="0"/>
+              <w:jc w:val="left"/>
+              <w:rPr>
+                <w:rFonts w:eastAsia="Times New Roman" w:cs="Arial"/>
+                <w:szCs w:val="24"/>
+                <w:lang w:val="es-EC" w:eastAsia="es-EC"/>
+              </w:rPr>
+            </w:pPr>
+            <w:r>
+              <w:rPr>
+                <w:rFonts w:eastAsia="Times New Roman" w:cs="Arial"/>
+                <w:szCs w:val="24"/>
+                <w:lang w:val="es-EC" w:eastAsia="es-EC"/>
+              </w:rPr>
+              <w:t>RF-02</w:t>
+            </w:r>
+          </w:p>
+        </w:tc>
+        <w:tc>
+          <w:tcPr>
+            <w:tcW w:w="0" w:type="auto"/>
+            <w:hideMark/>
+          </w:tcPr>
+          <w:p>
+            <w:pPr>
+              <w:widowControl/>
+              <w:autoSpaceDE/>
+              <w:autoSpaceDN/>
+              <w:spacing w:before="0" w:after="0"/>
+              <w:jc w:val="left"/>
+              <w:cnfStyle w:val="000000000000" w:firstRow="0" w:lastRow="0" w:firstColumn="0" w:lastColumn="0" w:oddVBand="0" w:evenVBand="0" w:oddHBand="0" w:evenHBand="0" w:firstRowFirstColumn="0" w:firstRowLastColumn="0" w:lastRowFirstColumn="0" w:lastRowLastColumn="0"/>
+              <w:rPr>
+                <w:rFonts w:eastAsia="Times New Roman" w:cs="Arial"/>
+                <w:szCs w:val="24"/>
+                <w:lang w:val="es-EC" w:eastAsia="es-EC"/>
+              </w:rPr>
+            </w:pPr>
+            <w:r>
+              <w:rPr>
+                <w:rFonts w:eastAsia="Times New Roman" w:cs="Arial"/>
+                <w:szCs w:val="24"/>
+                <w:lang w:val="es-EC" w:eastAsia="es-EC"/>
+              </w:rPr>
+              <w:t xml:space="preserve">El sistema debe permitir la conversión de unidades de masa entre gramos, kilogramos, libras y onzas aplicando factores de </w:t>
+            </w:r>
+            <w:proofErr w:type="gramStart"/>
+            <w:r>
+              <w:rPr>
+                <w:rFonts w:eastAsia="Times New Roman" w:cs="Arial"/>
+                <w:szCs w:val="24"/>
+                <w:lang w:val="es-EC" w:eastAsia="es-EC"/>
+              </w:rPr>
+              <w:t>conversión estándar y precisos</w:t>
+            </w:r>
+            <w:proofErr w:type="gramEnd"/>
+            <w:r>
+              <w:rPr>
+                <w:rFonts w:eastAsia="Times New Roman" w:cs="Arial"/>
+                <w:szCs w:val="24"/>
+                <w:lang w:val="es-EC" w:eastAsia="es-EC"/>
+              </w:rPr>
+              <w:t>.</w:t>
+            </w:r>
+          </w:p>
+        </w:tc>
+        <w:tc>
+          <w:tcPr>
+            <w:tcW w:w="0" w:type="auto"/>
+            <w:hideMark/>
+          </w:tcPr>
+          <w:p>
+            <w:pPr>
+              <w:widowControl/>
+              <w:autoSpaceDE/>
+              <w:autoSpaceDN/>
+              <w:spacing w:before="0" w:after="0"/>
+              <w:jc w:val="left"/>
+              <w:cnfStyle w:val="000000000000" w:firstRow="0" w:lastRow="0" w:firstColumn="0" w:lastColumn="0" w:oddVBand="0" w:evenVBand="0" w:oddHBand="0" w:evenHBand="0" w:firstRowFirstColumn="0" w:firstRowLastColumn="0" w:lastRowFirstColumn="0" w:lastRowLastColumn="0"/>
+              <w:rPr>
+                <w:rFonts w:eastAsia="Times New Roman" w:cs="Arial"/>
+                <w:szCs w:val="24"/>
+                <w:lang w:val="es-EC" w:eastAsia="es-EC"/>
+              </w:rPr>
+            </w:pPr>
+            <w:r>
+              <w:rPr>
+                <w:rFonts w:eastAsia="Times New Roman" w:cs="Arial"/>
+                <w:szCs w:val="24"/>
+                <w:lang w:val="es-EC" w:eastAsia="es-EC"/>
+              </w:rPr>
+              <w:t>Conversión de Masa</w:t>
+            </w:r>
+          </w:p>
+        </w:tc>
+        <w:tc>
+          <w:tcPr>
+            <w:tcW w:w="0" w:type="auto"/>
+            <w:hideMark/>
+          </w:tcPr>
+          <w:p>
+            <w:pPr>
+              <w:widowControl/>
+              <w:autoSpaceDE/>
+              <w:autoSpaceDN/>
+              <w:spacing w:before="0" w:after="0"/>
+              <w:jc w:val="left"/>
+              <w:cnfStyle w:val="000000000000" w:firstRow="0" w:lastRow="0" w:firstColumn="0" w:lastColumn="0" w:oddVBand="0" w:evenVBand="0" w:oddHBand="0" w:evenHBand="0" w:firstRowFirstColumn="0" w:firstRowLastColumn="0" w:lastRowFirstColumn="0" w:lastRowLastColumn="0"/>
+              <w:rPr>
+                <w:rFonts w:eastAsia="Times New Roman" w:cs="Arial"/>
+                <w:szCs w:val="24"/>
+                <w:lang w:val="es-EC" w:eastAsia="es-EC"/>
+              </w:rPr>
+            </w:pPr>
+            <w:r>
+              <w:rPr>
+                <w:rFonts w:eastAsia="Times New Roman" w:cs="Arial"/>
+                <w:szCs w:val="24"/>
+                <w:lang w:val="es-EC" w:eastAsia="es-EC"/>
+              </w:rPr>
+              <w:t>Usuario General</w:t>
+            </w:r>
+          </w:p>
+        </w:tc>
+      </w:tr>
+      <w:tr>
+        <w:trPr>
+          <w:cnfStyle w:val="000000100000" w:firstRow="0" w:lastRow="0" w:firstColumn="0" w:lastColumn="0" w:oddVBand="0" w:evenVBand="0" w:oddHBand="1" w:evenHBand="0" w:firstRowFirstColumn="0" w:firstRowLastColumn="0" w:lastRowFirstColumn="0" w:lastRowLastColumn="0"/>
+        </w:trPr>
+        <w:tc>
+          <w:tcPr>
+            <w:cnfStyle w:val="001000000000" w:firstRow="0" w:lastRow="0" w:firstColumn="1" w:lastColumn="0" w:oddVBand="0" w:evenVBand="0" w:oddHBand="0" w:evenHBand="0" w:firstRowFirstColumn="0" w:firstRowLastColumn="0" w:lastRowFirstColumn="0" w:lastRowLastColumn="0"/>
+            <w:tcW w:w="0" w:type="auto"/>
+            <w:hideMark/>
+          </w:tcPr>
+          <w:p>
+            <w:pPr>
+              <w:widowControl/>
+              <w:autoSpaceDE/>
+              <w:autoSpaceDN/>
+              <w:spacing w:before="0" w:after="0"/>
+              <w:jc w:val="left"/>
+              <w:rPr>
+                <w:rFonts w:eastAsia="Times New Roman" w:cs="Arial"/>
+                <w:szCs w:val="24"/>
+                <w:lang w:val="es-EC" w:eastAsia="es-EC"/>
+              </w:rPr>
+            </w:pPr>
+            <w:r>
+              <w:rPr>
+                <w:rFonts w:eastAsia="Times New Roman" w:cs="Arial"/>
+                <w:szCs w:val="24"/>
+                <w:lang w:val="es-EC" w:eastAsia="es-EC"/>
+              </w:rPr>
+              <w:lastRenderedPageBreak/>
+              <w:t>RF-03</w:t>
+            </w:r>
+          </w:p>
+        </w:tc>
+        <w:tc>
+          <w:tcPr>
+            <w:tcW w:w="0" w:type="auto"/>
+            <w:hideMark/>
+          </w:tcPr>
+          <w:p>
+            <w:pPr>
+              <w:widowControl/>
+              <w:autoSpaceDE/>
+              <w:autoSpaceDN/>
+              <w:spacing w:before="0" w:after="0"/>
+              <w:jc w:val="left"/>
+              <w:cnfStyle w:val="000000100000" w:firstRow="0" w:lastRow="0" w:firstColumn="0" w:lastColumn="0" w:oddVBand="0" w:evenVBand="0" w:oddHBand="1" w:evenHBand="0" w:firstRowFirstColumn="0" w:firstRowLastColumn="0" w:lastRowFirstColumn="0" w:lastRowLastColumn="0"/>
+              <w:rPr>
+                <w:rFonts w:eastAsia="Times New Roman" w:cs="Arial"/>
+                <w:szCs w:val="24"/>
+                <w:lang w:val="es-EC" w:eastAsia="es-EC"/>
+              </w:rPr>
+            </w:pPr>
+            <w:r>
+              <w:rPr>
+                <w:rFonts w:eastAsia="Times New Roman" w:cs="Arial"/>
+                <w:szCs w:val="24"/>
+                <w:lang w:val="es-EC" w:eastAsia="es-EC"/>
+              </w:rPr>
+              <w:t>El sistema debe permitir la conversión de temperatura entre Celsius, Fahrenheit y Kelvin utilizando fórmulas matemáticas científicas establecidas.</w:t>
+            </w:r>
+          </w:p>
+        </w:tc>
+        <w:tc>
+          <w:tcPr>
+            <w:tcW w:w="0" w:type="auto"/>
+            <w:hideMark/>
+          </w:tcPr>
+          <w:p>
+            <w:pPr>
+              <w:widowControl/>
+              <w:autoSpaceDE/>
+              <w:autoSpaceDN/>
+              <w:spacing w:before="0" w:after="0"/>
+              <w:jc w:val="left"/>
+              <w:cnfStyle w:val="000000100000" w:firstRow="0" w:lastRow="0" w:firstColumn="0" w:lastColumn="0" w:oddVBand="0" w:evenVBand="0" w:oddHBand="1" w:evenHBand="0" w:firstRowFirstColumn="0" w:firstRowLastColumn="0" w:lastRowFirstColumn="0" w:lastRowLastColumn="0"/>
+              <w:rPr>
+                <w:rFonts w:eastAsia="Times New Roman" w:cs="Arial"/>
+                <w:szCs w:val="24"/>
+                <w:lang w:val="es-EC" w:eastAsia="es-EC"/>
+              </w:rPr>
+            </w:pPr>
+            <w:r>
+              <w:rPr>
+                <w:rFonts w:eastAsia="Times New Roman" w:cs="Arial"/>
+                <w:szCs w:val="24"/>
+                <w:lang w:val="es-EC" w:eastAsia="es-EC"/>
+              </w:rPr>
+              <w:t>Conversión de Temperatura</w:t>
+            </w:r>
+          </w:p>
+        </w:tc>
+        <w:tc>
+          <w:tcPr>
+            <w:tcW w:w="0" w:type="auto"/>
+            <w:hideMark/>
+          </w:tcPr>
+          <w:p>
+            <w:pPr>
+              <w:widowControl/>
+              <w:autoSpaceDE/>
+              <w:autoSpaceDN/>
+              <w:spacing w:before="0" w:after="0"/>
+              <w:jc w:val="left"/>
+              <w:cnfStyle w:val="000000100000" w:firstRow="0" w:lastRow="0" w:firstColumn="0" w:lastColumn="0" w:oddVBand="0" w:evenVBand="0" w:oddHBand="1" w:evenHBand="0" w:firstRowFirstColumn="0" w:firstRowLastColumn="0" w:lastRowFirstColumn="0" w:lastRowLastColumn="0"/>
+              <w:rPr>
+                <w:rFonts w:eastAsia="Times New Roman" w:cs="Arial"/>
+                <w:szCs w:val="24"/>
+                <w:lang w:val="es-EC" w:eastAsia="es-EC"/>
+              </w:rPr>
+            </w:pPr>
+            <w:r>
+              <w:rPr>
+                <w:rFonts w:eastAsia="Times New Roman" w:cs="Arial"/>
+                <w:szCs w:val="24"/>
+                <w:lang w:val="es-EC" w:eastAsia="es-EC"/>
+              </w:rPr>
+              <w:t>Usuario General</w:t>
+            </w:r>
+          </w:p>
+        </w:tc>
+      </w:tr>
+      <w:tr>
+        <w:tc>
+          <w:tcPr>
+            <w:cnfStyle w:val="001000000000" w:firstRow="0" w:lastRow="0" w:firstColumn="1" w:lastColumn="0" w:oddVBand="0" w:evenVBand="0" w:oddHBand="0" w:evenHBand="0" w:firstRowFirstColumn="0" w:firstRowLastColumn="0" w:lastRowFirstColumn="0" w:lastRowLastColumn="0"/>
+            <w:tcW w:w="0" w:type="auto"/>
+            <w:hideMark/>
+          </w:tcPr>
+          <w:p>
+            <w:pPr>
+              <w:widowControl/>
+              <w:autoSpaceDE/>
+              <w:autoSpaceDN/>
+              <w:spacing w:before="0" w:after="0"/>
+              <w:jc w:val="left"/>
+              <w:rPr>
+                <w:rFonts w:eastAsia="Times New Roman" w:cs="Arial"/>
+                <w:szCs w:val="24"/>
+                <w:lang w:val="es-EC" w:eastAsia="es-EC"/>
+              </w:rPr>
+            </w:pPr>
+            <w:r>
+              <w:rPr>
+                <w:rFonts w:eastAsia="Times New Roman" w:cs="Arial"/>
+                <w:szCs w:val="24"/>
+                <w:lang w:val="es-EC" w:eastAsia="es-EC"/>
+              </w:rPr>
+              <w:t>RF-04</w:t>
+            </w:r>
+          </w:p>
+        </w:tc>
+        <w:tc>
+          <w:tcPr>
+            <w:tcW w:w="0" w:type="auto"/>
+            <w:hideMark/>
+          </w:tcPr>
+          <w:p>
+            <w:pPr>
+              <w:widowControl/>
+              <w:autoSpaceDE/>
+              <w:autoSpaceDN/>
+              <w:spacing w:before="0" w:after="0"/>
+              <w:jc w:val="left"/>
+              <w:cnfStyle w:val="000000000000" w:firstRow="0" w:lastRow="0" w:firstColumn="0" w:lastColumn="0" w:oddVBand="0" w:evenVBand="0" w:oddHBand="0" w:evenHBand="0" w:firstRowFirstColumn="0" w:firstRowLastColumn="0" w:lastRowFirstColumn="0" w:lastRowLastColumn="0"/>
+              <w:rPr>
+                <w:rFonts w:eastAsia="Times New Roman" w:cs="Arial"/>
+                <w:szCs w:val="24"/>
+                <w:lang w:val="es-EC" w:eastAsia="es-EC"/>
+              </w:rPr>
+            </w:pPr>
+            <w:r>
+              <w:rPr>
+                <w:rFonts w:eastAsia="Times New Roman" w:cs="Arial"/>
+                <w:szCs w:val="24"/>
+                <w:lang w:val="es-EC" w:eastAsia="es-EC"/>
+              </w:rPr>
+              <w:t>El sistema debe validar que los datos ingresados sean numéricos y que no existan campos vacíos antes de procesar cualquier conversión.</w:t>
+            </w:r>
+          </w:p>
+        </w:tc>
+        <w:tc>
+          <w:tcPr>
+            <w:tcW w:w="0" w:type="auto"/>
+            <w:hideMark/>
+          </w:tcPr>
+          <w:p>
+            <w:pPr>
+              <w:widowControl/>
+              <w:autoSpaceDE/>
+              <w:autoSpaceDN/>
+              <w:spacing w:before="0" w:after="0"/>
+              <w:jc w:val="left"/>
+              <w:cnfStyle w:val="000000000000" w:firstRow="0" w:lastRow="0" w:firstColumn="0" w:lastColumn="0" w:oddVBand="0" w:evenVBand="0" w:oddHBand="0" w:evenHBand="0" w:firstRowFirstColumn="0" w:firstRowLastColumn="0" w:lastRowFirstColumn="0" w:lastRowLastColumn="0"/>
+              <w:rPr>
+                <w:rFonts w:eastAsia="Times New Roman" w:cs="Arial"/>
+                <w:szCs w:val="24"/>
+                <w:lang w:val="es-EC" w:eastAsia="es-EC"/>
+              </w:rPr>
+            </w:pPr>
+            <w:r>
+              <w:rPr>
+                <w:rFonts w:eastAsia="Times New Roman" w:cs="Arial"/>
+                <w:szCs w:val="24"/>
+                <w:lang w:val="es-EC" w:eastAsia="es-EC"/>
+              </w:rPr>
+              <w:t>Validación de Datos</w:t>
+            </w:r>
+          </w:p>
+        </w:tc>
+        <w:tc>
+          <w:tcPr>
+            <w:tcW w:w="0" w:type="auto"/>
+            <w:hideMark/>
+          </w:tcPr>
+          <w:p>
+            <w:pPr>
+              <w:widowControl/>
+              <w:autoSpaceDE/>
+              <w:autoSpaceDN/>
+              <w:spacing w:before="0" w:after="0"/>
+              <w:jc w:val="left"/>
+              <w:cnfStyle w:val="000000000000" w:firstRow="0" w:lastRow="0" w:firstColumn="0" w:lastColumn="0" w:oddVBand="0" w:evenVBand="0" w:oddHBand="0" w:evenHBand="0" w:firstRowFirstColumn="0" w:firstRowLastColumn="0" w:lastRowFirstColumn="0" w:lastRowLastColumn="0"/>
+              <w:rPr>
+                <w:rFonts w:eastAsia="Times New Roman" w:cs="Arial"/>
+                <w:szCs w:val="24"/>
+                <w:lang w:val="es-EC" w:eastAsia="es-EC"/>
+              </w:rPr>
+            </w:pPr>
+            <w:r>
+              <w:rPr>
+                <w:rFonts w:eastAsia="Times New Roman" w:cs="Arial"/>
+                <w:szCs w:val="24"/>
+                <w:lang w:val="es-EC" w:eastAsia="es-EC"/>
+              </w:rPr>
+              <w:t>Usuario General</w:t>
+            </w:r>
+          </w:p>
+        </w:tc>
+      </w:tr>
+      <w:tr>
+        <w:trPr>
+          <w:cnfStyle w:val="000000100000" w:firstRow="0" w:lastRow="0" w:firstColumn="0" w:lastColumn="0" w:oddVBand="0" w:evenVBand="0" w:oddHBand="1" w:evenHBand="0" w:firstRowFirstColumn="0" w:firstRowLastColumn="0" w:lastRowFirstColumn="0" w:lastRowLastColumn="0"/>
+        </w:trPr>
+        <w:tc>
+          <w:tcPr>
+            <w:cnfStyle w:val="001000000000" w:firstRow="0" w:lastRow="0" w:firstColumn="1" w:lastColumn="0" w:oddVBand="0" w:evenVBand="0" w:oddHBand="0" w:evenHBand="0" w:firstRowFirstColumn="0" w:firstRowLastColumn="0" w:lastRowFirstColumn="0" w:lastRowLastColumn="0"/>
+            <w:tcW w:w="0" w:type="auto"/>
+            <w:hideMark/>
+          </w:tcPr>
+          <w:p>
+            <w:pPr>
+              <w:widowControl/>
+              <w:autoSpaceDE/>
+              <w:autoSpaceDN/>
+              <w:spacing w:before="0" w:after="0"/>
+              <w:jc w:val="left"/>
+              <w:rPr>
+                <w:rFonts w:eastAsia="Times New Roman" w:cs="Arial"/>
+                <w:szCs w:val="24"/>
+                <w:lang w:val="es-EC" w:eastAsia="es-EC"/>
+              </w:rPr>
+            </w:pPr>
+            <w:r>
+              <w:rPr>
+                <w:rFonts w:eastAsia="Times New Roman" w:cs="Arial"/>
+                <w:szCs w:val="24"/>
+                <w:lang w:val="es-EC" w:eastAsia="es-EC"/>
+              </w:rPr>
+              <w:t>RF-05</w:t>
+            </w:r>
+          </w:p>
+        </w:tc>
+        <w:tc>
+          <w:tcPr>
+            <w:tcW w:w="0" w:type="auto"/>
+            <w:hideMark/>
+          </w:tcPr>
+          <w:p>
+            <w:pPr>
+              <w:widowControl/>
+              <w:autoSpaceDE/>
+              <w:autoSpaceDN/>
+              <w:spacing w:before="0" w:after="0"/>
+              <w:jc w:val="left"/>
+              <w:cnfStyle w:val="000000100000" w:firstRow="0" w:lastRow="0" w:firstColumn="0" w:lastColumn="0" w:oddVBand="0" w:evenVBand="0" w:oddHBand="1" w:evenHBand="0" w:firstRowFirstColumn="0" w:firstRowLastColumn="0" w:lastRowFirstColumn="0" w:lastRowLastColumn="0"/>
+              <w:rPr>
+                <w:rFonts w:eastAsia="Times New Roman" w:cs="Arial"/>
+                <w:szCs w:val="24"/>
+                <w:lang w:val="es-EC" w:eastAsia="es-EC"/>
+              </w:rPr>
+            </w:pPr>
+            <w:r>
+              <w:rPr>
+                <w:rFonts w:eastAsia="Times New Roman" w:cs="Arial"/>
+                <w:szCs w:val="24"/>
+                <w:lang w:val="es-EC" w:eastAsia="es-EC"/>
+              </w:rPr>
+              <w:t>El sistema debe mostrar el resultado de la conversión de forma inmediata, clara y precisa, incluyendo la unidad de destino correspondiente.</w:t>
+            </w:r>
+          </w:p>
+        </w:tc>
+        <w:tc>
+          <w:tcPr>
+            <w:tcW w:w="0" w:type="auto"/>
+            <w:hideMark/>
+          </w:tcPr>
+          <w:p>
+            <w:pPr>
+              <w:widowControl/>
+              <w:autoSpaceDE/>
+              <w:autoSpaceDN/>
+              <w:spacing w:before="0" w:after="0"/>
+              <w:jc w:val="left"/>
+              <w:cnfStyle w:val="000000100000" w:firstRow="0" w:lastRow="0" w:firstColumn="0" w:lastColumn="0" w:oddVBand="0" w:evenVBand="0" w:oddHBand="1" w:evenHBand="0" w:firstRowFirstColumn="0" w:firstRowLastColumn="0" w:lastRowFirstColumn="0" w:lastRowLastColumn="0"/>
+              <w:rPr>
+                <w:rFonts w:eastAsia="Times New Roman" w:cs="Arial"/>
+                <w:szCs w:val="24"/>
+                <w:lang w:val="es-EC" w:eastAsia="es-EC"/>
+              </w:rPr>
+            </w:pPr>
+            <w:r>
+              <w:rPr>
+                <w:rFonts w:eastAsia="Times New Roman" w:cs="Arial"/>
+                <w:szCs w:val="24"/>
+                <w:lang w:val="es-EC" w:eastAsia="es-EC"/>
+              </w:rPr>
+              <w:t>Mostrar Resultado</w:t>
+            </w:r>
+          </w:p>
+        </w:tc>
+        <w:tc>
+          <w:tcPr>
+            <w:tcW w:w="0" w:type="auto"/>
+            <w:hideMark/>
+          </w:tcPr>
+          <w:p>
+            <w:pPr>
+              <w:widowControl/>
+              <w:autoSpaceDE/>
+              <w:autoSpaceDN/>
+              <w:spacing w:before="0" w:after="0"/>
+              <w:jc w:val="left"/>
+              <w:cnfStyle w:val="000000100000" w:firstRow="0" w:lastRow="0" w:firstColumn="0" w:lastColumn="0" w:oddVBand="0" w:evenVBand="0" w:oddHBand="1" w:evenHBand="0" w:firstRowFirstColumn="0" w:firstRowLastColumn="0" w:lastRowFirstColumn="0" w:lastRowLastColumn="0"/>
+              <w:rPr>
+                <w:rFonts w:eastAsia="Times New Roman" w:cs="Arial"/>
+                <w:szCs w:val="24"/>
+                <w:lang w:val="es-EC" w:eastAsia="es-EC"/>
+              </w:rPr>
+            </w:pPr>
+            <w:r>
+              <w:rPr>
+                <w:rFonts w:eastAsia="Times New Roman" w:cs="Arial"/>
+                <w:szCs w:val="24"/>
+                <w:lang w:val="es-EC" w:eastAsia="es-EC"/>
+              </w:rPr>
+              <w:t>Usuario General</w:t>
+            </w:r>
+          </w:p>
+        </w:tc>
+      </w:tr>
+      <w:tr>
+        <w:tc>
+          <w:tcPr>
+            <w:cnfStyle w:val="001000000000" w:firstRow="0" w:lastRow="0" w:firstColumn="1" w:lastColumn="0" w:oddVBand="0" w:evenVBand="0" w:oddHBand="0" w:evenHBand="0" w:firstRowFirstColumn="0" w:firstRowLastColumn="0" w:lastRowFirstColumn="0" w:lastRowLastColumn="0"/>
+            <w:tcW w:w="0" w:type="auto"/>
+            <w:hideMark/>
+          </w:tcPr>
+          <w:p>
+            <w:pPr>
+              <w:widowControl/>
+              <w:autoSpaceDE/>
+              <w:autoSpaceDN/>
+              <w:spacing w:before="0" w:after="0"/>
+              <w:jc w:val="left"/>
+              <w:rPr>
+                <w:rFonts w:eastAsia="Times New Roman" w:cs="Arial"/>
+                <w:szCs w:val="24"/>
+                <w:lang w:val="es-EC" w:eastAsia="es-EC"/>
+              </w:rPr>
+            </w:pPr>
+            <w:r>
+              <w:rPr>
+                <w:rFonts w:eastAsia="Times New Roman" w:cs="Arial"/>
+                <w:szCs w:val="24"/>
+                <w:lang w:val="es-EC" w:eastAsia="es-EC"/>
+              </w:rPr>
+              <w:t>RF-06</w:t>
+            </w:r>
+          </w:p>
+        </w:tc>
+        <w:tc>
+          <w:tcPr>
+            <w:tcW w:w="0" w:type="auto"/>
+            <w:hideMark/>
+          </w:tcPr>
+          <w:p>
+            <w:pPr>
+              <w:widowControl/>
+              <w:autoSpaceDE/>
+              <w:autoSpaceDN/>
+              <w:spacing w:before="0" w:after="0"/>
+              <w:jc w:val="left"/>
+              <w:cnfStyle w:val="000000000000" w:firstRow="0" w:lastRow="0" w:firstColumn="0" w:lastColumn="0" w:oddVBand="0" w:evenVBand="0" w:oddHBand="0" w:evenHBand="0" w:firstRowFirstColumn="0" w:firstRowLastColumn="0" w:lastRowFirstColumn="0" w:lastRowLastColumn="0"/>
+              <w:rPr>
+                <w:rFonts w:eastAsia="Times New Roman" w:cs="Arial"/>
+                <w:szCs w:val="24"/>
+                <w:lang w:val="es-EC" w:eastAsia="es-EC"/>
+              </w:rPr>
+            </w:pPr>
+            <w:r>
+              <w:rPr>
+                <w:rFonts w:eastAsia="Times New Roman" w:cs="Arial"/>
+                <w:szCs w:val="24"/>
+                <w:lang w:val="es-EC" w:eastAsia="es-EC"/>
+              </w:rPr>
+              <w:t>El sistema debe permitir seleccionar el tipo de conversión (longitud, masa o temperatura) antes de ejecutar el cálculo solicitado.</w:t>
+            </w:r>
+          </w:p>
+        </w:tc>
+        <w:tc>
+          <w:tcPr>
+            <w:tcW w:w="0" w:type="auto"/>
+            <w:hideMark/>
+          </w:tcPr>
+          <w:p>
+            <w:pPr>
+              <w:widowControl/>
+              <w:autoSpaceDE/>
+              <w:autoSpaceDN/>
+              <w:spacing w:before="0" w:after="0"/>
+              <w:jc w:val="left"/>
+              <w:cnfStyle w:val="000000000000" w:firstRow="0" w:lastRow="0" w:firstColumn="0" w:lastColumn="0" w:oddVBand="0" w:evenVBand="0" w:oddHBand="0" w:evenHBand="0" w:firstRowFirstColumn="0" w:firstRowLastColumn="0" w:lastRowFirstColumn="0" w:lastRowLastColumn="0"/>
+              <w:rPr>
+                <w:rFonts w:eastAsia="Times New Roman" w:cs="Arial"/>
+                <w:szCs w:val="24"/>
+                <w:lang w:val="es-EC" w:eastAsia="es-EC"/>
+              </w:rPr>
+            </w:pPr>
+            <w:r>
+              <w:rPr>
+                <w:rFonts w:eastAsia="Times New Roman" w:cs="Arial"/>
+                <w:szCs w:val="24"/>
+                <w:lang w:val="es-EC" w:eastAsia="es-EC"/>
+              </w:rPr>
+              <w:t>Selección de Conversión</w:t>
+            </w:r>
+          </w:p>
+        </w:tc>
+        <w:tc>
+          <w:tcPr>
+            <w:tcW w:w="0" w:type="auto"/>
+            <w:hideMark/>
+          </w:tcPr>
+          <w:p>
+            <w:pPr>
+              <w:widowControl/>
+              <w:autoSpaceDE/>
+              <w:autoSpaceDN/>
+              <w:spacing w:before="0" w:after="0"/>
+              <w:jc w:val="left"/>
+              <w:cnfStyle w:val="000000000000" w:firstRow="0" w:lastRow="0" w:firstColumn="0" w:lastColumn="0" w:oddVBand="0" w:evenVBand="0" w:oddHBand="0" w:evenHBand="0" w:firstRowFirstColumn="0" w:firstRowLastColumn="0" w:lastRowFirstColumn="0" w:lastRowLastColumn="0"/>
+              <w:rPr>
+                <w:rFonts w:eastAsia="Times New Roman" w:cs="Arial"/>
+                <w:szCs w:val="24"/>
+                <w:lang w:val="es-EC" w:eastAsia="es-EC"/>
+              </w:rPr>
+            </w:pPr>
+            <w:r>
+              <w:rPr>
+                <w:rFonts w:eastAsia="Times New Roman" w:cs="Arial"/>
+                <w:szCs w:val="24"/>
+                <w:lang w:val="es-EC" w:eastAsia="es-EC"/>
+              </w:rPr>
+              <w:t>Usuario General</w:t>
+            </w:r>
+          </w:p>
+        </w:tc>
+      </w:tr>
+      <w:tr>
+        <w:trPr>
+          <w:cnfStyle w:val="000000100000" w:firstRow="0" w:lastRow="0" w:firstColumn="0" w:lastColumn="0" w:oddVBand="0" w:evenVBand="0" w:oddHBand="1" w:evenHBand="0" w:firstRowFirstColumn="0" w:firstRowLastColumn="0" w:lastRowFirstColumn="0" w:lastRowLastColumn="0"/>
+        </w:trPr>
+        <w:tc>
+          <w:tcPr>
+            <w:cnfStyle w:val="001000000000" w:firstRow="0" w:lastRow="0" w:firstColumn="1" w:lastColumn="0" w:oddVBand="0" w:evenVBand="0" w:oddHBand="0" w:evenHBand="0" w:firstRowFirstColumn="0" w:firstRowLastColumn="0" w:lastRowFirstColumn="0" w:lastRowLastColumn="0"/>
+            <w:tcW w:w="0" w:type="auto"/>
+            <w:hideMark/>
+          </w:tcPr>
+          <w:p>
+            <w:pPr>
+              <w:widowControl/>
+              <w:autoSpaceDE/>
+              <w:autoSpaceDN/>
+              <w:spacing w:before="0" w:after="0"/>
+              <w:jc w:val="left"/>
+              <w:rPr>
+                <w:rFonts w:eastAsia="Times New Roman" w:cs="Arial"/>
+                <w:szCs w:val="24"/>
+                <w:lang w:val="es-EC" w:eastAsia="es-EC"/>
+              </w:rPr>
+            </w:pPr>
+            <w:r>
+              <w:rPr>
+                <w:rFonts w:eastAsia="Times New Roman" w:cs="Arial"/>
+                <w:szCs w:val="24"/>
+                <w:lang w:val="es-EC" w:eastAsia="es-EC"/>
+              </w:rPr>
+              <w:t>RF-07</w:t>
+            </w:r>
+          </w:p>
+        </w:tc>
+        <w:tc>
+          <w:tcPr>
+            <w:tcW w:w="0" w:type="auto"/>
+            <w:hideMark/>
+          </w:tcPr>
+          <w:p>
+            <w:pPr>
+              <w:widowControl/>
+              <w:autoSpaceDE/>
+              <w:autoSpaceDN/>
+              <w:spacing w:before="0" w:after="0"/>
+              <w:jc w:val="left"/>
+              <w:cnfStyle w:val="000000100000" w:firstRow="0" w:lastRow="0" w:firstColumn="0" w:lastColumn="0" w:oddVBand="0" w:evenVBand="0" w:oddHBand="1" w:evenHBand="0" w:firstRowFirstColumn="0" w:firstRowLastColumn="0" w:lastRowFirstColumn="0" w:lastRowLastColumn="0"/>
+              <w:rPr>
+                <w:rFonts w:eastAsia="Times New Roman" w:cs="Arial"/>
+                <w:szCs w:val="24"/>
+                <w:lang w:val="es-EC" w:eastAsia="es-EC"/>
+              </w:rPr>
+            </w:pPr>
+            <w:r>
+              <w:rPr>
+                <w:rFonts w:eastAsia="Times New Roman" w:cs="Arial"/>
+                <w:szCs w:val="24"/>
+                <w:lang w:val="es-EC" w:eastAsia="es-EC"/>
+              </w:rPr>
+              <w:t>El sistema debe garantizar precisión matemática en los resultados de conversión, evitando errores de redondeo significativos.</w:t>
+            </w:r>
+          </w:p>
+        </w:tc>
+        <w:tc>
+          <w:tcPr>
+            <w:tcW w:w="0" w:type="auto"/>
+            <w:hideMark/>
+          </w:tcPr>
+          <w:p>
+            <w:pPr>
+              <w:widowControl/>
+              <w:autoSpaceDE/>
+              <w:autoSpaceDN/>
+              <w:spacing w:before="0" w:after="0"/>
+              <w:jc w:val="left"/>
+              <w:cnfStyle w:val="000000100000" w:firstRow="0" w:lastRow="0" w:firstColumn="0" w:lastColumn="0" w:oddVBand="0" w:evenVBand="0" w:oddHBand="1" w:evenHBand="0" w:firstRowFirstColumn="0" w:firstRowLastColumn="0" w:lastRowFirstColumn="0" w:lastRowLastColumn="0"/>
+              <w:rPr>
+                <w:rFonts w:eastAsia="Times New Roman" w:cs="Arial"/>
+                <w:szCs w:val="24"/>
+                <w:lang w:val="es-EC" w:eastAsia="es-EC"/>
+              </w:rPr>
+            </w:pPr>
+            <w:r>
+              <w:rPr>
+                <w:rFonts w:eastAsia="Times New Roman" w:cs="Arial"/>
+                <w:szCs w:val="24"/>
+                <w:lang w:val="es-EC" w:eastAsia="es-EC"/>
+              </w:rPr>
+              <w:t>Precisión de Cálculo</w:t>
+            </w:r>
+          </w:p>
+        </w:tc>
+        <w:tc>
+          <w:tcPr>
+            <w:tcW w:w="0" w:type="auto"/>
+            <w:hideMark/>
+          </w:tcPr>
+          <w:p>
+            <w:pPr>
+              <w:widowControl/>
+              <w:autoSpaceDE/>
+              <w:autoSpaceDN/>
+              <w:spacing w:before="0" w:after="0"/>
+              <w:jc w:val="left"/>
+              <w:cnfStyle w:val="000000100000" w:firstRow="0" w:lastRow="0" w:firstColumn="0" w:lastColumn="0" w:oddVBand="0" w:evenVBand="0" w:oddHBand="1" w:evenHBand="0" w:firstRowFirstColumn="0" w:firstRowLastColumn="0" w:lastRowFirstColumn="0" w:lastRowLastColumn="0"/>
+              <w:rPr>
+                <w:rFonts w:eastAsia="Times New Roman" w:cs="Arial"/>
+                <w:szCs w:val="24"/>
+                <w:lang w:val="es-EC" w:eastAsia="es-EC"/>
+              </w:rPr>
+            </w:pPr>
+            <w:r>
+              <w:rPr>
+                <w:rFonts w:eastAsia="Times New Roman" w:cs="Arial"/>
+                <w:szCs w:val="24"/>
+                <w:lang w:val="es-EC" w:eastAsia="es-EC"/>
+              </w:rPr>
+              <w:t>Usuario General</w:t>
+            </w:r>
+          </w:p>
+        </w:tc>
+      </w:tr>
+      <w:tr>
+        <w:tc>
+          <w:tcPr>
+            <w:cnfStyle w:val="001000000000" w:firstRow="0" w:lastRow="0" w:firstColumn="1" w:lastColumn="0" w:oddVBand="0" w:evenVBand="0" w:oddHBand="0" w:evenHBand="0" w:firstRowFirstColumn="0" w:firstRowLastColumn="0" w:lastRowFirstColumn="0" w:lastRowLastColumn="0"/>
+            <w:tcW w:w="0" w:type="auto"/>
+            <w:hideMark/>
+          </w:tcPr>
+          <w:p>
+            <w:pPr>
+              <w:widowControl/>
+              <w:autoSpaceDE/>
+              <w:autoSpaceDN/>
+              <w:spacing w:before="0" w:after="0"/>
+              <w:jc w:val="left"/>
+              <w:rPr>
+                <w:rFonts w:eastAsia="Times New Roman" w:cs="Arial"/>
+                <w:szCs w:val="24"/>
+                <w:lang w:val="es-EC" w:eastAsia="es-EC"/>
+              </w:rPr>
+            </w:pPr>
+            <w:r>
+              <w:rPr>
+                <w:rFonts w:eastAsia="Times New Roman" w:cs="Arial"/>
+                <w:szCs w:val="24"/>
+                <w:lang w:val="es-EC" w:eastAsia="es-EC"/>
+              </w:rPr>
+              <w:t>RF-08</w:t>
+            </w:r>
+          </w:p>
+        </w:tc>
+        <w:tc>
+          <w:tcPr>
+            <w:tcW w:w="0" w:type="auto"/>
+            <w:hideMark/>
+          </w:tcPr>
+          <w:p>
+            <w:pPr>
+              <w:widowControl/>
+              <w:autoSpaceDE/>
+              <w:autoSpaceDN/>
+              <w:spacing w:before="0" w:after="0"/>
+              <w:jc w:val="left"/>
+              <w:cnfStyle w:val="000000000000" w:firstRow="0" w:lastRow="0" w:firstColumn="0" w:lastColumn="0" w:oddVBand="0" w:evenVBand="0" w:oddHBand="0" w:evenHBand="0" w:firstRowFirstColumn="0" w:firstRowLastColumn="0" w:lastRowFirstColumn="0" w:lastRowLastColumn="0"/>
+              <w:rPr>
+                <w:rFonts w:eastAsia="Times New Roman" w:cs="Arial"/>
+                <w:szCs w:val="24"/>
+                <w:lang w:val="es-EC" w:eastAsia="es-EC"/>
+              </w:rPr>
+            </w:pPr>
+            <w:r>
+              <w:rPr>
+                <w:rFonts w:eastAsia="Times New Roman" w:cs="Arial"/>
+                <w:szCs w:val="24"/>
+                <w:lang w:val="es-EC" w:eastAsia="es-EC"/>
+              </w:rPr>
+              <w:t>El sistema debe permitir que múltiples clientes (consola, escritorio, web y móvil) consuman la misma lógica centralizada de conversión mediante servicios SOAP.</w:t>
+            </w:r>
+          </w:p>
+        </w:tc>
+        <w:tc>
+          <w:tcPr>
+            <w:tcW w:w="0" w:type="auto"/>
+            <w:hideMark/>
+          </w:tcPr>
+          <w:p>
+            <w:pPr>
+              <w:widowControl/>
+              <w:autoSpaceDE/>
+              <w:autoSpaceDN/>
+              <w:spacing w:before="0" w:after="0"/>
+              <w:jc w:val="left"/>
+              <w:cnfStyle w:val="000000000000" w:firstRow="0" w:lastRow="0" w:firstColumn="0" w:lastColumn="0" w:oddVBand="0" w:evenVBand="0" w:oddHBand="0" w:evenHBand="0" w:firstRowFirstColumn="0" w:firstRowLastColumn="0" w:lastRowFirstColumn="0" w:lastRowLastColumn="0"/>
+              <w:rPr>
+                <w:rFonts w:eastAsia="Times New Roman" w:cs="Arial"/>
+                <w:szCs w:val="24"/>
+                <w:lang w:val="es-EC" w:eastAsia="es-EC"/>
+              </w:rPr>
+            </w:pPr>
+            <w:r>
+              <w:rPr>
+                <w:rFonts w:eastAsia="Times New Roman" w:cs="Arial"/>
+                <w:szCs w:val="24"/>
+                <w:lang w:val="es-EC" w:eastAsia="es-EC"/>
+              </w:rPr>
+              <w:t>Consumo de Servicios SOAP</w:t>
+            </w:r>
+          </w:p>
+        </w:tc>
+        <w:tc>
+          <w:tcPr>
+            <w:tcW w:w="0" w:type="auto"/>
+            <w:hideMark/>
+          </w:tcPr>
+          <w:p>
+            <w:pPr>
+              <w:widowControl/>
+              <w:autoSpaceDE/>
+              <w:autoSpaceDN/>
+              <w:spacing w:before="0" w:after="0"/>
+              <w:jc w:val="left"/>
+              <w:cnfStyle w:val="000000000000" w:firstRow="0" w:lastRow="0" w:firstColumn="0" w:lastColumn="0" w:oddVBand="0" w:evenVBand="0" w:oddHBand="0" w:evenHBand="0" w:firstRowFirstColumn="0" w:firstRowLastColumn="0" w:lastRowFirstColumn="0" w:lastRowLastColumn="0"/>
+              <w:rPr>
+                <w:rFonts w:eastAsia="Times New Roman" w:cs="Arial"/>
+                <w:szCs w:val="24"/>
+                <w:lang w:val="es-EC" w:eastAsia="es-EC"/>
+              </w:rPr>
+            </w:pPr>
+            <w:r>
+              <w:rPr>
+                <w:rFonts w:eastAsia="Times New Roman" w:cs="Arial"/>
+                <w:szCs w:val="24"/>
+                <w:lang w:val="es-EC" w:eastAsia="es-EC"/>
+              </w:rPr>
+              <w:t>Usuario General</w:t>
+            </w:r>
+          </w:p>
+        </w:tc>
+      </w:tr>
+      <w:tr>
+        <w:trPr>
+          <w:cnfStyle w:val="000000100000" w:firstRow="0" w:lastRow="0" w:firstColumn="0" w:lastColumn="0" w:oddVBand="0" w:evenVBand="0" w:oddHBand="1" w:evenHBand="0" w:firstRowFirstColumn="0" w:firstRowLastColumn="0" w:lastRowFirstColumn="0" w:lastRowLastColumn="0"/>
+        </w:trPr>
+        <w:tc>
+          <w:tcPr>
+            <w:cnfStyle w:val="001000000000" w:firstRow="0" w:lastRow="0" w:firstColumn="1" w:lastColumn="0" w:oddVBand="0" w:evenVBand="0" w:oddHBand="0" w:evenHBand="0" w:firstRowFirstColumn="0" w:firstRowLastColumn="0" w:lastRowFirstColumn="0" w:lastRowLastColumn="0"/>
+            <w:tcW w:w="0" w:type="auto"/>
+            <w:hideMark/>
+          </w:tcPr>
+          <w:p>
+            <w:pPr>
+              <w:widowControl/>
+              <w:autoSpaceDE/>
+              <w:autoSpaceDN/>
+              <w:spacing w:before="0" w:after="0"/>
+              <w:jc w:val="left"/>
+              <w:rPr>
+                <w:rFonts w:eastAsia="Times New Roman" w:cs="Arial"/>
+                <w:szCs w:val="24"/>
+                <w:lang w:val="es-EC" w:eastAsia="es-EC"/>
+              </w:rPr>
+            </w:pPr>
+            <w:bookmarkStart w:id="57" w:name="_GoBack" w:colFirst="3" w:colLast="3"/>
+            <w:r>
+              <w:rPr>
+                <w:rFonts w:eastAsia="Times New Roman" w:cs="Arial"/>
+                <w:szCs w:val="24"/>
+                <w:lang w:val="es-EC" w:eastAsia="es-EC"/>
+              </w:rPr>
+              <w:t>RF-09</w:t>
+            </w:r>
+          </w:p>
+        </w:tc>
+        <w:tc>
+          <w:tcPr>
+            <w:tcW w:w="0" w:type="auto"/>
+            <w:hideMark/>
+          </w:tcPr>
+          <w:p>
+            <w:pPr>
+              <w:widowControl/>
+              <w:autoSpaceDE/>
+              <w:autoSpaceDN/>
+              <w:spacing w:before="0" w:after="0"/>
+              <w:jc w:val="left"/>
+              <w:cnfStyle w:val="000000100000" w:firstRow="0" w:lastRow="0" w:firstColumn="0" w:lastColumn="0" w:oddVBand="0" w:evenVBand="0" w:oddHBand="1" w:evenHBand="0" w:firstRowFirstColumn="0" w:firstRowLastColumn="0" w:lastRowFirstColumn="0" w:lastRowLastColumn="0"/>
+              <w:rPr>
+                <w:rFonts w:eastAsia="Times New Roman" w:cs="Arial"/>
+                <w:szCs w:val="24"/>
+                <w:lang w:val="es-EC" w:eastAsia="es-EC"/>
+              </w:rPr>
+            </w:pPr>
+            <w:r>
+              <w:rPr>
+                <w:rFonts w:eastAsia="Times New Roman" w:cs="Arial"/>
+                <w:szCs w:val="24"/>
+                <w:lang w:val="es-EC" w:eastAsia="es-EC"/>
+              </w:rPr>
+              <w:t>El sistema debe permitir autenticación básica mediante usuario y contraseña para controlar el acceso a los clientes del sistema.</w:t>
+            </w:r>
+          </w:p>
+        </w:tc>
+        <w:tc>
+          <w:tcPr>
+            <w:tcW w:w="0" w:type="auto"/>
+            <w:hideMark/>
+          </w:tcPr>
+          <w:p>
+            <w:pPr>
+              <w:widowControl/>
+              <w:autoSpaceDE/>
+              <w:autoSpaceDN/>
+              <w:spacing w:before="0" w:after="0"/>
+              <w:jc w:val="left"/>
+              <w:cnfStyle w:val="000000100000" w:firstRow="0" w:lastRow="0" w:firstColumn="0" w:lastColumn="0" w:oddVBand="0" w:evenVBand="0" w:oddHBand="1" w:evenHBand="0" w:firstRowFirstColumn="0" w:firstRowLastColumn="0" w:lastRowFirstColumn="0" w:lastRowLastColumn="0"/>
+              <w:rPr>
+                <w:rFonts w:eastAsia="Times New Roman" w:cs="Arial"/>
+                <w:szCs w:val="24"/>
+                <w:lang w:val="es-EC" w:eastAsia="es-EC"/>
+              </w:rPr>
+            </w:pPr>
+            <w:r>
+              <w:rPr>
+                <w:rFonts w:eastAsia="Times New Roman" w:cs="Arial"/>
+                <w:szCs w:val="24"/>
+                <w:lang w:val="es-EC" w:eastAsia="es-EC"/>
+              </w:rPr>
+              <w:t>Inicio de Sesión</w:t>
+            </w:r>
+          </w:p>
+        </w:tc>
+        <w:tc>
+          <w:tcPr>
+            <w:tcW w:w="0" w:type="auto"/>
+            <w:hideMark/>
+          </w:tcPr>
+          <w:p>
+            <w:pPr>
+              <w:widowControl/>
+              <w:autoSpaceDE/>
+              <w:autoSpaceDN/>
+              <w:spacing w:before="0" w:after="0"/>
+              <w:jc w:val="left"/>
+              <w:cnfStyle w:val="000000100000" w:firstRow="0" w:lastRow="0" w:firstColumn="0" w:lastColumn="0" w:oddVBand="0" w:evenVBand="0" w:oddHBand="1" w:evenHBand="0" w:firstRowFirstColumn="0" w:firstRowLastColumn="0" w:lastRowFirstColumn="0" w:lastRowLastColumn="0"/>
+              <w:rPr>
+                <w:rFonts w:eastAsia="Times New Roman" w:cs="Arial"/>
+                <w:szCs w:val="24"/>
+                <w:lang w:val="es-EC" w:eastAsia="es-EC"/>
+              </w:rPr>
+            </w:pPr>
+            <w:r>
+              <w:rPr>
+                <w:rFonts w:eastAsia="Times New Roman" w:cs="Arial"/>
+                <w:szCs w:val="24"/>
+                <w:lang w:val="es-EC" w:eastAsia="es-EC"/>
+              </w:rPr>
+              <w:t>Usuario General</w:t>
+            </w:r>
+          </w:p>
+        </w:tc>
+      </w:tr>
+      <w:bookmarkEnd w:id="57"/>
+    </w:tbl>
+    <w:p/>
+    <w:p>
+      <w:pPr>
+        <w:pStyle w:val="Ttulo3"/>
+      </w:pPr>
+      <w:bookmarkStart w:id="58" w:name="_Toc229416167"/>
+      <w:r>
+        <w:t>8.2.5 Requisitos Funcionales</w:t>
+      </w:r>
+      <w:bookmarkEnd w:id="58"/>
+    </w:p>
+    <w:p>
+      <w:r>
+        <w:t>Para el sistema de conversión de unidades de longitud, masa y temperatura se han identificado los siguie</w:t>
+      </w:r>
+      <w:r>
+        <w:t>ntes requerimientos funcionales</w:t>
+      </w:r>
+      <w:r>
+        <w:t>:</w:t>
+      </w:r>
     </w:p>
     <w:p>
       <w:pPr>
         <w:pStyle w:val="Descripcin"/>
         <w:keepNext/>
-        <w:rPr>
-          <w:rFonts w:cs="Arial"/>
-        </w:rPr>
-      </w:pPr>
-      <w:bookmarkStart w:id="55" w:name="_Toc221056221"/>
-      <w:r>
-        <w:rPr>
-          <w:rFonts w:cs="Arial"/>
-        </w:rPr>
+      </w:pPr>
+      <w:bookmarkStart w:id="59" w:name="_Toc221056225"/>
+      <w:r>
         <w:t xml:space="preserve">Tabla </w:t>
       </w:r>
       <w:r>
-        <w:rPr>
-          <w:rFonts w:cs="Arial"/>
-        </w:rPr>
         <w:fldChar w:fldCharType="begin"/>
       </w:r>
       <w:r>
-        <w:rPr>
-          <w:rFonts w:cs="Arial"/>
-        </w:rPr>
         <w:instrText xml:space="preserve"> SEQ Tabla \* ARABIC </w:instrText>
       </w:r>
       <w:r>
-        <w:rPr>
-          <w:rFonts w:cs="Arial"/>
-        </w:rPr>
         <w:fldChar w:fldCharType="separate"/>
       </w:r>
       <w:r>
         <w:rPr>
-          <w:rFonts w:cs="Arial"/>
           <w:noProof/>
         </w:rPr>
-        <w:t>15</w:t>
-      </w:r>
-      <w:r>
-        <w:rPr>
-          <w:rFonts w:cs="Arial"/>
-        </w:rPr>
+        <w:t>19</w:t>
+      </w:r>
+      <w:r>
         <w:fldChar w:fldCharType="end"/>
       </w:r>
       <w:r>
-        <w:rPr>
-          <w:rFonts w:cs="Arial"/>
-        </w:rPr>
         <w:t xml:space="preserve">. </w:t>
       </w:r>
-      <w:bookmarkEnd w:id="55"/>
-      <w:r>
-        <w:rPr>
-          <w:rFonts w:cs="Arial"/>
-        </w:rPr>
-        <w:t>Actor Docente</w:t>
+      <w:bookmarkEnd w:id="59"/>
+      <w:r>
+        <w:t>Gestionar Conversión de Longitud</w:t>
+      </w:r>
+    </w:p>
+    <w:p>
+      <w:pPr>
+        <w:pStyle w:val="Descripcin"/>
+        <w:rPr>
+          <w:b/>
+          <w:i w:val="0"/>
+          <w:color w:val="5F497A" w:themeColor="accent4" w:themeShade="BF"/>
+          <w:sz w:val="24"/>
+          <w:lang w:val="es-EC"/>
+        </w:rPr>
+      </w:pPr>
+      <w:r>
+        <w:rPr>
+          <w:b/>
+          <w:i w:val="0"/>
+          <w:color w:val="5F497A" w:themeColor="accent4" w:themeShade="BF"/>
+          <w:sz w:val="24"/>
+        </w:rPr>
+        <w:t>RQF-001 | Conversión de Longitud</w:t>
       </w:r>
     </w:p>
     <w:tbl>
@@ -27255,13 +28541,14 @@
                 <w:lang w:val="es-EC" w:eastAsia="es-EC"/>
               </w:rPr>
             </w:pPr>
-            <w:r>
-              <w:rPr>
-                <w:rFonts w:eastAsia="Times New Roman" w:cs="Arial"/>
-                <w:szCs w:val="24"/>
-                <w:lang w:val="es-EC" w:eastAsia="es-EC"/>
-              </w:rPr>
-              <w:t>Código</w:t>
+            <w:bookmarkStart w:id="60" w:name="_Toc221056226"/>
+            <w:r>
+              <w:rPr>
+                <w:rFonts w:eastAsia="Times New Roman" w:cs="Arial"/>
+                <w:szCs w:val="24"/>
+                <w:lang w:val="es-EC" w:eastAsia="es-EC"/>
+              </w:rPr>
+              <w:t>Campo</w:t>
             </w:r>
           </w:p>
         </w:tc>
@@ -27290,7 +28577,7 @@
                 <w:szCs w:val="24"/>
                 <w:lang w:val="es-EC" w:eastAsia="es-EC"/>
               </w:rPr>
-              <w:t>ACT-002</w:t>
+              <w:t>Descripción</w:t>
             </w:r>
           </w:p>
         </w:tc>
@@ -27324,7 +28611,7 @@
                 <w:szCs w:val="24"/>
                 <w:lang w:val="es-EC" w:eastAsia="es-EC"/>
               </w:rPr>
-              <w:t>Nombre</w:t>
+              <w:t>Descripción</w:t>
             </w:r>
           </w:p>
         </w:tc>
@@ -27353,7 +28640,7 @@
                 <w:szCs w:val="24"/>
                 <w:lang w:val="es-EC" w:eastAsia="es-EC"/>
               </w:rPr>
-              <w:t>Docente</w:t>
+              <w:t>El sistema debe permitir recibir un valor numérico y realizar conversiones entre unidades de longitud como metros, kilómetros, centímetros, milímetros, pulgadas, pies y millas mediante el servicio SOAP centralizado. El usuario selecciona la unidad de origen y destino para obtener el resultado inmediato.</w:t>
             </w:r>
           </w:p>
         </w:tc>
@@ -27384,7 +28671,7 @@
                 <w:szCs w:val="24"/>
                 <w:lang w:val="es-EC" w:eastAsia="es-EC"/>
               </w:rPr>
-              <w:t>Descripción</w:t>
+              <w:t>Objetivo</w:t>
             </w:r>
           </w:p>
         </w:tc>
@@ -27413,7 +28700,7 @@
                 <w:szCs w:val="24"/>
                 <w:lang w:val="es-EC" w:eastAsia="es-EC"/>
               </w:rPr>
-              <w:t>Usuario que utiliza el sistema como herramienta de apoyo educativo para explicar conversiones de unidades, validar resultados y demostrar procesos matemáticos relacionados con longitud, masa y temperatura.</w:t>
+              <w:t>OBJ-001</w:t>
             </w:r>
           </w:p>
         </w:tc>
@@ -27447,7 +28734,7 @@
                 <w:szCs w:val="24"/>
                 <w:lang w:val="es-EC" w:eastAsia="es-EC"/>
               </w:rPr>
-              <w:t>Comentarios</w:t>
+              <w:t>Importancia</w:t>
             </w:r>
           </w:p>
         </w:tc>
@@ -27476,7 +28763,190 @@
                 <w:szCs w:val="24"/>
                 <w:lang w:val="es-EC" w:eastAsia="es-EC"/>
               </w:rPr>
-              <w:t>Facilita el aprendizaje de los estudiantes mediante ejemplos prácticos y demostraciones realizadas desde las diferentes interfaces del sistema.</w:t>
+              <w:t>Alta</w:t>
+            </w:r>
+          </w:p>
+        </w:tc>
+      </w:tr>
+      <w:tr>
+        <w:tc>
+          <w:tcPr>
+            <w:cnfStyle w:val="001000000000" w:firstRow="0" w:lastRow="0" w:firstColumn="1" w:lastColumn="0" w:oddVBand="0" w:evenVBand="0" w:oddHBand="0" w:evenHBand="0" w:firstRowFirstColumn="0" w:firstRowLastColumn="0" w:lastRowFirstColumn="0" w:lastRowLastColumn="0"/>
+            <w:tcW w:w="0" w:type="auto"/>
+            <w:hideMark/>
+          </w:tcPr>
+          <w:p>
+            <w:pPr>
+              <w:widowControl/>
+              <w:autoSpaceDE/>
+              <w:autoSpaceDN/>
+              <w:spacing w:before="0" w:after="0"/>
+              <w:jc w:val="left"/>
+              <w:rPr>
+                <w:rFonts w:eastAsia="Times New Roman" w:cs="Arial"/>
+                <w:szCs w:val="24"/>
+                <w:lang w:val="es-EC" w:eastAsia="es-EC"/>
+              </w:rPr>
+            </w:pPr>
+            <w:r>
+              <w:rPr>
+                <w:rFonts w:eastAsia="Times New Roman" w:cs="Arial"/>
+                <w:szCs w:val="24"/>
+                <w:lang w:val="es-EC" w:eastAsia="es-EC"/>
+              </w:rPr>
+              <w:t>Estado</w:t>
+            </w:r>
+          </w:p>
+        </w:tc>
+        <w:tc>
+          <w:tcPr>
+            <w:tcW w:w="0" w:type="auto"/>
+            <w:hideMark/>
+          </w:tcPr>
+          <w:p>
+            <w:pPr>
+              <w:widowControl/>
+              <w:autoSpaceDE/>
+              <w:autoSpaceDN/>
+              <w:spacing w:before="0" w:after="0"/>
+              <w:jc w:val="left"/>
+              <w:cnfStyle w:val="000000000000" w:firstRow="0" w:lastRow="0" w:firstColumn="0" w:lastColumn="0" w:oddVBand="0" w:evenVBand="0" w:oddHBand="0" w:evenHBand="0" w:firstRowFirstColumn="0" w:firstRowLastColumn="0" w:lastRowFirstColumn="0" w:lastRowLastColumn="0"/>
+              <w:rPr>
+                <w:rFonts w:eastAsia="Times New Roman" w:cs="Arial"/>
+                <w:szCs w:val="24"/>
+                <w:lang w:val="es-EC" w:eastAsia="es-EC"/>
+              </w:rPr>
+            </w:pPr>
+            <w:r>
+              <w:rPr>
+                <w:rFonts w:eastAsia="Times New Roman" w:cs="Arial"/>
+                <w:szCs w:val="24"/>
+                <w:lang w:val="es-EC" w:eastAsia="es-EC"/>
+              </w:rPr>
+              <w:t>Aprobado</w:t>
+            </w:r>
+          </w:p>
+        </w:tc>
+      </w:tr>
+      <w:tr>
+        <w:trPr>
+          <w:cnfStyle w:val="000000100000" w:firstRow="0" w:lastRow="0" w:firstColumn="0" w:lastColumn="0" w:oddVBand="0" w:evenVBand="0" w:oddHBand="1" w:evenHBand="0" w:firstRowFirstColumn="0" w:firstRowLastColumn="0" w:lastRowFirstColumn="0" w:lastRowLastColumn="0"/>
+        </w:trPr>
+        <w:tc>
+          <w:tcPr>
+            <w:cnfStyle w:val="001000000000" w:firstRow="0" w:lastRow="0" w:firstColumn="1" w:lastColumn="0" w:oddVBand="0" w:evenVBand="0" w:oddHBand="0" w:evenHBand="0" w:firstRowFirstColumn="0" w:firstRowLastColumn="0" w:lastRowFirstColumn="0" w:lastRowLastColumn="0"/>
+            <w:tcW w:w="0" w:type="auto"/>
+            <w:hideMark/>
+          </w:tcPr>
+          <w:p>
+            <w:pPr>
+              <w:widowControl/>
+              <w:autoSpaceDE/>
+              <w:autoSpaceDN/>
+              <w:spacing w:before="0" w:after="0"/>
+              <w:jc w:val="left"/>
+              <w:rPr>
+                <w:rFonts w:eastAsia="Times New Roman" w:cs="Arial"/>
+                <w:szCs w:val="24"/>
+                <w:lang w:val="es-EC" w:eastAsia="es-EC"/>
+              </w:rPr>
+            </w:pPr>
+            <w:r>
+              <w:rPr>
+                <w:rFonts w:eastAsia="Times New Roman" w:cs="Arial"/>
+                <w:szCs w:val="24"/>
+                <w:lang w:val="es-EC" w:eastAsia="es-EC"/>
+              </w:rPr>
+              <w:t>Estabilidad</w:t>
+            </w:r>
+          </w:p>
+        </w:tc>
+        <w:tc>
+          <w:tcPr>
+            <w:tcW w:w="0" w:type="auto"/>
+            <w:hideMark/>
+          </w:tcPr>
+          <w:p>
+            <w:pPr>
+              <w:widowControl/>
+              <w:autoSpaceDE/>
+              <w:autoSpaceDN/>
+              <w:spacing w:before="0" w:after="0"/>
+              <w:jc w:val="left"/>
+              <w:cnfStyle w:val="000000100000" w:firstRow="0" w:lastRow="0" w:firstColumn="0" w:lastColumn="0" w:oddVBand="0" w:evenVBand="0" w:oddHBand="1" w:evenHBand="0" w:firstRowFirstColumn="0" w:firstRowLastColumn="0" w:lastRowFirstColumn="0" w:lastRowLastColumn="0"/>
+              <w:rPr>
+                <w:rFonts w:eastAsia="Times New Roman" w:cs="Arial"/>
+                <w:szCs w:val="24"/>
+                <w:lang w:val="es-EC" w:eastAsia="es-EC"/>
+              </w:rPr>
+            </w:pPr>
+            <w:r>
+              <w:rPr>
+                <w:rFonts w:eastAsia="Times New Roman" w:cs="Arial"/>
+                <w:szCs w:val="24"/>
+                <w:lang w:val="es-EC" w:eastAsia="es-EC"/>
+              </w:rPr>
+              <w:t>Alta</w:t>
+            </w:r>
+          </w:p>
+        </w:tc>
+      </w:tr>
+      <w:tr>
+        <w:tc>
+          <w:tcPr>
+            <w:cnfStyle w:val="001000000000" w:firstRow="0" w:lastRow="0" w:firstColumn="1" w:lastColumn="0" w:oddVBand="0" w:evenVBand="0" w:oddHBand="0" w:evenHBand="0" w:firstRowFirstColumn="0" w:firstRowLastColumn="0" w:lastRowFirstColumn="0" w:lastRowLastColumn="0"/>
+            <w:tcW w:w="0" w:type="auto"/>
+            <w:hideMark/>
+          </w:tcPr>
+          <w:p>
+            <w:pPr>
+              <w:widowControl/>
+              <w:autoSpaceDE/>
+              <w:autoSpaceDN/>
+              <w:spacing w:before="0" w:after="0"/>
+              <w:jc w:val="left"/>
+              <w:rPr>
+                <w:rFonts w:eastAsia="Times New Roman" w:cs="Arial"/>
+                <w:szCs w:val="24"/>
+                <w:lang w:val="es-EC" w:eastAsia="es-EC"/>
+              </w:rPr>
+            </w:pPr>
+            <w:r>
+              <w:rPr>
+                <w:rFonts w:eastAsia="Times New Roman" w:cs="Arial"/>
+                <w:szCs w:val="24"/>
+                <w:lang w:val="es-EC" w:eastAsia="es-EC"/>
+              </w:rPr>
+              <w:t>Comentarios</w:t>
+            </w:r>
+          </w:p>
+        </w:tc>
+        <w:tc>
+          <w:tcPr>
+            <w:tcW w:w="0" w:type="auto"/>
+            <w:hideMark/>
+          </w:tcPr>
+          <w:p>
+            <w:pPr>
+              <w:widowControl/>
+              <w:autoSpaceDE/>
+              <w:autoSpaceDN/>
+              <w:spacing w:before="0" w:after="0"/>
+              <w:jc w:val="left"/>
+              <w:cnfStyle w:val="000000000000" w:firstRow="0" w:lastRow="0" w:firstColumn="0" w:lastColumn="0" w:oddVBand="0" w:evenVBand="0" w:oddHBand="0" w:evenHBand="0" w:firstRowFirstColumn="0" w:firstRowLastColumn="0" w:lastRowFirstColumn="0" w:lastRowLastColumn="0"/>
+              <w:rPr>
+                <w:rFonts w:eastAsia="Times New Roman" w:cs="Arial"/>
+                <w:szCs w:val="24"/>
+                <w:lang w:val="es-EC" w:eastAsia="es-EC"/>
+              </w:rPr>
+            </w:pPr>
+            <w:r>
+              <w:rPr>
+                <w:rFonts w:eastAsia="Times New Roman" w:cs="Arial"/>
+                <w:szCs w:val="24"/>
+                <w:lang w:val="es-EC" w:eastAsia="es-EC"/>
+              </w:rPr>
+              <w:t>El sistema debe garantizar precisión matemática en los resultados y validación correcta de datos ingresados.</w:t>
             </w:r>
           </w:p>
         </w:tc>
@@ -27485,48 +28955,58 @@
     <w:p>
       <w:pPr>
         <w:pStyle w:val="Descripcin"/>
-        <w:rPr>
-          <w:rFonts w:ascii="Verdana" w:eastAsia="Droid Sans Fallback" w:hAnsi="Verdana" w:cstheme="minorHAnsi"/>
-          <w:color w:val="auto"/>
-          <w:szCs w:val="24"/>
-          <w:lang w:val="es-EC" w:eastAsia="zh-CN"/>
-        </w:rPr>
-      </w:pPr>
+        <w:keepNext/>
+      </w:pPr>
+      <w:r>
+        <w:t xml:space="preserve">Tabla </w:t>
+      </w:r>
+      <w:r>
+        <w:fldChar w:fldCharType="begin"/>
+      </w:r>
+      <w:r>
+        <w:instrText xml:space="preserve"> SEQ Tabla \* ARABIC </w:instrText>
+      </w:r>
+      <w:r>
+        <w:fldChar w:fldCharType="separate"/>
+      </w:r>
+      <w:r>
+        <w:rPr>
+          <w:noProof/>
+        </w:rPr>
+        <w:t>20</w:t>
+      </w:r>
+      <w:r>
+        <w:fldChar w:fldCharType="end"/>
+      </w:r>
+      <w:r>
+        <w:t xml:space="preserve">. </w:t>
+      </w:r>
+      <w:bookmarkEnd w:id="60"/>
+      <w:r>
+        <w:t>Obtener Conversión de Masa</w:t>
+      </w:r>
     </w:p>
     <w:p>
       <w:pPr>
         <w:pStyle w:val="Descripcin"/>
-        <w:keepNext/>
-      </w:pPr>
-      <w:bookmarkStart w:id="56" w:name="_Toc221056222"/>
-      <w:r>
-        <w:lastRenderedPageBreak/>
-        <w:t xml:space="preserve">Tabla </w:t>
-      </w:r>
-      <w:r>
-        <w:fldChar w:fldCharType="begin"/>
-      </w:r>
-      <w:r>
-        <w:instrText xml:space="preserve"> SEQ Tabla \* ARABIC </w:instrText>
-      </w:r>
-      <w:r>
-        <w:fldChar w:fldCharType="separate"/>
-      </w:r>
-      <w:r>
-        <w:rPr>
-          <w:noProof/>
-        </w:rPr>
-        <w:t>16</w:t>
-      </w:r>
-      <w:r>
-        <w:fldChar w:fldCharType="end"/>
-      </w:r>
-      <w:r>
-        <w:t xml:space="preserve">. </w:t>
-      </w:r>
-      <w:bookmarkEnd w:id="56"/>
-      <w:r>
-        <w:t>Actor Administrador del Sistema</w:t>
+        <w:rPr>
+          <w:rFonts w:ascii="Verdana" w:hAnsi="Verdana" w:cstheme="minorHAnsi"/>
+          <w:b/>
+          <w:i w:val="0"/>
+          <w:color w:val="5F497A" w:themeColor="accent4" w:themeShade="BF"/>
+          <w:sz w:val="24"/>
+          <w:lang w:val="es-EC"/>
+        </w:rPr>
+      </w:pPr>
+      <w:r>
+        <w:rPr>
+          <w:rFonts w:ascii="Verdana" w:hAnsi="Verdana" w:cstheme="minorHAnsi"/>
+          <w:b/>
+          <w:i w:val="0"/>
+          <w:color w:val="5F497A" w:themeColor="accent4" w:themeShade="BF"/>
+          <w:sz w:val="24"/>
+        </w:rPr>
+        <w:t>RQF-002 | Conversión de Masa</w:t>
       </w:r>
     </w:p>
     <w:tbl>
@@ -27568,7 +29048,7 @@
                 <w:szCs w:val="24"/>
                 <w:lang w:val="es-EC" w:eastAsia="es-EC"/>
               </w:rPr>
-              <w:t>Código</w:t>
+              <w:t>Campo</w:t>
             </w:r>
           </w:p>
         </w:tc>
@@ -27597,7 +29077,7 @@
                 <w:szCs w:val="24"/>
                 <w:lang w:val="es-EC" w:eastAsia="es-EC"/>
               </w:rPr>
-              <w:t>ACT-003</w:t>
+              <w:t>Descripción</w:t>
             </w:r>
           </w:p>
         </w:tc>
@@ -27631,7 +29111,8 @@
                 <w:szCs w:val="24"/>
                 <w:lang w:val="es-EC" w:eastAsia="es-EC"/>
               </w:rPr>
-              <w:t>Nombre</w:t>
+              <w:lastRenderedPageBreak/>
+              <w:t>Descripción</w:t>
             </w:r>
           </w:p>
         </w:tc>
@@ -27660,7 +29141,7 @@
                 <w:szCs w:val="24"/>
                 <w:lang w:val="es-EC" w:eastAsia="es-EC"/>
               </w:rPr>
-              <w:t>Administrador</w:t>
+              <w:t>El sistema debe recibir un valor numérico y realizar conversiones entre unidades de masa como gramos, kilogramos, libras y onzas utilizando factores de conversión estándar internacionalmente aceptados.</w:t>
             </w:r>
           </w:p>
         </w:tc>
@@ -27691,7 +29172,7 @@
                 <w:szCs w:val="24"/>
                 <w:lang w:val="es-EC" w:eastAsia="es-EC"/>
               </w:rPr>
-              <w:t>Descripción</w:t>
+              <w:t>Objetivo</w:t>
             </w:r>
           </w:p>
         </w:tc>
@@ -27720,23 +29201,7 @@
                 <w:szCs w:val="24"/>
                 <w:lang w:val="es-EC" w:eastAsia="es-EC"/>
               </w:rPr>
-              <w:t>Usuario técnico encargado de la configuración, supervisión y m</w:t>
-            </w:r>
-            <w:r>
-              <w:rPr>
-                <w:rFonts w:eastAsia="Times New Roman" w:cs="Arial"/>
-                <w:szCs w:val="24"/>
-                <w:lang w:val="es-EC" w:eastAsia="es-EC"/>
-              </w:rPr>
-              <w:t xml:space="preserve">antenimiento del servidor SOAP </w:t>
-            </w:r>
-            <w:r>
-              <w:rPr>
-                <w:rFonts w:eastAsia="Times New Roman" w:cs="Arial"/>
-                <w:szCs w:val="24"/>
-                <w:lang w:val="es-EC" w:eastAsia="es-EC"/>
-              </w:rPr>
-              <w:t>y clientes implementados dentro del sistema de conversión.</w:t>
+              <w:t>OBJ-002</w:t>
             </w:r>
           </w:p>
         </w:tc>
@@ -27770,7 +29235,7 @@
                 <w:szCs w:val="24"/>
                 <w:lang w:val="es-EC" w:eastAsia="es-EC"/>
               </w:rPr>
-              <w:t>Comentarios</w:t>
+              <w:t>Importancia</w:t>
             </w:r>
           </w:p>
         </w:tc>
@@ -27799,7 +29264,190 @@
                 <w:szCs w:val="24"/>
                 <w:lang w:val="es-EC" w:eastAsia="es-EC"/>
               </w:rPr>
-              <w:t>Responsable de garantizar disponibilidad, integridad, funcionamiento correcto y estabilidad general del sistema.</w:t>
+              <w:t>Alta</w:t>
+            </w:r>
+          </w:p>
+        </w:tc>
+      </w:tr>
+      <w:tr>
+        <w:tc>
+          <w:tcPr>
+            <w:cnfStyle w:val="001000000000" w:firstRow="0" w:lastRow="0" w:firstColumn="1" w:lastColumn="0" w:oddVBand="0" w:evenVBand="0" w:oddHBand="0" w:evenHBand="0" w:firstRowFirstColumn="0" w:firstRowLastColumn="0" w:lastRowFirstColumn="0" w:lastRowLastColumn="0"/>
+            <w:tcW w:w="0" w:type="auto"/>
+            <w:hideMark/>
+          </w:tcPr>
+          <w:p>
+            <w:pPr>
+              <w:widowControl/>
+              <w:autoSpaceDE/>
+              <w:autoSpaceDN/>
+              <w:spacing w:before="0" w:after="0"/>
+              <w:jc w:val="left"/>
+              <w:rPr>
+                <w:rFonts w:eastAsia="Times New Roman" w:cs="Arial"/>
+                <w:szCs w:val="24"/>
+                <w:lang w:val="es-EC" w:eastAsia="es-EC"/>
+              </w:rPr>
+            </w:pPr>
+            <w:r>
+              <w:rPr>
+                <w:rFonts w:eastAsia="Times New Roman" w:cs="Arial"/>
+                <w:szCs w:val="24"/>
+                <w:lang w:val="es-EC" w:eastAsia="es-EC"/>
+              </w:rPr>
+              <w:t>Estado</w:t>
+            </w:r>
+          </w:p>
+        </w:tc>
+        <w:tc>
+          <w:tcPr>
+            <w:tcW w:w="0" w:type="auto"/>
+            <w:hideMark/>
+          </w:tcPr>
+          <w:p>
+            <w:pPr>
+              <w:widowControl/>
+              <w:autoSpaceDE/>
+              <w:autoSpaceDN/>
+              <w:spacing w:before="0" w:after="0"/>
+              <w:jc w:val="left"/>
+              <w:cnfStyle w:val="000000000000" w:firstRow="0" w:lastRow="0" w:firstColumn="0" w:lastColumn="0" w:oddVBand="0" w:evenVBand="0" w:oddHBand="0" w:evenHBand="0" w:firstRowFirstColumn="0" w:firstRowLastColumn="0" w:lastRowFirstColumn="0" w:lastRowLastColumn="0"/>
+              <w:rPr>
+                <w:rFonts w:eastAsia="Times New Roman" w:cs="Arial"/>
+                <w:szCs w:val="24"/>
+                <w:lang w:val="es-EC" w:eastAsia="es-EC"/>
+              </w:rPr>
+            </w:pPr>
+            <w:r>
+              <w:rPr>
+                <w:rFonts w:eastAsia="Times New Roman" w:cs="Arial"/>
+                <w:szCs w:val="24"/>
+                <w:lang w:val="es-EC" w:eastAsia="es-EC"/>
+              </w:rPr>
+              <w:t>Aprobado</w:t>
+            </w:r>
+          </w:p>
+        </w:tc>
+      </w:tr>
+      <w:tr>
+        <w:trPr>
+          <w:cnfStyle w:val="000000100000" w:firstRow="0" w:lastRow="0" w:firstColumn="0" w:lastColumn="0" w:oddVBand="0" w:evenVBand="0" w:oddHBand="1" w:evenHBand="0" w:firstRowFirstColumn="0" w:firstRowLastColumn="0" w:lastRowFirstColumn="0" w:lastRowLastColumn="0"/>
+        </w:trPr>
+        <w:tc>
+          <w:tcPr>
+            <w:cnfStyle w:val="001000000000" w:firstRow="0" w:lastRow="0" w:firstColumn="1" w:lastColumn="0" w:oddVBand="0" w:evenVBand="0" w:oddHBand="0" w:evenHBand="0" w:firstRowFirstColumn="0" w:firstRowLastColumn="0" w:lastRowFirstColumn="0" w:lastRowLastColumn="0"/>
+            <w:tcW w:w="0" w:type="auto"/>
+            <w:hideMark/>
+          </w:tcPr>
+          <w:p>
+            <w:pPr>
+              <w:widowControl/>
+              <w:autoSpaceDE/>
+              <w:autoSpaceDN/>
+              <w:spacing w:before="0" w:after="0"/>
+              <w:jc w:val="left"/>
+              <w:rPr>
+                <w:rFonts w:eastAsia="Times New Roman" w:cs="Arial"/>
+                <w:szCs w:val="24"/>
+                <w:lang w:val="es-EC" w:eastAsia="es-EC"/>
+              </w:rPr>
+            </w:pPr>
+            <w:r>
+              <w:rPr>
+                <w:rFonts w:eastAsia="Times New Roman" w:cs="Arial"/>
+                <w:szCs w:val="24"/>
+                <w:lang w:val="es-EC" w:eastAsia="es-EC"/>
+              </w:rPr>
+              <w:t>Estabilidad</w:t>
+            </w:r>
+          </w:p>
+        </w:tc>
+        <w:tc>
+          <w:tcPr>
+            <w:tcW w:w="0" w:type="auto"/>
+            <w:hideMark/>
+          </w:tcPr>
+          <w:p>
+            <w:pPr>
+              <w:widowControl/>
+              <w:autoSpaceDE/>
+              <w:autoSpaceDN/>
+              <w:spacing w:before="0" w:after="0"/>
+              <w:jc w:val="left"/>
+              <w:cnfStyle w:val="000000100000" w:firstRow="0" w:lastRow="0" w:firstColumn="0" w:lastColumn="0" w:oddVBand="0" w:evenVBand="0" w:oddHBand="1" w:evenHBand="0" w:firstRowFirstColumn="0" w:firstRowLastColumn="0" w:lastRowFirstColumn="0" w:lastRowLastColumn="0"/>
+              <w:rPr>
+                <w:rFonts w:eastAsia="Times New Roman" w:cs="Arial"/>
+                <w:szCs w:val="24"/>
+                <w:lang w:val="es-EC" w:eastAsia="es-EC"/>
+              </w:rPr>
+            </w:pPr>
+            <w:r>
+              <w:rPr>
+                <w:rFonts w:eastAsia="Times New Roman" w:cs="Arial"/>
+                <w:szCs w:val="24"/>
+                <w:lang w:val="es-EC" w:eastAsia="es-EC"/>
+              </w:rPr>
+              <w:t>Alta</w:t>
+            </w:r>
+          </w:p>
+        </w:tc>
+      </w:tr>
+      <w:tr>
+        <w:tc>
+          <w:tcPr>
+            <w:cnfStyle w:val="001000000000" w:firstRow="0" w:lastRow="0" w:firstColumn="1" w:lastColumn="0" w:oddVBand="0" w:evenVBand="0" w:oddHBand="0" w:evenHBand="0" w:firstRowFirstColumn="0" w:firstRowLastColumn="0" w:lastRowFirstColumn="0" w:lastRowLastColumn="0"/>
+            <w:tcW w:w="0" w:type="auto"/>
+            <w:hideMark/>
+          </w:tcPr>
+          <w:p>
+            <w:pPr>
+              <w:widowControl/>
+              <w:autoSpaceDE/>
+              <w:autoSpaceDN/>
+              <w:spacing w:before="0" w:after="0"/>
+              <w:jc w:val="left"/>
+              <w:rPr>
+                <w:rFonts w:eastAsia="Times New Roman" w:cs="Arial"/>
+                <w:szCs w:val="24"/>
+                <w:lang w:val="es-EC" w:eastAsia="es-EC"/>
+              </w:rPr>
+            </w:pPr>
+            <w:r>
+              <w:rPr>
+                <w:rFonts w:eastAsia="Times New Roman" w:cs="Arial"/>
+                <w:szCs w:val="24"/>
+                <w:lang w:val="es-EC" w:eastAsia="es-EC"/>
+              </w:rPr>
+              <w:t>Comentarios</w:t>
+            </w:r>
+          </w:p>
+        </w:tc>
+        <w:tc>
+          <w:tcPr>
+            <w:tcW w:w="0" w:type="auto"/>
+            <w:hideMark/>
+          </w:tcPr>
+          <w:p>
+            <w:pPr>
+              <w:widowControl/>
+              <w:autoSpaceDE/>
+              <w:autoSpaceDN/>
+              <w:spacing w:before="0" w:after="0"/>
+              <w:jc w:val="left"/>
+              <w:cnfStyle w:val="000000000000" w:firstRow="0" w:lastRow="0" w:firstColumn="0" w:lastColumn="0" w:oddVBand="0" w:evenVBand="0" w:oddHBand="0" w:evenHBand="0" w:firstRowFirstColumn="0" w:firstRowLastColumn="0" w:lastRowFirstColumn="0" w:lastRowLastColumn="0"/>
+              <w:rPr>
+                <w:rFonts w:eastAsia="Times New Roman" w:cs="Arial"/>
+                <w:szCs w:val="24"/>
+                <w:lang w:val="es-EC" w:eastAsia="es-EC"/>
+              </w:rPr>
+            </w:pPr>
+            <w:r>
+              <w:rPr>
+                <w:rFonts w:eastAsia="Times New Roman" w:cs="Arial"/>
+                <w:szCs w:val="24"/>
+                <w:lang w:val="es-EC" w:eastAsia="es-EC"/>
+              </w:rPr>
+              <w:t>Debe asegurar exactitud en los cálculos y evitar errores de redondeo significativos.</w:t>
             </w:r>
           </w:p>
         </w:tc>
@@ -27807,11 +29455,7 @@
     </w:tbl>
     <w:p>
       <w:pPr>
-        <w:pStyle w:val="Descripcin"/>
-        <w:rPr>
-          <w:rFonts w:ascii="Times New Roman" w:hAnsi="Times New Roman"/>
-          <w:sz w:val="24"/>
-          <w:szCs w:val="22"/>
+        <w:rPr>
           <w:lang w:val="es-EC"/>
         </w:rPr>
       </w:pPr>
@@ -27821,34 +29465,26 @@
         <w:pStyle w:val="Descripcin"/>
         <w:keepNext/>
       </w:pPr>
-      <w:bookmarkStart w:id="57" w:name="_Toc221056223"/>
-      <w:r>
-        <w:t xml:space="preserve">Tabla </w:t>
-      </w:r>
-      <w:r>
-        <w:fldChar w:fldCharType="begin"/>
-      </w:r>
-      <w:r>
-        <w:instrText xml:space="preserve"> SEQ Tabla \* ARABIC </w:instrText>
-      </w:r>
-      <w:r>
-        <w:fldChar w:fldCharType="separate"/>
-      </w:r>
-      <w:r>
-        <w:rPr>
-          <w:noProof/>
-        </w:rPr>
-        <w:t>17</w:t>
-      </w:r>
-      <w:r>
-        <w:fldChar w:fldCharType="end"/>
-      </w:r>
-      <w:r>
-        <w:t xml:space="preserve">. </w:t>
-      </w:r>
-      <w:bookmarkEnd w:id="57"/>
-      <w:r>
-        <w:t>Actor Usuario General</w:t>
+      <w:r>
+        <w:t>Tabla 21. Obtener Conversión de Temperatura</w:t>
+      </w:r>
+    </w:p>
+    <w:p>
+      <w:pPr>
+        <w:pStyle w:val="NormalWeb"/>
+        <w:rPr>
+          <w:rStyle w:val="Textoennegrita"/>
+          <w:rFonts w:ascii="Arial" w:hAnsi="Arial" w:cs="Arial"/>
+          <w:color w:val="5F497A" w:themeColor="accent4" w:themeShade="BF"/>
+        </w:rPr>
+      </w:pPr>
+      <w:r>
+        <w:rPr>
+          <w:rStyle w:val="Textoennegrita"/>
+          <w:rFonts w:ascii="Arial" w:hAnsi="Arial" w:cs="Arial"/>
+          <w:color w:val="5F497A" w:themeColor="accent4" w:themeShade="BF"/>
+        </w:rPr>
+        <w:t>RQF-003 | Conversión de Temperatura</w:t>
       </w:r>
     </w:p>
     <w:tbl>
@@ -27890,7 +29526,7 @@
                 <w:szCs w:val="24"/>
                 <w:lang w:val="es-EC" w:eastAsia="es-EC"/>
               </w:rPr>
-              <w:t>Código</w:t>
+              <w:t>Campo</w:t>
             </w:r>
           </w:p>
         </w:tc>
@@ -27919,7 +29555,7 @@
                 <w:szCs w:val="24"/>
                 <w:lang w:val="es-EC" w:eastAsia="es-EC"/>
               </w:rPr>
-              <w:t>ACT-004</w:t>
+              <w:t>Descripción</w:t>
             </w:r>
           </w:p>
         </w:tc>
@@ -27953,7 +29589,7 @@
                 <w:szCs w:val="24"/>
                 <w:lang w:val="es-EC" w:eastAsia="es-EC"/>
               </w:rPr>
-              <w:t>Nombre</w:t>
+              <w:t>Descripción</w:t>
             </w:r>
           </w:p>
         </w:tc>
@@ -27982,7 +29618,7 @@
                 <w:szCs w:val="24"/>
                 <w:lang w:val="es-EC" w:eastAsia="es-EC"/>
               </w:rPr>
-              <w:t>Usuario General</w:t>
+              <w:t>El sistema debe permitir conversiones entre Celsius, Fahrenheit y Kelvin aplicando correctamente las fórmulas matemáticas correspondientes para cada tipo de temperatura.</w:t>
             </w:r>
           </w:p>
         </w:tc>
@@ -28013,7 +29649,7 @@
                 <w:szCs w:val="24"/>
                 <w:lang w:val="es-EC" w:eastAsia="es-EC"/>
               </w:rPr>
-              <w:t>Descripción</w:t>
+              <w:t>Objetivo</w:t>
             </w:r>
           </w:p>
         </w:tc>
@@ -28042,7 +29678,7 @@
                 <w:szCs w:val="24"/>
                 <w:lang w:val="es-EC" w:eastAsia="es-EC"/>
               </w:rPr>
-              <w:t>Usuario sin conocimientos técnicos avanzados que utiliza el sistema para realizar conversiones rápidas de unidades en actividades cotidianas o necesidades personales.</w:t>
+              <w:t>OBJ-003</w:t>
             </w:r>
           </w:p>
         </w:tc>
@@ -28076,7 +29712,7 @@
                 <w:szCs w:val="24"/>
                 <w:lang w:val="es-EC" w:eastAsia="es-EC"/>
               </w:rPr>
-              <w:t>Comentarios</w:t>
+              <w:t>Importancia</w:t>
             </w:r>
           </w:p>
         </w:tc>
@@ -28105,108 +29741,12 @@
                 <w:szCs w:val="24"/>
                 <w:lang w:val="es-EC" w:eastAsia="es-EC"/>
               </w:rPr>
-              <w:t>Interactúa mediante interfaces simples e intuitivas sin requerir capacitación especializada ni conocimientos técnicos.</w:t>
+              <w:t>Alta</w:t>
             </w:r>
           </w:p>
         </w:tc>
       </w:tr>
-    </w:tbl>
-    <w:p/>
-    <w:p>
-      <w:pPr>
-        <w:pStyle w:val="Ttulo3"/>
-      </w:pPr>
-      <w:bookmarkStart w:id="58" w:name="_Toc229416166"/>
-      <w:r>
-        <w:t>8.2.4. Lista de requisitos funcionales</w:t>
-      </w:r>
-      <w:bookmarkEnd w:id="58"/>
-    </w:p>
-    <w:p>
-      <w:pPr>
-        <w:pStyle w:val="Descripcin"/>
-      </w:pPr>
-      <w:r>
-        <w:rPr>
-          <w:i w:val="0"/>
-          <w:iCs w:val="0"/>
-          <w:color w:val="auto"/>
-          <w:sz w:val="24"/>
-          <w:szCs w:val="22"/>
-        </w:rPr>
-        <w:t xml:space="preserve">A continuación, se presenta la lista de requisitos funcionales del sistema de conversión de unidades </w:t>
-      </w:r>
-      <w:r>
-        <w:rPr>
-          <w:i w:val="0"/>
-          <w:iCs w:val="0"/>
-          <w:color w:val="auto"/>
-          <w:sz w:val="24"/>
-          <w:szCs w:val="22"/>
-        </w:rPr>
-        <w:t>de longitud, masa y temperatura</w:t>
-      </w:r>
-      <w:r>
-        <w:rPr>
-          <w:i w:val="0"/>
-          <w:iCs w:val="0"/>
-          <w:color w:val="auto"/>
-          <w:sz w:val="24"/>
-          <w:szCs w:val="22"/>
-        </w:rPr>
-        <w:t>.</w:t>
-      </w:r>
-    </w:p>
-    <w:p>
-      <w:pPr>
-        <w:pStyle w:val="Descripcin"/>
-      </w:pPr>
-      <w:bookmarkStart w:id="59" w:name="_Toc221056224"/>
-      <w:r>
-        <w:t xml:space="preserve">Tabla </w:t>
-      </w:r>
-      <w:r>
-        <w:fldChar w:fldCharType="begin"/>
-      </w:r>
-      <w:r>
-        <w:instrText xml:space="preserve"> SEQ Tabla \* ARABIC </w:instrText>
-      </w:r>
-      <w:r>
-        <w:fldChar w:fldCharType="separate"/>
-      </w:r>
-      <w:r>
-        <w:rPr>
-          <w:noProof/>
-        </w:rPr>
-        <w:t>18</w:t>
-      </w:r>
-      <w:r>
-        <w:fldChar w:fldCharType="end"/>
-      </w:r>
-      <w:r>
-        <w:t xml:space="preserve">. </w:t>
-      </w:r>
-      <w:r>
-        <w:t>Lista de requisitos funcionales</w:t>
-      </w:r>
-      <w:bookmarkEnd w:id="59"/>
-    </w:p>
-    <w:tbl>
-      <w:tblPr>
-        <w:tblStyle w:val="Tabladecuadrcula5oscura-nfasis4"/>
-        <w:tblW w:w="0" w:type="auto"/>
-        <w:tblLook w:val="04A0" w:firstRow="1" w:lastRow="0" w:firstColumn="1" w:lastColumn="0" w:noHBand="0" w:noVBand="1"/>
-      </w:tblPr>
-      <w:tblGrid>
-        <w:gridCol w:w="1043"/>
-        <w:gridCol w:w="4538"/>
-        <w:gridCol w:w="1808"/>
-        <w:gridCol w:w="2031"/>
-      </w:tblGrid>
       <w:tr>
-        <w:trPr>
-          <w:cnfStyle w:val="100000000000" w:firstRow="1" w:lastRow="0" w:firstColumn="0" w:lastColumn="0" w:oddVBand="0" w:evenVBand="0" w:oddHBand="0" w:evenHBand="0" w:firstRowFirstColumn="0" w:firstRowLastColumn="0" w:lastRowFirstColumn="0" w:lastRowLastColumn="0"/>
-        </w:trPr>
         <w:tc>
           <w:tcPr>
             <w:cnfStyle w:val="001000000000" w:firstRow="0" w:lastRow="0" w:firstColumn="1" w:lastColumn="0" w:oddVBand="0" w:evenVBand="0" w:oddHBand="0" w:evenHBand="0" w:firstRowFirstColumn="0" w:firstRowLastColumn="0" w:lastRowFirstColumn="0" w:lastRowLastColumn="0"/>
@@ -28219,20 +29759,20 @@
               <w:autoSpaceDE/>
               <w:autoSpaceDN/>
               <w:spacing w:before="0" w:after="0"/>
-              <w:jc w:val="center"/>
-              <w:rPr>
-                <w:rFonts w:eastAsia="Times New Roman" w:cs="Arial"/>
-                <w:szCs w:val="24"/>
-                <w:lang w:val="es-EC" w:eastAsia="es-EC"/>
-              </w:rPr>
-            </w:pPr>
-            <w:r>
-              <w:rPr>
-                <w:rFonts w:eastAsia="Times New Roman" w:cs="Arial"/>
-                <w:szCs w:val="24"/>
-                <w:lang w:val="es-EC" w:eastAsia="es-EC"/>
-              </w:rPr>
-              <w:t>Código</w:t>
+              <w:jc w:val="left"/>
+              <w:rPr>
+                <w:rFonts w:eastAsia="Times New Roman" w:cs="Arial"/>
+                <w:szCs w:val="24"/>
+                <w:lang w:val="es-EC" w:eastAsia="es-EC"/>
+              </w:rPr>
+            </w:pPr>
+            <w:r>
+              <w:rPr>
+                <w:rFonts w:eastAsia="Times New Roman" w:cs="Arial"/>
+                <w:szCs w:val="24"/>
+                <w:lang w:val="es-EC" w:eastAsia="es-EC"/>
+              </w:rPr>
+              <w:t>Estado</w:t>
             </w:r>
           </w:p>
         </w:tc>
@@ -28247,79 +29787,21 @@
               <w:autoSpaceDE/>
               <w:autoSpaceDN/>
               <w:spacing w:before="0" w:after="0"/>
-              <w:jc w:val="center"/>
-              <w:cnfStyle w:val="100000000000" w:firstRow="1" w:lastRow="0" w:firstColumn="0" w:lastColumn="0" w:oddVBand="0" w:evenVBand="0" w:oddHBand="0" w:evenHBand="0" w:firstRowFirstColumn="0" w:firstRowLastColumn="0" w:lastRowFirstColumn="0" w:lastRowLastColumn="0"/>
-              <w:rPr>
-                <w:rFonts w:eastAsia="Times New Roman" w:cs="Arial"/>
-                <w:szCs w:val="24"/>
-                <w:lang w:val="es-EC" w:eastAsia="es-EC"/>
-              </w:rPr>
-            </w:pPr>
-            <w:r>
-              <w:rPr>
-                <w:rFonts w:eastAsia="Times New Roman" w:cs="Arial"/>
-                <w:szCs w:val="24"/>
-                <w:lang w:val="es-EC" w:eastAsia="es-EC"/>
-              </w:rPr>
-              <w:t>Requerimiento</w:t>
-            </w:r>
-          </w:p>
-        </w:tc>
-        <w:tc>
-          <w:tcPr>
-            <w:tcW w:w="0" w:type="auto"/>
-            <w:hideMark/>
-          </w:tcPr>
-          <w:p>
-            <w:pPr>
-              <w:widowControl/>
-              <w:autoSpaceDE/>
-              <w:autoSpaceDN/>
-              <w:spacing w:before="0" w:after="0"/>
-              <w:jc w:val="center"/>
-              <w:cnfStyle w:val="100000000000" w:firstRow="1" w:lastRow="0" w:firstColumn="0" w:lastColumn="0" w:oddVBand="0" w:evenVBand="0" w:oddHBand="0" w:evenHBand="0" w:firstRowFirstColumn="0" w:firstRowLastColumn="0" w:lastRowFirstColumn="0" w:lastRowLastColumn="0"/>
-              <w:rPr>
-                <w:rFonts w:eastAsia="Times New Roman" w:cs="Arial"/>
-                <w:szCs w:val="24"/>
-                <w:lang w:val="es-EC" w:eastAsia="es-EC"/>
-              </w:rPr>
-            </w:pPr>
-            <w:r>
-              <w:rPr>
-                <w:rFonts w:eastAsia="Times New Roman" w:cs="Arial"/>
-                <w:szCs w:val="24"/>
-                <w:lang w:val="es-EC" w:eastAsia="es-EC"/>
-              </w:rPr>
-              <w:t>Caso de Uso</w:t>
-            </w:r>
-          </w:p>
-        </w:tc>
-        <w:tc>
-          <w:tcPr>
-            <w:tcW w:w="0" w:type="auto"/>
-            <w:hideMark/>
-          </w:tcPr>
-          <w:p>
-            <w:pPr>
-              <w:widowControl/>
-              <w:autoSpaceDE/>
-              <w:autoSpaceDN/>
-              <w:spacing w:before="0" w:after="0"/>
-              <w:jc w:val="center"/>
-              <w:cnfStyle w:val="100000000000" w:firstRow="1" w:lastRow="0" w:firstColumn="0" w:lastColumn="0" w:oddVBand="0" w:evenVBand="0" w:oddHBand="0" w:evenHBand="0" w:firstRowFirstColumn="0" w:firstRowLastColumn="0" w:lastRowFirstColumn="0" w:lastRowLastColumn="0"/>
-              <w:rPr>
-                <w:rFonts w:eastAsia="Times New Roman" w:cs="Arial"/>
-                <w:szCs w:val="24"/>
-                <w:lang w:val="es-EC" w:eastAsia="es-EC"/>
-              </w:rPr>
-            </w:pPr>
-            <w:r>
-              <w:rPr>
-                <w:rFonts w:eastAsia="Times New Roman" w:cs="Arial"/>
-                <w:szCs w:val="24"/>
-                <w:lang w:val="es-EC" w:eastAsia="es-EC"/>
-              </w:rPr>
-              <w:t>Actor</w:t>
+              <w:jc w:val="left"/>
+              <w:cnfStyle w:val="000000000000" w:firstRow="0" w:lastRow="0" w:firstColumn="0" w:lastColumn="0" w:oddVBand="0" w:evenVBand="0" w:oddHBand="0" w:evenHBand="0" w:firstRowFirstColumn="0" w:firstRowLastColumn="0" w:lastRowFirstColumn="0" w:lastRowLastColumn="0"/>
+              <w:rPr>
+                <w:rFonts w:eastAsia="Times New Roman" w:cs="Arial"/>
+                <w:szCs w:val="24"/>
+                <w:lang w:val="es-EC" w:eastAsia="es-EC"/>
+              </w:rPr>
+            </w:pPr>
+            <w:r>
+              <w:rPr>
+                <w:rFonts w:eastAsia="Times New Roman" w:cs="Arial"/>
+                <w:szCs w:val="24"/>
+                <w:lang w:val="es-EC" w:eastAsia="es-EC"/>
+              </w:rPr>
+              <w:t>Aprobado</w:t>
             </w:r>
           </w:p>
         </w:tc>
@@ -28353,7 +29835,7 @@
                 <w:szCs w:val="24"/>
                 <w:lang w:val="es-EC" w:eastAsia="es-EC"/>
               </w:rPr>
-              <w:t>RF-01</w:t>
+              <w:t>Estabilidad</w:t>
             </w:r>
           </w:p>
         </w:tc>
@@ -28382,12 +29864,15 @@
                 <w:szCs w:val="24"/>
                 <w:lang w:val="es-EC" w:eastAsia="es-EC"/>
               </w:rPr>
-              <w:t>El sistema debe permitir la conversión de unidades de longitud entre metros, kilómetros, centímetros, milímetros, pulgadas, pies y millas a partir de un valor ingresado por el usuario mediante el servidor SOAP.</w:t>
-            </w:r>
-          </w:p>
-        </w:tc>
-        <w:tc>
-          <w:tcPr>
+              <w:t>Alta</w:t>
+            </w:r>
+          </w:p>
+        </w:tc>
+      </w:tr>
+      <w:tr>
+        <w:tc>
+          <w:tcPr>
+            <w:cnfStyle w:val="001000000000" w:firstRow="0" w:lastRow="0" w:firstColumn="1" w:lastColumn="0" w:oddVBand="0" w:evenVBand="0" w:oddHBand="0" w:evenHBand="0" w:firstRowFirstColumn="0" w:firstRowLastColumn="0" w:lastRowFirstColumn="0" w:lastRowLastColumn="0"/>
             <w:tcW w:w="0" w:type="auto"/>
             <w:hideMark/>
           </w:tcPr>
@@ -28398,80 +29883,19 @@
               <w:autoSpaceDN/>
               <w:spacing w:before="0" w:after="0"/>
               <w:jc w:val="left"/>
-              <w:cnfStyle w:val="000000100000" w:firstRow="0" w:lastRow="0" w:firstColumn="0" w:lastColumn="0" w:oddVBand="0" w:evenVBand="0" w:oddHBand="1" w:evenHBand="0" w:firstRowFirstColumn="0" w:firstRowLastColumn="0" w:lastRowFirstColumn="0" w:lastRowLastColumn="0"/>
-              <w:rPr>
-                <w:rFonts w:eastAsia="Times New Roman" w:cs="Arial"/>
-                <w:szCs w:val="24"/>
-                <w:lang w:val="es-EC" w:eastAsia="es-EC"/>
-              </w:rPr>
-            </w:pPr>
-            <w:r>
-              <w:rPr>
-                <w:rFonts w:eastAsia="Times New Roman" w:cs="Arial"/>
-                <w:szCs w:val="24"/>
-                <w:lang w:val="es-EC" w:eastAsia="es-EC"/>
-              </w:rPr>
-              <w:t>Conversión de Longitud</w:t>
-            </w:r>
-          </w:p>
-        </w:tc>
-        <w:tc>
-          <w:tcPr>
-            <w:tcW w:w="0" w:type="auto"/>
-            <w:hideMark/>
-          </w:tcPr>
-          <w:p>
-            <w:pPr>
-              <w:widowControl/>
-              <w:autoSpaceDE/>
-              <w:autoSpaceDN/>
-              <w:spacing w:before="0" w:after="0"/>
-              <w:jc w:val="left"/>
-              <w:cnfStyle w:val="000000100000" w:firstRow="0" w:lastRow="0" w:firstColumn="0" w:lastColumn="0" w:oddVBand="0" w:evenVBand="0" w:oddHBand="1" w:evenHBand="0" w:firstRowFirstColumn="0" w:firstRowLastColumn="0" w:lastRowFirstColumn="0" w:lastRowLastColumn="0"/>
-              <w:rPr>
-                <w:rFonts w:eastAsia="Times New Roman" w:cs="Arial"/>
-                <w:szCs w:val="24"/>
-                <w:lang w:val="es-EC" w:eastAsia="es-EC"/>
-              </w:rPr>
-            </w:pPr>
-            <w:r>
-              <w:rPr>
-                <w:rFonts w:eastAsia="Times New Roman" w:cs="Arial"/>
-                <w:szCs w:val="24"/>
-                <w:lang w:val="es-EC" w:eastAsia="es-EC"/>
-              </w:rPr>
-              <w:t>Estudiante / Docente / Usuario General</w:t>
-            </w:r>
-          </w:p>
-        </w:tc>
-      </w:tr>
-      <w:tr>
-        <w:tc>
-          <w:tcPr>
-            <w:cnfStyle w:val="001000000000" w:firstRow="0" w:lastRow="0" w:firstColumn="1" w:lastColumn="0" w:oddVBand="0" w:evenVBand="0" w:oddHBand="0" w:evenHBand="0" w:firstRowFirstColumn="0" w:firstRowLastColumn="0" w:lastRowFirstColumn="0" w:lastRowLastColumn="0"/>
-            <w:tcW w:w="0" w:type="auto"/>
-            <w:hideMark/>
-          </w:tcPr>
-          <w:p>
-            <w:pPr>
-              <w:widowControl/>
-              <w:autoSpaceDE/>
-              <w:autoSpaceDN/>
-              <w:spacing w:before="0" w:after="0"/>
-              <w:jc w:val="left"/>
-              <w:rPr>
-                <w:rFonts w:eastAsia="Times New Roman" w:cs="Arial"/>
-                <w:szCs w:val="24"/>
-                <w:lang w:val="es-EC" w:eastAsia="es-EC"/>
-              </w:rPr>
-            </w:pPr>
-            <w:r>
-              <w:rPr>
-                <w:rFonts w:eastAsia="Times New Roman" w:cs="Arial"/>
-                <w:szCs w:val="24"/>
-                <w:lang w:val="es-EC" w:eastAsia="es-EC"/>
-              </w:rPr>
-              <w:t>RF-02</w:t>
+              <w:rPr>
+                <w:rFonts w:eastAsia="Times New Roman" w:cs="Arial"/>
+                <w:szCs w:val="24"/>
+                <w:lang w:val="es-EC" w:eastAsia="es-EC"/>
+              </w:rPr>
+            </w:pPr>
+            <w:r>
+              <w:rPr>
+                <w:rFonts w:eastAsia="Times New Roman" w:cs="Arial"/>
+                <w:szCs w:val="24"/>
+                <w:lang w:val="es-EC" w:eastAsia="es-EC"/>
+              </w:rPr>
+              <w:t>Comentarios</w:t>
             </w:r>
           </w:p>
         </w:tc>
@@ -28500,1003 +29924,41 @@
                 <w:szCs w:val="24"/>
                 <w:lang w:val="es-EC" w:eastAsia="es-EC"/>
               </w:rPr>
-              <w:t xml:space="preserve">El sistema debe permitir la conversión de unidades de masa entre gramos, kilogramos, libras y onzas aplicando factores de </w:t>
-            </w:r>
-            <w:proofErr w:type="gramStart"/>
-            <w:r>
-              <w:rPr>
-                <w:rFonts w:eastAsia="Times New Roman" w:cs="Arial"/>
-                <w:szCs w:val="24"/>
-                <w:lang w:val="es-EC" w:eastAsia="es-EC"/>
-              </w:rPr>
-              <w:t>conversión estándar y precisos</w:t>
-            </w:r>
-            <w:proofErr w:type="gramEnd"/>
-            <w:r>
-              <w:rPr>
-                <w:rFonts w:eastAsia="Times New Roman" w:cs="Arial"/>
-                <w:szCs w:val="24"/>
-                <w:lang w:val="es-EC" w:eastAsia="es-EC"/>
-              </w:rPr>
-              <w:t>.</w:t>
-            </w:r>
-          </w:p>
-        </w:tc>
-        <w:tc>
-          <w:tcPr>
-            <w:tcW w:w="0" w:type="auto"/>
-            <w:hideMark/>
-          </w:tcPr>
-          <w:p>
-            <w:pPr>
-              <w:widowControl/>
-              <w:autoSpaceDE/>
-              <w:autoSpaceDN/>
-              <w:spacing w:before="0" w:after="0"/>
-              <w:jc w:val="left"/>
-              <w:cnfStyle w:val="000000000000" w:firstRow="0" w:lastRow="0" w:firstColumn="0" w:lastColumn="0" w:oddVBand="0" w:evenVBand="0" w:oddHBand="0" w:evenHBand="0" w:firstRowFirstColumn="0" w:firstRowLastColumn="0" w:lastRowFirstColumn="0" w:lastRowLastColumn="0"/>
-              <w:rPr>
-                <w:rFonts w:eastAsia="Times New Roman" w:cs="Arial"/>
-                <w:szCs w:val="24"/>
-                <w:lang w:val="es-EC" w:eastAsia="es-EC"/>
-              </w:rPr>
-            </w:pPr>
-            <w:r>
-              <w:rPr>
-                <w:rFonts w:eastAsia="Times New Roman" w:cs="Arial"/>
-                <w:szCs w:val="24"/>
-                <w:lang w:val="es-EC" w:eastAsia="es-EC"/>
-              </w:rPr>
-              <w:t>Conversión de Masa</w:t>
-            </w:r>
-          </w:p>
-        </w:tc>
-        <w:tc>
-          <w:tcPr>
-            <w:tcW w:w="0" w:type="auto"/>
-            <w:hideMark/>
-          </w:tcPr>
-          <w:p>
-            <w:pPr>
-              <w:widowControl/>
-              <w:autoSpaceDE/>
-              <w:autoSpaceDN/>
-              <w:spacing w:before="0" w:after="0"/>
-              <w:jc w:val="left"/>
-              <w:cnfStyle w:val="000000000000" w:firstRow="0" w:lastRow="0" w:firstColumn="0" w:lastColumn="0" w:oddVBand="0" w:evenVBand="0" w:oddHBand="0" w:evenHBand="0" w:firstRowFirstColumn="0" w:firstRowLastColumn="0" w:lastRowFirstColumn="0" w:lastRowLastColumn="0"/>
-              <w:rPr>
-                <w:rFonts w:eastAsia="Times New Roman" w:cs="Arial"/>
-                <w:szCs w:val="24"/>
-                <w:lang w:val="es-EC" w:eastAsia="es-EC"/>
-              </w:rPr>
-            </w:pPr>
-            <w:r>
-              <w:rPr>
-                <w:rFonts w:eastAsia="Times New Roman" w:cs="Arial"/>
-                <w:szCs w:val="24"/>
-                <w:lang w:val="es-EC" w:eastAsia="es-EC"/>
-              </w:rPr>
-              <w:t>Estudiante / Docente / Usuario General</w:t>
-            </w:r>
-          </w:p>
-        </w:tc>
-      </w:tr>
-      <w:tr>
-        <w:trPr>
-          <w:cnfStyle w:val="000000100000" w:firstRow="0" w:lastRow="0" w:firstColumn="0" w:lastColumn="0" w:oddVBand="0" w:evenVBand="0" w:oddHBand="1" w:evenHBand="0" w:firstRowFirstColumn="0" w:firstRowLastColumn="0" w:lastRowFirstColumn="0" w:lastRowLastColumn="0"/>
-        </w:trPr>
-        <w:tc>
-          <w:tcPr>
-            <w:cnfStyle w:val="001000000000" w:firstRow="0" w:lastRow="0" w:firstColumn="1" w:lastColumn="0" w:oddVBand="0" w:evenVBand="0" w:oddHBand="0" w:evenHBand="0" w:firstRowFirstColumn="0" w:firstRowLastColumn="0" w:lastRowFirstColumn="0" w:lastRowLastColumn="0"/>
-            <w:tcW w:w="0" w:type="auto"/>
-            <w:hideMark/>
-          </w:tcPr>
-          <w:p>
-            <w:pPr>
-              <w:widowControl/>
-              <w:autoSpaceDE/>
-              <w:autoSpaceDN/>
-              <w:spacing w:before="0" w:after="0"/>
-              <w:jc w:val="left"/>
-              <w:rPr>
-                <w:rFonts w:eastAsia="Times New Roman" w:cs="Arial"/>
-                <w:szCs w:val="24"/>
-                <w:lang w:val="es-EC" w:eastAsia="es-EC"/>
-              </w:rPr>
-            </w:pPr>
-            <w:r>
-              <w:rPr>
-                <w:rFonts w:eastAsia="Times New Roman" w:cs="Arial"/>
-                <w:szCs w:val="24"/>
-                <w:lang w:val="es-EC" w:eastAsia="es-EC"/>
-              </w:rPr>
-              <w:t>RF-03</w:t>
-            </w:r>
-          </w:p>
-        </w:tc>
-        <w:tc>
-          <w:tcPr>
-            <w:tcW w:w="0" w:type="auto"/>
-            <w:hideMark/>
-          </w:tcPr>
-          <w:p>
-            <w:pPr>
-              <w:widowControl/>
-              <w:autoSpaceDE/>
-              <w:autoSpaceDN/>
-              <w:spacing w:before="0" w:after="0"/>
-              <w:jc w:val="left"/>
-              <w:cnfStyle w:val="000000100000" w:firstRow="0" w:lastRow="0" w:firstColumn="0" w:lastColumn="0" w:oddVBand="0" w:evenVBand="0" w:oddHBand="1" w:evenHBand="0" w:firstRowFirstColumn="0" w:firstRowLastColumn="0" w:lastRowFirstColumn="0" w:lastRowLastColumn="0"/>
-              <w:rPr>
-                <w:rFonts w:eastAsia="Times New Roman" w:cs="Arial"/>
-                <w:szCs w:val="24"/>
-                <w:lang w:val="es-EC" w:eastAsia="es-EC"/>
-              </w:rPr>
-            </w:pPr>
-            <w:r>
-              <w:rPr>
-                <w:rFonts w:eastAsia="Times New Roman" w:cs="Arial"/>
-                <w:szCs w:val="24"/>
-                <w:lang w:val="es-EC" w:eastAsia="es-EC"/>
-              </w:rPr>
-              <w:t>El sistema debe permitir la conversión de temperatura entre Celsius, Fahrenheit y Kelvin utilizando fórmulas matemáticas científicas establecidas.</w:t>
-            </w:r>
-          </w:p>
-        </w:tc>
-        <w:tc>
-          <w:tcPr>
-            <w:tcW w:w="0" w:type="auto"/>
-            <w:hideMark/>
-          </w:tcPr>
-          <w:p>
-            <w:pPr>
-              <w:widowControl/>
-              <w:autoSpaceDE/>
-              <w:autoSpaceDN/>
-              <w:spacing w:before="0" w:after="0"/>
-              <w:jc w:val="left"/>
-              <w:cnfStyle w:val="000000100000" w:firstRow="0" w:lastRow="0" w:firstColumn="0" w:lastColumn="0" w:oddVBand="0" w:evenVBand="0" w:oddHBand="1" w:evenHBand="0" w:firstRowFirstColumn="0" w:firstRowLastColumn="0" w:lastRowFirstColumn="0" w:lastRowLastColumn="0"/>
-              <w:rPr>
-                <w:rFonts w:eastAsia="Times New Roman" w:cs="Arial"/>
-                <w:szCs w:val="24"/>
-                <w:lang w:val="es-EC" w:eastAsia="es-EC"/>
-              </w:rPr>
-            </w:pPr>
-            <w:r>
-              <w:rPr>
-                <w:rFonts w:eastAsia="Times New Roman" w:cs="Arial"/>
-                <w:szCs w:val="24"/>
-                <w:lang w:val="es-EC" w:eastAsia="es-EC"/>
-              </w:rPr>
-              <w:t>Conversión de Temperatura</w:t>
-            </w:r>
-          </w:p>
-        </w:tc>
-        <w:tc>
-          <w:tcPr>
-            <w:tcW w:w="0" w:type="auto"/>
-            <w:hideMark/>
-          </w:tcPr>
-          <w:p>
-            <w:pPr>
-              <w:widowControl/>
-              <w:autoSpaceDE/>
-              <w:autoSpaceDN/>
-              <w:spacing w:before="0" w:after="0"/>
-              <w:jc w:val="left"/>
-              <w:cnfStyle w:val="000000100000" w:firstRow="0" w:lastRow="0" w:firstColumn="0" w:lastColumn="0" w:oddVBand="0" w:evenVBand="0" w:oddHBand="1" w:evenHBand="0" w:firstRowFirstColumn="0" w:firstRowLastColumn="0" w:lastRowFirstColumn="0" w:lastRowLastColumn="0"/>
-              <w:rPr>
-                <w:rFonts w:eastAsia="Times New Roman" w:cs="Arial"/>
-                <w:szCs w:val="24"/>
-                <w:lang w:val="es-EC" w:eastAsia="es-EC"/>
-              </w:rPr>
-            </w:pPr>
-            <w:r>
-              <w:rPr>
-                <w:rFonts w:eastAsia="Times New Roman" w:cs="Arial"/>
-                <w:szCs w:val="24"/>
-                <w:lang w:val="es-EC" w:eastAsia="es-EC"/>
-              </w:rPr>
-              <w:t>Estudiante / Docente / Usuario General</w:t>
-            </w:r>
-          </w:p>
-        </w:tc>
-      </w:tr>
-      <w:tr>
-        <w:tc>
-          <w:tcPr>
-            <w:cnfStyle w:val="001000000000" w:firstRow="0" w:lastRow="0" w:firstColumn="1" w:lastColumn="0" w:oddVBand="0" w:evenVBand="0" w:oddHBand="0" w:evenHBand="0" w:firstRowFirstColumn="0" w:firstRowLastColumn="0" w:lastRowFirstColumn="0" w:lastRowLastColumn="0"/>
-            <w:tcW w:w="0" w:type="auto"/>
-            <w:hideMark/>
-          </w:tcPr>
-          <w:p>
-            <w:pPr>
-              <w:widowControl/>
-              <w:autoSpaceDE/>
-              <w:autoSpaceDN/>
-              <w:spacing w:before="0" w:after="0"/>
-              <w:jc w:val="left"/>
-              <w:rPr>
-                <w:rFonts w:eastAsia="Times New Roman" w:cs="Arial"/>
-                <w:szCs w:val="24"/>
-                <w:lang w:val="es-EC" w:eastAsia="es-EC"/>
-              </w:rPr>
-            </w:pPr>
-            <w:r>
-              <w:rPr>
-                <w:rFonts w:eastAsia="Times New Roman" w:cs="Arial"/>
-                <w:szCs w:val="24"/>
-                <w:lang w:val="es-EC" w:eastAsia="es-EC"/>
-              </w:rPr>
-              <w:t>RF-04</w:t>
-            </w:r>
-          </w:p>
-        </w:tc>
-        <w:tc>
-          <w:tcPr>
-            <w:tcW w:w="0" w:type="auto"/>
-            <w:hideMark/>
-          </w:tcPr>
-          <w:p>
-            <w:pPr>
-              <w:widowControl/>
-              <w:autoSpaceDE/>
-              <w:autoSpaceDN/>
-              <w:spacing w:before="0" w:after="0"/>
-              <w:jc w:val="left"/>
-              <w:cnfStyle w:val="000000000000" w:firstRow="0" w:lastRow="0" w:firstColumn="0" w:lastColumn="0" w:oddVBand="0" w:evenVBand="0" w:oddHBand="0" w:evenHBand="0" w:firstRowFirstColumn="0" w:firstRowLastColumn="0" w:lastRowFirstColumn="0" w:lastRowLastColumn="0"/>
-              <w:rPr>
-                <w:rFonts w:eastAsia="Times New Roman" w:cs="Arial"/>
-                <w:szCs w:val="24"/>
-                <w:lang w:val="es-EC" w:eastAsia="es-EC"/>
-              </w:rPr>
-            </w:pPr>
-            <w:r>
-              <w:rPr>
-                <w:rFonts w:eastAsia="Times New Roman" w:cs="Arial"/>
-                <w:szCs w:val="24"/>
-                <w:lang w:val="es-EC" w:eastAsia="es-EC"/>
-              </w:rPr>
-              <w:t>El sistema debe validar que los datos ingresados sean numéricos y que no existan campos vacíos antes de procesar cualquier conversión.</w:t>
-            </w:r>
-          </w:p>
-        </w:tc>
-        <w:tc>
-          <w:tcPr>
-            <w:tcW w:w="0" w:type="auto"/>
-            <w:hideMark/>
-          </w:tcPr>
-          <w:p>
-            <w:pPr>
-              <w:widowControl/>
-              <w:autoSpaceDE/>
-              <w:autoSpaceDN/>
-              <w:spacing w:before="0" w:after="0"/>
-              <w:jc w:val="left"/>
-              <w:cnfStyle w:val="000000000000" w:firstRow="0" w:lastRow="0" w:firstColumn="0" w:lastColumn="0" w:oddVBand="0" w:evenVBand="0" w:oddHBand="0" w:evenHBand="0" w:firstRowFirstColumn="0" w:firstRowLastColumn="0" w:lastRowFirstColumn="0" w:lastRowLastColumn="0"/>
-              <w:rPr>
-                <w:rFonts w:eastAsia="Times New Roman" w:cs="Arial"/>
-                <w:szCs w:val="24"/>
-                <w:lang w:val="es-EC" w:eastAsia="es-EC"/>
-              </w:rPr>
-            </w:pPr>
-            <w:r>
-              <w:rPr>
-                <w:rFonts w:eastAsia="Times New Roman" w:cs="Arial"/>
-                <w:szCs w:val="24"/>
-                <w:lang w:val="es-EC" w:eastAsia="es-EC"/>
-              </w:rPr>
-              <w:t>Validación de Datos</w:t>
-            </w:r>
-          </w:p>
-        </w:tc>
-        <w:tc>
-          <w:tcPr>
-            <w:tcW w:w="0" w:type="auto"/>
-            <w:hideMark/>
-          </w:tcPr>
-          <w:p>
-            <w:pPr>
-              <w:widowControl/>
-              <w:autoSpaceDE/>
-              <w:autoSpaceDN/>
-              <w:spacing w:before="0" w:after="0"/>
-              <w:jc w:val="left"/>
-              <w:cnfStyle w:val="000000000000" w:firstRow="0" w:lastRow="0" w:firstColumn="0" w:lastColumn="0" w:oddVBand="0" w:evenVBand="0" w:oddHBand="0" w:evenHBand="0" w:firstRowFirstColumn="0" w:firstRowLastColumn="0" w:lastRowFirstColumn="0" w:lastRowLastColumn="0"/>
-              <w:rPr>
-                <w:rFonts w:eastAsia="Times New Roman" w:cs="Arial"/>
-                <w:szCs w:val="24"/>
-                <w:lang w:val="es-EC" w:eastAsia="es-EC"/>
-              </w:rPr>
-            </w:pPr>
-            <w:r>
-              <w:rPr>
-                <w:rFonts w:eastAsia="Times New Roman" w:cs="Arial"/>
-                <w:szCs w:val="24"/>
-                <w:lang w:val="es-EC" w:eastAsia="es-EC"/>
-              </w:rPr>
-              <w:t>Estudiante / Docente / Usuario General</w:t>
-            </w:r>
-          </w:p>
-        </w:tc>
-      </w:tr>
-      <w:tr>
-        <w:trPr>
-          <w:cnfStyle w:val="000000100000" w:firstRow="0" w:lastRow="0" w:firstColumn="0" w:lastColumn="0" w:oddVBand="0" w:evenVBand="0" w:oddHBand="1" w:evenHBand="0" w:firstRowFirstColumn="0" w:firstRowLastColumn="0" w:lastRowFirstColumn="0" w:lastRowLastColumn="0"/>
-        </w:trPr>
-        <w:tc>
-          <w:tcPr>
-            <w:cnfStyle w:val="001000000000" w:firstRow="0" w:lastRow="0" w:firstColumn="1" w:lastColumn="0" w:oddVBand="0" w:evenVBand="0" w:oddHBand="0" w:evenHBand="0" w:firstRowFirstColumn="0" w:firstRowLastColumn="0" w:lastRowFirstColumn="0" w:lastRowLastColumn="0"/>
-            <w:tcW w:w="0" w:type="auto"/>
-            <w:hideMark/>
-          </w:tcPr>
-          <w:p>
-            <w:pPr>
-              <w:widowControl/>
-              <w:autoSpaceDE/>
-              <w:autoSpaceDN/>
-              <w:spacing w:before="0" w:after="0"/>
-              <w:jc w:val="left"/>
-              <w:rPr>
-                <w:rFonts w:eastAsia="Times New Roman" w:cs="Arial"/>
-                <w:szCs w:val="24"/>
-                <w:lang w:val="es-EC" w:eastAsia="es-EC"/>
-              </w:rPr>
-            </w:pPr>
-            <w:r>
-              <w:rPr>
-                <w:rFonts w:eastAsia="Times New Roman" w:cs="Arial"/>
-                <w:szCs w:val="24"/>
-                <w:lang w:val="es-EC" w:eastAsia="es-EC"/>
-              </w:rPr>
-              <w:t>RF-05</w:t>
-            </w:r>
-          </w:p>
-        </w:tc>
-        <w:tc>
-          <w:tcPr>
-            <w:tcW w:w="0" w:type="auto"/>
-            <w:hideMark/>
-          </w:tcPr>
-          <w:p>
-            <w:pPr>
-              <w:widowControl/>
-              <w:autoSpaceDE/>
-              <w:autoSpaceDN/>
-              <w:spacing w:before="0" w:after="0"/>
-              <w:jc w:val="left"/>
-              <w:cnfStyle w:val="000000100000" w:firstRow="0" w:lastRow="0" w:firstColumn="0" w:lastColumn="0" w:oddVBand="0" w:evenVBand="0" w:oddHBand="1" w:evenHBand="0" w:firstRowFirstColumn="0" w:firstRowLastColumn="0" w:lastRowFirstColumn="0" w:lastRowLastColumn="0"/>
-              <w:rPr>
-                <w:rFonts w:eastAsia="Times New Roman" w:cs="Arial"/>
-                <w:szCs w:val="24"/>
-                <w:lang w:val="es-EC" w:eastAsia="es-EC"/>
-              </w:rPr>
-            </w:pPr>
-            <w:r>
-              <w:rPr>
-                <w:rFonts w:eastAsia="Times New Roman" w:cs="Arial"/>
-                <w:szCs w:val="24"/>
-                <w:lang w:val="es-EC" w:eastAsia="es-EC"/>
-              </w:rPr>
-              <w:t>El sistema debe mostrar el resultado de la conversión de forma inmediata, clara y precisa, incluyendo la unidad de destino correspondiente.</w:t>
-            </w:r>
-          </w:p>
-        </w:tc>
-        <w:tc>
-          <w:tcPr>
-            <w:tcW w:w="0" w:type="auto"/>
-            <w:hideMark/>
-          </w:tcPr>
-          <w:p>
-            <w:pPr>
-              <w:widowControl/>
-              <w:autoSpaceDE/>
-              <w:autoSpaceDN/>
-              <w:spacing w:before="0" w:after="0"/>
-              <w:jc w:val="left"/>
-              <w:cnfStyle w:val="000000100000" w:firstRow="0" w:lastRow="0" w:firstColumn="0" w:lastColumn="0" w:oddVBand="0" w:evenVBand="0" w:oddHBand="1" w:evenHBand="0" w:firstRowFirstColumn="0" w:firstRowLastColumn="0" w:lastRowFirstColumn="0" w:lastRowLastColumn="0"/>
-              <w:rPr>
-                <w:rFonts w:eastAsia="Times New Roman" w:cs="Arial"/>
-                <w:szCs w:val="24"/>
-                <w:lang w:val="es-EC" w:eastAsia="es-EC"/>
-              </w:rPr>
-            </w:pPr>
-            <w:r>
-              <w:rPr>
-                <w:rFonts w:eastAsia="Times New Roman" w:cs="Arial"/>
-                <w:szCs w:val="24"/>
-                <w:lang w:val="es-EC" w:eastAsia="es-EC"/>
-              </w:rPr>
-              <w:t>Mostrar Resultado</w:t>
-            </w:r>
-          </w:p>
-        </w:tc>
-        <w:tc>
-          <w:tcPr>
-            <w:tcW w:w="0" w:type="auto"/>
-            <w:hideMark/>
-          </w:tcPr>
-          <w:p>
-            <w:pPr>
-              <w:widowControl/>
-              <w:autoSpaceDE/>
-              <w:autoSpaceDN/>
-              <w:spacing w:before="0" w:after="0"/>
-              <w:jc w:val="left"/>
-              <w:cnfStyle w:val="000000100000" w:firstRow="0" w:lastRow="0" w:firstColumn="0" w:lastColumn="0" w:oddVBand="0" w:evenVBand="0" w:oddHBand="1" w:evenHBand="0" w:firstRowFirstColumn="0" w:firstRowLastColumn="0" w:lastRowFirstColumn="0" w:lastRowLastColumn="0"/>
-              <w:rPr>
-                <w:rFonts w:eastAsia="Times New Roman" w:cs="Arial"/>
-                <w:szCs w:val="24"/>
-                <w:lang w:val="es-EC" w:eastAsia="es-EC"/>
-              </w:rPr>
-            </w:pPr>
-            <w:r>
-              <w:rPr>
-                <w:rFonts w:eastAsia="Times New Roman" w:cs="Arial"/>
-                <w:szCs w:val="24"/>
-                <w:lang w:val="es-EC" w:eastAsia="es-EC"/>
-              </w:rPr>
-              <w:t>Estudiante / Docente / Usuario General</w:t>
-            </w:r>
-          </w:p>
-        </w:tc>
-      </w:tr>
-      <w:tr>
-        <w:tc>
-          <w:tcPr>
-            <w:cnfStyle w:val="001000000000" w:firstRow="0" w:lastRow="0" w:firstColumn="1" w:lastColumn="0" w:oddVBand="0" w:evenVBand="0" w:oddHBand="0" w:evenHBand="0" w:firstRowFirstColumn="0" w:firstRowLastColumn="0" w:lastRowFirstColumn="0" w:lastRowLastColumn="0"/>
-            <w:tcW w:w="0" w:type="auto"/>
-            <w:hideMark/>
-          </w:tcPr>
-          <w:p>
-            <w:pPr>
-              <w:widowControl/>
-              <w:autoSpaceDE/>
-              <w:autoSpaceDN/>
-              <w:spacing w:before="0" w:after="0"/>
-              <w:jc w:val="left"/>
-              <w:rPr>
-                <w:rFonts w:eastAsia="Times New Roman" w:cs="Arial"/>
-                <w:szCs w:val="24"/>
-                <w:lang w:val="es-EC" w:eastAsia="es-EC"/>
-              </w:rPr>
-            </w:pPr>
-            <w:r>
-              <w:rPr>
-                <w:rFonts w:eastAsia="Times New Roman" w:cs="Arial"/>
-                <w:szCs w:val="24"/>
-                <w:lang w:val="es-EC" w:eastAsia="es-EC"/>
-              </w:rPr>
-              <w:lastRenderedPageBreak/>
-              <w:t>RF-06</w:t>
-            </w:r>
-          </w:p>
-        </w:tc>
-        <w:tc>
-          <w:tcPr>
-            <w:tcW w:w="0" w:type="auto"/>
-            <w:hideMark/>
-          </w:tcPr>
-          <w:p>
-            <w:pPr>
-              <w:widowControl/>
-              <w:autoSpaceDE/>
-              <w:autoSpaceDN/>
-              <w:spacing w:before="0" w:after="0"/>
-              <w:jc w:val="left"/>
-              <w:cnfStyle w:val="000000000000" w:firstRow="0" w:lastRow="0" w:firstColumn="0" w:lastColumn="0" w:oddVBand="0" w:evenVBand="0" w:oddHBand="0" w:evenHBand="0" w:firstRowFirstColumn="0" w:firstRowLastColumn="0" w:lastRowFirstColumn="0" w:lastRowLastColumn="0"/>
-              <w:rPr>
-                <w:rFonts w:eastAsia="Times New Roman" w:cs="Arial"/>
-                <w:szCs w:val="24"/>
-                <w:lang w:val="es-EC" w:eastAsia="es-EC"/>
-              </w:rPr>
-            </w:pPr>
-            <w:r>
-              <w:rPr>
-                <w:rFonts w:eastAsia="Times New Roman" w:cs="Arial"/>
-                <w:szCs w:val="24"/>
-                <w:lang w:val="es-EC" w:eastAsia="es-EC"/>
-              </w:rPr>
-              <w:t>El sistema debe permitir seleccionar el tipo de conversión (longitud, masa o temperatura) antes de ejecutar el cálculo solicitado.</w:t>
-            </w:r>
-          </w:p>
-        </w:tc>
-        <w:tc>
-          <w:tcPr>
-            <w:tcW w:w="0" w:type="auto"/>
-            <w:hideMark/>
-          </w:tcPr>
-          <w:p>
-            <w:pPr>
-              <w:widowControl/>
-              <w:autoSpaceDE/>
-              <w:autoSpaceDN/>
-              <w:spacing w:before="0" w:after="0"/>
-              <w:jc w:val="left"/>
-              <w:cnfStyle w:val="000000000000" w:firstRow="0" w:lastRow="0" w:firstColumn="0" w:lastColumn="0" w:oddVBand="0" w:evenVBand="0" w:oddHBand="0" w:evenHBand="0" w:firstRowFirstColumn="0" w:firstRowLastColumn="0" w:lastRowFirstColumn="0" w:lastRowLastColumn="0"/>
-              <w:rPr>
-                <w:rFonts w:eastAsia="Times New Roman" w:cs="Arial"/>
-                <w:szCs w:val="24"/>
-                <w:lang w:val="es-EC" w:eastAsia="es-EC"/>
-              </w:rPr>
-            </w:pPr>
-            <w:r>
-              <w:rPr>
-                <w:rFonts w:eastAsia="Times New Roman" w:cs="Arial"/>
-                <w:szCs w:val="24"/>
-                <w:lang w:val="es-EC" w:eastAsia="es-EC"/>
-              </w:rPr>
-              <w:t>Selección de Conversión</w:t>
-            </w:r>
-          </w:p>
-        </w:tc>
-        <w:tc>
-          <w:tcPr>
-            <w:tcW w:w="0" w:type="auto"/>
-            <w:hideMark/>
-          </w:tcPr>
-          <w:p>
-            <w:pPr>
-              <w:widowControl/>
-              <w:autoSpaceDE/>
-              <w:autoSpaceDN/>
-              <w:spacing w:before="0" w:after="0"/>
-              <w:jc w:val="left"/>
-              <w:cnfStyle w:val="000000000000" w:firstRow="0" w:lastRow="0" w:firstColumn="0" w:lastColumn="0" w:oddVBand="0" w:evenVBand="0" w:oddHBand="0" w:evenHBand="0" w:firstRowFirstColumn="0" w:firstRowLastColumn="0" w:lastRowFirstColumn="0" w:lastRowLastColumn="0"/>
-              <w:rPr>
-                <w:rFonts w:eastAsia="Times New Roman" w:cs="Arial"/>
-                <w:szCs w:val="24"/>
-                <w:lang w:val="es-EC" w:eastAsia="es-EC"/>
-              </w:rPr>
-            </w:pPr>
-            <w:r>
-              <w:rPr>
-                <w:rFonts w:eastAsia="Times New Roman" w:cs="Arial"/>
-                <w:szCs w:val="24"/>
-                <w:lang w:val="es-EC" w:eastAsia="es-EC"/>
-              </w:rPr>
-              <w:t>Estudiante / Docente / Usuario General</w:t>
-            </w:r>
-          </w:p>
-        </w:tc>
-      </w:tr>
-      <w:tr>
-        <w:trPr>
-          <w:cnfStyle w:val="000000100000" w:firstRow="0" w:lastRow="0" w:firstColumn="0" w:lastColumn="0" w:oddVBand="0" w:evenVBand="0" w:oddHBand="1" w:evenHBand="0" w:firstRowFirstColumn="0" w:firstRowLastColumn="0" w:lastRowFirstColumn="0" w:lastRowLastColumn="0"/>
-        </w:trPr>
-        <w:tc>
-          <w:tcPr>
-            <w:cnfStyle w:val="001000000000" w:firstRow="0" w:lastRow="0" w:firstColumn="1" w:lastColumn="0" w:oddVBand="0" w:evenVBand="0" w:oddHBand="0" w:evenHBand="0" w:firstRowFirstColumn="0" w:firstRowLastColumn="0" w:lastRowFirstColumn="0" w:lastRowLastColumn="0"/>
-            <w:tcW w:w="0" w:type="auto"/>
-            <w:hideMark/>
-          </w:tcPr>
-          <w:p>
-            <w:pPr>
-              <w:widowControl/>
-              <w:autoSpaceDE/>
-              <w:autoSpaceDN/>
-              <w:spacing w:before="0" w:after="0"/>
-              <w:jc w:val="left"/>
-              <w:rPr>
-                <w:rFonts w:eastAsia="Times New Roman" w:cs="Arial"/>
-                <w:szCs w:val="24"/>
-                <w:lang w:val="es-EC" w:eastAsia="es-EC"/>
-              </w:rPr>
-            </w:pPr>
-            <w:r>
-              <w:rPr>
-                <w:rFonts w:eastAsia="Times New Roman" w:cs="Arial"/>
-                <w:szCs w:val="24"/>
-                <w:lang w:val="es-EC" w:eastAsia="es-EC"/>
-              </w:rPr>
-              <w:t>RF-07</w:t>
-            </w:r>
-          </w:p>
-        </w:tc>
-        <w:tc>
-          <w:tcPr>
-            <w:tcW w:w="0" w:type="auto"/>
-            <w:hideMark/>
-          </w:tcPr>
-          <w:p>
-            <w:pPr>
-              <w:widowControl/>
-              <w:autoSpaceDE/>
-              <w:autoSpaceDN/>
-              <w:spacing w:before="0" w:after="0"/>
-              <w:jc w:val="left"/>
-              <w:cnfStyle w:val="000000100000" w:firstRow="0" w:lastRow="0" w:firstColumn="0" w:lastColumn="0" w:oddVBand="0" w:evenVBand="0" w:oddHBand="1" w:evenHBand="0" w:firstRowFirstColumn="0" w:firstRowLastColumn="0" w:lastRowFirstColumn="0" w:lastRowLastColumn="0"/>
-              <w:rPr>
-                <w:rFonts w:eastAsia="Times New Roman" w:cs="Arial"/>
-                <w:szCs w:val="24"/>
-                <w:lang w:val="es-EC" w:eastAsia="es-EC"/>
-              </w:rPr>
-            </w:pPr>
-            <w:r>
-              <w:rPr>
-                <w:rFonts w:eastAsia="Times New Roman" w:cs="Arial"/>
-                <w:szCs w:val="24"/>
-                <w:lang w:val="es-EC" w:eastAsia="es-EC"/>
-              </w:rPr>
-              <w:t>El sistema debe garantizar precisión matemática en los resultados de conversión, evitando errores de redondeo significativos.</w:t>
-            </w:r>
-          </w:p>
-        </w:tc>
-        <w:tc>
-          <w:tcPr>
-            <w:tcW w:w="0" w:type="auto"/>
-            <w:hideMark/>
-          </w:tcPr>
-          <w:p>
-            <w:pPr>
-              <w:widowControl/>
-              <w:autoSpaceDE/>
-              <w:autoSpaceDN/>
-              <w:spacing w:before="0" w:after="0"/>
-              <w:jc w:val="left"/>
-              <w:cnfStyle w:val="000000100000" w:firstRow="0" w:lastRow="0" w:firstColumn="0" w:lastColumn="0" w:oddVBand="0" w:evenVBand="0" w:oddHBand="1" w:evenHBand="0" w:firstRowFirstColumn="0" w:firstRowLastColumn="0" w:lastRowFirstColumn="0" w:lastRowLastColumn="0"/>
-              <w:rPr>
-                <w:rFonts w:eastAsia="Times New Roman" w:cs="Arial"/>
-                <w:szCs w:val="24"/>
-                <w:lang w:val="es-EC" w:eastAsia="es-EC"/>
-              </w:rPr>
-            </w:pPr>
-            <w:r>
-              <w:rPr>
-                <w:rFonts w:eastAsia="Times New Roman" w:cs="Arial"/>
-                <w:szCs w:val="24"/>
-                <w:lang w:val="es-EC" w:eastAsia="es-EC"/>
-              </w:rPr>
-              <w:t>Precisión de Cálculo</w:t>
-            </w:r>
-          </w:p>
-        </w:tc>
-        <w:tc>
-          <w:tcPr>
-            <w:tcW w:w="0" w:type="auto"/>
-            <w:hideMark/>
-          </w:tcPr>
-          <w:p>
-            <w:pPr>
-              <w:widowControl/>
-              <w:autoSpaceDE/>
-              <w:autoSpaceDN/>
-              <w:spacing w:before="0" w:after="0"/>
-              <w:jc w:val="left"/>
-              <w:cnfStyle w:val="000000100000" w:firstRow="0" w:lastRow="0" w:firstColumn="0" w:lastColumn="0" w:oddVBand="0" w:evenVBand="0" w:oddHBand="1" w:evenHBand="0" w:firstRowFirstColumn="0" w:firstRowLastColumn="0" w:lastRowFirstColumn="0" w:lastRowLastColumn="0"/>
-              <w:rPr>
-                <w:rFonts w:eastAsia="Times New Roman" w:cs="Arial"/>
-                <w:szCs w:val="24"/>
-                <w:lang w:val="es-EC" w:eastAsia="es-EC"/>
-              </w:rPr>
-            </w:pPr>
-            <w:r>
-              <w:rPr>
-                <w:rFonts w:eastAsia="Times New Roman" w:cs="Arial"/>
-                <w:szCs w:val="24"/>
-                <w:lang w:val="es-EC" w:eastAsia="es-EC"/>
-              </w:rPr>
-              <w:t>Estudiante / Docente / Usuario General</w:t>
-            </w:r>
-          </w:p>
-        </w:tc>
-      </w:tr>
-      <w:tr>
-        <w:tc>
-          <w:tcPr>
-            <w:cnfStyle w:val="001000000000" w:firstRow="0" w:lastRow="0" w:firstColumn="1" w:lastColumn="0" w:oddVBand="0" w:evenVBand="0" w:oddHBand="0" w:evenHBand="0" w:firstRowFirstColumn="0" w:firstRowLastColumn="0" w:lastRowFirstColumn="0" w:lastRowLastColumn="0"/>
-            <w:tcW w:w="0" w:type="auto"/>
-            <w:hideMark/>
-          </w:tcPr>
-          <w:p>
-            <w:pPr>
-              <w:widowControl/>
-              <w:autoSpaceDE/>
-              <w:autoSpaceDN/>
-              <w:spacing w:before="0" w:after="0"/>
-              <w:jc w:val="left"/>
-              <w:rPr>
-                <w:rFonts w:eastAsia="Times New Roman" w:cs="Arial"/>
-                <w:szCs w:val="24"/>
-                <w:lang w:val="es-EC" w:eastAsia="es-EC"/>
-              </w:rPr>
-            </w:pPr>
-            <w:r>
-              <w:rPr>
-                <w:rFonts w:eastAsia="Times New Roman" w:cs="Arial"/>
-                <w:szCs w:val="24"/>
-                <w:lang w:val="es-EC" w:eastAsia="es-EC"/>
-              </w:rPr>
-              <w:t>RF-08</w:t>
-            </w:r>
-          </w:p>
-        </w:tc>
-        <w:tc>
-          <w:tcPr>
-            <w:tcW w:w="0" w:type="auto"/>
-            <w:hideMark/>
-          </w:tcPr>
-          <w:p>
-            <w:pPr>
-              <w:widowControl/>
-              <w:autoSpaceDE/>
-              <w:autoSpaceDN/>
-              <w:spacing w:before="0" w:after="0"/>
-              <w:jc w:val="left"/>
-              <w:cnfStyle w:val="000000000000" w:firstRow="0" w:lastRow="0" w:firstColumn="0" w:lastColumn="0" w:oddVBand="0" w:evenVBand="0" w:oddHBand="0" w:evenHBand="0" w:firstRowFirstColumn="0" w:firstRowLastColumn="0" w:lastRowFirstColumn="0" w:lastRowLastColumn="0"/>
-              <w:rPr>
-                <w:rFonts w:eastAsia="Times New Roman" w:cs="Arial"/>
-                <w:szCs w:val="24"/>
-                <w:lang w:val="es-EC" w:eastAsia="es-EC"/>
-              </w:rPr>
-            </w:pPr>
-            <w:r>
-              <w:rPr>
-                <w:rFonts w:eastAsia="Times New Roman" w:cs="Arial"/>
-                <w:szCs w:val="24"/>
-                <w:lang w:val="es-EC" w:eastAsia="es-EC"/>
-              </w:rPr>
-              <w:t>El sistema debe permitir que múltiples clientes (consola, escritorio, web y móvil) consuman la misma lógica centralizada de conversión mediante servicios SOAP.</w:t>
-            </w:r>
-          </w:p>
-        </w:tc>
-        <w:tc>
-          <w:tcPr>
-            <w:tcW w:w="0" w:type="auto"/>
-            <w:hideMark/>
-          </w:tcPr>
-          <w:p>
-            <w:pPr>
-              <w:widowControl/>
-              <w:autoSpaceDE/>
-              <w:autoSpaceDN/>
-              <w:spacing w:before="0" w:after="0"/>
-              <w:jc w:val="left"/>
-              <w:cnfStyle w:val="000000000000" w:firstRow="0" w:lastRow="0" w:firstColumn="0" w:lastColumn="0" w:oddVBand="0" w:evenVBand="0" w:oddHBand="0" w:evenHBand="0" w:firstRowFirstColumn="0" w:firstRowLastColumn="0" w:lastRowFirstColumn="0" w:lastRowLastColumn="0"/>
-              <w:rPr>
-                <w:rFonts w:eastAsia="Times New Roman" w:cs="Arial"/>
-                <w:szCs w:val="24"/>
-                <w:lang w:val="es-EC" w:eastAsia="es-EC"/>
-              </w:rPr>
-            </w:pPr>
-            <w:r>
-              <w:rPr>
-                <w:rFonts w:eastAsia="Times New Roman" w:cs="Arial"/>
-                <w:szCs w:val="24"/>
-                <w:lang w:val="es-EC" w:eastAsia="es-EC"/>
-              </w:rPr>
-              <w:t>Consumo de Servicios SOAP</w:t>
-            </w:r>
-          </w:p>
-        </w:tc>
-        <w:tc>
-          <w:tcPr>
-            <w:tcW w:w="0" w:type="auto"/>
-            <w:hideMark/>
-          </w:tcPr>
-          <w:p>
-            <w:pPr>
-              <w:widowControl/>
-              <w:autoSpaceDE/>
-              <w:autoSpaceDN/>
-              <w:spacing w:before="0" w:after="0"/>
-              <w:jc w:val="left"/>
-              <w:cnfStyle w:val="000000000000" w:firstRow="0" w:lastRow="0" w:firstColumn="0" w:lastColumn="0" w:oddVBand="0" w:evenVBand="0" w:oddHBand="0" w:evenHBand="0" w:firstRowFirstColumn="0" w:firstRowLastColumn="0" w:lastRowFirstColumn="0" w:lastRowLastColumn="0"/>
-              <w:rPr>
-                <w:rFonts w:eastAsia="Times New Roman" w:cs="Arial"/>
-                <w:szCs w:val="24"/>
-                <w:lang w:val="es-EC" w:eastAsia="es-EC"/>
-              </w:rPr>
-            </w:pPr>
-            <w:r>
-              <w:rPr>
-                <w:rFonts w:eastAsia="Times New Roman" w:cs="Arial"/>
-                <w:szCs w:val="24"/>
-                <w:lang w:val="es-EC" w:eastAsia="es-EC"/>
-              </w:rPr>
-              <w:t>Administrador / Usuario General</w:t>
-            </w:r>
-          </w:p>
-        </w:tc>
-      </w:tr>
-      <w:tr>
-        <w:trPr>
-          <w:cnfStyle w:val="000000100000" w:firstRow="0" w:lastRow="0" w:firstColumn="0" w:lastColumn="0" w:oddVBand="0" w:evenVBand="0" w:oddHBand="1" w:evenHBand="0" w:firstRowFirstColumn="0" w:firstRowLastColumn="0" w:lastRowFirstColumn="0" w:lastRowLastColumn="0"/>
-        </w:trPr>
-        <w:tc>
-          <w:tcPr>
-            <w:cnfStyle w:val="001000000000" w:firstRow="0" w:lastRow="0" w:firstColumn="1" w:lastColumn="0" w:oddVBand="0" w:evenVBand="0" w:oddHBand="0" w:evenHBand="0" w:firstRowFirstColumn="0" w:firstRowLastColumn="0" w:lastRowFirstColumn="0" w:lastRowLastColumn="0"/>
-            <w:tcW w:w="0" w:type="auto"/>
-            <w:hideMark/>
-          </w:tcPr>
-          <w:p>
-            <w:pPr>
-              <w:widowControl/>
-              <w:autoSpaceDE/>
-              <w:autoSpaceDN/>
-              <w:spacing w:before="0" w:after="0"/>
-              <w:jc w:val="left"/>
-              <w:rPr>
-                <w:rFonts w:eastAsia="Times New Roman" w:cs="Arial"/>
-                <w:szCs w:val="24"/>
-                <w:lang w:val="es-EC" w:eastAsia="es-EC"/>
-              </w:rPr>
-            </w:pPr>
-            <w:r>
-              <w:rPr>
-                <w:rFonts w:eastAsia="Times New Roman" w:cs="Arial"/>
-                <w:szCs w:val="24"/>
-                <w:lang w:val="es-EC" w:eastAsia="es-EC"/>
-              </w:rPr>
-              <w:t>RF-09</w:t>
-            </w:r>
-          </w:p>
-        </w:tc>
-        <w:tc>
-          <w:tcPr>
-            <w:tcW w:w="0" w:type="auto"/>
-            <w:hideMark/>
-          </w:tcPr>
-          <w:p>
-            <w:pPr>
-              <w:widowControl/>
-              <w:autoSpaceDE/>
-              <w:autoSpaceDN/>
-              <w:spacing w:before="0" w:after="0"/>
-              <w:jc w:val="left"/>
-              <w:cnfStyle w:val="000000100000" w:firstRow="0" w:lastRow="0" w:firstColumn="0" w:lastColumn="0" w:oddVBand="0" w:evenVBand="0" w:oddHBand="1" w:evenHBand="0" w:firstRowFirstColumn="0" w:firstRowLastColumn="0" w:lastRowFirstColumn="0" w:lastRowLastColumn="0"/>
-              <w:rPr>
-                <w:rFonts w:eastAsia="Times New Roman" w:cs="Arial"/>
-                <w:szCs w:val="24"/>
-                <w:lang w:val="es-EC" w:eastAsia="es-EC"/>
-              </w:rPr>
-            </w:pPr>
-            <w:r>
-              <w:rPr>
-                <w:rFonts w:eastAsia="Times New Roman" w:cs="Arial"/>
-                <w:szCs w:val="24"/>
-                <w:lang w:val="es-EC" w:eastAsia="es-EC"/>
-              </w:rPr>
-              <w:t>El sistema debe permitir autenticación básica mediante usuario y contraseña para controlar el acceso a los clientes del sistema.</w:t>
-            </w:r>
-          </w:p>
-        </w:tc>
-        <w:tc>
-          <w:tcPr>
-            <w:tcW w:w="0" w:type="auto"/>
-            <w:hideMark/>
-          </w:tcPr>
-          <w:p>
-            <w:pPr>
-              <w:widowControl/>
-              <w:autoSpaceDE/>
-              <w:autoSpaceDN/>
-              <w:spacing w:before="0" w:after="0"/>
-              <w:jc w:val="left"/>
-              <w:cnfStyle w:val="000000100000" w:firstRow="0" w:lastRow="0" w:firstColumn="0" w:lastColumn="0" w:oddVBand="0" w:evenVBand="0" w:oddHBand="1" w:evenHBand="0" w:firstRowFirstColumn="0" w:firstRowLastColumn="0" w:lastRowFirstColumn="0" w:lastRowLastColumn="0"/>
-              <w:rPr>
-                <w:rFonts w:eastAsia="Times New Roman" w:cs="Arial"/>
-                <w:szCs w:val="24"/>
-                <w:lang w:val="es-EC" w:eastAsia="es-EC"/>
-              </w:rPr>
-            </w:pPr>
-            <w:r>
-              <w:rPr>
-                <w:rFonts w:eastAsia="Times New Roman" w:cs="Arial"/>
-                <w:szCs w:val="24"/>
-                <w:lang w:val="es-EC" w:eastAsia="es-EC"/>
-              </w:rPr>
-              <w:t>Inicio de Sesión</w:t>
-            </w:r>
-          </w:p>
-        </w:tc>
-        <w:tc>
-          <w:tcPr>
-            <w:tcW w:w="0" w:type="auto"/>
-            <w:hideMark/>
-          </w:tcPr>
-          <w:p>
-            <w:pPr>
-              <w:widowControl/>
-              <w:autoSpaceDE/>
-              <w:autoSpaceDN/>
-              <w:spacing w:before="0" w:after="0"/>
-              <w:jc w:val="left"/>
-              <w:cnfStyle w:val="000000100000" w:firstRow="0" w:lastRow="0" w:firstColumn="0" w:lastColumn="0" w:oddVBand="0" w:evenVBand="0" w:oddHBand="1" w:evenHBand="0" w:firstRowFirstColumn="0" w:firstRowLastColumn="0" w:lastRowFirstColumn="0" w:lastRowLastColumn="0"/>
-              <w:rPr>
-                <w:rFonts w:eastAsia="Times New Roman" w:cs="Arial"/>
-                <w:szCs w:val="24"/>
-                <w:lang w:val="es-EC" w:eastAsia="es-EC"/>
-              </w:rPr>
-            </w:pPr>
-            <w:r>
-              <w:rPr>
-                <w:rFonts w:eastAsia="Times New Roman" w:cs="Arial"/>
-                <w:szCs w:val="24"/>
-                <w:lang w:val="es-EC" w:eastAsia="es-EC"/>
-              </w:rPr>
-              <w:t>Estudiante / Docente / Administrador</w:t>
+              <w:t>Es obligatorio aplicar correctamente las fórmulas científicas estándar y mantener precisión decimal adecuada.</w:t>
             </w:r>
           </w:p>
         </w:tc>
       </w:tr>
     </w:tbl>
-    <w:p/>
-    <w:p>
-      <w:pPr>
-        <w:pStyle w:val="Ttulo3"/>
-      </w:pPr>
-      <w:bookmarkStart w:id="60" w:name="_Toc229416167"/>
-      <w:r>
-        <w:t>8.2.5 Requisitos Funcionales</w:t>
-      </w:r>
-      <w:bookmarkEnd w:id="60"/>
-    </w:p>
-    <w:p>
-      <w:r>
-        <w:t>Para el sistema de conversión de unidades de longitud, masa y temperatura se han identificado los siguie</w:t>
-      </w:r>
-      <w:r>
-        <w:t>ntes requerimientos funcionales</w:t>
-      </w:r>
-      <w:r>
-        <w:t>:</w:t>
-      </w:r>
-    </w:p>
     <w:p>
       <w:pPr>
         <w:pStyle w:val="Descripcin"/>
         <w:keepNext/>
-      </w:pPr>
-      <w:bookmarkStart w:id="61" w:name="_Toc221056225"/>
-      <w:r>
-        <w:t xml:space="preserve">Tabla </w:t>
-      </w:r>
-      <w:r>
-        <w:fldChar w:fldCharType="begin"/>
-      </w:r>
-      <w:r>
-        <w:instrText xml:space="preserve"> SEQ Tabla \* ARABIC </w:instrText>
-      </w:r>
-      <w:r>
-        <w:fldChar w:fldCharType="separate"/>
-      </w:r>
-      <w:r>
-        <w:rPr>
-          <w:noProof/>
-        </w:rPr>
-        <w:t>19</w:t>
-      </w:r>
-      <w:r>
-        <w:fldChar w:fldCharType="end"/>
-      </w:r>
-      <w:r>
-        <w:t xml:space="preserve">. </w:t>
-      </w:r>
-      <w:bookmarkEnd w:id="61"/>
-      <w:r>
-        <w:t>Gestionar Conversión de Longitud</w:t>
-      </w:r>
+        <w:rPr>
+          <w:lang w:val="es-EC"/>
+        </w:rPr>
+      </w:pPr>
     </w:p>
     <w:p>
       <w:pPr>
         <w:pStyle w:val="Descripcin"/>
+        <w:keepNext/>
+      </w:pPr>
+      <w:r>
+        <w:t>Tabla 22. Validación de Datos de Entrada</w:t>
+      </w:r>
+    </w:p>
+    <w:p>
+      <w:pPr>
         <w:rPr>
           <w:b/>
-          <w:i w:val="0"/>
-          <w:color w:val="5F497A" w:themeColor="accent4" w:themeShade="BF"/>
-          <w:sz w:val="24"/>
-          <w:lang w:val="es-EC"/>
         </w:rPr>
       </w:pPr>
       <w:r>
         <w:rPr>
           <w:b/>
-          <w:i w:val="0"/>
-          <w:color w:val="5F497A" w:themeColor="accent4" w:themeShade="BF"/>
-          <w:sz w:val="24"/>
-        </w:rPr>
-        <w:t>RQF-001 | Conversión de Longitud</w:t>
+        </w:rPr>
+        <w:t>RQF-004 | Validación de Entradas</w:t>
       </w:r>
     </w:p>
     <w:tbl>
@@ -29532,7 +29994,6 @@
                 <w:lang w:val="es-EC" w:eastAsia="es-EC"/>
               </w:rPr>
             </w:pPr>
-            <w:bookmarkStart w:id="62" w:name="_Toc221056226"/>
             <w:r>
               <w:rPr>
                 <w:rFonts w:eastAsia="Times New Roman" w:cs="Arial"/>
@@ -29631,7 +30092,7 @@
                 <w:szCs w:val="24"/>
                 <w:lang w:val="es-EC" w:eastAsia="es-EC"/>
               </w:rPr>
-              <w:t>El sistema debe permitir recibir un valor numérico y realizar conversiones entre unidades de longitud como metros, kilómetros, centímetros, milímetros, pulgadas, pies y millas mediante el servicio SOAP centralizado. El usuario selecciona la unidad de origen y destino para obtener el resultado inmediato.</w:t>
+              <w:t>El sistema debe validar que los datos ingresados sean numéricos y que no existan campos vacíos antes de ejecutar cualquier conversión. En caso de error, debe mostrar mensajes de advertencia claros al usuario.</w:t>
             </w:r>
           </w:p>
         </w:tc>
@@ -29691,7 +30152,7 @@
                 <w:szCs w:val="24"/>
                 <w:lang w:val="es-EC" w:eastAsia="es-EC"/>
               </w:rPr>
-              <w:t>OBJ-001</w:t>
+              <w:t>OBJ-004</w:t>
             </w:r>
           </w:p>
         </w:tc>
@@ -29754,7 +30215,7 @@
                 <w:szCs w:val="24"/>
                 <w:lang w:val="es-EC" w:eastAsia="es-EC"/>
               </w:rPr>
-              <w:t>Alta</w:t>
+              <w:t>Crítica</w:t>
             </w:r>
           </w:p>
         </w:tc>
@@ -29937,7 +30398,7 @@
                 <w:szCs w:val="24"/>
                 <w:lang w:val="es-EC" w:eastAsia="es-EC"/>
               </w:rPr>
-              <w:t>El sistema debe garantizar precisión matemática en los resultados y validación correcta de datos ingresados.</w:t>
+              <w:t>Es obligatorio para evitar cálculos incorrectos, errores matemáticos o fallos en el procesamiento del sistema.</w:t>
             </w:r>
           </w:p>
         </w:tc>
@@ -29945,59 +30406,31 @@
     </w:tbl>
     <w:p>
       <w:pPr>
+        <w:rPr>
+          <w:lang w:val="es-EC"/>
+        </w:rPr>
+      </w:pPr>
+    </w:p>
+    <w:p>
+      <w:pPr>
         <w:pStyle w:val="Descripcin"/>
         <w:keepNext/>
       </w:pPr>
       <w:r>
-        <w:t xml:space="preserve">Tabla </w:t>
-      </w:r>
-      <w:r>
-        <w:fldChar w:fldCharType="begin"/>
-      </w:r>
-      <w:r>
-        <w:instrText xml:space="preserve"> SEQ Tabla \* ARABIC </w:instrText>
-      </w:r>
-      <w:r>
-        <w:fldChar w:fldCharType="separate"/>
-      </w:r>
-      <w:r>
-        <w:rPr>
-          <w:noProof/>
-        </w:rPr>
-        <w:t>20</w:t>
-      </w:r>
-      <w:r>
-        <w:fldChar w:fldCharType="end"/>
-      </w:r>
-      <w:r>
-        <w:t xml:space="preserve">. </w:t>
-      </w:r>
-      <w:bookmarkEnd w:id="62"/>
-      <w:r>
-        <w:t>Obtener Conversión de Masa</w:t>
-      </w:r>
-    </w:p>
-    <w:p>
-      <w:pPr>
-        <w:pStyle w:val="Descripcin"/>
-        <w:rPr>
-          <w:rFonts w:ascii="Verdana" w:hAnsi="Verdana" w:cstheme="minorHAnsi"/>
+        <w:t>Tabla 23. Mostrar Resultado de Conversión</w:t>
+      </w:r>
+    </w:p>
+    <w:p>
+      <w:pPr>
+        <w:rPr>
           <w:b/>
-          <w:i w:val="0"/>
-          <w:color w:val="5F497A" w:themeColor="accent4" w:themeShade="BF"/>
-          <w:sz w:val="24"/>
-          <w:lang w:val="es-EC"/>
-        </w:rPr>
-      </w:pPr>
-      <w:r>
-        <w:rPr>
-          <w:rFonts w:ascii="Verdana" w:hAnsi="Verdana" w:cstheme="minorHAnsi"/>
+        </w:rPr>
+      </w:pPr>
+      <w:r>
+        <w:rPr>
           <w:b/>
-          <w:i w:val="0"/>
-          <w:color w:val="5F497A" w:themeColor="accent4" w:themeShade="BF"/>
-          <w:sz w:val="24"/>
-        </w:rPr>
-        <w:t>RQF-002 | Conversión de Masa</w:t>
+        </w:rPr>
+        <w:t>RQF-005 | Visualización de Resultados</w:t>
       </w:r>
     </w:p>
     <w:tbl>
@@ -30131,7 +30564,7 @@
                 <w:szCs w:val="24"/>
                 <w:lang w:val="es-EC" w:eastAsia="es-EC"/>
               </w:rPr>
-              <w:t>El sistema debe recibir un valor numérico y realizar conversiones entre unidades de masa como gramos, kilogramos, libras y onzas utilizando factores de conversión estándar internacionalmente aceptados.</w:t>
+              <w:t>El sistema debe mostrar el resultado de la conversión de forma inmediata, clara y legible, incluyendo el valor convertido y la unidad de destino seleccionada por el usuario.</w:t>
             </w:r>
           </w:p>
         </w:tc>
@@ -30191,7 +30624,7 @@
                 <w:szCs w:val="24"/>
                 <w:lang w:val="es-EC" w:eastAsia="es-EC"/>
               </w:rPr>
-              <w:t>OBJ-002</w:t>
+              <w:t>OBJ-001</w:t>
             </w:r>
           </w:p>
         </w:tc>
@@ -30285,6 +30718,7 @@
                 <w:szCs w:val="24"/>
                 <w:lang w:val="es-EC" w:eastAsia="es-EC"/>
               </w:rPr>
+              <w:lastRenderedPageBreak/>
               <w:t>Estado</w:t>
             </w:r>
           </w:p>
@@ -30408,7 +30842,6 @@
                 <w:szCs w:val="24"/>
                 <w:lang w:val="es-EC" w:eastAsia="es-EC"/>
               </w:rPr>
-              <w:lastRenderedPageBreak/>
               <w:t>Comentarios</w:t>
             </w:r>
           </w:p>
@@ -30438,7 +30871,7 @@
                 <w:szCs w:val="24"/>
                 <w:lang w:val="es-EC" w:eastAsia="es-EC"/>
               </w:rPr>
-              <w:t>Debe asegurar exactitud en los cálculos y evitar errores de redondeo significativos.</w:t>
+              <w:t>La respuesta debe ser rápida, precisa y fácil de interpretar desde cualquiera de los clientes del sistema.</w:t>
             </w:r>
           </w:p>
         </w:tc>
@@ -30446,1429 +30879,6 @@
     </w:tbl>
     <w:p>
       <w:pPr>
-        <w:rPr>
-          <w:lang w:val="es-EC"/>
-        </w:rPr>
-      </w:pPr>
-    </w:p>
-    <w:p>
-      <w:pPr>
-        <w:pStyle w:val="Descripcin"/>
-        <w:keepNext/>
-      </w:pPr>
-      <w:r>
-        <w:t>Tabla 21. Obtener Conversión de Temperatura</w:t>
-      </w:r>
-    </w:p>
-    <w:p>
-      <w:pPr>
-        <w:pStyle w:val="NormalWeb"/>
-        <w:rPr>
-          <w:rStyle w:val="Textoennegrita"/>
-          <w:rFonts w:ascii="Arial" w:hAnsi="Arial" w:cs="Arial"/>
-          <w:color w:val="5F497A" w:themeColor="accent4" w:themeShade="BF"/>
-        </w:rPr>
-      </w:pPr>
-      <w:r>
-        <w:rPr>
-          <w:rStyle w:val="Textoennegrita"/>
-          <w:rFonts w:ascii="Arial" w:hAnsi="Arial" w:cs="Arial"/>
-          <w:color w:val="5F497A" w:themeColor="accent4" w:themeShade="BF"/>
-        </w:rPr>
-        <w:t>RQF-003 | Conversión de Temperatura</w:t>
-      </w:r>
-    </w:p>
-    <w:tbl>
-      <w:tblPr>
-        <w:tblStyle w:val="Tabladecuadrcula5oscura-nfasis4"/>
-        <w:tblW w:w="0" w:type="auto"/>
-        <w:tblLook w:val="04A0" w:firstRow="1" w:lastRow="0" w:firstColumn="1" w:lastColumn="0" w:noHBand="0" w:noVBand="1"/>
-      </w:tblPr>
-      <w:tblGrid>
-        <w:gridCol w:w="1683"/>
-        <w:gridCol w:w="7737"/>
-      </w:tblGrid>
-      <w:tr>
-        <w:trPr>
-          <w:cnfStyle w:val="100000000000" w:firstRow="1" w:lastRow="0" w:firstColumn="0" w:lastColumn="0" w:oddVBand="0" w:evenVBand="0" w:oddHBand="0" w:evenHBand="0" w:firstRowFirstColumn="0" w:firstRowLastColumn="0" w:lastRowFirstColumn="0" w:lastRowLastColumn="0"/>
-        </w:trPr>
-        <w:tc>
-          <w:tcPr>
-            <w:cnfStyle w:val="001000000000" w:firstRow="0" w:lastRow="0" w:firstColumn="1" w:lastColumn="0" w:oddVBand="0" w:evenVBand="0" w:oddHBand="0" w:evenHBand="0" w:firstRowFirstColumn="0" w:firstRowLastColumn="0" w:lastRowFirstColumn="0" w:lastRowLastColumn="0"/>
-            <w:tcW w:w="0" w:type="auto"/>
-            <w:hideMark/>
-          </w:tcPr>
-          <w:p>
-            <w:pPr>
-              <w:widowControl/>
-              <w:autoSpaceDE/>
-              <w:autoSpaceDN/>
-              <w:spacing w:before="0" w:after="0"/>
-              <w:jc w:val="center"/>
-              <w:rPr>
-                <w:rFonts w:eastAsia="Times New Roman" w:cs="Arial"/>
-                <w:szCs w:val="24"/>
-                <w:lang w:val="es-EC" w:eastAsia="es-EC"/>
-              </w:rPr>
-            </w:pPr>
-            <w:r>
-              <w:rPr>
-                <w:rFonts w:eastAsia="Times New Roman" w:cs="Arial"/>
-                <w:szCs w:val="24"/>
-                <w:lang w:val="es-EC" w:eastAsia="es-EC"/>
-              </w:rPr>
-              <w:t>Campo</w:t>
-            </w:r>
-          </w:p>
-        </w:tc>
-        <w:tc>
-          <w:tcPr>
-            <w:tcW w:w="0" w:type="auto"/>
-            <w:hideMark/>
-          </w:tcPr>
-          <w:p>
-            <w:pPr>
-              <w:widowControl/>
-              <w:autoSpaceDE/>
-              <w:autoSpaceDN/>
-              <w:spacing w:before="0" w:after="0"/>
-              <w:jc w:val="center"/>
-              <w:cnfStyle w:val="100000000000" w:firstRow="1" w:lastRow="0" w:firstColumn="0" w:lastColumn="0" w:oddVBand="0" w:evenVBand="0" w:oddHBand="0" w:evenHBand="0" w:firstRowFirstColumn="0" w:firstRowLastColumn="0" w:lastRowFirstColumn="0" w:lastRowLastColumn="0"/>
-              <w:rPr>
-                <w:rFonts w:eastAsia="Times New Roman" w:cs="Arial"/>
-                <w:szCs w:val="24"/>
-                <w:lang w:val="es-EC" w:eastAsia="es-EC"/>
-              </w:rPr>
-            </w:pPr>
-            <w:r>
-              <w:rPr>
-                <w:rFonts w:eastAsia="Times New Roman" w:cs="Arial"/>
-                <w:szCs w:val="24"/>
-                <w:lang w:val="es-EC" w:eastAsia="es-EC"/>
-              </w:rPr>
-              <w:t>Descripción</w:t>
-            </w:r>
-          </w:p>
-        </w:tc>
-      </w:tr>
-      <w:tr>
-        <w:trPr>
-          <w:cnfStyle w:val="000000100000" w:firstRow="0" w:lastRow="0" w:firstColumn="0" w:lastColumn="0" w:oddVBand="0" w:evenVBand="0" w:oddHBand="1" w:evenHBand="0" w:firstRowFirstColumn="0" w:firstRowLastColumn="0" w:lastRowFirstColumn="0" w:lastRowLastColumn="0"/>
-        </w:trPr>
-        <w:tc>
-          <w:tcPr>
-            <w:cnfStyle w:val="001000000000" w:firstRow="0" w:lastRow="0" w:firstColumn="1" w:lastColumn="0" w:oddVBand="0" w:evenVBand="0" w:oddHBand="0" w:evenHBand="0" w:firstRowFirstColumn="0" w:firstRowLastColumn="0" w:lastRowFirstColumn="0" w:lastRowLastColumn="0"/>
-            <w:tcW w:w="0" w:type="auto"/>
-            <w:hideMark/>
-          </w:tcPr>
-          <w:p>
-            <w:pPr>
-              <w:widowControl/>
-              <w:autoSpaceDE/>
-              <w:autoSpaceDN/>
-              <w:spacing w:before="0" w:after="0"/>
-              <w:jc w:val="left"/>
-              <w:rPr>
-                <w:rFonts w:eastAsia="Times New Roman" w:cs="Arial"/>
-                <w:szCs w:val="24"/>
-                <w:lang w:val="es-EC" w:eastAsia="es-EC"/>
-              </w:rPr>
-            </w:pPr>
-            <w:r>
-              <w:rPr>
-                <w:rFonts w:eastAsia="Times New Roman" w:cs="Arial"/>
-                <w:szCs w:val="24"/>
-                <w:lang w:val="es-EC" w:eastAsia="es-EC"/>
-              </w:rPr>
-              <w:t>Descripción</w:t>
-            </w:r>
-          </w:p>
-        </w:tc>
-        <w:tc>
-          <w:tcPr>
-            <w:tcW w:w="0" w:type="auto"/>
-            <w:hideMark/>
-          </w:tcPr>
-          <w:p>
-            <w:pPr>
-              <w:widowControl/>
-              <w:autoSpaceDE/>
-              <w:autoSpaceDN/>
-              <w:spacing w:before="0" w:after="0"/>
-              <w:jc w:val="left"/>
-              <w:cnfStyle w:val="000000100000" w:firstRow="0" w:lastRow="0" w:firstColumn="0" w:lastColumn="0" w:oddVBand="0" w:evenVBand="0" w:oddHBand="1" w:evenHBand="0" w:firstRowFirstColumn="0" w:firstRowLastColumn="0" w:lastRowFirstColumn="0" w:lastRowLastColumn="0"/>
-              <w:rPr>
-                <w:rFonts w:eastAsia="Times New Roman" w:cs="Arial"/>
-                <w:szCs w:val="24"/>
-                <w:lang w:val="es-EC" w:eastAsia="es-EC"/>
-              </w:rPr>
-            </w:pPr>
-            <w:r>
-              <w:rPr>
-                <w:rFonts w:eastAsia="Times New Roman" w:cs="Arial"/>
-                <w:szCs w:val="24"/>
-                <w:lang w:val="es-EC" w:eastAsia="es-EC"/>
-              </w:rPr>
-              <w:t>El sistema debe permitir conversiones entre Celsius, Fahrenheit y Kelvin aplicando correctamente las fórmulas matemáticas correspondientes para cada tipo de temperatura.</w:t>
-            </w:r>
-          </w:p>
-        </w:tc>
-      </w:tr>
-      <w:tr>
-        <w:tc>
-          <w:tcPr>
-            <w:cnfStyle w:val="001000000000" w:firstRow="0" w:lastRow="0" w:firstColumn="1" w:lastColumn="0" w:oddVBand="0" w:evenVBand="0" w:oddHBand="0" w:evenHBand="0" w:firstRowFirstColumn="0" w:firstRowLastColumn="0" w:lastRowFirstColumn="0" w:lastRowLastColumn="0"/>
-            <w:tcW w:w="0" w:type="auto"/>
-            <w:hideMark/>
-          </w:tcPr>
-          <w:p>
-            <w:pPr>
-              <w:widowControl/>
-              <w:autoSpaceDE/>
-              <w:autoSpaceDN/>
-              <w:spacing w:before="0" w:after="0"/>
-              <w:jc w:val="left"/>
-              <w:rPr>
-                <w:rFonts w:eastAsia="Times New Roman" w:cs="Arial"/>
-                <w:szCs w:val="24"/>
-                <w:lang w:val="es-EC" w:eastAsia="es-EC"/>
-              </w:rPr>
-            </w:pPr>
-            <w:r>
-              <w:rPr>
-                <w:rFonts w:eastAsia="Times New Roman" w:cs="Arial"/>
-                <w:szCs w:val="24"/>
-                <w:lang w:val="es-EC" w:eastAsia="es-EC"/>
-              </w:rPr>
-              <w:t>Objetivo</w:t>
-            </w:r>
-          </w:p>
-        </w:tc>
-        <w:tc>
-          <w:tcPr>
-            <w:tcW w:w="0" w:type="auto"/>
-            <w:hideMark/>
-          </w:tcPr>
-          <w:p>
-            <w:pPr>
-              <w:widowControl/>
-              <w:autoSpaceDE/>
-              <w:autoSpaceDN/>
-              <w:spacing w:before="0" w:after="0"/>
-              <w:jc w:val="left"/>
-              <w:cnfStyle w:val="000000000000" w:firstRow="0" w:lastRow="0" w:firstColumn="0" w:lastColumn="0" w:oddVBand="0" w:evenVBand="0" w:oddHBand="0" w:evenHBand="0" w:firstRowFirstColumn="0" w:firstRowLastColumn="0" w:lastRowFirstColumn="0" w:lastRowLastColumn="0"/>
-              <w:rPr>
-                <w:rFonts w:eastAsia="Times New Roman" w:cs="Arial"/>
-                <w:szCs w:val="24"/>
-                <w:lang w:val="es-EC" w:eastAsia="es-EC"/>
-              </w:rPr>
-            </w:pPr>
-            <w:r>
-              <w:rPr>
-                <w:rFonts w:eastAsia="Times New Roman" w:cs="Arial"/>
-                <w:szCs w:val="24"/>
-                <w:lang w:val="es-EC" w:eastAsia="es-EC"/>
-              </w:rPr>
-              <w:t>OBJ-003</w:t>
-            </w:r>
-          </w:p>
-        </w:tc>
-      </w:tr>
-      <w:tr>
-        <w:trPr>
-          <w:cnfStyle w:val="000000100000" w:firstRow="0" w:lastRow="0" w:firstColumn="0" w:lastColumn="0" w:oddVBand="0" w:evenVBand="0" w:oddHBand="1" w:evenHBand="0" w:firstRowFirstColumn="0" w:firstRowLastColumn="0" w:lastRowFirstColumn="0" w:lastRowLastColumn="0"/>
-        </w:trPr>
-        <w:tc>
-          <w:tcPr>
-            <w:cnfStyle w:val="001000000000" w:firstRow="0" w:lastRow="0" w:firstColumn="1" w:lastColumn="0" w:oddVBand="0" w:evenVBand="0" w:oddHBand="0" w:evenHBand="0" w:firstRowFirstColumn="0" w:firstRowLastColumn="0" w:lastRowFirstColumn="0" w:lastRowLastColumn="0"/>
-            <w:tcW w:w="0" w:type="auto"/>
-            <w:hideMark/>
-          </w:tcPr>
-          <w:p>
-            <w:pPr>
-              <w:widowControl/>
-              <w:autoSpaceDE/>
-              <w:autoSpaceDN/>
-              <w:spacing w:before="0" w:after="0"/>
-              <w:jc w:val="left"/>
-              <w:rPr>
-                <w:rFonts w:eastAsia="Times New Roman" w:cs="Arial"/>
-                <w:szCs w:val="24"/>
-                <w:lang w:val="es-EC" w:eastAsia="es-EC"/>
-              </w:rPr>
-            </w:pPr>
-            <w:r>
-              <w:rPr>
-                <w:rFonts w:eastAsia="Times New Roman" w:cs="Arial"/>
-                <w:szCs w:val="24"/>
-                <w:lang w:val="es-EC" w:eastAsia="es-EC"/>
-              </w:rPr>
-              <w:t>Importancia</w:t>
-            </w:r>
-          </w:p>
-        </w:tc>
-        <w:tc>
-          <w:tcPr>
-            <w:tcW w:w="0" w:type="auto"/>
-            <w:hideMark/>
-          </w:tcPr>
-          <w:p>
-            <w:pPr>
-              <w:widowControl/>
-              <w:autoSpaceDE/>
-              <w:autoSpaceDN/>
-              <w:spacing w:before="0" w:after="0"/>
-              <w:jc w:val="left"/>
-              <w:cnfStyle w:val="000000100000" w:firstRow="0" w:lastRow="0" w:firstColumn="0" w:lastColumn="0" w:oddVBand="0" w:evenVBand="0" w:oddHBand="1" w:evenHBand="0" w:firstRowFirstColumn="0" w:firstRowLastColumn="0" w:lastRowFirstColumn="0" w:lastRowLastColumn="0"/>
-              <w:rPr>
-                <w:rFonts w:eastAsia="Times New Roman" w:cs="Arial"/>
-                <w:szCs w:val="24"/>
-                <w:lang w:val="es-EC" w:eastAsia="es-EC"/>
-              </w:rPr>
-            </w:pPr>
-            <w:r>
-              <w:rPr>
-                <w:rFonts w:eastAsia="Times New Roman" w:cs="Arial"/>
-                <w:szCs w:val="24"/>
-                <w:lang w:val="es-EC" w:eastAsia="es-EC"/>
-              </w:rPr>
-              <w:t>Alta</w:t>
-            </w:r>
-          </w:p>
-        </w:tc>
-      </w:tr>
-      <w:tr>
-        <w:tc>
-          <w:tcPr>
-            <w:cnfStyle w:val="001000000000" w:firstRow="0" w:lastRow="0" w:firstColumn="1" w:lastColumn="0" w:oddVBand="0" w:evenVBand="0" w:oddHBand="0" w:evenHBand="0" w:firstRowFirstColumn="0" w:firstRowLastColumn="0" w:lastRowFirstColumn="0" w:lastRowLastColumn="0"/>
-            <w:tcW w:w="0" w:type="auto"/>
-            <w:hideMark/>
-          </w:tcPr>
-          <w:p>
-            <w:pPr>
-              <w:widowControl/>
-              <w:autoSpaceDE/>
-              <w:autoSpaceDN/>
-              <w:spacing w:before="0" w:after="0"/>
-              <w:jc w:val="left"/>
-              <w:rPr>
-                <w:rFonts w:eastAsia="Times New Roman" w:cs="Arial"/>
-                <w:szCs w:val="24"/>
-                <w:lang w:val="es-EC" w:eastAsia="es-EC"/>
-              </w:rPr>
-            </w:pPr>
-            <w:r>
-              <w:rPr>
-                <w:rFonts w:eastAsia="Times New Roman" w:cs="Arial"/>
-                <w:szCs w:val="24"/>
-                <w:lang w:val="es-EC" w:eastAsia="es-EC"/>
-              </w:rPr>
-              <w:t>Estado</w:t>
-            </w:r>
-          </w:p>
-        </w:tc>
-        <w:tc>
-          <w:tcPr>
-            <w:tcW w:w="0" w:type="auto"/>
-            <w:hideMark/>
-          </w:tcPr>
-          <w:p>
-            <w:pPr>
-              <w:widowControl/>
-              <w:autoSpaceDE/>
-              <w:autoSpaceDN/>
-              <w:spacing w:before="0" w:after="0"/>
-              <w:jc w:val="left"/>
-              <w:cnfStyle w:val="000000000000" w:firstRow="0" w:lastRow="0" w:firstColumn="0" w:lastColumn="0" w:oddVBand="0" w:evenVBand="0" w:oddHBand="0" w:evenHBand="0" w:firstRowFirstColumn="0" w:firstRowLastColumn="0" w:lastRowFirstColumn="0" w:lastRowLastColumn="0"/>
-              <w:rPr>
-                <w:rFonts w:eastAsia="Times New Roman" w:cs="Arial"/>
-                <w:szCs w:val="24"/>
-                <w:lang w:val="es-EC" w:eastAsia="es-EC"/>
-              </w:rPr>
-            </w:pPr>
-            <w:r>
-              <w:rPr>
-                <w:rFonts w:eastAsia="Times New Roman" w:cs="Arial"/>
-                <w:szCs w:val="24"/>
-                <w:lang w:val="es-EC" w:eastAsia="es-EC"/>
-              </w:rPr>
-              <w:t>Aprobado</w:t>
-            </w:r>
-          </w:p>
-        </w:tc>
-      </w:tr>
-      <w:tr>
-        <w:trPr>
-          <w:cnfStyle w:val="000000100000" w:firstRow="0" w:lastRow="0" w:firstColumn="0" w:lastColumn="0" w:oddVBand="0" w:evenVBand="0" w:oddHBand="1" w:evenHBand="0" w:firstRowFirstColumn="0" w:firstRowLastColumn="0" w:lastRowFirstColumn="0" w:lastRowLastColumn="0"/>
-        </w:trPr>
-        <w:tc>
-          <w:tcPr>
-            <w:cnfStyle w:val="001000000000" w:firstRow="0" w:lastRow="0" w:firstColumn="1" w:lastColumn="0" w:oddVBand="0" w:evenVBand="0" w:oddHBand="0" w:evenHBand="0" w:firstRowFirstColumn="0" w:firstRowLastColumn="0" w:lastRowFirstColumn="0" w:lastRowLastColumn="0"/>
-            <w:tcW w:w="0" w:type="auto"/>
-            <w:hideMark/>
-          </w:tcPr>
-          <w:p>
-            <w:pPr>
-              <w:widowControl/>
-              <w:autoSpaceDE/>
-              <w:autoSpaceDN/>
-              <w:spacing w:before="0" w:after="0"/>
-              <w:jc w:val="left"/>
-              <w:rPr>
-                <w:rFonts w:eastAsia="Times New Roman" w:cs="Arial"/>
-                <w:szCs w:val="24"/>
-                <w:lang w:val="es-EC" w:eastAsia="es-EC"/>
-              </w:rPr>
-            </w:pPr>
-            <w:r>
-              <w:rPr>
-                <w:rFonts w:eastAsia="Times New Roman" w:cs="Arial"/>
-                <w:szCs w:val="24"/>
-                <w:lang w:val="es-EC" w:eastAsia="es-EC"/>
-              </w:rPr>
-              <w:t>Estabilidad</w:t>
-            </w:r>
-          </w:p>
-        </w:tc>
-        <w:tc>
-          <w:tcPr>
-            <w:tcW w:w="0" w:type="auto"/>
-            <w:hideMark/>
-          </w:tcPr>
-          <w:p>
-            <w:pPr>
-              <w:widowControl/>
-              <w:autoSpaceDE/>
-              <w:autoSpaceDN/>
-              <w:spacing w:before="0" w:after="0"/>
-              <w:jc w:val="left"/>
-              <w:cnfStyle w:val="000000100000" w:firstRow="0" w:lastRow="0" w:firstColumn="0" w:lastColumn="0" w:oddVBand="0" w:evenVBand="0" w:oddHBand="1" w:evenHBand="0" w:firstRowFirstColumn="0" w:firstRowLastColumn="0" w:lastRowFirstColumn="0" w:lastRowLastColumn="0"/>
-              <w:rPr>
-                <w:rFonts w:eastAsia="Times New Roman" w:cs="Arial"/>
-                <w:szCs w:val="24"/>
-                <w:lang w:val="es-EC" w:eastAsia="es-EC"/>
-              </w:rPr>
-            </w:pPr>
-            <w:r>
-              <w:rPr>
-                <w:rFonts w:eastAsia="Times New Roman" w:cs="Arial"/>
-                <w:szCs w:val="24"/>
-                <w:lang w:val="es-EC" w:eastAsia="es-EC"/>
-              </w:rPr>
-              <w:t>Alta</w:t>
-            </w:r>
-          </w:p>
-        </w:tc>
-      </w:tr>
-      <w:tr>
-        <w:tc>
-          <w:tcPr>
-            <w:cnfStyle w:val="001000000000" w:firstRow="0" w:lastRow="0" w:firstColumn="1" w:lastColumn="0" w:oddVBand="0" w:evenVBand="0" w:oddHBand="0" w:evenHBand="0" w:firstRowFirstColumn="0" w:firstRowLastColumn="0" w:lastRowFirstColumn="0" w:lastRowLastColumn="0"/>
-            <w:tcW w:w="0" w:type="auto"/>
-            <w:hideMark/>
-          </w:tcPr>
-          <w:p>
-            <w:pPr>
-              <w:widowControl/>
-              <w:autoSpaceDE/>
-              <w:autoSpaceDN/>
-              <w:spacing w:before="0" w:after="0"/>
-              <w:jc w:val="left"/>
-              <w:rPr>
-                <w:rFonts w:eastAsia="Times New Roman" w:cs="Arial"/>
-                <w:szCs w:val="24"/>
-                <w:lang w:val="es-EC" w:eastAsia="es-EC"/>
-              </w:rPr>
-            </w:pPr>
-            <w:r>
-              <w:rPr>
-                <w:rFonts w:eastAsia="Times New Roman" w:cs="Arial"/>
-                <w:szCs w:val="24"/>
-                <w:lang w:val="es-EC" w:eastAsia="es-EC"/>
-              </w:rPr>
-              <w:t>Comentarios</w:t>
-            </w:r>
-          </w:p>
-        </w:tc>
-        <w:tc>
-          <w:tcPr>
-            <w:tcW w:w="0" w:type="auto"/>
-            <w:hideMark/>
-          </w:tcPr>
-          <w:p>
-            <w:pPr>
-              <w:widowControl/>
-              <w:autoSpaceDE/>
-              <w:autoSpaceDN/>
-              <w:spacing w:before="0" w:after="0"/>
-              <w:jc w:val="left"/>
-              <w:cnfStyle w:val="000000000000" w:firstRow="0" w:lastRow="0" w:firstColumn="0" w:lastColumn="0" w:oddVBand="0" w:evenVBand="0" w:oddHBand="0" w:evenHBand="0" w:firstRowFirstColumn="0" w:firstRowLastColumn="0" w:lastRowFirstColumn="0" w:lastRowLastColumn="0"/>
-              <w:rPr>
-                <w:rFonts w:eastAsia="Times New Roman" w:cs="Arial"/>
-                <w:szCs w:val="24"/>
-                <w:lang w:val="es-EC" w:eastAsia="es-EC"/>
-              </w:rPr>
-            </w:pPr>
-            <w:r>
-              <w:rPr>
-                <w:rFonts w:eastAsia="Times New Roman" w:cs="Arial"/>
-                <w:szCs w:val="24"/>
-                <w:lang w:val="es-EC" w:eastAsia="es-EC"/>
-              </w:rPr>
-              <w:t>Es obligatorio aplicar correctamente las fórmulas científicas estándar y mantener precisión decimal adecuada.</w:t>
-            </w:r>
-          </w:p>
-        </w:tc>
-      </w:tr>
-    </w:tbl>
-    <w:p>
-      <w:pPr>
-        <w:pStyle w:val="Descripcin"/>
-        <w:keepNext/>
-        <w:rPr>
-          <w:lang w:val="es-EC"/>
-        </w:rPr>
-      </w:pPr>
-    </w:p>
-    <w:p>
-      <w:pPr>
-        <w:pStyle w:val="Descripcin"/>
-        <w:keepNext/>
-      </w:pPr>
-      <w:r>
-        <w:t>Tabla 22. Validación de Datos de Entrada</w:t>
-      </w:r>
-    </w:p>
-    <w:p>
-      <w:pPr>
-        <w:rPr>
-          <w:b/>
-        </w:rPr>
-      </w:pPr>
-      <w:r>
-        <w:rPr>
-          <w:b/>
-        </w:rPr>
-        <w:t>RQF-004 | Validación de Entradas</w:t>
-      </w:r>
-    </w:p>
-    <w:tbl>
-      <w:tblPr>
-        <w:tblStyle w:val="Tabladecuadrcula5oscura-nfasis4"/>
-        <w:tblW w:w="0" w:type="auto"/>
-        <w:tblLook w:val="04A0" w:firstRow="1" w:lastRow="0" w:firstColumn="1" w:lastColumn="0" w:noHBand="0" w:noVBand="1"/>
-      </w:tblPr>
-      <w:tblGrid>
-        <w:gridCol w:w="1683"/>
-        <w:gridCol w:w="7737"/>
-      </w:tblGrid>
-      <w:tr>
-        <w:trPr>
-          <w:cnfStyle w:val="100000000000" w:firstRow="1" w:lastRow="0" w:firstColumn="0" w:lastColumn="0" w:oddVBand="0" w:evenVBand="0" w:oddHBand="0" w:evenHBand="0" w:firstRowFirstColumn="0" w:firstRowLastColumn="0" w:lastRowFirstColumn="0" w:lastRowLastColumn="0"/>
-        </w:trPr>
-        <w:tc>
-          <w:tcPr>
-            <w:cnfStyle w:val="001000000000" w:firstRow="0" w:lastRow="0" w:firstColumn="1" w:lastColumn="0" w:oddVBand="0" w:evenVBand="0" w:oddHBand="0" w:evenHBand="0" w:firstRowFirstColumn="0" w:firstRowLastColumn="0" w:lastRowFirstColumn="0" w:lastRowLastColumn="0"/>
-            <w:tcW w:w="0" w:type="auto"/>
-            <w:hideMark/>
-          </w:tcPr>
-          <w:p>
-            <w:pPr>
-              <w:widowControl/>
-              <w:autoSpaceDE/>
-              <w:autoSpaceDN/>
-              <w:spacing w:before="0" w:after="0"/>
-              <w:jc w:val="center"/>
-              <w:rPr>
-                <w:rFonts w:eastAsia="Times New Roman" w:cs="Arial"/>
-                <w:szCs w:val="24"/>
-                <w:lang w:val="es-EC" w:eastAsia="es-EC"/>
-              </w:rPr>
-            </w:pPr>
-            <w:r>
-              <w:rPr>
-                <w:rFonts w:eastAsia="Times New Roman" w:cs="Arial"/>
-                <w:szCs w:val="24"/>
-                <w:lang w:val="es-EC" w:eastAsia="es-EC"/>
-              </w:rPr>
-              <w:t>Campo</w:t>
-            </w:r>
-          </w:p>
-        </w:tc>
-        <w:tc>
-          <w:tcPr>
-            <w:tcW w:w="0" w:type="auto"/>
-            <w:hideMark/>
-          </w:tcPr>
-          <w:p>
-            <w:pPr>
-              <w:widowControl/>
-              <w:autoSpaceDE/>
-              <w:autoSpaceDN/>
-              <w:spacing w:before="0" w:after="0"/>
-              <w:jc w:val="center"/>
-              <w:cnfStyle w:val="100000000000" w:firstRow="1" w:lastRow="0" w:firstColumn="0" w:lastColumn="0" w:oddVBand="0" w:evenVBand="0" w:oddHBand="0" w:evenHBand="0" w:firstRowFirstColumn="0" w:firstRowLastColumn="0" w:lastRowFirstColumn="0" w:lastRowLastColumn="0"/>
-              <w:rPr>
-                <w:rFonts w:eastAsia="Times New Roman" w:cs="Arial"/>
-                <w:szCs w:val="24"/>
-                <w:lang w:val="es-EC" w:eastAsia="es-EC"/>
-              </w:rPr>
-            </w:pPr>
-            <w:r>
-              <w:rPr>
-                <w:rFonts w:eastAsia="Times New Roman" w:cs="Arial"/>
-                <w:szCs w:val="24"/>
-                <w:lang w:val="es-EC" w:eastAsia="es-EC"/>
-              </w:rPr>
-              <w:t>Descripción</w:t>
-            </w:r>
-          </w:p>
-        </w:tc>
-      </w:tr>
-      <w:tr>
-        <w:trPr>
-          <w:cnfStyle w:val="000000100000" w:firstRow="0" w:lastRow="0" w:firstColumn="0" w:lastColumn="0" w:oddVBand="0" w:evenVBand="0" w:oddHBand="1" w:evenHBand="0" w:firstRowFirstColumn="0" w:firstRowLastColumn="0" w:lastRowFirstColumn="0" w:lastRowLastColumn="0"/>
-        </w:trPr>
-        <w:tc>
-          <w:tcPr>
-            <w:cnfStyle w:val="001000000000" w:firstRow="0" w:lastRow="0" w:firstColumn="1" w:lastColumn="0" w:oddVBand="0" w:evenVBand="0" w:oddHBand="0" w:evenHBand="0" w:firstRowFirstColumn="0" w:firstRowLastColumn="0" w:lastRowFirstColumn="0" w:lastRowLastColumn="0"/>
-            <w:tcW w:w="0" w:type="auto"/>
-            <w:hideMark/>
-          </w:tcPr>
-          <w:p>
-            <w:pPr>
-              <w:widowControl/>
-              <w:autoSpaceDE/>
-              <w:autoSpaceDN/>
-              <w:spacing w:before="0" w:after="0"/>
-              <w:jc w:val="left"/>
-              <w:rPr>
-                <w:rFonts w:eastAsia="Times New Roman" w:cs="Arial"/>
-                <w:szCs w:val="24"/>
-                <w:lang w:val="es-EC" w:eastAsia="es-EC"/>
-              </w:rPr>
-            </w:pPr>
-            <w:r>
-              <w:rPr>
-                <w:rFonts w:eastAsia="Times New Roman" w:cs="Arial"/>
-                <w:szCs w:val="24"/>
-                <w:lang w:val="es-EC" w:eastAsia="es-EC"/>
-              </w:rPr>
-              <w:t>Descripción</w:t>
-            </w:r>
-          </w:p>
-        </w:tc>
-        <w:tc>
-          <w:tcPr>
-            <w:tcW w:w="0" w:type="auto"/>
-            <w:hideMark/>
-          </w:tcPr>
-          <w:p>
-            <w:pPr>
-              <w:widowControl/>
-              <w:autoSpaceDE/>
-              <w:autoSpaceDN/>
-              <w:spacing w:before="0" w:after="0"/>
-              <w:jc w:val="left"/>
-              <w:cnfStyle w:val="000000100000" w:firstRow="0" w:lastRow="0" w:firstColumn="0" w:lastColumn="0" w:oddVBand="0" w:evenVBand="0" w:oddHBand="1" w:evenHBand="0" w:firstRowFirstColumn="0" w:firstRowLastColumn="0" w:lastRowFirstColumn="0" w:lastRowLastColumn="0"/>
-              <w:rPr>
-                <w:rFonts w:eastAsia="Times New Roman" w:cs="Arial"/>
-                <w:szCs w:val="24"/>
-                <w:lang w:val="es-EC" w:eastAsia="es-EC"/>
-              </w:rPr>
-            </w:pPr>
-            <w:r>
-              <w:rPr>
-                <w:rFonts w:eastAsia="Times New Roman" w:cs="Arial"/>
-                <w:szCs w:val="24"/>
-                <w:lang w:val="es-EC" w:eastAsia="es-EC"/>
-              </w:rPr>
-              <w:t>El sistema debe validar que los datos ingresados sean numéricos y que no existan campos vacíos antes de ejecutar cualquier conversión. En caso de error, debe mostrar mensajes de advertencia claros al usuario.</w:t>
-            </w:r>
-          </w:p>
-        </w:tc>
-      </w:tr>
-      <w:tr>
-        <w:tc>
-          <w:tcPr>
-            <w:cnfStyle w:val="001000000000" w:firstRow="0" w:lastRow="0" w:firstColumn="1" w:lastColumn="0" w:oddVBand="0" w:evenVBand="0" w:oddHBand="0" w:evenHBand="0" w:firstRowFirstColumn="0" w:firstRowLastColumn="0" w:lastRowFirstColumn="0" w:lastRowLastColumn="0"/>
-            <w:tcW w:w="0" w:type="auto"/>
-            <w:hideMark/>
-          </w:tcPr>
-          <w:p>
-            <w:pPr>
-              <w:widowControl/>
-              <w:autoSpaceDE/>
-              <w:autoSpaceDN/>
-              <w:spacing w:before="0" w:after="0"/>
-              <w:jc w:val="left"/>
-              <w:rPr>
-                <w:rFonts w:eastAsia="Times New Roman" w:cs="Arial"/>
-                <w:szCs w:val="24"/>
-                <w:lang w:val="es-EC" w:eastAsia="es-EC"/>
-              </w:rPr>
-            </w:pPr>
-            <w:r>
-              <w:rPr>
-                <w:rFonts w:eastAsia="Times New Roman" w:cs="Arial"/>
-                <w:szCs w:val="24"/>
-                <w:lang w:val="es-EC" w:eastAsia="es-EC"/>
-              </w:rPr>
-              <w:t>Objetivo</w:t>
-            </w:r>
-          </w:p>
-        </w:tc>
-        <w:tc>
-          <w:tcPr>
-            <w:tcW w:w="0" w:type="auto"/>
-            <w:hideMark/>
-          </w:tcPr>
-          <w:p>
-            <w:pPr>
-              <w:widowControl/>
-              <w:autoSpaceDE/>
-              <w:autoSpaceDN/>
-              <w:spacing w:before="0" w:after="0"/>
-              <w:jc w:val="left"/>
-              <w:cnfStyle w:val="000000000000" w:firstRow="0" w:lastRow="0" w:firstColumn="0" w:lastColumn="0" w:oddVBand="0" w:evenVBand="0" w:oddHBand="0" w:evenHBand="0" w:firstRowFirstColumn="0" w:firstRowLastColumn="0" w:lastRowFirstColumn="0" w:lastRowLastColumn="0"/>
-              <w:rPr>
-                <w:rFonts w:eastAsia="Times New Roman" w:cs="Arial"/>
-                <w:szCs w:val="24"/>
-                <w:lang w:val="es-EC" w:eastAsia="es-EC"/>
-              </w:rPr>
-            </w:pPr>
-            <w:r>
-              <w:rPr>
-                <w:rFonts w:eastAsia="Times New Roman" w:cs="Arial"/>
-                <w:szCs w:val="24"/>
-                <w:lang w:val="es-EC" w:eastAsia="es-EC"/>
-              </w:rPr>
-              <w:t>OBJ-004</w:t>
-            </w:r>
-          </w:p>
-        </w:tc>
-      </w:tr>
-      <w:tr>
-        <w:trPr>
-          <w:cnfStyle w:val="000000100000" w:firstRow="0" w:lastRow="0" w:firstColumn="0" w:lastColumn="0" w:oddVBand="0" w:evenVBand="0" w:oddHBand="1" w:evenHBand="0" w:firstRowFirstColumn="0" w:firstRowLastColumn="0" w:lastRowFirstColumn="0" w:lastRowLastColumn="0"/>
-        </w:trPr>
-        <w:tc>
-          <w:tcPr>
-            <w:cnfStyle w:val="001000000000" w:firstRow="0" w:lastRow="0" w:firstColumn="1" w:lastColumn="0" w:oddVBand="0" w:evenVBand="0" w:oddHBand="0" w:evenHBand="0" w:firstRowFirstColumn="0" w:firstRowLastColumn="0" w:lastRowFirstColumn="0" w:lastRowLastColumn="0"/>
-            <w:tcW w:w="0" w:type="auto"/>
-            <w:hideMark/>
-          </w:tcPr>
-          <w:p>
-            <w:pPr>
-              <w:widowControl/>
-              <w:autoSpaceDE/>
-              <w:autoSpaceDN/>
-              <w:spacing w:before="0" w:after="0"/>
-              <w:jc w:val="left"/>
-              <w:rPr>
-                <w:rFonts w:eastAsia="Times New Roman" w:cs="Arial"/>
-                <w:szCs w:val="24"/>
-                <w:lang w:val="es-EC" w:eastAsia="es-EC"/>
-              </w:rPr>
-            </w:pPr>
-            <w:r>
-              <w:rPr>
-                <w:rFonts w:eastAsia="Times New Roman" w:cs="Arial"/>
-                <w:szCs w:val="24"/>
-                <w:lang w:val="es-EC" w:eastAsia="es-EC"/>
-              </w:rPr>
-              <w:t>Importancia</w:t>
-            </w:r>
-          </w:p>
-        </w:tc>
-        <w:tc>
-          <w:tcPr>
-            <w:tcW w:w="0" w:type="auto"/>
-            <w:hideMark/>
-          </w:tcPr>
-          <w:p>
-            <w:pPr>
-              <w:widowControl/>
-              <w:autoSpaceDE/>
-              <w:autoSpaceDN/>
-              <w:spacing w:before="0" w:after="0"/>
-              <w:jc w:val="left"/>
-              <w:cnfStyle w:val="000000100000" w:firstRow="0" w:lastRow="0" w:firstColumn="0" w:lastColumn="0" w:oddVBand="0" w:evenVBand="0" w:oddHBand="1" w:evenHBand="0" w:firstRowFirstColumn="0" w:firstRowLastColumn="0" w:lastRowFirstColumn="0" w:lastRowLastColumn="0"/>
-              <w:rPr>
-                <w:rFonts w:eastAsia="Times New Roman" w:cs="Arial"/>
-                <w:szCs w:val="24"/>
-                <w:lang w:val="es-EC" w:eastAsia="es-EC"/>
-              </w:rPr>
-            </w:pPr>
-            <w:r>
-              <w:rPr>
-                <w:rFonts w:eastAsia="Times New Roman" w:cs="Arial"/>
-                <w:szCs w:val="24"/>
-                <w:lang w:val="es-EC" w:eastAsia="es-EC"/>
-              </w:rPr>
-              <w:t>Crítica</w:t>
-            </w:r>
-          </w:p>
-        </w:tc>
-      </w:tr>
-      <w:tr>
-        <w:tc>
-          <w:tcPr>
-            <w:cnfStyle w:val="001000000000" w:firstRow="0" w:lastRow="0" w:firstColumn="1" w:lastColumn="0" w:oddVBand="0" w:evenVBand="0" w:oddHBand="0" w:evenHBand="0" w:firstRowFirstColumn="0" w:firstRowLastColumn="0" w:lastRowFirstColumn="0" w:lastRowLastColumn="0"/>
-            <w:tcW w:w="0" w:type="auto"/>
-            <w:hideMark/>
-          </w:tcPr>
-          <w:p>
-            <w:pPr>
-              <w:widowControl/>
-              <w:autoSpaceDE/>
-              <w:autoSpaceDN/>
-              <w:spacing w:before="0" w:after="0"/>
-              <w:jc w:val="left"/>
-              <w:rPr>
-                <w:rFonts w:eastAsia="Times New Roman" w:cs="Arial"/>
-                <w:szCs w:val="24"/>
-                <w:lang w:val="es-EC" w:eastAsia="es-EC"/>
-              </w:rPr>
-            </w:pPr>
-            <w:r>
-              <w:rPr>
-                <w:rFonts w:eastAsia="Times New Roman" w:cs="Arial"/>
-                <w:szCs w:val="24"/>
-                <w:lang w:val="es-EC" w:eastAsia="es-EC"/>
-              </w:rPr>
-              <w:t>Estado</w:t>
-            </w:r>
-          </w:p>
-        </w:tc>
-        <w:tc>
-          <w:tcPr>
-            <w:tcW w:w="0" w:type="auto"/>
-            <w:hideMark/>
-          </w:tcPr>
-          <w:p>
-            <w:pPr>
-              <w:widowControl/>
-              <w:autoSpaceDE/>
-              <w:autoSpaceDN/>
-              <w:spacing w:before="0" w:after="0"/>
-              <w:jc w:val="left"/>
-              <w:cnfStyle w:val="000000000000" w:firstRow="0" w:lastRow="0" w:firstColumn="0" w:lastColumn="0" w:oddVBand="0" w:evenVBand="0" w:oddHBand="0" w:evenHBand="0" w:firstRowFirstColumn="0" w:firstRowLastColumn="0" w:lastRowFirstColumn="0" w:lastRowLastColumn="0"/>
-              <w:rPr>
-                <w:rFonts w:eastAsia="Times New Roman" w:cs="Arial"/>
-                <w:szCs w:val="24"/>
-                <w:lang w:val="es-EC" w:eastAsia="es-EC"/>
-              </w:rPr>
-            </w:pPr>
-            <w:r>
-              <w:rPr>
-                <w:rFonts w:eastAsia="Times New Roman" w:cs="Arial"/>
-                <w:szCs w:val="24"/>
-                <w:lang w:val="es-EC" w:eastAsia="es-EC"/>
-              </w:rPr>
-              <w:t>Aprobado</w:t>
-            </w:r>
-          </w:p>
-        </w:tc>
-      </w:tr>
-      <w:tr>
-        <w:trPr>
-          <w:cnfStyle w:val="000000100000" w:firstRow="0" w:lastRow="0" w:firstColumn="0" w:lastColumn="0" w:oddVBand="0" w:evenVBand="0" w:oddHBand="1" w:evenHBand="0" w:firstRowFirstColumn="0" w:firstRowLastColumn="0" w:lastRowFirstColumn="0" w:lastRowLastColumn="0"/>
-        </w:trPr>
-        <w:tc>
-          <w:tcPr>
-            <w:cnfStyle w:val="001000000000" w:firstRow="0" w:lastRow="0" w:firstColumn="1" w:lastColumn="0" w:oddVBand="0" w:evenVBand="0" w:oddHBand="0" w:evenHBand="0" w:firstRowFirstColumn="0" w:firstRowLastColumn="0" w:lastRowFirstColumn="0" w:lastRowLastColumn="0"/>
-            <w:tcW w:w="0" w:type="auto"/>
-            <w:hideMark/>
-          </w:tcPr>
-          <w:p>
-            <w:pPr>
-              <w:widowControl/>
-              <w:autoSpaceDE/>
-              <w:autoSpaceDN/>
-              <w:spacing w:before="0" w:after="0"/>
-              <w:jc w:val="left"/>
-              <w:rPr>
-                <w:rFonts w:eastAsia="Times New Roman" w:cs="Arial"/>
-                <w:szCs w:val="24"/>
-                <w:lang w:val="es-EC" w:eastAsia="es-EC"/>
-              </w:rPr>
-            </w:pPr>
-            <w:r>
-              <w:rPr>
-                <w:rFonts w:eastAsia="Times New Roman" w:cs="Arial"/>
-                <w:szCs w:val="24"/>
-                <w:lang w:val="es-EC" w:eastAsia="es-EC"/>
-              </w:rPr>
-              <w:t>Estabilidad</w:t>
-            </w:r>
-          </w:p>
-        </w:tc>
-        <w:tc>
-          <w:tcPr>
-            <w:tcW w:w="0" w:type="auto"/>
-            <w:hideMark/>
-          </w:tcPr>
-          <w:p>
-            <w:pPr>
-              <w:widowControl/>
-              <w:autoSpaceDE/>
-              <w:autoSpaceDN/>
-              <w:spacing w:before="0" w:after="0"/>
-              <w:jc w:val="left"/>
-              <w:cnfStyle w:val="000000100000" w:firstRow="0" w:lastRow="0" w:firstColumn="0" w:lastColumn="0" w:oddVBand="0" w:evenVBand="0" w:oddHBand="1" w:evenHBand="0" w:firstRowFirstColumn="0" w:firstRowLastColumn="0" w:lastRowFirstColumn="0" w:lastRowLastColumn="0"/>
-              <w:rPr>
-                <w:rFonts w:eastAsia="Times New Roman" w:cs="Arial"/>
-                <w:szCs w:val="24"/>
-                <w:lang w:val="es-EC" w:eastAsia="es-EC"/>
-              </w:rPr>
-            </w:pPr>
-            <w:r>
-              <w:rPr>
-                <w:rFonts w:eastAsia="Times New Roman" w:cs="Arial"/>
-                <w:szCs w:val="24"/>
-                <w:lang w:val="es-EC" w:eastAsia="es-EC"/>
-              </w:rPr>
-              <w:t>Alta</w:t>
-            </w:r>
-          </w:p>
-        </w:tc>
-      </w:tr>
-      <w:tr>
-        <w:tc>
-          <w:tcPr>
-            <w:cnfStyle w:val="001000000000" w:firstRow="0" w:lastRow="0" w:firstColumn="1" w:lastColumn="0" w:oddVBand="0" w:evenVBand="0" w:oddHBand="0" w:evenHBand="0" w:firstRowFirstColumn="0" w:firstRowLastColumn="0" w:lastRowFirstColumn="0" w:lastRowLastColumn="0"/>
-            <w:tcW w:w="0" w:type="auto"/>
-            <w:hideMark/>
-          </w:tcPr>
-          <w:p>
-            <w:pPr>
-              <w:widowControl/>
-              <w:autoSpaceDE/>
-              <w:autoSpaceDN/>
-              <w:spacing w:before="0" w:after="0"/>
-              <w:jc w:val="left"/>
-              <w:rPr>
-                <w:rFonts w:eastAsia="Times New Roman" w:cs="Arial"/>
-                <w:szCs w:val="24"/>
-                <w:lang w:val="es-EC" w:eastAsia="es-EC"/>
-              </w:rPr>
-            </w:pPr>
-            <w:r>
-              <w:rPr>
-                <w:rFonts w:eastAsia="Times New Roman" w:cs="Arial"/>
-                <w:szCs w:val="24"/>
-                <w:lang w:val="es-EC" w:eastAsia="es-EC"/>
-              </w:rPr>
-              <w:t>Comentarios</w:t>
-            </w:r>
-          </w:p>
-        </w:tc>
-        <w:tc>
-          <w:tcPr>
-            <w:tcW w:w="0" w:type="auto"/>
-            <w:hideMark/>
-          </w:tcPr>
-          <w:p>
-            <w:pPr>
-              <w:widowControl/>
-              <w:autoSpaceDE/>
-              <w:autoSpaceDN/>
-              <w:spacing w:before="0" w:after="0"/>
-              <w:jc w:val="left"/>
-              <w:cnfStyle w:val="000000000000" w:firstRow="0" w:lastRow="0" w:firstColumn="0" w:lastColumn="0" w:oddVBand="0" w:evenVBand="0" w:oddHBand="0" w:evenHBand="0" w:firstRowFirstColumn="0" w:firstRowLastColumn="0" w:lastRowFirstColumn="0" w:lastRowLastColumn="0"/>
-              <w:rPr>
-                <w:rFonts w:eastAsia="Times New Roman" w:cs="Arial"/>
-                <w:szCs w:val="24"/>
-                <w:lang w:val="es-EC" w:eastAsia="es-EC"/>
-              </w:rPr>
-            </w:pPr>
-            <w:r>
-              <w:rPr>
-                <w:rFonts w:eastAsia="Times New Roman" w:cs="Arial"/>
-                <w:szCs w:val="24"/>
-                <w:lang w:val="es-EC" w:eastAsia="es-EC"/>
-              </w:rPr>
-              <w:t>Es obligatorio para evitar cálculos incorrectos, errores matemáticos o fallos en el procesamiento del sistema.</w:t>
-            </w:r>
-          </w:p>
-        </w:tc>
-      </w:tr>
-    </w:tbl>
-    <w:p>
-      <w:pPr>
-        <w:rPr>
-          <w:lang w:val="es-EC"/>
-        </w:rPr>
-      </w:pPr>
-    </w:p>
-    <w:p>
-      <w:pPr>
-        <w:pStyle w:val="Descripcin"/>
-        <w:keepNext/>
-      </w:pPr>
-      <w:r>
-        <w:t>Tabla 23. Mostrar Resultado de Conversión</w:t>
-      </w:r>
-    </w:p>
-    <w:p>
-      <w:pPr>
-        <w:rPr>
-          <w:b/>
-        </w:rPr>
-      </w:pPr>
-      <w:r>
-        <w:rPr>
-          <w:b/>
-        </w:rPr>
-        <w:t>RQF-005 | Visualización de Resultados</w:t>
-      </w:r>
-    </w:p>
-    <w:tbl>
-      <w:tblPr>
-        <w:tblStyle w:val="Tabladecuadrcula5oscura-nfasis4"/>
-        <w:tblW w:w="0" w:type="auto"/>
-        <w:tblLook w:val="04A0" w:firstRow="1" w:lastRow="0" w:firstColumn="1" w:lastColumn="0" w:noHBand="0" w:noVBand="1"/>
-      </w:tblPr>
-      <w:tblGrid>
-        <w:gridCol w:w="1683"/>
-        <w:gridCol w:w="7737"/>
-      </w:tblGrid>
-      <w:tr>
-        <w:trPr>
-          <w:cnfStyle w:val="100000000000" w:firstRow="1" w:lastRow="0" w:firstColumn="0" w:lastColumn="0" w:oddVBand="0" w:evenVBand="0" w:oddHBand="0" w:evenHBand="0" w:firstRowFirstColumn="0" w:firstRowLastColumn="0" w:lastRowFirstColumn="0" w:lastRowLastColumn="0"/>
-        </w:trPr>
-        <w:tc>
-          <w:tcPr>
-            <w:cnfStyle w:val="001000000000" w:firstRow="0" w:lastRow="0" w:firstColumn="1" w:lastColumn="0" w:oddVBand="0" w:evenVBand="0" w:oddHBand="0" w:evenHBand="0" w:firstRowFirstColumn="0" w:firstRowLastColumn="0" w:lastRowFirstColumn="0" w:lastRowLastColumn="0"/>
-            <w:tcW w:w="0" w:type="auto"/>
-            <w:hideMark/>
-          </w:tcPr>
-          <w:p>
-            <w:pPr>
-              <w:widowControl/>
-              <w:autoSpaceDE/>
-              <w:autoSpaceDN/>
-              <w:spacing w:before="0" w:after="0"/>
-              <w:jc w:val="center"/>
-              <w:rPr>
-                <w:rFonts w:eastAsia="Times New Roman" w:cs="Arial"/>
-                <w:szCs w:val="24"/>
-                <w:lang w:val="es-EC" w:eastAsia="es-EC"/>
-              </w:rPr>
-            </w:pPr>
-            <w:r>
-              <w:rPr>
-                <w:rFonts w:eastAsia="Times New Roman" w:cs="Arial"/>
-                <w:szCs w:val="24"/>
-                <w:lang w:val="es-EC" w:eastAsia="es-EC"/>
-              </w:rPr>
-              <w:t>Campo</w:t>
-            </w:r>
-          </w:p>
-        </w:tc>
-        <w:tc>
-          <w:tcPr>
-            <w:tcW w:w="0" w:type="auto"/>
-            <w:hideMark/>
-          </w:tcPr>
-          <w:p>
-            <w:pPr>
-              <w:widowControl/>
-              <w:autoSpaceDE/>
-              <w:autoSpaceDN/>
-              <w:spacing w:before="0" w:after="0"/>
-              <w:jc w:val="center"/>
-              <w:cnfStyle w:val="100000000000" w:firstRow="1" w:lastRow="0" w:firstColumn="0" w:lastColumn="0" w:oddVBand="0" w:evenVBand="0" w:oddHBand="0" w:evenHBand="0" w:firstRowFirstColumn="0" w:firstRowLastColumn="0" w:lastRowFirstColumn="0" w:lastRowLastColumn="0"/>
-              <w:rPr>
-                <w:rFonts w:eastAsia="Times New Roman" w:cs="Arial"/>
-                <w:szCs w:val="24"/>
-                <w:lang w:val="es-EC" w:eastAsia="es-EC"/>
-              </w:rPr>
-            </w:pPr>
-            <w:r>
-              <w:rPr>
-                <w:rFonts w:eastAsia="Times New Roman" w:cs="Arial"/>
-                <w:szCs w:val="24"/>
-                <w:lang w:val="es-EC" w:eastAsia="es-EC"/>
-              </w:rPr>
-              <w:t>Descripción</w:t>
-            </w:r>
-          </w:p>
-        </w:tc>
-      </w:tr>
-      <w:tr>
-        <w:trPr>
-          <w:cnfStyle w:val="000000100000" w:firstRow="0" w:lastRow="0" w:firstColumn="0" w:lastColumn="0" w:oddVBand="0" w:evenVBand="0" w:oddHBand="1" w:evenHBand="0" w:firstRowFirstColumn="0" w:firstRowLastColumn="0" w:lastRowFirstColumn="0" w:lastRowLastColumn="0"/>
-        </w:trPr>
-        <w:tc>
-          <w:tcPr>
-            <w:cnfStyle w:val="001000000000" w:firstRow="0" w:lastRow="0" w:firstColumn="1" w:lastColumn="0" w:oddVBand="0" w:evenVBand="0" w:oddHBand="0" w:evenHBand="0" w:firstRowFirstColumn="0" w:firstRowLastColumn="0" w:lastRowFirstColumn="0" w:lastRowLastColumn="0"/>
-            <w:tcW w:w="0" w:type="auto"/>
-            <w:hideMark/>
-          </w:tcPr>
-          <w:p>
-            <w:pPr>
-              <w:widowControl/>
-              <w:autoSpaceDE/>
-              <w:autoSpaceDN/>
-              <w:spacing w:before="0" w:after="0"/>
-              <w:jc w:val="left"/>
-              <w:rPr>
-                <w:rFonts w:eastAsia="Times New Roman" w:cs="Arial"/>
-                <w:szCs w:val="24"/>
-                <w:lang w:val="es-EC" w:eastAsia="es-EC"/>
-              </w:rPr>
-            </w:pPr>
-            <w:r>
-              <w:rPr>
-                <w:rFonts w:eastAsia="Times New Roman" w:cs="Arial"/>
-                <w:szCs w:val="24"/>
-                <w:lang w:val="es-EC" w:eastAsia="es-EC"/>
-              </w:rPr>
-              <w:t>Descripción</w:t>
-            </w:r>
-          </w:p>
-        </w:tc>
-        <w:tc>
-          <w:tcPr>
-            <w:tcW w:w="0" w:type="auto"/>
-            <w:hideMark/>
-          </w:tcPr>
-          <w:p>
-            <w:pPr>
-              <w:widowControl/>
-              <w:autoSpaceDE/>
-              <w:autoSpaceDN/>
-              <w:spacing w:before="0" w:after="0"/>
-              <w:jc w:val="left"/>
-              <w:cnfStyle w:val="000000100000" w:firstRow="0" w:lastRow="0" w:firstColumn="0" w:lastColumn="0" w:oddVBand="0" w:evenVBand="0" w:oddHBand="1" w:evenHBand="0" w:firstRowFirstColumn="0" w:firstRowLastColumn="0" w:lastRowFirstColumn="0" w:lastRowLastColumn="0"/>
-              <w:rPr>
-                <w:rFonts w:eastAsia="Times New Roman" w:cs="Arial"/>
-                <w:szCs w:val="24"/>
-                <w:lang w:val="es-EC" w:eastAsia="es-EC"/>
-              </w:rPr>
-            </w:pPr>
-            <w:r>
-              <w:rPr>
-                <w:rFonts w:eastAsia="Times New Roman" w:cs="Arial"/>
-                <w:szCs w:val="24"/>
-                <w:lang w:val="es-EC" w:eastAsia="es-EC"/>
-              </w:rPr>
-              <w:t>El sistema debe mostrar el resultado de la conversión de forma inmediata, clara y legible, incluyendo el valor convertido y la unidad de destino seleccionada por el usuario.</w:t>
-            </w:r>
-          </w:p>
-        </w:tc>
-      </w:tr>
-      <w:tr>
-        <w:tc>
-          <w:tcPr>
-            <w:cnfStyle w:val="001000000000" w:firstRow="0" w:lastRow="0" w:firstColumn="1" w:lastColumn="0" w:oddVBand="0" w:evenVBand="0" w:oddHBand="0" w:evenHBand="0" w:firstRowFirstColumn="0" w:firstRowLastColumn="0" w:lastRowFirstColumn="0" w:lastRowLastColumn="0"/>
-            <w:tcW w:w="0" w:type="auto"/>
-            <w:hideMark/>
-          </w:tcPr>
-          <w:p>
-            <w:pPr>
-              <w:widowControl/>
-              <w:autoSpaceDE/>
-              <w:autoSpaceDN/>
-              <w:spacing w:before="0" w:after="0"/>
-              <w:jc w:val="left"/>
-              <w:rPr>
-                <w:rFonts w:eastAsia="Times New Roman" w:cs="Arial"/>
-                <w:szCs w:val="24"/>
-                <w:lang w:val="es-EC" w:eastAsia="es-EC"/>
-              </w:rPr>
-            </w:pPr>
-            <w:r>
-              <w:rPr>
-                <w:rFonts w:eastAsia="Times New Roman" w:cs="Arial"/>
-                <w:szCs w:val="24"/>
-                <w:lang w:val="es-EC" w:eastAsia="es-EC"/>
-              </w:rPr>
-              <w:t>Objetivo</w:t>
-            </w:r>
-          </w:p>
-        </w:tc>
-        <w:tc>
-          <w:tcPr>
-            <w:tcW w:w="0" w:type="auto"/>
-            <w:hideMark/>
-          </w:tcPr>
-          <w:p>
-            <w:pPr>
-              <w:widowControl/>
-              <w:autoSpaceDE/>
-              <w:autoSpaceDN/>
-              <w:spacing w:before="0" w:after="0"/>
-              <w:jc w:val="left"/>
-              <w:cnfStyle w:val="000000000000" w:firstRow="0" w:lastRow="0" w:firstColumn="0" w:lastColumn="0" w:oddVBand="0" w:evenVBand="0" w:oddHBand="0" w:evenHBand="0" w:firstRowFirstColumn="0" w:firstRowLastColumn="0" w:lastRowFirstColumn="0" w:lastRowLastColumn="0"/>
-              <w:rPr>
-                <w:rFonts w:eastAsia="Times New Roman" w:cs="Arial"/>
-                <w:szCs w:val="24"/>
-                <w:lang w:val="es-EC" w:eastAsia="es-EC"/>
-              </w:rPr>
-            </w:pPr>
-            <w:r>
-              <w:rPr>
-                <w:rFonts w:eastAsia="Times New Roman" w:cs="Arial"/>
-                <w:szCs w:val="24"/>
-                <w:lang w:val="es-EC" w:eastAsia="es-EC"/>
-              </w:rPr>
-              <w:t>OBJ-001</w:t>
-            </w:r>
-          </w:p>
-        </w:tc>
-      </w:tr>
-      <w:tr>
-        <w:trPr>
-          <w:cnfStyle w:val="000000100000" w:firstRow="0" w:lastRow="0" w:firstColumn="0" w:lastColumn="0" w:oddVBand="0" w:evenVBand="0" w:oddHBand="1" w:evenHBand="0" w:firstRowFirstColumn="0" w:firstRowLastColumn="0" w:lastRowFirstColumn="0" w:lastRowLastColumn="0"/>
-        </w:trPr>
-        <w:tc>
-          <w:tcPr>
-            <w:cnfStyle w:val="001000000000" w:firstRow="0" w:lastRow="0" w:firstColumn="1" w:lastColumn="0" w:oddVBand="0" w:evenVBand="0" w:oddHBand="0" w:evenHBand="0" w:firstRowFirstColumn="0" w:firstRowLastColumn="0" w:lastRowFirstColumn="0" w:lastRowLastColumn="0"/>
-            <w:tcW w:w="0" w:type="auto"/>
-            <w:hideMark/>
-          </w:tcPr>
-          <w:p>
-            <w:pPr>
-              <w:widowControl/>
-              <w:autoSpaceDE/>
-              <w:autoSpaceDN/>
-              <w:spacing w:before="0" w:after="0"/>
-              <w:jc w:val="left"/>
-              <w:rPr>
-                <w:rFonts w:eastAsia="Times New Roman" w:cs="Arial"/>
-                <w:szCs w:val="24"/>
-                <w:lang w:val="es-EC" w:eastAsia="es-EC"/>
-              </w:rPr>
-            </w:pPr>
-            <w:r>
-              <w:rPr>
-                <w:rFonts w:eastAsia="Times New Roman" w:cs="Arial"/>
-                <w:szCs w:val="24"/>
-                <w:lang w:val="es-EC" w:eastAsia="es-EC"/>
-              </w:rPr>
-              <w:t>Importancia</w:t>
-            </w:r>
-          </w:p>
-        </w:tc>
-        <w:tc>
-          <w:tcPr>
-            <w:tcW w:w="0" w:type="auto"/>
-            <w:hideMark/>
-          </w:tcPr>
-          <w:p>
-            <w:pPr>
-              <w:widowControl/>
-              <w:autoSpaceDE/>
-              <w:autoSpaceDN/>
-              <w:spacing w:before="0" w:after="0"/>
-              <w:jc w:val="left"/>
-              <w:cnfStyle w:val="000000100000" w:firstRow="0" w:lastRow="0" w:firstColumn="0" w:lastColumn="0" w:oddVBand="0" w:evenVBand="0" w:oddHBand="1" w:evenHBand="0" w:firstRowFirstColumn="0" w:firstRowLastColumn="0" w:lastRowFirstColumn="0" w:lastRowLastColumn="0"/>
-              <w:rPr>
-                <w:rFonts w:eastAsia="Times New Roman" w:cs="Arial"/>
-                <w:szCs w:val="24"/>
-                <w:lang w:val="es-EC" w:eastAsia="es-EC"/>
-              </w:rPr>
-            </w:pPr>
-            <w:r>
-              <w:rPr>
-                <w:rFonts w:eastAsia="Times New Roman" w:cs="Arial"/>
-                <w:szCs w:val="24"/>
-                <w:lang w:val="es-EC" w:eastAsia="es-EC"/>
-              </w:rPr>
-              <w:t>Alta</w:t>
-            </w:r>
-          </w:p>
-        </w:tc>
-      </w:tr>
-      <w:tr>
-        <w:tc>
-          <w:tcPr>
-            <w:cnfStyle w:val="001000000000" w:firstRow="0" w:lastRow="0" w:firstColumn="1" w:lastColumn="0" w:oddVBand="0" w:evenVBand="0" w:oddHBand="0" w:evenHBand="0" w:firstRowFirstColumn="0" w:firstRowLastColumn="0" w:lastRowFirstColumn="0" w:lastRowLastColumn="0"/>
-            <w:tcW w:w="0" w:type="auto"/>
-            <w:hideMark/>
-          </w:tcPr>
-          <w:p>
-            <w:pPr>
-              <w:widowControl/>
-              <w:autoSpaceDE/>
-              <w:autoSpaceDN/>
-              <w:spacing w:before="0" w:after="0"/>
-              <w:jc w:val="left"/>
-              <w:rPr>
-                <w:rFonts w:eastAsia="Times New Roman" w:cs="Arial"/>
-                <w:szCs w:val="24"/>
-                <w:lang w:val="es-EC" w:eastAsia="es-EC"/>
-              </w:rPr>
-            </w:pPr>
-            <w:r>
-              <w:rPr>
-                <w:rFonts w:eastAsia="Times New Roman" w:cs="Arial"/>
-                <w:szCs w:val="24"/>
-                <w:lang w:val="es-EC" w:eastAsia="es-EC"/>
-              </w:rPr>
-              <w:t>Estado</w:t>
-            </w:r>
-          </w:p>
-        </w:tc>
-        <w:tc>
-          <w:tcPr>
-            <w:tcW w:w="0" w:type="auto"/>
-            <w:hideMark/>
-          </w:tcPr>
-          <w:p>
-            <w:pPr>
-              <w:widowControl/>
-              <w:autoSpaceDE/>
-              <w:autoSpaceDN/>
-              <w:spacing w:before="0" w:after="0"/>
-              <w:jc w:val="left"/>
-              <w:cnfStyle w:val="000000000000" w:firstRow="0" w:lastRow="0" w:firstColumn="0" w:lastColumn="0" w:oddVBand="0" w:evenVBand="0" w:oddHBand="0" w:evenHBand="0" w:firstRowFirstColumn="0" w:firstRowLastColumn="0" w:lastRowFirstColumn="0" w:lastRowLastColumn="0"/>
-              <w:rPr>
-                <w:rFonts w:eastAsia="Times New Roman" w:cs="Arial"/>
-                <w:szCs w:val="24"/>
-                <w:lang w:val="es-EC" w:eastAsia="es-EC"/>
-              </w:rPr>
-            </w:pPr>
-            <w:r>
-              <w:rPr>
-                <w:rFonts w:eastAsia="Times New Roman" w:cs="Arial"/>
-                <w:szCs w:val="24"/>
-                <w:lang w:val="es-EC" w:eastAsia="es-EC"/>
-              </w:rPr>
-              <w:t>Aprobado</w:t>
-            </w:r>
-          </w:p>
-        </w:tc>
-      </w:tr>
-      <w:tr>
-        <w:trPr>
-          <w:cnfStyle w:val="000000100000" w:firstRow="0" w:lastRow="0" w:firstColumn="0" w:lastColumn="0" w:oddVBand="0" w:evenVBand="0" w:oddHBand="1" w:evenHBand="0" w:firstRowFirstColumn="0" w:firstRowLastColumn="0" w:lastRowFirstColumn="0" w:lastRowLastColumn="0"/>
-        </w:trPr>
-        <w:tc>
-          <w:tcPr>
-            <w:cnfStyle w:val="001000000000" w:firstRow="0" w:lastRow="0" w:firstColumn="1" w:lastColumn="0" w:oddVBand="0" w:evenVBand="0" w:oddHBand="0" w:evenHBand="0" w:firstRowFirstColumn="0" w:firstRowLastColumn="0" w:lastRowFirstColumn="0" w:lastRowLastColumn="0"/>
-            <w:tcW w:w="0" w:type="auto"/>
-            <w:hideMark/>
-          </w:tcPr>
-          <w:p>
-            <w:pPr>
-              <w:widowControl/>
-              <w:autoSpaceDE/>
-              <w:autoSpaceDN/>
-              <w:spacing w:before="0" w:after="0"/>
-              <w:jc w:val="left"/>
-              <w:rPr>
-                <w:rFonts w:eastAsia="Times New Roman" w:cs="Arial"/>
-                <w:szCs w:val="24"/>
-                <w:lang w:val="es-EC" w:eastAsia="es-EC"/>
-              </w:rPr>
-            </w:pPr>
-            <w:r>
-              <w:rPr>
-                <w:rFonts w:eastAsia="Times New Roman" w:cs="Arial"/>
-                <w:szCs w:val="24"/>
-                <w:lang w:val="es-EC" w:eastAsia="es-EC"/>
-              </w:rPr>
-              <w:t>Estabilidad</w:t>
-            </w:r>
-          </w:p>
-        </w:tc>
-        <w:tc>
-          <w:tcPr>
-            <w:tcW w:w="0" w:type="auto"/>
-            <w:hideMark/>
-          </w:tcPr>
-          <w:p>
-            <w:pPr>
-              <w:widowControl/>
-              <w:autoSpaceDE/>
-              <w:autoSpaceDN/>
-              <w:spacing w:before="0" w:after="0"/>
-              <w:jc w:val="left"/>
-              <w:cnfStyle w:val="000000100000" w:firstRow="0" w:lastRow="0" w:firstColumn="0" w:lastColumn="0" w:oddVBand="0" w:evenVBand="0" w:oddHBand="1" w:evenHBand="0" w:firstRowFirstColumn="0" w:firstRowLastColumn="0" w:lastRowFirstColumn="0" w:lastRowLastColumn="0"/>
-              <w:rPr>
-                <w:rFonts w:eastAsia="Times New Roman" w:cs="Arial"/>
-                <w:szCs w:val="24"/>
-                <w:lang w:val="es-EC" w:eastAsia="es-EC"/>
-              </w:rPr>
-            </w:pPr>
-            <w:r>
-              <w:rPr>
-                <w:rFonts w:eastAsia="Times New Roman" w:cs="Arial"/>
-                <w:szCs w:val="24"/>
-                <w:lang w:val="es-EC" w:eastAsia="es-EC"/>
-              </w:rPr>
-              <w:t>Alta</w:t>
-            </w:r>
-          </w:p>
-        </w:tc>
-      </w:tr>
-      <w:tr>
-        <w:tc>
-          <w:tcPr>
-            <w:cnfStyle w:val="001000000000" w:firstRow="0" w:lastRow="0" w:firstColumn="1" w:lastColumn="0" w:oddVBand="0" w:evenVBand="0" w:oddHBand="0" w:evenHBand="0" w:firstRowFirstColumn="0" w:firstRowLastColumn="0" w:lastRowFirstColumn="0" w:lastRowLastColumn="0"/>
-            <w:tcW w:w="0" w:type="auto"/>
-            <w:hideMark/>
-          </w:tcPr>
-          <w:p>
-            <w:pPr>
-              <w:widowControl/>
-              <w:autoSpaceDE/>
-              <w:autoSpaceDN/>
-              <w:spacing w:before="0" w:after="0"/>
-              <w:jc w:val="left"/>
-              <w:rPr>
-                <w:rFonts w:eastAsia="Times New Roman" w:cs="Arial"/>
-                <w:szCs w:val="24"/>
-                <w:lang w:val="es-EC" w:eastAsia="es-EC"/>
-              </w:rPr>
-            </w:pPr>
-            <w:r>
-              <w:rPr>
-                <w:rFonts w:eastAsia="Times New Roman" w:cs="Arial"/>
-                <w:szCs w:val="24"/>
-                <w:lang w:val="es-EC" w:eastAsia="es-EC"/>
-              </w:rPr>
-              <w:t>Comentarios</w:t>
-            </w:r>
-          </w:p>
-        </w:tc>
-        <w:tc>
-          <w:tcPr>
-            <w:tcW w:w="0" w:type="auto"/>
-            <w:hideMark/>
-          </w:tcPr>
-          <w:p>
-            <w:pPr>
-              <w:widowControl/>
-              <w:autoSpaceDE/>
-              <w:autoSpaceDN/>
-              <w:spacing w:before="0" w:after="0"/>
-              <w:jc w:val="left"/>
-              <w:cnfStyle w:val="000000000000" w:firstRow="0" w:lastRow="0" w:firstColumn="0" w:lastColumn="0" w:oddVBand="0" w:evenVBand="0" w:oddHBand="0" w:evenHBand="0" w:firstRowFirstColumn="0" w:firstRowLastColumn="0" w:lastRowFirstColumn="0" w:lastRowLastColumn="0"/>
-              <w:rPr>
-                <w:rFonts w:eastAsia="Times New Roman" w:cs="Arial"/>
-                <w:szCs w:val="24"/>
-                <w:lang w:val="es-EC" w:eastAsia="es-EC"/>
-              </w:rPr>
-            </w:pPr>
-            <w:r>
-              <w:rPr>
-                <w:rFonts w:eastAsia="Times New Roman" w:cs="Arial"/>
-                <w:szCs w:val="24"/>
-                <w:lang w:val="es-EC" w:eastAsia="es-EC"/>
-              </w:rPr>
-              <w:t>La respuesta debe ser rápida, precisa y fácil de interpretar desde cualquiera de los clientes del sistema.</w:t>
-            </w:r>
-          </w:p>
-        </w:tc>
-      </w:tr>
-    </w:tbl>
-    <w:p>
-      <w:pPr>
         <w:pStyle w:val="Standard"/>
         <w:jc w:val="both"/>
       </w:pPr>
@@ -31877,7 +30887,7 @@
       <w:pPr>
         <w:pStyle w:val="Ttulo2"/>
       </w:pPr>
-      <w:bookmarkStart w:id="63" w:name="_Toc229416168"/>
+      <w:bookmarkStart w:id="61" w:name="_Toc229416168"/>
       <w:r>
         <w:t xml:space="preserve">8.3 </w:t>
       </w:r>
@@ -31890,26 +30900,25 @@
       <w:r>
         <w:t>Funcionales</w:t>
       </w:r>
+      <w:bookmarkEnd w:id="61"/>
+    </w:p>
+    <w:p>
+      <w:pPr>
+        <w:pStyle w:val="Ttulo3"/>
+      </w:pPr>
+      <w:bookmarkStart w:id="62" w:name="_Toc58077507"/>
+      <w:bookmarkStart w:id="63" w:name="_Toc229416169"/>
+      <w:r>
+        <w:t xml:space="preserve">8.3.1 </w:t>
+      </w:r>
+      <w:r>
+        <w:t>Objetivo General</w:t>
+      </w:r>
+      <w:bookmarkEnd w:id="62"/>
       <w:bookmarkEnd w:id="63"/>
     </w:p>
     <w:p>
-      <w:pPr>
-        <w:pStyle w:val="Ttulo3"/>
-      </w:pPr>
-      <w:bookmarkStart w:id="64" w:name="_Toc58077507"/>
-      <w:bookmarkStart w:id="65" w:name="_Toc229416169"/>
-      <w:r>
-        <w:t xml:space="preserve">8.3.1 </w:t>
-      </w:r>
-      <w:r>
-        <w:t>Objetivo General</w:t>
-      </w:r>
-      <w:bookmarkEnd w:id="64"/>
-      <w:bookmarkEnd w:id="65"/>
-    </w:p>
-    <w:p>
-      <w:r>
-        <w:lastRenderedPageBreak/>
+      <w:r>
         <w:t xml:space="preserve">Para el sistema de conversión de unidades de longitud, masa y temperatura se han identificado los siguientes requisitos no funcionales, con el objetivo de garantizar un sistema rápido, preciso, accesible y con una experiencia de usuario eficiente en todas las </w:t>
       </w:r>
       <w:r>
@@ -32923,6 +31932,7 @@
                 <w:szCs w:val="24"/>
                 <w:lang w:val="es-EC" w:eastAsia="es-EC"/>
               </w:rPr>
+              <w:lastRenderedPageBreak/>
               <w:t>Descripción</w:t>
             </w:r>
           </w:p>
@@ -33104,7 +32114,6 @@
         <w:rPr>
           <w:b/>
         </w:rPr>
-        <w:lastRenderedPageBreak/>
         <w:t>RNF-005 | Plataforma</w:t>
       </w:r>
     </w:p>
@@ -33998,7 +33007,11 @@
         <w:ind w:left="720"/>
       </w:pPr>
       <w:r>
-        <w:t>El sistema permitirá seleccionar rápidamente el tipo de conversión (longitud, masa o temperatura) desde cualquiera de las interfaces disponibles, facilitando una interacción rápida y eficiente.</w:t>
+        <w:t xml:space="preserve">El sistema permitirá seleccionar rápidamente el tipo de conversión (longitud, masa o temperatura) desde cualquiera de las interfaces disponibles, facilitando una </w:t>
+      </w:r>
+      <w:r>
+        <w:lastRenderedPageBreak/>
+        <w:t>interacción rápida y eficiente.</w:t>
       </w:r>
     </w:p>
     <w:p>
@@ -34013,36 +33026,33 @@
       <w:pPr>
         <w:ind w:left="720"/>
       </w:pPr>
-      <w:bookmarkStart w:id="66" w:name="_GoBack"/>
-      <w:bookmarkEnd w:id="66"/>
     </w:p>
     <w:p/>
     <w:p>
       <w:pPr>
         <w:pStyle w:val="Ttulo2"/>
       </w:pPr>
-      <w:bookmarkStart w:id="67" w:name="_Toc229416170"/>
-      <w:r>
-        <w:lastRenderedPageBreak/>
+      <w:bookmarkStart w:id="64" w:name="_Toc229416170"/>
+      <w:r>
         <w:t xml:space="preserve">8.4 </w:t>
       </w:r>
       <w:r>
         <w:t>Otros Requerimientos</w:t>
       </w:r>
-      <w:bookmarkEnd w:id="67"/>
+      <w:bookmarkEnd w:id="64"/>
     </w:p>
     <w:p>
       <w:pPr>
         <w:pStyle w:val="Ttulo3"/>
       </w:pPr>
-      <w:bookmarkStart w:id="68" w:name="_Toc229416171"/>
+      <w:bookmarkStart w:id="65" w:name="_Toc229416171"/>
       <w:r>
         <w:t xml:space="preserve">8.4.1 </w:t>
       </w:r>
       <w:r>
         <w:t>Restricciones de Diseño</w:t>
       </w:r>
-      <w:bookmarkEnd w:id="68"/>
+      <w:bookmarkEnd w:id="65"/>
     </w:p>
     <w:p>
       <w:pPr>
@@ -34052,8 +33062,8 @@
           <w:numId w:val="28"/>
         </w:numPr>
       </w:pPr>
-      <w:bookmarkStart w:id="69" w:name="_4i7ojhp" w:colFirst="0" w:colLast="0"/>
-      <w:bookmarkEnd w:id="69"/>
+      <w:bookmarkStart w:id="66" w:name="_4i7ojhp" w:colFirst="0" w:colLast="0"/>
+      <w:bookmarkEnd w:id="66"/>
       <w:r>
         <w:t>Las restricciones de diseño del sistema de conversión de unidades de longitud, masa y temperatura se establecen con el objetivo de garantizar simplicidad, facilidad de uso y rendimiento eficiente en todas las plataformas implementadas.</w:t>
       </w:r>
@@ -34134,18 +33144,18 @@
       <w:pPr>
         <w:pStyle w:val="Ttulo3"/>
       </w:pPr>
-      <w:bookmarkStart w:id="70" w:name="_2xcytpi" w:colFirst="0" w:colLast="0"/>
-      <w:bookmarkStart w:id="71" w:name="_Toc58077511"/>
-      <w:bookmarkStart w:id="72" w:name="_Toc229416172"/>
-      <w:bookmarkEnd w:id="70"/>
+      <w:bookmarkStart w:id="67" w:name="_2xcytpi" w:colFirst="0" w:colLast="0"/>
+      <w:bookmarkStart w:id="68" w:name="_Toc58077511"/>
+      <w:bookmarkStart w:id="69" w:name="_Toc229416172"/>
+      <w:bookmarkEnd w:id="67"/>
       <w:r>
         <w:t xml:space="preserve">8.4.2 Restricciones de </w:t>
       </w:r>
       <w:r>
         <w:t>Hardware</w:t>
       </w:r>
-      <w:bookmarkEnd w:id="71"/>
-      <w:bookmarkEnd w:id="72"/>
+      <w:bookmarkEnd w:id="68"/>
+      <w:bookmarkEnd w:id="69"/>
       <w:r>
         <w:t xml:space="preserve"> </w:t>
       </w:r>
@@ -34172,7 +33182,11 @@
       </w:r>
       <w:proofErr w:type="spellEnd"/>
       <w:r>
-        <w:t xml:space="preserve"> i3 o superior, 4 GB de memoria RAM, al menos 100 GB de almacenamiento disponible y sistemas operativos compatibles como Windows 10, Windows 11 o distribuciones Linux soportadas por Java y los entornos de desarrollo utilizados.</w:t>
+        <w:t xml:space="preserve"> i3 o superior, 4 GB de memoria RAM, al menos 100 GB de almacenamiento disponible y sistemas operativos compatibles como Windows 10, Windows 11 o distribuciones Linux soportadas por Java y los entornos de </w:t>
+      </w:r>
+      <w:r>
+        <w:lastRenderedPageBreak/>
+        <w:t>desarrollo utilizados.</w:t>
       </w:r>
     </w:p>
     <w:p>
@@ -34212,11 +33226,7 @@
         </w:numPr>
       </w:pPr>
       <w:r>
-        <w:t xml:space="preserve">El sistema debe poder ejecutarse correctamente en equipos de gama media sin requerir hardware costoso o especializado. Asimismo, el rendimiento general debe </w:t>
-      </w:r>
-      <w:r>
-        <w:lastRenderedPageBreak/>
-        <w:t>mantenerse estable incluso en dispositivos con recursos limitados, garantizando tiempos rápidos de conversión y procesamiento.</w:t>
+        <w:t>El sistema debe poder ejecutarse correctamente en equipos de gama media sin requerir hardware costoso o especializado. Asimismo, el rendimiento general debe mantenerse estable incluso en dispositivos con recursos limitados, garantizando tiempos rápidos de conversión y procesamiento.</w:t>
       </w:r>
     </w:p>
     <w:p>
@@ -34260,19 +33270,19 @@
       <w:pPr>
         <w:pStyle w:val="Ttulo3"/>
       </w:pPr>
-      <w:bookmarkStart w:id="73" w:name="_Toc58077512"/>
-      <w:bookmarkStart w:id="74" w:name="_Toc229416173"/>
+      <w:bookmarkStart w:id="70" w:name="_Toc58077512"/>
+      <w:bookmarkStart w:id="71" w:name="_Toc229416173"/>
       <w:r>
         <w:t xml:space="preserve">8.4.3 </w:t>
       </w:r>
       <w:r>
         <w:t>Atributos</w:t>
       </w:r>
-      <w:bookmarkEnd w:id="73"/>
+      <w:bookmarkEnd w:id="70"/>
       <w:r>
         <w:t xml:space="preserve"> de calidad</w:t>
       </w:r>
-      <w:bookmarkEnd w:id="74"/>
+      <w:bookmarkEnd w:id="71"/>
     </w:p>
     <w:p>
       <w:pPr>
@@ -34394,14 +33404,29 @@
       <w:pPr>
         <w:pStyle w:val="Ttulo1"/>
       </w:pPr>
-      <w:bookmarkStart w:id="75" w:name="_Toc23846806"/>
-      <w:bookmarkStart w:id="76" w:name="_Toc58077513"/>
-      <w:bookmarkStart w:id="77" w:name="_Toc229416174"/>
-      <w:r>
+      <w:bookmarkStart w:id="72" w:name="_Toc23846806"/>
+      <w:bookmarkStart w:id="73" w:name="_Toc58077513"/>
+      <w:bookmarkStart w:id="74" w:name="_Toc229416174"/>
+      <w:r>
+        <w:lastRenderedPageBreak/>
         <w:t xml:space="preserve">9. </w:t>
       </w:r>
       <w:r>
         <w:t>Requisitos de Rendimiento</w:t>
+      </w:r>
+      <w:bookmarkEnd w:id="72"/>
+      <w:bookmarkEnd w:id="73"/>
+      <w:bookmarkEnd w:id="74"/>
+    </w:p>
+    <w:p>
+      <w:pPr>
+        <w:pStyle w:val="Ttulo2"/>
+      </w:pPr>
+      <w:bookmarkStart w:id="75" w:name="_Toc23846807"/>
+      <w:bookmarkStart w:id="76" w:name="_Toc58077514"/>
+      <w:bookmarkStart w:id="77" w:name="_Toc229416175"/>
+      <w:r>
+        <w:t>9.1. Requisitos de Interfaces Externas</w:t>
       </w:r>
       <w:bookmarkEnd w:id="75"/>
       <w:bookmarkEnd w:id="76"/>
@@ -34409,36 +33434,22 @@
     </w:p>
     <w:p>
       <w:pPr>
-        <w:pStyle w:val="Ttulo2"/>
-      </w:pPr>
-      <w:bookmarkStart w:id="78" w:name="_Toc23846807"/>
-      <w:bookmarkStart w:id="79" w:name="_Toc58077514"/>
-      <w:bookmarkStart w:id="80" w:name="_Toc229416175"/>
-      <w:r>
-        <w:t>9.1. Requisitos de Interfaces Externas</w:t>
+        <w:pStyle w:val="Ttulo3"/>
+      </w:pPr>
+      <w:bookmarkStart w:id="78" w:name="_Toc58077515"/>
+      <w:bookmarkStart w:id="79" w:name="_Toc229416176"/>
+      <w:r>
+        <w:t>9.1.1. Interfaces de Usuario</w:t>
       </w:r>
       <w:bookmarkEnd w:id="78"/>
       <w:bookmarkEnd w:id="79"/>
-      <w:bookmarkEnd w:id="80"/>
     </w:p>
     <w:p>
       <w:pPr>
         <w:pStyle w:val="Ttulo3"/>
       </w:pPr>
-      <w:bookmarkStart w:id="81" w:name="_Toc58077515"/>
-      <w:bookmarkStart w:id="82" w:name="_Toc229416176"/>
-      <w:r>
-        <w:t>9.1.1. Interfaces de Usuario</w:t>
-      </w:r>
-      <w:bookmarkEnd w:id="81"/>
-      <w:bookmarkEnd w:id="82"/>
-    </w:p>
-    <w:p>
-      <w:pPr>
-        <w:pStyle w:val="Ttulo3"/>
-      </w:pPr>
-      <w:bookmarkStart w:id="83" w:name="_Toc58077516"/>
-      <w:bookmarkStart w:id="84" w:name="_Toc229416177"/>
+      <w:bookmarkStart w:id="80" w:name="_Toc58077516"/>
+      <w:bookmarkStart w:id="81" w:name="_Toc229416177"/>
       <w:r>
         <w:t>Las interfaces del sistema de conversión de unidades de longitud, masa y temperatura deben asegurar una interacción eficiente, clara y validada antes del procesamiento de la información, garantizando una experiencia uniforme en web, escritorio y móvil.</w:t>
       </w:r>
@@ -34566,8 +33577,8 @@
       <w:r>
         <w:t>9.1.2. Interfaces de Hardware</w:t>
       </w:r>
-      <w:bookmarkEnd w:id="83"/>
-      <w:bookmarkEnd w:id="84"/>
+      <w:bookmarkEnd w:id="80"/>
+      <w:bookmarkEnd w:id="81"/>
     </w:p>
     <w:p>
       <w:pPr>
@@ -34658,6 +33669,7 @@
           <w:rStyle w:val="Textoennegrita"/>
           <w:rFonts w:ascii="Arial" w:hAnsi="Arial" w:cs="Arial"/>
         </w:rPr>
+        <w:lastRenderedPageBreak/>
         <w:t>Teclado:</w:t>
       </w:r>
     </w:p>
@@ -34694,7 +33706,6 @@
           <w:rStyle w:val="Textoennegrita"/>
           <w:rFonts w:ascii="Arial" w:hAnsi="Arial" w:cs="Arial"/>
         </w:rPr>
-        <w:lastRenderedPageBreak/>
         <w:t>Dispositivo móvil (</w:t>
       </w:r>
       <w:proofErr w:type="spellStart"/>
@@ -34790,13 +33801,13 @@
       <w:pPr>
         <w:pStyle w:val="Ttulo3"/>
       </w:pPr>
-      <w:bookmarkStart w:id="85" w:name="_Toc58077517"/>
-      <w:bookmarkStart w:id="86" w:name="_Toc229416178"/>
+      <w:bookmarkStart w:id="82" w:name="_Toc58077517"/>
+      <w:bookmarkStart w:id="83" w:name="_Toc229416178"/>
       <w:r>
         <w:t>9.1.3. Interfaces de Software</w:t>
       </w:r>
-      <w:bookmarkEnd w:id="85"/>
-      <w:bookmarkEnd w:id="86"/>
+      <w:bookmarkEnd w:id="82"/>
+      <w:bookmarkEnd w:id="83"/>
     </w:p>
     <w:p>
       <w:pPr>
@@ -34895,89 +33906,85 @@
       <w:pPr>
         <w:pStyle w:val="Ttulo3"/>
       </w:pPr>
-      <w:bookmarkStart w:id="87" w:name="_Toc58077518"/>
-      <w:bookmarkStart w:id="88" w:name="_Toc229416179"/>
+      <w:bookmarkStart w:id="84" w:name="_Toc58077518"/>
+      <w:bookmarkStart w:id="85" w:name="_Toc229416179"/>
       <w:r>
         <w:t>9.1.4. Interfaces de Comunicación</w:t>
       </w:r>
+      <w:bookmarkEnd w:id="84"/>
+      <w:bookmarkEnd w:id="85"/>
+    </w:p>
+    <w:p>
+      <w:pPr>
+        <w:pStyle w:val="Ttulo3"/>
+      </w:pPr>
+    </w:p>
+    <w:p>
+      <w:r>
+        <w:t xml:space="preserve">En arquitecturas distribuidas, se podrán utilizar servicios web o </w:t>
+      </w:r>
+      <w:proofErr w:type="spellStart"/>
+      <w:r>
+        <w:t>APIs</w:t>
+      </w:r>
+      <w:proofErr w:type="spellEnd"/>
+      <w:r>
+        <w:t xml:space="preserve"> para el intercambio de información estructurada entre los distintos módulos.</w:t>
+      </w:r>
+    </w:p>
+    <w:p>
+      <w:r>
+        <w:t>Se utilizarán puertos estándar como 80 y 443 para garantizar compatibilidad con redes corporativas y facilitar el acceso en la mayoría de entornos sin configuraciones adicionales.</w:t>
+      </w:r>
+    </w:p>
+    <w:p>
+      <w:r>
+        <w:t>La comunicación debe ser rápida y eficiente, asegurando que las solicitudes de conversión y sus respuestas se transmitan sin retrasos perceptibles para el usuario, especialmente en entornos web y móviles.</w:t>
+      </w:r>
+    </w:p>
+    <w:p/>
+    <w:p>
+      <w:pPr>
+        <w:pStyle w:val="Ttulo3"/>
+      </w:pPr>
+      <w:bookmarkStart w:id="86" w:name="_Toc58077519"/>
+      <w:bookmarkStart w:id="87" w:name="_Toc229416180"/>
+      <w:r>
+        <w:t>9.1.5. Base de Datos</w:t>
+      </w:r>
+      <w:bookmarkEnd w:id="86"/>
       <w:bookmarkEnd w:id="87"/>
+    </w:p>
+    <w:p>
+      <w:pPr>
+        <w:pStyle w:val="Ttulo3"/>
+      </w:pPr>
+    </w:p>
+    <w:p>
+      <w:r>
+        <w:t>El sistema podrá utilizar una base de datos local o en la nube en caso de implementar persistencia de datos, donde se almacenen registros opcionales de conversiones realizadas por el usuario.</w:t>
+      </w:r>
+    </w:p>
+    <w:p>
+      <w:r>
+        <w:t>En caso de integración con base de datos, se empleará un mecanismo de acceso eficiente como JDBC o equivalente, optimizado para manejar múltiples consultas simultáneas.</w:t>
+      </w:r>
+    </w:p>
+    <w:p>
+      <w:r>
+        <w:t>Esto permite que las operaciones de lectura y escritura del historial de conversiones (si se activa esta funcionalidad) se ejecuten de forma rápida, consistente y segura, garantizando la integridad de los datos almacenados.</w:t>
+      </w:r>
+    </w:p>
+    <w:p/>
+    <w:p>
+      <w:pPr>
+        <w:pStyle w:val="Ttulo4"/>
+      </w:pPr>
+      <w:bookmarkStart w:id="88" w:name="_Toc58077520"/>
+      <w:r>
+        <w:t>RECOMENDACIONES</w:t>
+      </w:r>
       <w:bookmarkEnd w:id="88"/>
-    </w:p>
-    <w:p>
-      <w:pPr>
-        <w:pStyle w:val="Ttulo3"/>
-      </w:pPr>
-    </w:p>
-    <w:p>
-      <w:r>
-        <w:t xml:space="preserve">En arquitecturas distribuidas, se podrán utilizar servicios web o </w:t>
-      </w:r>
-      <w:proofErr w:type="spellStart"/>
-      <w:r>
-        <w:t>APIs</w:t>
-      </w:r>
-      <w:proofErr w:type="spellEnd"/>
-      <w:r>
-        <w:t xml:space="preserve"> para el intercambio de información estructurada entre los distintos módulos.</w:t>
-      </w:r>
-    </w:p>
-    <w:p>
-      <w:r>
-        <w:t>Se utilizarán puertos estándar como 80 y 443 para garantizar compatibilidad con redes corporativas y facilitar el acceso en la mayoría de entornos sin configuraciones adicionales.</w:t>
-      </w:r>
-    </w:p>
-    <w:p>
-      <w:r>
-        <w:t>La comunicación debe ser rápida y eficiente, asegurando que las solicitudes de conversión y sus respuestas se transmitan sin retrasos perceptibles para el usuario, especialmente en entornos web y móviles.</w:t>
-      </w:r>
-    </w:p>
-    <w:p/>
-    <w:p>
-      <w:pPr>
-        <w:pStyle w:val="Ttulo3"/>
-      </w:pPr>
-      <w:bookmarkStart w:id="89" w:name="_Toc58077519"/>
-      <w:bookmarkStart w:id="90" w:name="_Toc229416180"/>
-      <w:r>
-        <w:t>9.1.5. Base de Datos</w:t>
-      </w:r>
-      <w:bookmarkEnd w:id="89"/>
-      <w:bookmarkEnd w:id="90"/>
-    </w:p>
-    <w:p>
-      <w:pPr>
-        <w:pStyle w:val="Ttulo3"/>
-      </w:pPr>
-    </w:p>
-    <w:p>
-      <w:r>
-        <w:t>El sistema podrá utilizar una base de datos local o en la nube en caso de implementar persistencia de datos, donde se almacenen registros opcionales de conversiones realizadas por el usuario.</w:t>
-      </w:r>
-    </w:p>
-    <w:p>
-      <w:r>
-        <w:t xml:space="preserve">En caso de integración con base de datos, se empleará un mecanismo de acceso eficiente como JDBC o equivalente, optimizado para manejar múltiples consultas </w:t>
-      </w:r>
-      <w:r>
-        <w:lastRenderedPageBreak/>
-        <w:t>simultáneas.</w:t>
-      </w:r>
-    </w:p>
-    <w:p>
-      <w:r>
-        <w:t>Esto permite que las operaciones de lectura y escritura del historial de conversiones (si se activa esta funcionalidad) se ejecuten de forma rápida, consistente y segura, garantizando la integridad de los datos almacenados.</w:t>
-      </w:r>
-    </w:p>
-    <w:p/>
-    <w:p>
-      <w:pPr>
-        <w:pStyle w:val="Ttulo4"/>
-      </w:pPr>
-      <w:bookmarkStart w:id="91" w:name="_Toc58077520"/>
-      <w:r>
-        <w:t>RECOMENDACIONES</w:t>
-      </w:r>
-      <w:bookmarkEnd w:id="91"/>
     </w:p>
     <w:p>
       <w:pPr>
@@ -35028,11 +34035,11 @@
       <w:pPr>
         <w:pStyle w:val="TtulodeTDC"/>
       </w:pPr>
-      <w:bookmarkStart w:id="92" w:name="_Toc58077521"/>
+      <w:bookmarkStart w:id="89" w:name="_Toc58077521"/>
       <w:r>
         <w:t>CONCLUSIONES</w:t>
       </w:r>
-      <w:bookmarkEnd w:id="92"/>
+      <w:bookmarkEnd w:id="89"/>
     </w:p>
     <w:p>
       <w:pPr>
@@ -35052,7 +34059,7 @@
           <w:lang w:val="es-EC" w:eastAsia="es-EC"/>
         </w:rPr>
       </w:pPr>
-      <w:bookmarkStart w:id="93" w:name="_Toc58077522"/>
+      <w:bookmarkStart w:id="90" w:name="_Toc58077522"/>
       <w:r>
         <w:rPr>
           <w:rFonts w:eastAsia="Times New Roman" w:cs="Arial"/>
@@ -35136,7 +34143,7 @@
         <w:t>El diseño propuesto permite una futura escalabilidad, facilitando la incorporación de nuevas unidades o tipos de conversión sin afectar la estructura principal del sistema.</w:t>
       </w:r>
     </w:p>
-    <w:bookmarkEnd w:id="93"/>
+    <w:bookmarkEnd w:id="90"/>
     <w:p>
       <w:pPr>
         <w:pStyle w:val="TtulodeTDC"/>
@@ -35316,6 +34323,7 @@
           <w:color w:val="5F497A" w:themeColor="accent4" w:themeShade="BF"/>
           <w:lang w:val="en-US"/>
         </w:rPr>
+        <w:lastRenderedPageBreak/>
         <w:t xml:space="preserve">Gamma, E., Helm, R., Johnson, R., &amp; </w:t>
       </w:r>
       <w:proofErr w:type="spellStart"/>
@@ -35527,7 +34535,6 @@
           <w:color w:val="5F497A" w:themeColor="accent4" w:themeShade="BF"/>
           <w:lang w:val="en-US"/>
         </w:rPr>
-        <w:lastRenderedPageBreak/>
         <w:t xml:space="preserve">Oracle / Goetz, B. (2023). </w:t>
       </w:r>
       <w:r>
@@ -41904,7 +40911,7 @@
 </file>
 
 <file path=customXml/itemProps1.xml><?xml version="1.0" encoding="utf-8"?>
-<ds:datastoreItem xmlns:ds="http://schemas.openxmlformats.org/officeDocument/2006/customXml" ds:itemID="{73EE91B7-1700-4502-B215-FED651E6E498}">
+<ds:datastoreItem xmlns:ds="http://schemas.openxmlformats.org/officeDocument/2006/customXml" ds:itemID="{4D5E0DBC-99B1-4AC2-A284-5771BD862705}">
   <ds:schemaRefs>
     <ds:schemaRef ds:uri="http://schemas.openxmlformats.org/officeDocument/2006/bibliography"/>
   </ds:schemaRefs>
